--- a/docs/ras_paper.docx
+++ b/docs/ras_paper.docx
@@ -230,7 +230,7 @@
         <w:t xml:space="preserve"> </w:t>
       </w:r>
       <w:r>
-        <w:t xml:space="preserve">view of a public stream of teammates' outcomes. A hidden low-rank structure governs which robot suits which task, and there are far more tasks than rounds, so most (robot, task) pairs are never attempted. Yet each robot can act well on tasks it never attempted, and onboard new tasks and robots, by running online low-rank collaborative filtering over the broadcast (</w:t>
+        <w:t xml:space="preserve">view of a public stream of teammates' outcomes. A hidden low-rank structure governs which robot suits which task, and there are far more tasks than rounds, so most (robot, task) pairs are never attempted. Yet each robot can act well on tasks it never attempted, and onboard new tasks, by running online low-rank collaborative filtering over the broadcast (</w:t>
       </w:r>
       <w:r>
         <w:rPr>
@@ -790,7 +790,7 @@
         <w:t xml:space="preserve"> </w:t>
       </w:r>
       <w:r>
-        <w:t xml:space="preserve">fold-in that lets it act on unseen tasks and onboard new tasks/robots (Section 4).</w:t>
+        <w:t xml:space="preserve">fold-in that lets it act on unseen tasks and onboard new tasks (Section 4).</w:t>
       </w:r>
     </w:p>
     <w:p>
@@ -6220,13 +6220,13 @@
           <w:b/>
           <w:bCs/>
         </w:rPr>
-        <w:t xml:space="preserve">Onboarding (fold-in [48]).</w:t>
-      </w:r>
-      <w:r>
-        <w:t xml:space="preserve"> </w:t>
-      </w:r>
-      <w:r>
-        <w:t xml:space="preserve">A new task</w:t>
+        <w:t xml:space="preserve">New-task onboarding (fold-in [48]).</w:t>
+      </w:r>
+      <w:r>
+        <w:t xml:space="preserve"> </w:t>
+      </w:r>
+      <w:r>
+        <w:t xml:space="preserve">Because the swarm already holds the robot-factor basis, a new task</w:t>
       </w:r>
       <w:r>
         <w:t xml:space="preserve"> </w:t>
@@ -6252,7 +6252,7 @@
         <w:t xml:space="preserve"> </w:t>
       </w:r>
       <w:r>
-        <w:t xml:space="preserve">(or a new robot) is absorbed without retraining: given the current factor basis, its hidden vector is the ridge least-squares solution of its few observed engagements against the corresponding known factors, an</w:t>
+        <w:t xml:space="preserve">is absorbed without retraining: its hidden vector is the ridge least-squares solution of its few observed engagements against the corresponding known robot factors, an</w:t>
       </w:r>
       <w:r>
         <w:t xml:space="preserve"> </w:t>
@@ -6288,7 +6288,109 @@
         <w:t xml:space="preserve"> </w:t>
       </w:r>
       <w:r>
-        <w:t xml:space="preserve">computation. This is the same operation that lets an existing robot predict an unseen task once the basis is recovered (Algorithm 2).</w:t>
+        <w:t xml:space="preserve">computation, after which every robot can score</w:t>
+      </w:r>
+      <w:r>
+        <w:t xml:space="preserve"> </w:t>
+      </w:r>
+      <m:oMath>
+        <m:sSup>
+          <m:e>
+            <m:r>
+              <m:t>j</m:t>
+            </m:r>
+          </m:e>
+          <m:sup>
+            <m:r>
+              <m:rPr>
+                <m:sty m:val="p"/>
+              </m:rPr>
+              <m:t>⋆</m:t>
+            </m:r>
+          </m:sup>
+        </m:sSup>
+      </m:oMath>
+      <w:r>
+        <w:t xml:space="preserve">. The same fold-in lets a robot predict any unseen pair once it has recovered the basis (Algorithm 2).</w:t>
+      </w:r>
+      <w:r>
+        <w:t xml:space="preserve"> </w:t>
+      </w:r>
+      <w:r>
+        <w:rPr>
+          <w:b/>
+          <w:bCs/>
+        </w:rPr>
+        <w:t xml:space="preserve">A new robot is different:</w:t>
+      </w:r>
+      <w:r>
+        <w:t xml:space="preserve"> </w:t>
+      </w:r>
+      <w:r>
+        <w:t xml:space="preserve">it arrives with no memory, and with no communication it cannot be handed the basis, so it must first recover the task factors from the passive broadcast (the coverage time of Theorem 3) and only then fold in its own</w:t>
+      </w:r>
+      <w:r>
+        <w:t xml:space="preserve"> </w:t>
+      </w:r>
+      <m:oMath>
+        <m:r>
+          <m:rPr>
+            <m:sty m:val="p"/>
+          </m:rPr>
+          <m:t>≥</m:t>
+        </m:r>
+        <m:acc>
+          <m:accPr>
+            <m:chr m:val="̂"/>
+          </m:accPr>
+          <m:e>
+            <m:r>
+              <m:t>d</m:t>
+            </m:r>
+          </m:e>
+        </m:acc>
+      </m:oMath>
+      <w:r>
+        <w:t xml:space="preserve"> </w:t>
+      </w:r>
+      <w:r>
+        <w:t xml:space="preserve">engagements; its onboarding is bounded by recovery, not by the</w:t>
+      </w:r>
+      <w:r>
+        <w:t xml:space="preserve"> </w:t>
+      </w:r>
+      <m:oMath>
+        <m:r>
+          <m:t>O</m:t>
+        </m:r>
+        <m:r>
+          <m:rPr>
+            <m:sty m:val="p"/>
+          </m:rPr>
+          <m:t>(</m:t>
+        </m:r>
+        <m:acc>
+          <m:accPr>
+            <m:chr m:val="̂"/>
+          </m:accPr>
+          <m:e>
+            <m:r>
+              <m:t>d</m:t>
+            </m:r>
+          </m:e>
+        </m:acc>
+        <m:r>
+          <m:rPr>
+            <m:sty m:val="p"/>
+          </m:rPr>
+          <m:t>)</m:t>
+        </m:r>
+      </m:oMath>
+      <w:r>
+        <w:t xml:space="preserve"> </w:t>
+      </w:r>
+      <w:r>
+        <w:t xml:space="preserve">fold-in.</w:t>
       </w:r>
     </w:p>
     <w:p>
@@ -6300,7 +6402,36 @@
         <w:widowControl w:val="1"/>
       </w:pPr>
       <w:r>
-        <w:t xml:space="preserve">Algorithm 2: Fold-in (onboard a new task / robot / unseen pair)</w:t>
+        <w:t xml:space="preserve">Algorithm 2: Fold-in (solve a new entity's</w:t>
+      </w:r>
+      <w:r>
+        <w:t xml:space="preserve"> </w:t>
+      </w:r>
+      <m:oMath>
+        <m:acc>
+          <m:accPr>
+            <m:chr m:val="̂"/>
+          </m:accPr>
+          <m:e>
+            <m:r>
+              <m:t>d</m:t>
+            </m:r>
+          </m:e>
+        </m:acc>
+      </m:oMath>
+      <w:r>
+        <w:t xml:space="preserve">-vector from a few observations against a known basis</w:t>
+      </w:r>
+      <w:r>
+        <w:t xml:space="preserve"> </w:t>
+      </w:r>
+      <m:oMath>
+        <m:r>
+          <m:t>B</m:t>
+        </m:r>
+      </m:oMath>
+      <w:r>
+        <w:t xml:space="preserve">)</w:t>
       </w:r>
     </w:p>
     <w:p>
@@ -7017,7 +7148,7 @@
         </m:r>
       </m:oMath>
       <w:r>
-        <w:t xml:space="preserve">. Onboarding a new task or robot is a single</w:t>
+        <w:t xml:space="preserve">. Folding a new task (or an unseen pair) into the recovered basis is a single</w:t>
       </w:r>
       <w:r>
         <w:t xml:space="preserve"> </w:t>

--- a/docs/ras_paper.docx
+++ b/docs/ras_paper.docx
@@ -12459,7 +12459,7 @@
         </m:r>
       </m:oMath>
       <w:r>
-        <w:t xml:space="preserve">): more robots feed more observations into the one shared structure, so each robot's competence on tasks it never engaged grows with the team. Structure-free learning is flat. A swarm that gets smarter as it grows, the opposite of the usual interference penalty, is a direct consequence of sharing structure.</w:t>
+        <w:t xml:space="preserve">): more robots feed more observations into the one shared structure, so each robot's competence on tasks it never engaged grows with the team. The batch variant SwarmCF-batch rises even more steeply (Figure 4b), overtaking the online variant for large teams as the pooled observations sharpen its one-shot refit (mirroring the broadcast-rate crossover of Figure 2), so the positive scaling is a structural property of the shared low-rank reward, not specific to the online update. Structure-free learning is flat. A swarm that gets smarter as it grows, the opposite of the usual interference penalty, is a direct consequence of sharing structure.</w:t>
       </w:r>
     </w:p>
     <w:p>
@@ -12480,7 +12480,7 @@
               <a:graphicData uri="http://schemas.openxmlformats.org/drawingml/2006/picture">
                 <pic:pic>
                   <pic:nvPicPr>
-                    <pic:cNvPr descr="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" id="27" name="Picture"/>
+                    <pic:cNvPr descr="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" id="27" name="Picture"/>
                     <pic:cNvPicPr>
                       <a:picLocks noChangeArrowheads="1" noChangeAspect="1"/>
                     </pic:cNvPicPr>
@@ -12575,7 +12575,7 @@
         </m:r>
       </m:oMath>
       <w:r>
-        <w:t xml:space="preserve">. Both rise for low-rank CF and are flat for structure-free. (SwarmCF-batch is a batch-refit variant of our method, shown for comparison.)</w:t>
+        <w:t xml:space="preserve">. In both panels our online SwarmCF and its batch variant SwarmCF-batch rise (the gain is structural), while structure-free learners stay flat.</w:t>
       </w:r>
     </w:p>
     <w:bookmarkEnd w:id="28"/>

--- a/docs/ras_paper.docx
+++ b/docs/ras_paper.docx
@@ -12600,7 +12600,7 @@
         <w:widowControl w:val="1"/>
       </w:pPr>
       <w:r>
-        <w:t xml:space="preserve">Framed as a target-servicing / dispatch mission, latent factors are robot capability traits and task requirement traits, each robot repeatedly services an offered target under range-limited, distance-noisy sensing, SwarmCF on the same servicing-skill metric beats every other low-rank method (including our own batch variant SwarmCF-batch) under limited observability (</w:t>
+        <w:t xml:space="preserve">Framed as a target-servicing / dispatch mission (still the analytical harness of Section 3, reframed), latent factors are robot capability traits and task requirement traits, each robot repeatedly services an offered target under range-limited, distance-noisy sensing, SwarmCF on the same servicing-skill metric beats every other low-rank method (including our own batch variant SwarmCF-batch) under limited observability (</w:t>
       </w:r>
       <m:oMath>
         <m:r>
@@ -14438,7 +14438,7 @@
       </w:r>
     </w:p>
     <w:bookmarkEnd w:id="32"/>
-    <w:bookmarkStart w:id="36" w:name="robustness-and-external-validity"/>
+    <w:bookmarkStart w:id="36" w:name="Xee4ce39b10e48f0fa3bc7021c14168d4ffa4a9a"/>
     <w:p>
       <w:pPr>
         <w:pStyle w:val="Heading3"/>
@@ -14447,7 +14447,7 @@
         <w:widowControl w:val="1"/>
       </w:pPr>
       <w:r>
-        <w:t xml:space="preserve">6.5 Robustness and external validity</w:t>
+        <w:t xml:space="preserve">6.5 Robustness and transfer to a higher-fidelity simulator</w:t>
       </w:r>
     </w:p>
     <w:p>
@@ -14502,7 +14502,23 @@
         </m:r>
       </m:oMath>
       <w:r>
-        <w:t xml:space="preserve">, and heterogeneity in additional sweeps. The most demanding robustness test, transfer to a separate, higher-fidelity simulator with different dynamics, is reported next.</w:t>
+        <w:t xml:space="preserve">, and heterogeneity in additional sweeps. The most demanding test, transfer to our higher-fidelity</w:t>
+      </w:r>
+      <w:r>
+        <w:t xml:space="preserve"> </w:t>
+      </w:r>
+      <w:r>
+        <w:rPr>
+          <w:i/>
+          <w:iCs/>
+        </w:rPr>
+        <w:t xml:space="preserve">TabulaDrone</w:t>
+      </w:r>
+      <w:r>
+        <w:t xml:space="preserve"> </w:t>
+      </w:r>
+      <w:r>
+        <w:t xml:space="preserve">simulator, is reported next.</w:t>
       </w:r>
     </w:p>
     <w:p>
@@ -14518,29 +14534,26 @@
           <w:b/>
           <w:bCs/>
         </w:rPr>
-        <w:t xml:space="preserve">In a separate, higher-fidelity simulator.</w:t>
-      </w:r>
-      <w:r>
-        <w:t xml:space="preserve"> </w:t>
-      </w:r>
-      <w:r>
-        <w:t xml:space="preserve">To test transfer beyond our analytical harness we re-run the comparison in a separate spatial multi-robot simulator,</w:t>
+        <w:t xml:space="preserve">Transfer to TabulaDrone, our higher-fidelity simulator.</w:t>
+      </w:r>
+      <w:r>
+        <w:t xml:space="preserve"> </w:t>
+      </w:r>
+      <w:r>
+        <w:t xml:space="preserve">The results so far use the clean analytical harness that matches the model of Section 3. To test that the method generalizes beyond that model, we re-run the comparison in</w:t>
       </w:r>
       <w:r>
         <w:t xml:space="preserve"> </w:t>
       </w:r>
       <w:r>
         <w:rPr>
-          <w:i/>
-          <w:iCs/>
+          <w:b/>
+          <w:bCs/>
         </w:rPr>
-        <w:t xml:space="preserve">tabula_drone</w:t>
-      </w:r>
-      <w:r>
-        <w:t xml:space="preserve"> </w:t>
-      </w:r>
-      <w:r>
-        <w:t xml:space="preserve">(robots move in 2-D and engage targets with depleting health, episodic dynamics), which differs from our model in dynamics, spatial structure, and protocol and was not built around the collaborative-filtering method. Dropped in as one policy alongside the simulator's own built-in policies, SwarmCF attains the best converged skill,</w:t>
+        <w:t xml:space="preserve">TabulaDrone</w:t>
+      </w:r>
+      <w:r>
+        <w:t xml:space="preserve">, a multi-robot reinforcement-learning environment from our own project (a PettingZoo/Gymnasium simulator in which robots move in 2-D and engage targets with depleting health under episodic dynamics). It shares our codebase but was built as a general drone-engagement testbed, independently of the collaborative-filtering method, and differs from the analytical model in dynamics, spatial structure, and interaction protocol. Dropped in as one policy alongside the simulator's own built-in policies, SwarmCF attains the best converged skill,</w:t>
       </w:r>
       <w:r>
         <w:t xml:space="preserve"> </w:t>
@@ -14576,7 +14589,7 @@
         </m:r>
       </m:oMath>
       <w:r>
-        <w:t xml:space="preserve">) (Figure 6). In this smaller, less task-scarce environment a structure-free learner is no longer pinned at the floor, exactly as our scope predicts, yet SwarmCF still wins; that the advantage persists under markedly different dynamics is evidence it reflects exploiting the shared low-rank structure rather than our analytical harness.</w:t>
+        <w:t xml:space="preserve">) (Figure 6). In this smaller, less task-scarce environment a structure-free learner is no longer pinned at the floor, exactly as our scope predicts, yet SwarmCF still wins; that the advantage persists under markedly different dynamics is evidence it reflects exploiting the shared low-rank structure, not an artifact of the analytical harness.</w:t>
       </w:r>
     </w:p>
     <w:p>
@@ -14592,12 +14605,12 @@
           <wp:inline>
             <wp:extent cx="5943600" cy="2171560"/>
             <wp:effectExtent b="0" l="0" r="0" t="0"/>
-            <wp:docPr descr="higher-fidelity simulator validation" title="" id="34" name="Picture"/>
+            <wp:docPr descr="TabulaDrone simulator transfer" title="" id="34" name="Picture"/>
             <a:graphic>
               <a:graphicData uri="http://schemas.openxmlformats.org/drawingml/2006/picture">
                 <pic:pic>
                   <pic:nvPicPr>
-                    <pic:cNvPr descr="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" id="35" name="Picture"/>
+                    <pic:cNvPr descr="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" id="35" name="Picture"/>
                     <pic:cNvPicPr>
                       <a:picLocks noChangeArrowheads="1" noChangeAspect="1"/>
                     </pic:cNvPicPr>
@@ -14650,17 +14663,20 @@
         <w:t xml:space="preserve"> </w:t>
       </w:r>
       <w:r>
-        <w:t xml:space="preserve">External validity in a separate, higher-fidelity spatial simulator (</w:t>
+        <w:t xml:space="preserve">Transfer to</w:t>
+      </w:r>
+      <w:r>
+        <w:t xml:space="preserve"> </w:t>
       </w:r>
       <w:r>
         <w:rPr>
-          <w:i/>
-          <w:iCs/>
+          <w:b/>
+          <w:bCs/>
         </w:rPr>
-        <w:t xml:space="preserve">tabula_drone</w:t>
-      </w:r>
-      <w:r>
-        <w:t xml:space="preserve">: 2-D motion, depleting-health targets, episodic). Left: converged skill, SwarmCF best and near-oracle, above independent-UCB and the simulator's own SGD-MF policy. Right: learning curves.</w:t>
+        <w:t xml:space="preserve">TabulaDrone</w:t>
+      </w:r>
+      <w:r>
+        <w:t xml:space="preserve">, our higher-fidelity spatial simulator (2-D motion, depleting-target health, episodic dynamics). Left: converged skill, SwarmCF best and near-oracle, above independent-UCB and the simulator's own SGD-MF policy. Right: learning curves.</w:t>
       </w:r>
     </w:p>
     <w:p>

--- a/docs/ras_paper.docx
+++ b/docs/ras_paper.docx
@@ -7378,7 +7378,10 @@
         </m:r>
       </m:oMath>
       <w:r>
-        <w:t xml:space="preserve">. Moreover the broadcast is provably useless to it: its per-task estimate is by definition not a function of any other task or robot.</w:t>
+        <w:t xml:space="preserve"> </w:t>
+      </w:r>
+      <w:r>
+        <w:t xml:space="preserve">(under the bounded, normalized reward of Section 3). Moreover the broadcast is provably useless to it: its per-task estimate is by definition not a function of any other task or robot.</w:t>
       </w:r>
     </w:p>
     <w:p>
@@ -8163,7 +8166,60 @@
         </m:r>
       </m:oMath>
       <w:r>
-        <w:t xml:space="preserve">. If</w:t>
+        <w:t xml:space="preserve">, with factor matrix</w:t>
+      </w:r>
+      <w:r>
+        <w:t xml:space="preserve"> </w:t>
+      </w:r>
+      <m:oMath>
+        <m:r>
+          <m:t>B</m:t>
+        </m:r>
+        <m:r>
+          <m:rPr>
+            <m:sty m:val="p"/>
+          </m:rPr>
+          <m:t>=</m:t>
+        </m:r>
+        <m:sSub>
+          <m:e>
+            <m:r>
+              <m:t>P</m:t>
+            </m:r>
+          </m:e>
+          <m:sub>
+            <m:sSub>
+              <m:e>
+                <m:r>
+                  <m:t>E</m:t>
+                </m:r>
+              </m:e>
+              <m:sub>
+                <m:r>
+                  <m:t>i</m:t>
+                </m:r>
+              </m:sub>
+            </m:sSub>
+            <m:r>
+              <m:rPr>
+                <m:sty m:val="p"/>
+              </m:rPr>
+              <m:t>(</m:t>
+            </m:r>
+            <m:r>
+              <m:t>j</m:t>
+            </m:r>
+            <m:r>
+              <m:rPr>
+                <m:sty m:val="p"/>
+              </m:rPr>
+              <m:t>)</m:t>
+            </m:r>
+          </m:sub>
+        </m:sSub>
+      </m:oMath>
+      <w:r>
+        <w:t xml:space="preserve">, and suppose</w:t>
       </w:r>
       <w:r>
         <w:t xml:space="preserve"> </w:t>
@@ -8211,29 +8267,71 @@
         <w:t xml:space="preserve"> </w:t>
       </w:r>
       <w:r>
-        <w:t xml:space="preserve">fully-observed invertible anchor block (fixing the factor frame) and, for task</w:t>
+        <w:t xml:space="preserve">fully-observed invertible anchor block (fixing the factor frame). Then robot</w:t>
       </w:r>
       <w:r>
         <w:t xml:space="preserve"> </w:t>
       </w:r>
       <m:oMath>
         <m:r>
+          <m:t>i</m:t>
+        </m:r>
+      </m:oMath>
+      <w:r>
+        <w:t xml:space="preserve"> </w:t>
+      </w:r>
+      <w:r>
+        <w:t xml:space="preserve">predicts the pair</w:t>
+      </w:r>
+      <w:r>
+        <w:t xml:space="preserve"> </w:t>
+      </w:r>
+      <m:oMath>
+        <m:r>
+          <m:rPr>
+            <m:sty m:val="p"/>
+          </m:rPr>
+          <m:t>(</m:t>
+        </m:r>
+        <m:r>
+          <m:t>i</m:t>
+        </m:r>
+        <m:r>
+          <m:rPr>
+            <m:sty m:val="p"/>
+          </m:rPr>
+          <m:t>,</m:t>
+        </m:r>
+        <m:r>
           <m:t>j</m:t>
         </m:r>
+        <m:r>
+          <m:rPr>
+            <m:sty m:val="p"/>
+          </m:rPr>
+          <m:t>)</m:t>
+        </m:r>
       </m:oMath>
       <w:r>
-        <w:t xml:space="preserve">, the factors</w:t>
+        <w:t xml:space="preserve"> </w:t>
+      </w:r>
+      <w:r>
+        <w:t xml:space="preserve">exactly (noiseless)</w:t>
+      </w:r>
+      <w:r>
+        <w:t xml:space="preserve"> </w:t>
+      </w:r>
+      <w:r>
+        <w:rPr>
+          <w:b/>
+          <w:bCs/>
+        </w:rPr>
+        <w:t xml:space="preserve">iff</w:t>
       </w:r>
       <w:r>
         <w:t xml:space="preserve"> </w:t>
       </w:r>
       <m:oMath>
-        <m:r>
-          <m:rPr>
-            <m:sty m:val="p"/>
-          </m:rPr>
-          <m:t>{</m:t>
-        </m:r>
         <m:sSub>
           <m:e>
             <m:r>
@@ -8242,7 +8340,7 @@
           </m:e>
           <m:sub>
             <m:r>
-              <m:t>k</m:t>
+              <m:t>i</m:t>
             </m:r>
           </m:sub>
         </m:sSub>
@@ -8250,26 +8348,47 @@
           <m:rPr>
             <m:sty m:val="p"/>
           </m:rPr>
-          <m:t>:</m:t>
-        </m:r>
-        <m:r>
-          <m:t>k</m:t>
-        </m:r>
-        <m:r>
-          <m:rPr>
-            <m:sty m:val="p"/>
-          </m:rPr>
           <m:t>∈</m:t>
+        </m:r>
+        <m:r>
+          <m:rPr>
+            <m:sty m:val="p"/>
+          </m:rPr>
+          <m:t>s</m:t>
+        </m:r>
+        <m:r>
+          <m:rPr>
+            <m:sty m:val="p"/>
+          </m:rPr>
+          <m:t>p</m:t>
+        </m:r>
+        <m:r>
+          <m:rPr>
+            <m:sty m:val="p"/>
+          </m:rPr>
+          <m:t>a</m:t>
+        </m:r>
+        <m:r>
+          <m:rPr>
+            <m:sty m:val="p"/>
+          </m:rPr>
+          <m:t>n</m:t>
+        </m:r>
+        <m:r>
+          <m:rPr>
+            <m:sty m:val="p"/>
+          </m:rPr>
+          <m:t>{</m:t>
         </m:r>
         <m:sSub>
           <m:e>
             <m:r>
-              <m:t>E</m:t>
+              <m:t>p</m:t>
             </m:r>
           </m:e>
           <m:sub>
             <m:r>
-              <m:t>i</m:t>
+              <m:t>k</m:t>
             </m:r>
           </m:sub>
         </m:sSub>
@@ -8277,6 +8396,33 @@
           <m:rPr>
             <m:sty m:val="p"/>
           </m:rPr>
+          <m:t>:</m:t>
+        </m:r>
+        <m:r>
+          <m:t>k</m:t>
+        </m:r>
+        <m:r>
+          <m:rPr>
+            <m:sty m:val="p"/>
+          </m:rPr>
+          <m:t>∈</m:t>
+        </m:r>
+        <m:sSub>
+          <m:e>
+            <m:r>
+              <m:t>E</m:t>
+            </m:r>
+          </m:e>
+          <m:sub>
+            <m:r>
+              <m:t>i</m:t>
+            </m:r>
+          </m:sub>
+        </m:sSub>
+        <m:r>
+          <m:rPr>
+            <m:sty m:val="p"/>
+          </m:rPr>
           <m:t>(</m:t>
         </m:r>
         <m:r>
@@ -8296,10 +8442,30 @@
         </m:r>
       </m:oMath>
       <w:r>
-        <w:t xml:space="preserve"> </w:t>
-      </w:r>
-      <w:r>
-        <w:t xml:space="preserve">span</w:t>
+        <w:t xml:space="preserve">; the full task vector</w:t>
+      </w:r>
+      <w:r>
+        <w:t xml:space="preserve"> </w:t>
+      </w:r>
+      <m:oMath>
+        <m:sSub>
+          <m:e>
+            <m:r>
+              <m:t>u</m:t>
+            </m:r>
+          </m:e>
+          <m:sub>
+            <m:r>
+              <m:t>j</m:t>
+            </m:r>
+          </m:sub>
+        </m:sSub>
+      </m:oMath>
+      <w:r>
+        <w:t xml:space="preserve"> </w:t>
+      </w:r>
+      <w:r>
+        <w:t xml:space="preserve">is recovered when those factors span</w:t>
       </w:r>
       <w:r>
         <w:t xml:space="preserve"> </w:t>
@@ -8323,21 +8489,80 @@
         </m:sSup>
       </m:oMath>
       <w:r>
-        <w:t xml:space="preserve">, then robot</w:t>
+        <w:t xml:space="preserve">. Under per-observation noise the prediction error is</w:t>
       </w:r>
       <w:r>
         <w:t xml:space="preserve"> </w:t>
       </w:r>
       <m:oMath>
         <m:r>
-          <m:t>i</m:t>
+          <m:t>O</m:t>
+        </m:r>
+        <m:r>
+          <m:rPr>
+            <m:sty m:val="p"/>
+          </m:rPr>
+          <m:t>(</m:t>
+        </m:r>
+        <m:r>
+          <m:t>σ</m:t>
+        </m:r>
+        <m:rad>
+          <m:radPr>
+            <m:degHide m:val="on"/>
+          </m:radPr>
+          <m:deg/>
+          <m:e>
+            <m:r>
+              <m:t>d</m:t>
+            </m:r>
+          </m:e>
+        </m:rad>
+        <m:r>
+          <m:rPr>
+            <m:sty m:val="p"/>
+          </m:rPr>
+          <m:t>/</m:t>
+        </m:r>
+        <m:sSub>
+          <m:e>
+            <m:r>
+              <m:t>σ</m:t>
+            </m:r>
+          </m:e>
+          <m:sub>
+            <m:r>
+              <m:rPr>
+                <m:sty m:val="p"/>
+              </m:rPr>
+              <m:t>min</m:t>
+            </m:r>
+          </m:sub>
+        </m:sSub>
+        <m:r>
+          <m:rPr>
+            <m:sty m:val="p"/>
+          </m:rPr>
+          <m:t>(</m:t>
+        </m:r>
+        <m:r>
+          <m:t>B</m:t>
+        </m:r>
+        <m:r>
+          <m:rPr>
+            <m:sty m:val="p"/>
+          </m:rPr>
+          <m:t>)</m:t>
+        </m:r>
+        <m:r>
+          <m:rPr>
+            <m:sty m:val="p"/>
+          </m:rPr>
+          <m:t>)</m:t>
         </m:r>
       </m:oMath>
       <w:r>
-        <w:t xml:space="preserve"> </w:t>
-      </w:r>
-      <w:r>
-        <w:t xml:space="preserve">recovers</w:t>
+        <w:t xml:space="preserve">, and since</w:t>
       </w:r>
       <w:r>
         <w:t xml:space="preserve"> </w:t>
@@ -8346,21 +8571,39 @@
         <m:sSub>
           <m:e>
             <m:r>
-              <m:t>u</m:t>
+              <m:t>σ</m:t>
             </m:r>
           </m:e>
           <m:sub>
             <m:r>
-              <m:t>j</m:t>
+              <m:rPr>
+                <m:sty m:val="p"/>
+              </m:rPr>
+              <m:t>min</m:t>
             </m:r>
           </m:sub>
         </m:sSub>
+        <m:r>
+          <m:rPr>
+            <m:sty m:val="p"/>
+          </m:rPr>
+          <m:t>(</m:t>
+        </m:r>
+        <m:r>
+          <m:t>B</m:t>
+        </m:r>
+        <m:r>
+          <m:rPr>
+            <m:sty m:val="p"/>
+          </m:rPr>
+          <m:t>)</m:t>
+        </m:r>
       </m:oMath>
       <w:r>
         <w:t xml:space="preserve"> </w:t>
       </w:r>
       <w:r>
-        <w:t xml:space="preserve">exactly (noiseless) and predicts</w:t>
+        <w:t xml:space="preserve">grows with the number of engagers (generically</w:t>
       </w:r>
       <w:r>
         <w:t xml:space="preserve"> </w:t>
@@ -8370,20 +8613,61 @@
           <m:rPr>
             <m:sty m:val="p"/>
           </m:rPr>
+          <m:t>Θ</m:t>
+        </m:r>
+        <m:r>
+          <m:rPr>
+            <m:sty m:val="p"/>
+          </m:rPr>
           <m:t>(</m:t>
         </m:r>
-        <m:r>
-          <m:t>i</m:t>
-        </m:r>
-        <m:r>
-          <m:rPr>
-            <m:sty m:val="p"/>
-          </m:rPr>
-          <m:t>,</m:t>
-        </m:r>
-        <m:r>
-          <m:t>j</m:t>
-        </m:r>
+        <m:rad>
+          <m:radPr>
+            <m:degHide m:val="on"/>
+          </m:radPr>
+          <m:deg/>
+          <m:e>
+            <m:r>
+              <m:rPr>
+                <m:sty m:val="p"/>
+              </m:rPr>
+              <m:t>|</m:t>
+            </m:r>
+            <m:sSub>
+              <m:e>
+                <m:r>
+                  <m:t>E</m:t>
+                </m:r>
+              </m:e>
+              <m:sub>
+                <m:r>
+                  <m:t>i</m:t>
+                </m:r>
+              </m:sub>
+            </m:sSub>
+            <m:r>
+              <m:rPr>
+                <m:sty m:val="p"/>
+              </m:rPr>
+              <m:t>(</m:t>
+            </m:r>
+            <m:r>
+              <m:t>j</m:t>
+            </m:r>
+            <m:r>
+              <m:rPr>
+                <m:sty m:val="p"/>
+              </m:rPr>
+              <m:t>)</m:t>
+            </m:r>
+            <m:r>
+              <m:rPr>
+                <m:sty m:val="p"/>
+              </m:rPr>
+              <m:t>|</m:t>
+            </m:r>
+          </m:e>
+        </m:rad>
         <m:r>
           <m:rPr>
             <m:sty m:val="p"/>
@@ -8392,157 +8676,89 @@
         </m:r>
       </m:oMath>
       <w:r>
-        <w:t xml:space="preserve"> </w:t>
-      </w:r>
-      <w:r>
-        <w:t xml:space="preserve">exactly after folding in its own</w:t>
+        <w:t xml:space="preserve">) it decreases as</w:t>
       </w:r>
       <w:r>
         <w:t xml:space="preserve"> </w:t>
       </w:r>
       <m:oMath>
         <m:r>
-          <m:rPr>
-            <m:sty m:val="p"/>
-          </m:rPr>
-          <m:t>≥</m:t>
-        </m:r>
-        <m:r>
-          <m:t>d</m:t>
+          <m:t>O</m:t>
+        </m:r>
+        <m:r>
+          <m:rPr>
+            <m:sty m:val="p"/>
+          </m:rPr>
+          <m:t>(</m:t>
+        </m:r>
+        <m:r>
+          <m:t>σ</m:t>
+        </m:r>
+        <m:rad>
+          <m:radPr>
+            <m:degHide m:val="on"/>
+          </m:radPr>
+          <m:deg/>
+          <m:e>
+            <m:r>
+              <m:t>d</m:t>
+            </m:r>
+            <m:r>
+              <m:rPr>
+                <m:sty m:val="p"/>
+              </m:rPr>
+              <m:t>/</m:t>
+            </m:r>
+            <m:r>
+              <m:rPr>
+                <m:sty m:val="p"/>
+              </m:rPr>
+              <m:t>|</m:t>
+            </m:r>
+            <m:sSub>
+              <m:e>
+                <m:r>
+                  <m:t>E</m:t>
+                </m:r>
+              </m:e>
+              <m:sub>
+                <m:r>
+                  <m:t>i</m:t>
+                </m:r>
+              </m:sub>
+            </m:sSub>
+            <m:r>
+              <m:rPr>
+                <m:sty m:val="p"/>
+              </m:rPr>
+              <m:t>(</m:t>
+            </m:r>
+            <m:r>
+              <m:t>j</m:t>
+            </m:r>
+            <m:r>
+              <m:rPr>
+                <m:sty m:val="p"/>
+              </m:rPr>
+              <m:t>)</m:t>
+            </m:r>
+            <m:r>
+              <m:rPr>
+                <m:sty m:val="p"/>
+              </m:rPr>
+              <m:t>|</m:t>
+            </m:r>
+          </m:e>
+        </m:rad>
+        <m:r>
+          <m:rPr>
+            <m:sty m:val="p"/>
+          </m:rPr>
+          <m:t>)</m:t>
         </m:r>
       </m:oMath>
       <w:r>
-        <w:t xml:space="preserve"> </w:t>
-      </w:r>
-      <w:r>
-        <w:t xml:space="preserve">engagements; under per-observation noise the error is bounded by the fold-in bound with the coverage degree</w:t>
-      </w:r>
-      <w:r>
-        <w:t xml:space="preserve"> </w:t>
-      </w:r>
-      <m:oMath>
-        <m:r>
-          <m:rPr>
-            <m:sty m:val="p"/>
-          </m:rPr>
-          <m:t>|</m:t>
-        </m:r>
-        <m:sSub>
-          <m:e>
-            <m:r>
-              <m:t>E</m:t>
-            </m:r>
-          </m:e>
-          <m:sub>
-            <m:r>
-              <m:t>i</m:t>
-            </m:r>
-          </m:sub>
-        </m:sSub>
-        <m:r>
-          <m:rPr>
-            <m:sty m:val="p"/>
-          </m:rPr>
-          <m:t>(</m:t>
-        </m:r>
-        <m:r>
-          <m:t>j</m:t>
-        </m:r>
-        <m:r>
-          <m:rPr>
-            <m:sty m:val="p"/>
-          </m:rPr>
-          <m:t>)</m:t>
-        </m:r>
-        <m:r>
-          <m:rPr>
-            <m:sty m:val="p"/>
-          </m:rPr>
-          <m:t>|</m:t>
-        </m:r>
-      </m:oMath>
-      <w:r>
-        <w:t xml:space="preserve"> </w:t>
-      </w:r>
-      <w:r>
-        <w:t xml:space="preserve">controlling the noise term. Conversely, if</w:t>
-      </w:r>
-      <w:r>
-        <w:t xml:space="preserve"> </w:t>
-      </w:r>
-      <m:oMath>
-        <m:r>
-          <m:rPr>
-            <m:sty m:val="p"/>
-          </m:rPr>
-          <m:t>{</m:t>
-        </m:r>
-        <m:sSub>
-          <m:e>
-            <m:r>
-              <m:t>p</m:t>
-            </m:r>
-          </m:e>
-          <m:sub>
-            <m:r>
-              <m:t>k</m:t>
-            </m:r>
-          </m:sub>
-        </m:sSub>
-        <m:r>
-          <m:rPr>
-            <m:sty m:val="p"/>
-          </m:rPr>
-          <m:t>:</m:t>
-        </m:r>
-        <m:r>
-          <m:t>k</m:t>
-        </m:r>
-        <m:r>
-          <m:rPr>
-            <m:sty m:val="p"/>
-          </m:rPr>
-          <m:t>∈</m:t>
-        </m:r>
-        <m:sSub>
-          <m:e>
-            <m:r>
-              <m:t>E</m:t>
-            </m:r>
-          </m:e>
-          <m:sub>
-            <m:r>
-              <m:t>i</m:t>
-            </m:r>
-          </m:sub>
-        </m:sSub>
-        <m:r>
-          <m:rPr>
-            <m:sty m:val="p"/>
-          </m:rPr>
-          <m:t>(</m:t>
-        </m:r>
-        <m:r>
-          <m:t>j</m:t>
-        </m:r>
-        <m:r>
-          <m:rPr>
-            <m:sty m:val="p"/>
-          </m:rPr>
-          <m:t>)</m:t>
-        </m:r>
-        <m:r>
-          <m:rPr>
-            <m:sty m:val="p"/>
-          </m:rPr>
-          <m:t>}</m:t>
-        </m:r>
-      </m:oMath>
-      <w:r>
-        <w:t xml:space="preserve"> </w:t>
-      </w:r>
-      <w:r>
-        <w:t xml:space="preserve">does not span the direction of</w:t>
+        <w:t xml:space="preserve">. Conversely, if</w:t>
       </w:r>
       <w:r>
         <w:t xml:space="preserve"> </w:t>
@@ -8560,44 +8776,108 @@
             </m:r>
           </m:sub>
         </m:sSub>
+        <m:r>
+          <m:rPr>
+            <m:sty m:val="p"/>
+          </m:rPr>
+          <m:t>∉</m:t>
+        </m:r>
+        <m:r>
+          <m:rPr>
+            <m:sty m:val="p"/>
+          </m:rPr>
+          <m:t>s</m:t>
+        </m:r>
+        <m:r>
+          <m:rPr>
+            <m:sty m:val="p"/>
+          </m:rPr>
+          <m:t>p</m:t>
+        </m:r>
+        <m:r>
+          <m:rPr>
+            <m:sty m:val="p"/>
+          </m:rPr>
+          <m:t>a</m:t>
+        </m:r>
+        <m:r>
+          <m:rPr>
+            <m:sty m:val="p"/>
+          </m:rPr>
+          <m:t>n</m:t>
+        </m:r>
+        <m:r>
+          <m:rPr>
+            <m:sty m:val="p"/>
+          </m:rPr>
+          <m:t>{</m:t>
+        </m:r>
+        <m:sSub>
+          <m:e>
+            <m:r>
+              <m:t>p</m:t>
+            </m:r>
+          </m:e>
+          <m:sub>
+            <m:r>
+              <m:t>k</m:t>
+            </m:r>
+          </m:sub>
+        </m:sSub>
+        <m:r>
+          <m:rPr>
+            <m:sty m:val="p"/>
+          </m:rPr>
+          <m:t>:</m:t>
+        </m:r>
+        <m:r>
+          <m:t>k</m:t>
+        </m:r>
+        <m:r>
+          <m:rPr>
+            <m:sty m:val="p"/>
+          </m:rPr>
+          <m:t>∈</m:t>
+        </m:r>
+        <m:sSub>
+          <m:e>
+            <m:r>
+              <m:t>E</m:t>
+            </m:r>
+          </m:e>
+          <m:sub>
+            <m:r>
+              <m:t>i</m:t>
+            </m:r>
+          </m:sub>
+        </m:sSub>
+        <m:r>
+          <m:rPr>
+            <m:sty m:val="p"/>
+          </m:rPr>
+          <m:t>(</m:t>
+        </m:r>
+        <m:r>
+          <m:t>j</m:t>
+        </m:r>
+        <m:r>
+          <m:rPr>
+            <m:sty m:val="p"/>
+          </m:rPr>
+          <m:t>)</m:t>
+        </m:r>
+        <m:r>
+          <m:rPr>
+            <m:sty m:val="p"/>
+          </m:rPr>
+          <m:t>}</m:t>
+        </m:r>
       </m:oMath>
       <w:r>
-        <w:t xml:space="preserve">, the pair</w:t>
-      </w:r>
-      <w:r>
-        <w:t xml:space="preserve"> </w:t>
-      </w:r>
-      <m:oMath>
-        <m:r>
-          <m:rPr>
-            <m:sty m:val="p"/>
-          </m:rPr>
-          <m:t>(</m:t>
-        </m:r>
-        <m:r>
-          <m:t>i</m:t>
-        </m:r>
-        <m:r>
-          <m:rPr>
-            <m:sty m:val="p"/>
-          </m:rPr>
-          <m:t>,</m:t>
-        </m:r>
-        <m:r>
-          <m:t>j</m:t>
-        </m:r>
-        <m:r>
-          <m:rPr>
-            <m:sty m:val="p"/>
-          </m:rPr>
-          <m:t>)</m:t>
-        </m:r>
-      </m:oMath>
-      <w:r>
-        <w:t xml:space="preserve"> </w:t>
-      </w:r>
-      <w:r>
-        <w:t xml:space="preserve">is non-identifiable and the learner is at the prior floor. Under non-adaptive exploration the spanning condition is met for all tasks, with high probability, after</w:t>
+        <w:t xml:space="preserve"> </w:t>
+      </w:r>
+      <w:r>
+        <w:t xml:space="preserve">the pair is non-identifiable and the learner is at the prior floor. Under non-adaptive exploration the condition holds for all tasks, with high probability, after</w:t>
       </w:r>
       <w:r>
         <w:t xml:space="preserve"> </w:t>
@@ -8675,7 +8955,64 @@
         <w:widowControl w:val="1"/>
       </w:pPr>
       <w:r>
-        <w:t xml:space="preserve">Theorem 3 turns the previously-cited completion step into a self-contained, checkable condition: recovery is exact when a robot has seen a task engaged by a spanning set of visible teammates, impossible without it, and is reached the faster the larger the team. Appendix C validates it directly: on the actual observation patterns the swarm produces, reconstruction error collapses from the prior floor to (numerically) zero exactly at the spanning threshold.</w:t>
+        <w:t xml:space="preserve">Theorem 3 turns the previously-cited completion step into a self-contained, checkable condition: a pair</w:t>
+      </w:r>
+      <w:r>
+        <w:t xml:space="preserve"> </w:t>
+      </w:r>
+      <m:oMath>
+        <m:r>
+          <m:rPr>
+            <m:sty m:val="p"/>
+          </m:rPr>
+          <m:t>(</m:t>
+        </m:r>
+        <m:r>
+          <m:t>i</m:t>
+        </m:r>
+        <m:r>
+          <m:rPr>
+            <m:sty m:val="p"/>
+          </m:rPr>
+          <m:t>,</m:t>
+        </m:r>
+        <m:r>
+          <m:t>j</m:t>
+        </m:r>
+        <m:r>
+          <m:rPr>
+            <m:sty m:val="p"/>
+          </m:rPr>
+          <m:t>)</m:t>
+        </m:r>
+      </m:oMath>
+      <w:r>
+        <w:t xml:space="preserve"> </w:t>
+      </w:r>
+      <w:r>
+        <w:t xml:space="preserve">is predicted exactly when robot</w:t>
+      </w:r>
+      <w:r>
+        <w:t xml:space="preserve"> </w:t>
+      </w:r>
+      <m:oMath>
+        <m:r>
+          <m:t>i</m:t>
+        </m:r>
+      </m:oMath>
+      <w:r>
+        <w:t xml:space="preserve">'s own factor lies in the span of the visible teammates that engaged</w:t>
+      </w:r>
+      <w:r>
+        <w:t xml:space="preserve"> </w:t>
+      </w:r>
+      <m:oMath>
+        <m:r>
+          <m:t>j</m:t>
+        </m:r>
+      </m:oMath>
+      <w:r>
+        <w:t xml:space="preserve">, and not otherwise, with the threshold reached faster the larger the team. Appendix C validates it directly: on the actual observation patterns the swarm produces, reconstruction error collapses from the prior floor to (numerically) zero exactly at the spanning threshold.</w:t>
       </w:r>
     </w:p>
     <w:p>
@@ -8816,36 +9153,30 @@
         <w:t xml:space="preserve"> </w:t>
       </w:r>
       <w:r>
-        <w:t xml:space="preserve">rounds, an</w:t>
+        <w:t xml:space="preserve">rounds, a time that shrinks as</w:t>
       </w:r>
       <w:r>
         <w:t xml:space="preserve"> </w:t>
       </w:r>
       <m:oMath>
         <m:r>
-          <m:rPr>
-            <m:sty m:val="p"/>
-          </m:rPr>
-          <m:t>Θ</m:t>
-        </m:r>
-        <m:r>
-          <m:rPr>
-            <m:sty m:val="p"/>
-          </m:rPr>
-          <m:t>(</m:t>
+          <m:t>1</m:t>
+        </m:r>
+        <m:r>
+          <m:rPr>
+            <m:sty m:val="p"/>
+          </m:rPr>
+          <m:t>/</m:t>
         </m:r>
         <m:r>
           <m:t>m</m:t>
         </m:r>
-        <m:r>
-          <m:rPr>
-            <m:sty m:val="p"/>
-          </m:rPr>
-          <m:t>)</m:t>
-        </m:r>
       </m:oMath>
       <w:r>
-        <w:t xml:space="preserve">-fold speedup over a lone learner, achieved with no communication.</w:t>
+        <w:t xml:space="preserve"> </w:t>
+      </w:r>
+      <w:r>
+        <w:t xml:space="preserve">as the team grows while a lone learner never crosses it: the broadcast makes recovery possible and a larger team makes it fast, with no communication.</w:t>
       </w:r>
     </w:p>
     <w:p>
@@ -9058,7 +9389,7 @@
         </m:r>
       </m:oMath>
       <w:r>
-        <w:t xml:space="preserve">) outcomes, 8 seeds, bootstrap 95% confidence intervals. We compare on one canonical masked harness.</w:t>
+        <w:t xml:space="preserve">) outcomes, 8 random seeds (the consolidated bake-off of Table 3 uses 5), bootstrap 95% confidence intervals. We compare on one canonical masked harness.</w:t>
       </w:r>
     </w:p>
     <w:p>
@@ -12480,7 +12811,7 @@
               <a:graphicData uri="http://schemas.openxmlformats.org/drawingml/2006/picture">
                 <pic:pic>
                   <pic:nvPicPr>
-                    <pic:cNvPr descr="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" id="27" name="Picture"/>
+                    <pic:cNvPr descr="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" id="27" name="Picture"/>
                     <pic:cNvPicPr>
                       <a:picLocks noChangeArrowheads="1" noChangeAspect="1"/>
                     </pic:cNvPicPr>
@@ -12575,7 +12906,55 @@
         </m:r>
       </m:oMath>
       <w:r>
-        <w:t xml:space="preserve">. In both panels our online SwarmCF and its batch variant SwarmCF-batch rise (the gain is structural), while structure-free learners stay flat.</w:t>
+        <w:t xml:space="preserve"> </w:t>
+      </w:r>
+      <w:r>
+        <w:t xml:space="preserve">at fixed broadcast rate</w:t>
+      </w:r>
+      <w:r>
+        <w:t xml:space="preserve"> </w:t>
+      </w:r>
+      <m:oMath>
+        <m:r>
+          <m:t>ρ</m:t>
+        </m:r>
+        <m:r>
+          <m:rPr>
+            <m:sty m:val="p"/>
+          </m:rPr>
+          <m:t>=</m:t>
+        </m:r>
+        <m:r>
+          <m:t>0.5</m:t>
+        </m:r>
+      </m:oMath>
+      <w:r>
+        <w:t xml:space="preserve"> </w:t>
+      </w:r>
+      <w:r>
+        <w:t xml:space="preserve">(and fixed</w:t>
+      </w:r>
+      <w:r>
+        <w:t xml:space="preserve"> </w:t>
+      </w:r>
+      <m:oMath>
+        <m:r>
+          <m:t>n</m:t>
+        </m:r>
+      </m:oMath>
+      <w:r>
+        <w:t xml:space="preserve">, horizon</w:t>
+      </w:r>
+      <w:r>
+        <w:t xml:space="preserve"> </w:t>
+      </w:r>
+      <m:oMath>
+        <m:r>
+          <m:t>T</m:t>
+        </m:r>
+      </m:oMath>
+      <w:r>
+        <w:t xml:space="preserve">). In both panels our online SwarmCF and its batch variant SwarmCF-batch rise (the gain is structural), while structure-free learners stay flat.</w:t>
       </w:r>
     </w:p>
     <w:bookmarkEnd w:id="28"/>
@@ -12600,7 +12979,7 @@
         <w:widowControl w:val="1"/>
       </w:pPr>
       <w:r>
-        <w:t xml:space="preserve">Framed as a target-servicing / dispatch mission (still the analytical harness of Section 3, reframed), latent factors are robot capability traits and task requirement traits, each robot repeatedly services an offered target under range-limited, distance-noisy sensing, SwarmCF on the same servicing-skill metric beats every other low-rank method (including our own batch variant SwarmCF-batch) under limited observability (</w:t>
+        <w:t xml:space="preserve">Framed as a target-servicing / dispatch mission (still the analytical harness of Section 3, reframed), latent factors are robot capability traits and task requirement traits, each robot repeatedly services an offered target under range-limited, distance-noisy sensing, SwarmCF on the same servicing-skill metric beats every external low-rank method and our batch variant SwarmCF-batch under limited observability (</w:t>
       </w:r>
       <m:oMath>
         <m:r>
@@ -12637,7 +13016,7 @@
         <w:t xml:space="preserve"> </w:t>
       </w:r>
       <w:r>
-        <w:t xml:space="preserve">versus the best alternative</w:t>
+        <w:t xml:space="preserve">versus the best external alternative</w:t>
       </w:r>
       <w:r>
         <w:t xml:space="preserve"> </w:t>
@@ -14434,7 +14813,7 @@
         <w:widowControl w:val="1"/>
       </w:pPr>
       <w:r>
-        <w:t xml:space="preserve">One canonical masked harness (m=30, n=240, 8 seeds): unseen skill from the bake-off, regret and time-to-competence from the anytime trajectories. SwarmCF leads the masked column and the operational columns; the batch variant SwarmCF-batch wins only the full-broadcast column; structure-free learners sit at the floor.</w:t>
+        <w:t xml:space="preserve">One canonical masked harness (m=30, n=240, 5 seeds): unseen skill from the bake-off, regret and time-to-competence from the anytime trajectories. Among the methods shown, SwarmCF leads the masked column and the operational columns; the batch variant SwarmCF-batch wins only the full-broadcast column; structure-free learners sit at the floor. Confidence-directed SwarmCF refinements (deferred to future work) can edge out the core variant under masking.</w:t>
       </w:r>
     </w:p>
     <w:bookmarkEnd w:id="32"/>
@@ -14512,7 +14891,7 @@
           <w:i/>
           <w:iCs/>
         </w:rPr>
-        <w:t xml:space="preserve">TabulaDrone</w:t>
+        <w:t xml:space="preserve">LatentSwarm</w:t>
       </w:r>
       <w:r>
         <w:t xml:space="preserve"> </w:t>
@@ -14534,7 +14913,7 @@
           <w:b/>
           <w:bCs/>
         </w:rPr>
-        <w:t xml:space="preserve">Transfer to TabulaDrone, our higher-fidelity simulator.</w:t>
+        <w:t xml:space="preserve">Transfer to LatentSwarm, a higher-fidelity simulator.</w:t>
       </w:r>
       <w:r>
         <w:t xml:space="preserve"> </w:t>
@@ -14550,30 +14929,59 @@
           <w:b/>
           <w:bCs/>
         </w:rPr>
-        <w:t xml:space="preserve">TabulaDrone</w:t>
-      </w:r>
-      <w:r>
-        <w:t xml:space="preserve">, a multi-robot reinforcement-learning environment from our own project (a PettingZoo/Gymnasium simulator in which robots move in 2-D and engage targets with depleting health under episodic dynamics). It shares our codebase but was built as a general drone-engagement testbed, independently of the collaborative-filtering method, and differs from the analytical model in dynamics, spatial structure, and interaction protocol. Dropped in as one policy alongside the simulator's own built-in policies, SwarmCF attains the best converged skill,</w:t>
-      </w:r>
-      <w:r>
-        <w:t xml:space="preserve"> </w:t>
+        <w:t xml:space="preserve">LatentSwarm</w:t>
+      </w:r>
+      <w:r>
+        <w:t xml:space="preserve">, a spatial multi-robot reinforcement-learning environment from our own project (a PettingZoo/Gymnasium simulator: robots move in 2-D and engage targets that deplete in health, episodic). LatentSwarm implements a</w:t>
+      </w:r>
+      <w:r>
+        <w:t xml:space="preserve"> </w:t>
+      </w:r>
+      <w:r>
+        <w:rPr>
+          <w:i/>
+          <w:iCs/>
+        </w:rPr>
+        <w:t xml:space="preserve">variant</w:t>
+      </w:r>
+      <w:r>
+        <w:t xml:space="preserve"> </w:t>
+      </w:r>
+      <w:r>
+        <w:t xml:space="preserve">of our setting, not the same model: it keeps the hidden low-rank capability</w:t>
       </w:r>
       <m:oMath>
         <m:r>
+          <m:rPr>
+            <m:sty m:val="p"/>
+          </m:rPr>
+          <m:t>×</m:t>
+        </m:r>
+      </m:oMath>
+      <w:r>
+        <w:t xml:space="preserve">requirement reward (a latent-trait inner product) and the per-observer noise, but adds 2-D motion, depleting-target health, rectified damage, and episodic resets, and it was built as a general engagement testbed independently of the collaborative-filtering method. Dropped in as one policy alongside the simulator's own built-in policies, SwarmCF attains the best converged skill (</w:t>
+      </w:r>
+      <m:oMath>
+        <m:r>
           <m:t>0.806</m:t>
         </m:r>
-        <m:r>
-          <m:rPr>
-            <m:sty m:val="p"/>
-          </m:rPr>
-          <m:t>±</m:t>
-        </m:r>
+      </m:oMath>
+      <w:r>
+        <w:t xml:space="preserve">, std</w:t>
+      </w:r>
+      <w:r>
+        <w:t xml:space="preserve"> </w:t>
+      </w:r>
+      <m:oMath>
         <m:r>
           <m:t>0.016</m:t>
         </m:r>
       </m:oMath>
       <w:r>
-        <w:t xml:space="preserve">, approaching the oracle and beating both an independent-UCB learner (</w:t>
+        <w:t xml:space="preserve"> </w:t>
+      </w:r>
+      <w:r>
+        <w:t xml:space="preserve">over 3 seeds), approaching the oracle and beating both an independent-UCB learner (</w:t>
       </w:r>
       <m:oMath>
         <m:r>
@@ -14589,7 +14997,7 @@
         </m:r>
       </m:oMath>
       <w:r>
-        <w:t xml:space="preserve">) (Figure 6). In this smaller, less task-scarce environment a structure-free learner is no longer pinned at the floor, exactly as our scope predicts, yet SwarmCF still wins; that the advantage persists under markedly different dynamics is evidence it reflects exploiting the shared low-rank structure, not an artifact of the analytical harness.</w:t>
+        <w:t xml:space="preserve">) (Figure 6). In this smaller, less task-scarce environment a structure-free learner is no longer pinned at the floor, exactly as our scope predicts, yet SwarmCF still wins; that the advantage persists under these different dynamics is evidence it reflects exploiting the shared low-rank structure, not an artifact of the analytical harness.</w:t>
       </w:r>
     </w:p>
     <w:p>
@@ -14605,12 +15013,12 @@
           <wp:inline>
             <wp:extent cx="5943600" cy="2171560"/>
             <wp:effectExtent b="0" l="0" r="0" t="0"/>
-            <wp:docPr descr="TabulaDrone simulator transfer" title="" id="34" name="Picture"/>
+            <wp:docPr descr="LatentSwarm simulator transfer" title="" id="34" name="Picture"/>
             <a:graphic>
               <a:graphicData uri="http://schemas.openxmlformats.org/drawingml/2006/picture">
                 <pic:pic>
                   <pic:nvPicPr>
-                    <pic:cNvPr descr="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" id="35" name="Picture"/>
+                    <pic:cNvPr descr="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" id="35" name="Picture"/>
                     <pic:cNvPicPr>
                       <a:picLocks noChangeArrowheads="1" noChangeAspect="1"/>
                     </pic:cNvPicPr>
@@ -14673,10 +15081,10 @@
           <w:b/>
           <w:bCs/>
         </w:rPr>
-        <w:t xml:space="preserve">TabulaDrone</w:t>
-      </w:r>
-      <w:r>
-        <w:t xml:space="preserve">, our higher-fidelity spatial simulator (2-D motion, depleting-target health, episodic dynamics). Left: converged skill, SwarmCF best and near-oracle, above independent-UCB and the simulator's own SGD-MF policy. Right: learning curves.</w:t>
+        <w:t xml:space="preserve">LatentSwarm</w:t>
+      </w:r>
+      <w:r>
+        <w:t xml:space="preserve">, our higher-fidelity spatial simulator and a variant of the setting (2-D motion, depleting-target health, episodic dynamics). Left: converged skill, SwarmCF best and near-oracle, above independent-UCB and the simulator's own SGD-MF policy. Right: learning curves.</w:t>
       </w:r>
     </w:p>
     <w:p>
@@ -15032,7 +15440,7 @@
         <w:t xml:space="preserve"> </w:t>
       </w:r>
       <w:r>
-        <w:t xml:space="preserve">non-stationarity and team churn. We also plan a hardware and physics-based simulation study and a tightening of the adaptive-policy coverage rate.</w:t>
+        <w:t xml:space="preserve">non-stationarity and team churn. We also plan a hardware and physics-based simulation study, external validation on an independent third-party benchmark (for example level-based foraging, whose native agent-capability-versus-task-requirement match fits our setting), and a tightening of the adaptive-policy coverage rate.</w:t>
       </w:r>
     </w:p>
     <w:bookmarkEnd w:id="38"/>
@@ -17650,6 +18058,44 @@
           </m:rPr>
           <m:t>=</m:t>
         </m:r>
+        <m:r>
+          <m:t>B</m:t>
+        </m:r>
+        <m:r>
+          <m:t> </m:t>
+        </m:r>
+        <m:sSub>
+          <m:e>
+            <m:r>
+              <m:t>u</m:t>
+            </m:r>
+          </m:e>
+          <m:sub>
+            <m:r>
+              <m:t>j</m:t>
+            </m:r>
+          </m:sub>
+        </m:sSub>
+      </m:oMath>
+      <w:r>
+        <w:t xml:space="preserve"> </w:t>
+      </w:r>
+      <w:r>
+        <w:t xml:space="preserve">with</w:t>
+      </w:r>
+      <w:r>
+        <w:t xml:space="preserve"> </w:t>
+      </w:r>
+      <m:oMath>
+        <m:r>
+          <m:t>B</m:t>
+        </m:r>
+        <m:r>
+          <m:rPr>
+            <m:sty m:val="p"/>
+          </m:rPr>
+          <m:t>=</m:t>
+        </m:r>
         <m:sSub>
           <m:e>
             <m:r>
@@ -17686,6 +18132,17 @@
             </m:r>
           </m:sub>
         </m:sSub>
+      </m:oMath>
+      <w:r>
+        <w:t xml:space="preserve"> </w:t>
+      </w:r>
+      <w:r>
+        <w:t xml:space="preserve">determines</w:t>
+      </w:r>
+      <w:r>
+        <w:t xml:space="preserve"> </w:t>
+      </w:r>
+      <m:oMath>
         <m:sSub>
           <m:e>
             <m:r>
@@ -17703,7 +18160,74 @@
         <w:t xml:space="preserve"> </w:t>
       </w:r>
       <w:r>
-        <w:t xml:space="preserve">has a unique solution iff</w:t>
+        <w:t xml:space="preserve">uniquely iff</w:t>
+      </w:r>
+      <w:r>
+        <w:t xml:space="preserve"> </w:t>
+      </w:r>
+      <m:oMath>
+        <m:r>
+          <m:t>B</m:t>
+        </m:r>
+      </m:oMath>
+      <w:r>
+        <w:t xml:space="preserve"> </w:t>
+      </w:r>
+      <w:r>
+        <w:t xml:space="preserve">has full column rank, and determines the pair</w:t>
+      </w:r>
+      <w:r>
+        <w:t xml:space="preserve"> </w:t>
+      </w:r>
+      <m:oMath>
+        <m:r>
+          <m:rPr>
+            <m:sty m:val="p"/>
+          </m:rPr>
+          <m:t>⟨</m:t>
+        </m:r>
+        <m:sSub>
+          <m:e>
+            <m:r>
+              <m:t>p</m:t>
+            </m:r>
+          </m:e>
+          <m:sub>
+            <m:r>
+              <m:t>i</m:t>
+            </m:r>
+          </m:sub>
+        </m:sSub>
+        <m:r>
+          <m:rPr>
+            <m:sty m:val="p"/>
+          </m:rPr>
+          <m:t>,</m:t>
+        </m:r>
+        <m:sSub>
+          <m:e>
+            <m:r>
+              <m:t>u</m:t>
+            </m:r>
+          </m:e>
+          <m:sub>
+            <m:r>
+              <m:t>j</m:t>
+            </m:r>
+          </m:sub>
+        </m:sSub>
+        <m:r>
+          <m:rPr>
+            <m:sty m:val="p"/>
+          </m:rPr>
+          <m:t>⟩</m:t>
+        </m:r>
+      </m:oMath>
+      <w:r>
+        <w:t xml:space="preserve"> </w:t>
+      </w:r>
+      <w:r>
+        <w:t xml:space="preserve">iff</w:t>
       </w:r>
       <w:r>
         <w:t xml:space="preserve"> </w:t>
@@ -17712,10 +18236,226 @@
         <m:sSub>
           <m:e>
             <m:r>
-              <m:t>P</m:t>
+              <m:t>p</m:t>
             </m:r>
           </m:e>
           <m:sub>
+            <m:r>
+              <m:t>i</m:t>
+            </m:r>
+          </m:sub>
+        </m:sSub>
+        <m:r>
+          <m:rPr>
+            <m:sty m:val="p"/>
+          </m:rPr>
+          <m:t>∈</m:t>
+        </m:r>
+        <m:r>
+          <m:rPr>
+            <m:sty m:val="p"/>
+          </m:rPr>
+          <m:t>s</m:t>
+        </m:r>
+        <m:r>
+          <m:rPr>
+            <m:sty m:val="p"/>
+          </m:rPr>
+          <m:t>p</m:t>
+        </m:r>
+        <m:r>
+          <m:rPr>
+            <m:sty m:val="p"/>
+          </m:rPr>
+          <m:t>a</m:t>
+        </m:r>
+        <m:r>
+          <m:rPr>
+            <m:sty m:val="p"/>
+          </m:rPr>
+          <m:t>n</m:t>
+        </m:r>
+        <m:r>
+          <m:rPr>
+            <m:sty m:val="p"/>
+          </m:rPr>
+          <m:t>{</m:t>
+        </m:r>
+        <m:sSub>
+          <m:e>
+            <m:r>
+              <m:t>p</m:t>
+            </m:r>
+          </m:e>
+          <m:sub>
+            <m:r>
+              <m:t>k</m:t>
+            </m:r>
+          </m:sub>
+        </m:sSub>
+        <m:r>
+          <m:rPr>
+            <m:sty m:val="p"/>
+          </m:rPr>
+          <m:t>:</m:t>
+        </m:r>
+        <m:r>
+          <m:t>k</m:t>
+        </m:r>
+        <m:r>
+          <m:rPr>
+            <m:sty m:val="p"/>
+          </m:rPr>
+          <m:t>∈</m:t>
+        </m:r>
+        <m:sSub>
+          <m:e>
+            <m:r>
+              <m:t>E</m:t>
+            </m:r>
+          </m:e>
+          <m:sub>
+            <m:r>
+              <m:t>i</m:t>
+            </m:r>
+          </m:sub>
+        </m:sSub>
+        <m:r>
+          <m:rPr>
+            <m:sty m:val="p"/>
+          </m:rPr>
+          <m:t>(</m:t>
+        </m:r>
+        <m:r>
+          <m:t>j</m:t>
+        </m:r>
+        <m:r>
+          <m:rPr>
+            <m:sty m:val="p"/>
+          </m:rPr>
+          <m:t>)</m:t>
+        </m:r>
+        <m:r>
+          <m:rPr>
+            <m:sty m:val="p"/>
+          </m:rPr>
+          <m:t>}</m:t>
+        </m:r>
+      </m:oMath>
+      <w:r>
+        <w:t xml:space="preserve"> </w:t>
+      </w:r>
+      <w:r>
+        <w:t xml:space="preserve">(the per-task analogue of Proposition 1). With noise the error is</w:t>
+      </w:r>
+      <w:r>
+        <w:t xml:space="preserve"> </w:t>
+      </w:r>
+      <m:oMath>
+        <m:r>
+          <m:t>O</m:t>
+        </m:r>
+        <m:r>
+          <m:rPr>
+            <m:sty m:val="p"/>
+          </m:rPr>
+          <m:t>(</m:t>
+        </m:r>
+        <m:r>
+          <m:t>σ</m:t>
+        </m:r>
+        <m:rad>
+          <m:radPr>
+            <m:degHide m:val="on"/>
+          </m:radPr>
+          <m:deg/>
+          <m:e>
+            <m:r>
+              <m:t>d</m:t>
+            </m:r>
+          </m:e>
+        </m:rad>
+        <m:r>
+          <m:rPr>
+            <m:sty m:val="p"/>
+          </m:rPr>
+          <m:t>/</m:t>
+        </m:r>
+        <m:sSub>
+          <m:e>
+            <m:r>
+              <m:t>σ</m:t>
+            </m:r>
+          </m:e>
+          <m:sub>
+            <m:r>
+              <m:rPr>
+                <m:sty m:val="p"/>
+              </m:rPr>
+              <m:t>min</m:t>
+            </m:r>
+          </m:sub>
+        </m:sSub>
+        <m:r>
+          <m:rPr>
+            <m:sty m:val="p"/>
+          </m:rPr>
+          <m:t>(</m:t>
+        </m:r>
+        <m:r>
+          <m:t>B</m:t>
+        </m:r>
+        <m:r>
+          <m:rPr>
+            <m:sty m:val="p"/>
+          </m:rPr>
+          <m:t>)</m:t>
+        </m:r>
+        <m:r>
+          <m:rPr>
+            <m:sty m:val="p"/>
+          </m:rPr>
+          <m:t>)</m:t>
+        </m:r>
+        <m:r>
+          <m:rPr>
+            <m:sty m:val="p"/>
+          </m:rPr>
+          <m:t>=</m:t>
+        </m:r>
+        <m:r>
+          <m:t>O</m:t>
+        </m:r>
+        <m:r>
+          <m:rPr>
+            <m:sty m:val="p"/>
+          </m:rPr>
+          <m:t>(</m:t>
+        </m:r>
+        <m:r>
+          <m:t>σ</m:t>
+        </m:r>
+        <m:rad>
+          <m:radPr>
+            <m:degHide m:val="on"/>
+          </m:radPr>
+          <m:deg/>
+          <m:e>
+            <m:r>
+              <m:t>d</m:t>
+            </m:r>
+            <m:r>
+              <m:rPr>
+                <m:sty m:val="p"/>
+              </m:rPr>
+              <m:t>/</m:t>
+            </m:r>
+            <m:r>
+              <m:rPr>
+                <m:sty m:val="p"/>
+              </m:rPr>
+              <m:t>|</m:t>
+            </m:r>
             <m:sSub>
               <m:e>
                 <m:r>
@@ -17743,14 +18483,26 @@
               </m:rPr>
               <m:t>)</m:t>
             </m:r>
-          </m:sub>
-        </m:sSub>
+            <m:r>
+              <m:rPr>
+                <m:sty m:val="p"/>
+              </m:rPr>
+              <m:t>|</m:t>
+            </m:r>
+          </m:e>
+        </m:rad>
+        <m:r>
+          <m:rPr>
+            <m:sty m:val="p"/>
+          </m:rPr>
+          <m:t>)</m:t>
+        </m:r>
       </m:oMath>
       <w:r>
         <w:t xml:space="preserve"> </w:t>
       </w:r>
       <w:r>
-        <w:t xml:space="preserve">has full column rank, giving exact</w:t>
+        <w:t xml:space="preserve">since generically</w:t>
       </w:r>
       <w:r>
         <w:t xml:space="preserve"> </w:t>
@@ -17759,29 +18511,18 @@
         <m:sSub>
           <m:e>
             <m:r>
-              <m:t>u</m:t>
+              <m:t>σ</m:t>
             </m:r>
           </m:e>
           <m:sub>
             <m:r>
-              <m:t>j</m:t>
+              <m:rPr>
+                <m:sty m:val="p"/>
+              </m:rPr>
+              <m:t>min</m:t>
             </m:r>
           </m:sub>
         </m:sSub>
-      </m:oMath>
-      <w:r>
-        <w:t xml:space="preserve"> </w:t>
-      </w:r>
-      <w:r>
-        <w:t xml:space="preserve">(noiseless) and, with noise, error</w:t>
-      </w:r>
-      <w:r>
-        <w:t xml:space="preserve"> </w:t>
-      </w:r>
-      <m:oMath>
-        <m:r>
-          <m:t>O</m:t>
-        </m:r>
         <m:r>
           <m:rPr>
             <m:sty m:val="p"/>
@@ -17789,7 +18530,31 @@
           <m:t>(</m:t>
         </m:r>
         <m:r>
-          <m:t>σ</m:t>
+          <m:t>B</m:t>
+        </m:r>
+        <m:r>
+          <m:rPr>
+            <m:sty m:val="p"/>
+          </m:rPr>
+          <m:t>)</m:t>
+        </m:r>
+        <m:r>
+          <m:rPr>
+            <m:sty m:val="p"/>
+          </m:rPr>
+          <m:t>=</m:t>
+        </m:r>
+        <m:r>
+          <m:rPr>
+            <m:sty m:val="p"/>
+          </m:rPr>
+          <m:t>Θ</m:t>
+        </m:r>
+        <m:r>
+          <m:rPr>
+            <m:sty m:val="p"/>
+          </m:rPr>
+          <m:t>(</m:t>
         </m:r>
         <m:rad>
           <m:radPr>
@@ -17797,15 +18562,6 @@
           </m:radPr>
           <m:deg/>
           <m:e>
-            <m:r>
-              <m:t>d</m:t>
-            </m:r>
-            <m:r>
-              <m:rPr>
-                <m:sty m:val="p"/>
-              </m:rPr>
-              <m:t>/</m:t>
-            </m:r>
             <m:r>
               <m:rPr>
                 <m:sty m:val="p"/>
@@ -17855,7 +18611,7 @@
         </m:r>
       </m:oMath>
       <w:r>
-        <w:t xml:space="preserve">; non-identifiability below the spanning threshold is the per-task analogue of Proposition 1. Coverage time (non-adaptive policy): each visible teammate engages each task with probability</w:t>
+        <w:t xml:space="preserve">. Coverage time (non-adaptive policy): each visible teammate engages each task with probability</w:t>
       </w:r>
       <w:r>
         <w:t xml:space="preserve"> </w:t>
@@ -19349,7 +20105,7 @@
         <w:widowControl w:val="1"/>
       </w:pPr>
       <w:r>
-        <w:t xml:space="preserve">All experiments use a block-model world with signed-cosine reward, 8 random seeds, and bootstrap 95% confidence intervals throughout; each reported number is averaged over the per-seed runs. The code and per-seed data needed to regenerate every figure and table are openly available (see Data availability).</w:t>
+        <w:t xml:space="preserve">All experiments use a block-model world with signed-cosine reward and bootstrap 95% confidence intervals; the sweeps use 8 random seeds and the consolidated bake-off (Table 3) uses 5; each reported number is averaged over the per-seed runs. The code and per-seed data needed to regenerate every figure and table are openly available (see Data availability).</w:t>
       </w:r>
     </w:p>
     <w:p>

--- a/docs/ras_paper.docx
+++ b/docs/ras_paper.docx
@@ -2,7 +2,7 @@
 <file path=word/document.xml><?xml version="1.0" encoding="utf-8"?>
 <w:document xmlns:w="http://schemas.openxmlformats.org/wordprocessingml/2006/main" xmlns:m="http://schemas.openxmlformats.org/officeDocument/2006/math" xmlns:r="http://schemas.openxmlformats.org/officeDocument/2006/relationships" xmlns:o="urn:schemas-microsoft-com:office:office" xmlns:v="urn:schemas-microsoft-com:vml" xmlns:w10="urn:schemas-microsoft-com:office:word" xmlns:a="http://schemas.openxmlformats.org/drawingml/2006/main" xmlns:pic="http://schemas.openxmlformats.org/drawingml/2006/picture" xmlns:wp="http://schemas.openxmlformats.org/drawingml/2006/wordprocessingDrawing">
   <w:body>
-    <w:bookmarkStart w:id="48" w:name="Xa8f2687664d6e7bb57f7cb64826b407761b7295"/>
+    <w:bookmarkStart w:id="49" w:name="Xa8f2687664d6e7bb57f7cb64826b407761b7295"/>
     <w:p>
       <w:pPr>
         <w:pStyle w:val="Title"/>
@@ -14919,7 +14919,7 @@
         <w:t xml:space="preserve"> </w:t>
       </w:r>
       <w:r>
-        <w:t xml:space="preserve">The results so far use the clean analytical harness that matches the model of Section 3. To test that the method generalizes beyond that model, we re-run the comparison in</w:t>
+        <w:t xml:space="preserve">The results so far use the clean analytical harness that instantiates the model of Section 3 exactly. To assess whether the method generalizes beyond that model, we re-run the comparison in</w:t>
       </w:r>
       <w:r>
         <w:t xml:space="preserve"> </w:t>
@@ -14932,7 +14932,7 @@
         <w:t xml:space="preserve">LatentSwarm</w:t>
       </w:r>
       <w:r>
-        <w:t xml:space="preserve">, a spatial multi-robot reinforcement-learning environment from our own project (a PettingZoo/Gymnasium simulator: robots move in 2-D and engage targets that deplete in health, episodic). LatentSwarm implements a</w:t>
+        <w:t xml:space="preserve">, a spatial multi-robot reinforcement-learning environment (a PettingZoo/Gymnasium simulator). LatentSwarm realizes a</w:t>
       </w:r>
       <w:r>
         <w:t xml:space="preserve"> </w:t>
@@ -14948,18 +14948,7 @@
         <w:t xml:space="preserve"> </w:t>
       </w:r>
       <w:r>
-        <w:t xml:space="preserve">of our setting, not the same model: it keeps the hidden low-rank capability</w:t>
-      </w:r>
-      <m:oMath>
-        <m:r>
-          <m:rPr>
-            <m:sty m:val="p"/>
-          </m:rPr>
-          <m:t>×</m:t>
-        </m:r>
-      </m:oMath>
-      <w:r>
-        <w:t xml:space="preserve">requirement reward (a latent-trait inner product) and the per-observer noise, but adds 2-D motion, depleting-target health, rectified damage, and episodic resets, and it was built as a general engagement testbed independently of the collaborative-filtering method. Dropped in as one policy alongside the simulator's own built-in policies, SwarmCF attains the best converged skill (</w:t>
+        <w:t xml:space="preserve">of the setting rather than the model itself: each round every robot selects a target and earns the cosine alignment of their latent capability and requirement traits (the same low-rank trait structure and per-observer noise as Section 3), while the environment adds a fixed 2-D spatial layout, depleting-target health (reduced by the rectified trait match), capacity contention (collisions when robots select the same target), and episodic resets; its dynamics were specified independently of the collaborative-filtering method (Appendix E gives the exact construction and pseudocode). Dropped in as one policy alongside the simulator's own built-in policies, SwarmCF attains the best converged skill (</w:t>
       </w:r>
       <m:oMath>
         <m:r>
@@ -15084,7 +15073,7 @@
         <w:t xml:space="preserve">LatentSwarm</w:t>
       </w:r>
       <w:r>
-        <w:t xml:space="preserve">, our higher-fidelity spatial simulator and a variant of the setting (2-D motion, depleting-target health, episodic dynamics). Left: converged skill, SwarmCF best and near-oracle, above independent-UCB and the simulator's own SGD-MF policy. Right: learning curves.</w:t>
+        <w:t xml:space="preserve">, our higher-fidelity spatial simulator and a variant of the setting (fixed 2-D layout, depleting-target health, episodic dynamics). Left: converged skill, SwarmCF best and near-oracle, above independent-UCB and the simulator's own SGD-MF policy. Right: learning curves.</w:t>
       </w:r>
     </w:p>
     <w:p>
@@ -15440,7 +15429,7 @@
         <w:t xml:space="preserve"> </w:t>
       </w:r>
       <w:r>
-        <w:t xml:space="preserve">non-stationarity and team churn. We also plan a hardware and physics-based simulation study, external validation on an independent third-party benchmark (for example level-based foraging, whose native agent-capability-versus-task-requirement match fits our setting), and a tightening of the adaptive-policy coverage rate.</w:t>
+        <w:t xml:space="preserve">non-stationarity and team churn. We also plan external validation on independent benchmarks (an embodied multi-agent environment such as level-based foraging, and a low-rank-native recommender or bilinear-bandit testbed such as RecoGym, where the low-rank reward holds by construction), and a tightening of the adaptive-policy coverage rate.</w:t>
       </w:r>
     </w:p>
     <w:bookmarkEnd w:id="38"/>
@@ -20511,7 +20500,1233 @@
       </w:r>
     </w:p>
     <w:bookmarkEnd w:id="47"/>
+    <w:bookmarkStart w:id="48" w:name="appendix-e.-the-latentswarm-simulator"/>
+    <w:p>
+      <w:pPr>
+        <w:pStyle w:val="Heading2"/>
+        <w:keepNext/>
+        <w:keepLines/>
+        <w:widowControl w:val="1"/>
+      </w:pPr>
+      <w:r>
+        <w:t xml:space="preserve">Appendix E. The LatentSwarm simulator</w:t>
+      </w:r>
+    </w:p>
+    <w:p>
+      <w:pPr>
+        <w:pStyle w:val="FirstParagraph"/>
+        <w:jc w:val="both"/>
+        <w:keepNext w:val="0"/>
+        <w:keepLines w:val="0"/>
+        <w:widowControl w:val="1"/>
+      </w:pPr>
+      <w:r>
+        <w:t xml:space="preserve">LatentSwarm is the spatial multi-robot reinforcement-learning environment (PettingZoo/Gymnasium) used for the transfer test of Section 6.5. It realizes a variant of the Section 3 setting with episodic, health-depletion dynamics; the dynamics were specified independently of the collaborative-filtering method, and SwarmCF enters only as one drop-in policy among the simulator's own (random, oracle, SGD matrix factorization, independent UCB).</w:t>
+      </w:r>
+    </w:p>
+    <w:p>
+      <w:pPr>
+        <w:pStyle w:val="BodyText"/>
+        <w:jc w:val="both"/>
+        <w:keepNext w:val="0"/>
+        <w:keepLines w:val="0"/>
+        <w:widowControl w:val="1"/>
+      </w:pPr>
+      <w:r>
+        <w:rPr>
+          <w:b/>
+          <w:bCs/>
+        </w:rPr>
+        <w:t xml:space="preserve">Traits and reward.</w:t>
+      </w:r>
+      <w:r>
+        <w:t xml:space="preserve"> </w:t>
+      </w:r>
+      <w:r>
+        <w:t xml:space="preserve">Each robot</w:t>
+      </w:r>
+      <w:r>
+        <w:t xml:space="preserve"> </w:t>
+      </w:r>
+      <m:oMath>
+        <m:r>
+          <m:t>i</m:t>
+        </m:r>
+      </m:oMath>
+      <w:r>
+        <w:t xml:space="preserve"> </w:t>
+      </w:r>
+      <w:r>
+        <w:t xml:space="preserve">and target</w:t>
+      </w:r>
+      <w:r>
+        <w:t xml:space="preserve"> </w:t>
+      </w:r>
+      <m:oMath>
+        <m:r>
+          <m:t>j</m:t>
+        </m:r>
+      </m:oMath>
+      <w:r>
+        <w:t xml:space="preserve"> </w:t>
+      </w:r>
+      <w:r>
+        <w:t xml:space="preserve">is assigned a hidden</w:t>
+      </w:r>
+      <w:r>
+        <w:t xml:space="preserve"> </w:t>
+      </w:r>
+      <m:oMath>
+        <m:r>
+          <m:t>d</m:t>
+        </m:r>
+      </m:oMath>
+      <w:r>
+        <w:t xml:space="preserve">-dimensional trait vector (</w:t>
+      </w:r>
+      <m:oMath>
+        <m:sSub>
+          <m:e>
+            <m:r>
+              <m:t>p</m:t>
+            </m:r>
+          </m:e>
+          <m:sub>
+            <m:r>
+              <m:t>i</m:t>
+            </m:r>
+          </m:sub>
+        </m:sSub>
+      </m:oMath>
+      <w:r>
+        <w:t xml:space="preserve">,</w:t>
+      </w:r>
+      <w:r>
+        <w:t xml:space="preserve"> </w:t>
+      </w:r>
+      <m:oMath>
+        <m:sSub>
+          <m:e>
+            <m:r>
+              <m:t>u</m:t>
+            </m:r>
+          </m:e>
+          <m:sub>
+            <m:r>
+              <m:t>j</m:t>
+            </m:r>
+          </m:sub>
+        </m:sSub>
+      </m:oMath>
+      <w:r>
+        <w:t xml:space="preserve">) drawn from a shared Gaussian mixture over mode centers, so the robot</w:t>
+      </w:r>
+      <m:oMath>
+        <m:r>
+          <m:rPr>
+            <m:sty m:val="p"/>
+          </m:rPr>
+          <m:t>×</m:t>
+        </m:r>
+      </m:oMath>
+      <w:r>
+        <w:t xml:space="preserve">target structure is (approximately) low-rank of rank</w:t>
+      </w:r>
+      <w:r>
+        <w:t xml:space="preserve"> </w:t>
+      </w:r>
+      <m:oMath>
+        <m:r>
+          <m:t>d</m:t>
+        </m:r>
+      </m:oMath>
+      <w:r>
+        <w:t xml:space="preserve">, as in Section 3. When robot</w:t>
+      </w:r>
+      <w:r>
+        <w:t xml:space="preserve"> </w:t>
+      </w:r>
+      <m:oMath>
+        <m:r>
+          <m:t>i</m:t>
+        </m:r>
+      </m:oMath>
+      <w:r>
+        <w:t xml:space="preserve"> </w:t>
+      </w:r>
+      <w:r>
+        <w:t xml:space="preserve">engages target</w:t>
+      </w:r>
+      <w:r>
+        <w:t xml:space="preserve"> </w:t>
+      </w:r>
+      <m:oMath>
+        <m:r>
+          <m:t>j</m:t>
+        </m:r>
+      </m:oMath>
+      <w:r>
+        <w:t xml:space="preserve"> </w:t>
+      </w:r>
+      <w:r>
+        <w:t xml:space="preserve">it earns the signed cosine alignment</w:t>
+      </w:r>
+      <w:r>
+        <w:t xml:space="preserve"> </w:t>
+      </w:r>
+      <m:oMath>
+        <m:sSub>
+          <m:e>
+            <m:r>
+              <m:t>r</m:t>
+            </m:r>
+          </m:e>
+          <m:sub>
+            <m:r>
+              <m:t>i</m:t>
+            </m:r>
+            <m:r>
+              <m:t>j</m:t>
+            </m:r>
+          </m:sub>
+        </m:sSub>
+        <m:r>
+          <m:rPr>
+            <m:sty m:val="p"/>
+          </m:rPr>
+          <m:t>=</m:t>
+        </m:r>
+        <m:r>
+          <m:rPr>
+            <m:sty m:val="p"/>
+          </m:rPr>
+          <m:t>⟨</m:t>
+        </m:r>
+        <m:sSub>
+          <m:e>
+            <m:r>
+              <m:t>p</m:t>
+            </m:r>
+          </m:e>
+          <m:sub>
+            <m:r>
+              <m:t>i</m:t>
+            </m:r>
+          </m:sub>
+        </m:sSub>
+        <m:r>
+          <m:rPr>
+            <m:sty m:val="p"/>
+          </m:rPr>
+          <m:t>,</m:t>
+        </m:r>
+        <m:sSub>
+          <m:e>
+            <m:r>
+              <m:t>u</m:t>
+            </m:r>
+          </m:e>
+          <m:sub>
+            <m:r>
+              <m:t>j</m:t>
+            </m:r>
+          </m:sub>
+        </m:sSub>
+        <m:r>
+          <m:rPr>
+            <m:sty m:val="p"/>
+          </m:rPr>
+          <m:t>⟩</m:t>
+        </m:r>
+        <m:r>
+          <m:rPr>
+            <m:sty m:val="p"/>
+          </m:rPr>
+          <m:t>/</m:t>
+        </m:r>
+        <m:r>
+          <m:rPr>
+            <m:sty m:val="p"/>
+          </m:rPr>
+          <m:t>(</m:t>
+        </m:r>
+        <m:d>
+          <m:dPr>
+            <m:begChr m:val="‖"/>
+            <m:sepChr m:val=""/>
+            <m:endChr m:val="‖"/>
+            <m:grow/>
+          </m:dPr>
+          <m:e>
+            <m:sSub>
+              <m:e>
+                <m:r>
+                  <m:t>p</m:t>
+                </m:r>
+              </m:e>
+              <m:sub>
+                <m:r>
+                  <m:t>i</m:t>
+                </m:r>
+              </m:sub>
+            </m:sSub>
+          </m:e>
+        </m:d>
+        <m:r>
+          <m:t> </m:t>
+        </m:r>
+        <m:d>
+          <m:dPr>
+            <m:begChr m:val="‖"/>
+            <m:sepChr m:val=""/>
+            <m:endChr m:val="‖"/>
+            <m:grow/>
+          </m:dPr>
+          <m:e>
+            <m:sSub>
+              <m:e>
+                <m:r>
+                  <m:t>u</m:t>
+                </m:r>
+              </m:e>
+              <m:sub>
+                <m:r>
+                  <m:t>j</m:t>
+                </m:r>
+              </m:sub>
+            </m:sSub>
+          </m:e>
+        </m:d>
+        <m:r>
+          <m:rPr>
+            <m:sty m:val="p"/>
+          </m:rPr>
+          <m:t>)</m:t>
+        </m:r>
+      </m:oMath>
+      <w:r>
+        <w:t xml:space="preserve"> </w:t>
+      </w:r>
+      <w:r>
+        <w:t xml:space="preserve">of their traits, perturbed by a shared per-engagement effect noise; the target's health then decreases by the rectified match</w:t>
+      </w:r>
+      <w:r>
+        <w:t xml:space="preserve"> </w:t>
+      </w:r>
+      <m:oMath>
+        <m:r>
+          <m:rPr>
+            <m:sty m:val="p"/>
+          </m:rPr>
+          <m:t>max</m:t>
+        </m:r>
+        <m:r>
+          <m:rPr>
+            <m:sty m:val="p"/>
+          </m:rPr>
+          <m:t>(</m:t>
+        </m:r>
+        <m:r>
+          <m:t>0</m:t>
+        </m:r>
+        <m:r>
+          <m:rPr>
+            <m:sty m:val="p"/>
+          </m:rPr>
+          <m:t>,</m:t>
+        </m:r>
+        <m:r>
+          <m:rPr>
+            <m:sty m:val="p"/>
+          </m:rPr>
+          <m:t>⟨</m:t>
+        </m:r>
+        <m:sSub>
+          <m:e>
+            <m:r>
+              <m:t>p</m:t>
+            </m:r>
+          </m:e>
+          <m:sub>
+            <m:r>
+              <m:t>i</m:t>
+            </m:r>
+          </m:sub>
+        </m:sSub>
+        <m:r>
+          <m:rPr>
+            <m:sty m:val="p"/>
+          </m:rPr>
+          <m:t>,</m:t>
+        </m:r>
+        <m:sSub>
+          <m:e>
+            <m:r>
+              <m:t>u</m:t>
+            </m:r>
+          </m:e>
+          <m:sub>
+            <m:r>
+              <m:t>j</m:t>
+            </m:r>
+          </m:sub>
+        </m:sSub>
+        <m:r>
+          <m:rPr>
+            <m:sty m:val="p"/>
+          </m:rPr>
+          <m:t>⟩</m:t>
+        </m:r>
+        <m:r>
+          <m:rPr>
+            <m:sty m:val="p"/>
+          </m:rPr>
+          <m:t>)</m:t>
+        </m:r>
+      </m:oMath>
+      <w:r>
+        <w:t xml:space="preserve"> </w:t>
+      </w:r>
+      <w:r>
+        <w:t xml:space="preserve">and the target is neutralized at zero health.</w:t>
+      </w:r>
+    </w:p>
+    <w:p>
+      <w:pPr>
+        <w:pStyle w:val="BodyText"/>
+        <w:jc w:val="both"/>
+        <w:keepNext w:val="0"/>
+        <w:keepLines w:val="0"/>
+        <w:widowControl w:val="1"/>
+      </w:pPr>
+      <w:r>
+        <w:rPr>
+          <w:b/>
+          <w:bCs/>
+        </w:rPr>
+        <w:t xml:space="preserve">Decentralized, partial, private observation.</w:t>
+      </w:r>
+      <w:r>
+        <w:t xml:space="preserve"> </w:t>
+      </w:r>
+      <w:r>
+        <w:t xml:space="preserve">Robots and targets occupy fixed 2-D positions (a spatial layout, not motion); each robot observes target positions and activity, the targets its teammates selected (each teammate's selection independently corrupted with probability</w:t>
+      </w:r>
+      <w:r>
+        <w:t xml:space="preserve"> </w:t>
+      </w:r>
+      <m:oMath>
+        <m:sSub>
+          <m:e>
+            <m:r>
+              <m:t>σ</m:t>
+            </m:r>
+          </m:e>
+          <m:sub>
+            <m:r>
+              <m:rPr>
+                <m:sty m:val="p"/>
+              </m:rPr>
+              <m:t>o</m:t>
+            </m:r>
+            <m:r>
+              <m:rPr>
+                <m:sty m:val="p"/>
+              </m:rPr>
+              <m:t>b</m:t>
+            </m:r>
+            <m:r>
+              <m:rPr>
+                <m:sty m:val="p"/>
+              </m:rPr>
+              <m:t>s</m:t>
+            </m:r>
+          </m:sub>
+        </m:sSub>
+      </m:oMath>
+      <w:r>
+        <w:t xml:space="preserve">, an action-identity channel), and a per-observer-noisy reading of each broadcast engagement outcome (private noise</w:t>
+      </w:r>
+      <w:r>
+        <w:t xml:space="preserve"> </w:t>
+      </w:r>
+      <m:oMath>
+        <m:r>
+          <m:t>σ</m:t>
+        </m:r>
+      </m:oMath>
+      <w:r>
+        <w:t xml:space="preserve">, added independently per observer on top of the shared effect noise). There is no communication, and capacity contention is native: if two robots select the same target in a round they collide.</w:t>
+      </w:r>
+    </w:p>
+    <w:p>
+      <w:pPr>
+        <w:pStyle w:val="BodyText"/>
+        <w:jc w:val="both"/>
+        <w:keepNext w:val="0"/>
+        <w:keepLines w:val="0"/>
+        <w:widowControl w:val="1"/>
+      </w:pPr>
+      <w:r>
+        <w:rPr>
+          <w:b/>
+          <w:bCs/>
+        </w:rPr>
+        <w:t xml:space="preserve">Protocol and metric.</w:t>
+      </w:r>
+      <w:r>
+        <w:t xml:space="preserve"> </w:t>
+      </w:r>
+      <w:r>
+        <w:t xml:space="preserve">An episode runs for a fixed horizon; each round every robot selects a target (or no-op), engagements resolve in a random order, and observations are emitted. Each policy is run over a sequence of episodes and scored by the converged servicing skill</w:t>
+      </w:r>
+      <w:r>
+        <w:t xml:space="preserve"> </w:t>
+      </w:r>
+      <m:oMath>
+        <m:r>
+          <m:rPr>
+            <m:sty m:val="p"/>
+          </m:rPr>
+          <m:t>=</m:t>
+        </m:r>
+        <m:r>
+          <m:rPr>
+            <m:sty m:val="p"/>
+          </m:rPr>
+          <m:t>(</m:t>
+        </m:r>
+        <m:r>
+          <m:rPr>
+            <m:nor/>
+            <m:sty m:val="p"/>
+          </m:rPr>
+          <m:t>return</m:t>
+        </m:r>
+        <m:r>
+          <m:rPr>
+            <m:sty m:val="p"/>
+          </m:rPr>
+          <m:t>−</m:t>
+        </m:r>
+        <m:r>
+          <m:rPr>
+            <m:nor/>
+            <m:sty m:val="p"/>
+          </m:rPr>
+          <m:t>random</m:t>
+        </m:r>
+        <m:r>
+          <m:rPr>
+            <m:sty m:val="p"/>
+          </m:rPr>
+          <m:t>)</m:t>
+        </m:r>
+        <m:r>
+          <m:rPr>
+            <m:sty m:val="p"/>
+          </m:rPr>
+          <m:t>/</m:t>
+        </m:r>
+        <m:r>
+          <m:rPr>
+            <m:sty m:val="p"/>
+          </m:rPr>
+          <m:t>(</m:t>
+        </m:r>
+        <m:r>
+          <m:rPr>
+            <m:nor/>
+            <m:sty m:val="p"/>
+          </m:rPr>
+          <m:t>oracle</m:t>
+        </m:r>
+        <m:r>
+          <m:rPr>
+            <m:sty m:val="p"/>
+          </m:rPr>
+          <m:t>−</m:t>
+        </m:r>
+        <m:r>
+          <m:rPr>
+            <m:nor/>
+            <m:sty m:val="p"/>
+          </m:rPr>
+          <m:t>random</m:t>
+        </m:r>
+        <m:r>
+          <m:rPr>
+            <m:sty m:val="p"/>
+          </m:rPr>
+          <m:t>)</m:t>
+        </m:r>
+      </m:oMath>
+      <w:r>
+        <w:t xml:space="preserve">. SwarmCF is the weighted-ALS policy: it maintains its online low-rank factors from the per-observer outcome stream and selects the target it predicts best.</w:t>
+      </w:r>
+    </w:p>
+    <w:p>
+      <w:pPr>
+        <w:pStyle w:val="BodyText"/>
+        <w:jc w:val="both"/>
+        <w:keepNext w:val="0"/>
+        <w:keepLines w:val="0"/>
+        <w:widowControl w:val="1"/>
+      </w:pPr>
+      <w:r>
+        <w:t xml:space="preserve">Algorithm 3: LatentSwarm episode (a variant of the setting; each robot runs a policy, e.g. SwarmCF)</w:t>
+      </w:r>
+    </w:p>
+    <w:p>
+      <w:pPr>
+        <w:pStyle w:val="BodyText"/>
+        <w:jc w:val="both"/>
+        <w:keepNext w:val="0"/>
+        <w:keepLines w:val="0"/>
+        <w:widowControl w:val="1"/>
+      </w:pPr>
+      <w:r>
+        <w:t xml:space="preserve">draw traits</w:t>
+      </w:r>
+      <w:r>
+        <w:t xml:space="preserve"> </w:t>
+      </w:r>
+      <m:oMath>
+        <m:sSub>
+          <m:e>
+            <m:r>
+              <m:t>p</m:t>
+            </m:r>
+          </m:e>
+          <m:sub>
+            <m:r>
+              <m:t>i</m:t>
+            </m:r>
+          </m:sub>
+        </m:sSub>
+      </m:oMath>
+      <w:r>
+        <w:t xml:space="preserve"> </w:t>
+      </w:r>
+      <w:r>
+        <w:t xml:space="preserve">(robots) and</w:t>
+      </w:r>
+      <w:r>
+        <w:t xml:space="preserve"> </w:t>
+      </w:r>
+      <m:oMath>
+        <m:sSub>
+          <m:e>
+            <m:r>
+              <m:t>u</m:t>
+            </m:r>
+          </m:e>
+          <m:sub>
+            <m:r>
+              <m:t>j</m:t>
+            </m:r>
+          </m:sub>
+        </m:sSub>
+      </m:oMath>
+      <w:r>
+        <w:t xml:space="preserve"> </w:t>
+      </w:r>
+      <w:r>
+        <w:t xml:space="preserve">(targets) from a shared Gaussian mixture (rank</w:t>
+      </w:r>
+      <w:r>
+        <w:t xml:space="preserve"> </w:t>
+      </w:r>
+      <m:oMath>
+        <m:r>
+          <m:t>d</m:t>
+        </m:r>
+      </m:oMath>
+      <w:r>
+        <w:t xml:space="preserve">); fix 2-D positions</w:t>
+      </w:r>
+      <w:r>
+        <w:t xml:space="preserve"> </w:t>
+      </w:r>
+      <w:r>
+        <w:t xml:space="preserve">for episode</w:t>
+      </w:r>
+      <w:r>
+        <w:t xml:space="preserve"> </w:t>
+      </w:r>
+      <m:oMath>
+        <m:r>
+          <m:rPr>
+            <m:sty m:val="p"/>
+          </m:rPr>
+          <m:t>=</m:t>
+        </m:r>
+        <m:r>
+          <m:t>1</m:t>
+        </m:r>
+        <m:r>
+          <m:rPr>
+            <m:sty m:val="p"/>
+          </m:rPr>
+          <m:t>,</m:t>
+        </m:r>
+        <m:r>
+          <m:rPr>
+            <m:sty m:val="p"/>
+          </m:rPr>
+          <m:t>…</m:t>
+        </m:r>
+        <m:r>
+          <m:rPr>
+            <m:sty m:val="p"/>
+          </m:rPr>
+          <m:t>,</m:t>
+        </m:r>
+        <m:r>
+          <m:t>E</m:t>
+        </m:r>
+      </m:oMath>
+      <w:r>
+        <w:t xml:space="preserve">:</w:t>
+      </w:r>
+      <w:r>
+        <w:t xml:space="preserve"> </w:t>
+      </w:r>
+      <w:r>
+        <w:t xml:space="preserve">reset every target's health and active flag</w:t>
+      </w:r>
+      <w:r>
+        <w:t xml:space="preserve"> </w:t>
+      </w:r>
+      <w:r>
+        <w:t xml:space="preserve">for round</w:t>
+      </w:r>
+      <w:r>
+        <w:t xml:space="preserve"> </w:t>
+      </w:r>
+      <m:oMath>
+        <m:r>
+          <m:t>t</m:t>
+        </m:r>
+        <m:r>
+          <m:rPr>
+            <m:sty m:val="p"/>
+          </m:rPr>
+          <m:t>=</m:t>
+        </m:r>
+        <m:r>
+          <m:t>1</m:t>
+        </m:r>
+        <m:r>
+          <m:rPr>
+            <m:sty m:val="p"/>
+          </m:rPr>
+          <m:t>,</m:t>
+        </m:r>
+        <m:r>
+          <m:rPr>
+            <m:sty m:val="p"/>
+          </m:rPr>
+          <m:t>…</m:t>
+        </m:r>
+        <m:r>
+          <m:rPr>
+            <m:sty m:val="p"/>
+          </m:rPr>
+          <m:t>,</m:t>
+        </m:r>
+        <m:sSub>
+          <m:e>
+            <m:r>
+              <m:t>T</m:t>
+            </m:r>
+          </m:e>
+          <m:sub>
+            <m:r>
+              <m:rPr>
+                <m:sty m:val="p"/>
+              </m:rPr>
+              <m:t>e</m:t>
+            </m:r>
+            <m:r>
+              <m:rPr>
+                <m:sty m:val="p"/>
+              </m:rPr>
+              <m:t>p</m:t>
+            </m:r>
+          </m:sub>
+        </m:sSub>
+      </m:oMath>
+      <w:r>
+        <w:t xml:space="preserve">:</w:t>
+      </w:r>
+      <w:r>
+        <w:t xml:space="preserve"> </w:t>
+      </w:r>
+      <w:r>
+        <w:t xml:space="preserve">each robot</w:t>
+      </w:r>
+      <w:r>
+        <w:t xml:space="preserve"> </w:t>
+      </w:r>
+      <m:oMath>
+        <m:r>
+          <m:t>i</m:t>
+        </m:r>
+      </m:oMath>
+      <w:r>
+        <w:t xml:space="preserve"> </w:t>
+      </w:r>
+      <w:r>
+        <w:t xml:space="preserve">picks a target</w:t>
+      </w:r>
+      <w:r>
+        <w:t xml:space="preserve"> </w:t>
+      </w:r>
+      <m:oMath>
+        <m:sSub>
+          <m:e>
+            <m:r>
+              <m:t>a</m:t>
+            </m:r>
+          </m:e>
+          <m:sub>
+            <m:r>
+              <m:t>i</m:t>
+            </m:r>
+          </m:sub>
+        </m:sSub>
+      </m:oMath>
+      <w:r>
+        <w:t xml:space="preserve"> </w:t>
+      </w:r>
+      <w:r>
+        <w:t xml:space="preserve">(or no-op) from its policy</w:t>
+      </w:r>
+      <w:r>
+        <w:t xml:space="preserve"> </w:t>
+      </w:r>
+      <w:r>
+        <w:t xml:space="preserve">for each engaging robot</w:t>
+      </w:r>
+      <w:r>
+        <w:t xml:space="preserve"> </w:t>
+      </w:r>
+      <m:oMath>
+        <m:r>
+          <m:t>i</m:t>
+        </m:r>
+      </m:oMath>
+      <w:r>
+        <w:t xml:space="preserve"> </w:t>
+      </w:r>
+      <w:r>
+        <w:t xml:space="preserve">(with</w:t>
+      </w:r>
+      <w:r>
+        <w:t xml:space="preserve"> </w:t>
+      </w:r>
+      <m:oMath>
+        <m:sSub>
+          <m:e>
+            <m:r>
+              <m:t>a</m:t>
+            </m:r>
+          </m:e>
+          <m:sub>
+            <m:r>
+              <m:t>i</m:t>
+            </m:r>
+          </m:sub>
+        </m:sSub>
+        <m:r>
+          <m:rPr>
+            <m:sty m:val="p"/>
+          </m:rPr>
+          <m:t>=</m:t>
+        </m:r>
+        <m:r>
+          <m:t>j</m:t>
+        </m:r>
+      </m:oMath>
+      <w:r>
+        <w:t xml:space="preserve">,</w:t>
+      </w:r>
+      <w:r>
+        <w:t xml:space="preserve"> </w:t>
+      </w:r>
+      <m:oMath>
+        <m:r>
+          <m:t>j</m:t>
+        </m:r>
+      </m:oMath>
+      <w:r>
+        <w:t xml:space="preserve"> </w:t>
+      </w:r>
+      <w:r>
+        <w:t xml:space="preserve">active), in random order:</w:t>
+      </w:r>
+      <w:r>
+        <w:t xml:space="preserve"> </w:t>
+      </w:r>
+      <w:r>
+        <w:t xml:space="preserve">reward</w:t>
+      </w:r>
+      <w:r>
+        <w:t xml:space="preserve"> </w:t>
+      </w:r>
+      <m:oMath>
+        <m:sSub>
+          <m:e>
+            <m:r>
+              <m:t>r</m:t>
+            </m:r>
+          </m:e>
+          <m:sub>
+            <m:r>
+              <m:t>i</m:t>
+            </m:r>
+          </m:sub>
+        </m:sSub>
+        <m:r>
+          <m:rPr>
+            <m:sty m:val="p"/>
+          </m:rPr>
+          <m:t>←</m:t>
+        </m:r>
+        <m:r>
+          <m:rPr>
+            <m:sty m:val="p"/>
+          </m:rPr>
+          <m:t>cos</m:t>
+        </m:r>
+        <m:r>
+          <m:rPr>
+            <m:sty m:val="p"/>
+          </m:rPr>
+          <m:t>(</m:t>
+        </m:r>
+        <m:sSub>
+          <m:e>
+            <m:r>
+              <m:t>p</m:t>
+            </m:r>
+          </m:e>
+          <m:sub>
+            <m:r>
+              <m:t>i</m:t>
+            </m:r>
+          </m:sub>
+        </m:sSub>
+        <m:r>
+          <m:rPr>
+            <m:sty m:val="p"/>
+          </m:rPr>
+          <m:t>,</m:t>
+        </m:r>
+        <m:sSub>
+          <m:e>
+            <m:r>
+              <m:t>u</m:t>
+            </m:r>
+          </m:e>
+          <m:sub>
+            <m:r>
+              <m:t>j</m:t>
+            </m:r>
+          </m:sub>
+        </m:sSub>
+        <m:r>
+          <m:rPr>
+            <m:sty m:val="p"/>
+          </m:rPr>
+          <m:t>)</m:t>
+        </m:r>
+      </m:oMath>
+      <w:r>
+        <w:t xml:space="preserve"> </w:t>
+      </w:r>
+      <w:r>
+        <w:t xml:space="preserve">+ shared effect noise</w:t>
+      </w:r>
+      <w:r>
+        <w:t xml:space="preserve"> </w:t>
+      </w:r>
+      <w:r>
+        <w:t xml:space="preserve">target</w:t>
+      </w:r>
+      <w:r>
+        <w:t xml:space="preserve"> </w:t>
+      </w:r>
+      <m:oMath>
+        <m:r>
+          <m:t>j</m:t>
+        </m:r>
+      </m:oMath>
+      <w:r>
+        <w:t xml:space="preserve"> </w:t>
+      </w:r>
+      <w:r>
+        <w:t xml:space="preserve">health</w:t>
+      </w:r>
+      <w:r>
+        <w:t xml:space="preserve"> </w:t>
+      </w:r>
+      <m:oMath>
+        <m:r>
+          <m:rPr>
+            <m:sty m:val="p"/>
+          </m:rPr>
+          <m:t>−</m:t>
+        </m:r>
+        <m:r>
+          <m:rPr>
+            <m:sty m:val="p"/>
+          </m:rPr>
+          <m:t>=</m:t>
+        </m:r>
+        <m:r>
+          <m:rPr>
+            <m:sty m:val="p"/>
+          </m:rPr>
+          <m:t>max</m:t>
+        </m:r>
+        <m:r>
+          <m:rPr>
+            <m:sty m:val="p"/>
+          </m:rPr>
+          <m:t>(</m:t>
+        </m:r>
+        <m:r>
+          <m:t>0</m:t>
+        </m:r>
+        <m:r>
+          <m:rPr>
+            <m:sty m:val="p"/>
+          </m:rPr>
+          <m:t>,</m:t>
+        </m:r>
+        <m:r>
+          <m:rPr>
+            <m:sty m:val="p"/>
+          </m:rPr>
+          <m:t>⟨</m:t>
+        </m:r>
+        <m:sSub>
+          <m:e>
+            <m:r>
+              <m:t>p</m:t>
+            </m:r>
+          </m:e>
+          <m:sub>
+            <m:r>
+              <m:t>i</m:t>
+            </m:r>
+          </m:sub>
+        </m:sSub>
+        <m:r>
+          <m:rPr>
+            <m:sty m:val="p"/>
+          </m:rPr>
+          <m:t>,</m:t>
+        </m:r>
+        <m:sSub>
+          <m:e>
+            <m:r>
+              <m:t>u</m:t>
+            </m:r>
+          </m:e>
+          <m:sub>
+            <m:r>
+              <m:t>j</m:t>
+            </m:r>
+          </m:sub>
+        </m:sSub>
+        <m:r>
+          <m:rPr>
+            <m:sty m:val="p"/>
+          </m:rPr>
+          <m:t>⟩</m:t>
+        </m:r>
+        <m:r>
+          <m:rPr>
+            <m:sty m:val="p"/>
+          </m:rPr>
+          <m:t>)</m:t>
+        </m:r>
+      </m:oMath>
+      <w:r>
+        <w:t xml:space="preserve">; if</w:t>
+      </w:r>
+      <w:r>
+        <w:t xml:space="preserve"> </w:t>
+      </w:r>
+      <m:oMath>
+        <m:r>
+          <m:rPr>
+            <m:sty m:val="p"/>
+          </m:rPr>
+          <m:t>≤</m:t>
+        </m:r>
+        <m:r>
+          <m:t>0</m:t>
+        </m:r>
+      </m:oMath>
+      <w:r>
+        <w:t xml:space="preserve">, mark</w:t>
+      </w:r>
+      <w:r>
+        <w:t xml:space="preserve"> </w:t>
+      </w:r>
+      <m:oMath>
+        <m:r>
+          <m:t>j</m:t>
+        </m:r>
+      </m:oMath>
+      <w:r>
+        <w:t xml:space="preserve"> </w:t>
+      </w:r>
+      <w:r>
+        <w:t xml:space="preserve">inactive</w:t>
+      </w:r>
+      <w:r>
+        <w:t xml:space="preserve"> </w:t>
+      </w:r>
+      <w:r>
+        <w:t xml:space="preserve">if another robot also picked</w:t>
+      </w:r>
+      <w:r>
+        <w:t xml:space="preserve"> </w:t>
+      </w:r>
+      <m:oMath>
+        <m:r>
+          <m:t>j</m:t>
+        </m:r>
+      </m:oMath>
+      <w:r>
+        <w:t xml:space="preserve"> </w:t>
+      </w:r>
+      <w:r>
+        <w:t xml:space="preserve">this round, record a collision (contention)</w:t>
+      </w:r>
+      <w:r>
+        <w:t xml:space="preserve"> </w:t>
+      </w:r>
+      <w:r>
+        <w:t xml:space="preserve">emit each robot's observation: target positions and activity; teammates' picks</w:t>
+      </w:r>
+      <w:r>
+        <w:t xml:space="preserve"> </w:t>
+      </w:r>
+      <w:r>
+        <w:t xml:space="preserve">(each corrupted w.p.</w:t>
+      </w:r>
+      <w:r>
+        <w:t xml:space="preserve"> </w:t>
+      </w:r>
+      <m:oMath>
+        <m:sSub>
+          <m:e>
+            <m:r>
+              <m:t>σ</m:t>
+            </m:r>
+          </m:e>
+          <m:sub>
+            <m:r>
+              <m:rPr>
+                <m:sty m:val="p"/>
+              </m:rPr>
+              <m:t>o</m:t>
+            </m:r>
+            <m:r>
+              <m:rPr>
+                <m:sty m:val="p"/>
+              </m:rPr>
+              <m:t>b</m:t>
+            </m:r>
+            <m:r>
+              <m:rPr>
+                <m:sty m:val="p"/>
+              </m:rPr>
+              <m:t>s</m:t>
+            </m:r>
+          </m:sub>
+        </m:sSub>
+      </m:oMath>
+      <w:r>
+        <w:t xml:space="preserve">); a per-observer-noisy reading of each reward</w:t>
+      </w:r>
+      <w:r>
+        <w:t xml:space="preserve"> </w:t>
+      </w:r>
+      <w:r>
+        <w:t xml:space="preserve">score the policy by episodic return; skill</w:t>
+      </w:r>
+      <w:r>
+        <w:t xml:space="preserve"> </w:t>
+      </w:r>
+      <m:oMath>
+        <m:r>
+          <m:rPr>
+            <m:sty m:val="p"/>
+          </m:rPr>
+          <m:t>=</m:t>
+        </m:r>
+      </m:oMath>
+      <w:r>
+        <w:t xml:space="preserve"> </w:t>
+      </w:r>
+      <w:r>
+        <w:t xml:space="preserve">(return</w:t>
+      </w:r>
+      <w:r>
+        <w:t xml:space="preserve"> </w:t>
+      </w:r>
+      <m:oMath>
+        <m:r>
+          <m:rPr>
+            <m:sty m:val="p"/>
+          </m:rPr>
+          <m:t>−</m:t>
+        </m:r>
+      </m:oMath>
+      <w:r>
+        <w:t xml:space="preserve"> </w:t>
+      </w:r>
+      <w:r>
+        <w:t xml:space="preserve">random)</w:t>
+      </w:r>
+      <m:oMath>
+        <m:r>
+          <m:rPr>
+            <m:sty m:val="p"/>
+          </m:rPr>
+          <m:t>/</m:t>
+        </m:r>
+      </m:oMath>
+      <w:r>
+        <w:t xml:space="preserve">(oracle</w:t>
+      </w:r>
+      <w:r>
+        <w:t xml:space="preserve"> </w:t>
+      </w:r>
+      <m:oMath>
+        <m:r>
+          <m:rPr>
+            <m:sty m:val="p"/>
+          </m:rPr>
+          <m:t>−</m:t>
+        </m:r>
+      </m:oMath>
+      <w:r>
+        <w:t xml:space="preserve"> </w:t>
+      </w:r>
+      <w:r>
+        <w:t xml:space="preserve">random)</w:t>
+      </w:r>
+    </w:p>
     <w:bookmarkEnd w:id="48"/>
+    <w:bookmarkEnd w:id="49"/>
     <w:sectPr>
       <w:footerReference w:type="default" r:id="rId9"/>
       <w:pgSz w:h="15840" w:w="12240"/>

--- a/docs/ras_paper.docx
+++ b/docs/ras_paper.docx
@@ -2,7 +2,7 @@
 <file path=word/document.xml><?xml version="1.0" encoding="utf-8"?>
 <w:document xmlns:w="http://schemas.openxmlformats.org/wordprocessingml/2006/main" xmlns:m="http://schemas.openxmlformats.org/officeDocument/2006/math" xmlns:r="http://schemas.openxmlformats.org/officeDocument/2006/relationships" xmlns:o="urn:schemas-microsoft-com:office:office" xmlns:v="urn:schemas-microsoft-com:vml" xmlns:w10="urn:schemas-microsoft-com:office:word" xmlns:a="http://schemas.openxmlformats.org/drawingml/2006/main" xmlns:pic="http://schemas.openxmlformats.org/drawingml/2006/picture" xmlns:wp="http://schemas.openxmlformats.org/drawingml/2006/wordprocessingDrawing">
   <w:body>
-    <w:bookmarkStart w:id="49" w:name="Xa8f2687664d6e7bb57f7cb64826b407761b7295"/>
+    <w:bookmarkStart w:id="46" w:name="Xa8f2687664d6e7bb57f7cb64826b407761b7295"/>
     <w:p>
       <w:pPr>
         <w:pStyle w:val="Title"/>
@@ -182,7 +182,23 @@
         <w:t xml:space="preserve"> </w:t>
       </w:r>
       <w:r>
-        <w:t xml:space="preserve">Multi-robot task allocation usually assumes some combination of communication, known task models, or a coordinator. We study the opposite extreme, a regime that is common in practice yet largely overlooked in theory: a robot team with</w:t>
+        <w:t xml:space="preserve">Multi-robot task allocation usually assumes some combination of communication, known task models, or a coordinator. We study the opposite extreme, a regime that is common in practice yet largely overlooked in theory, which we name</w:t>
+      </w:r>
+      <w:r>
+        <w:t xml:space="preserve"> </w:t>
+      </w:r>
+      <w:r>
+        <w:rPr>
+          <w:b/>
+          <w:bCs/>
+        </w:rPr>
+        <w:t xml:space="preserve">Zero-Knowledge MRTA</w:t>
+      </w:r>
+      <w:r>
+        <w:t xml:space="preserve"> </w:t>
+      </w:r>
+      <w:r>
+        <w:t xml:space="preserve">(ZK-MRTA): a robot team with</w:t>
       </w:r>
       <w:r>
         <w:t xml:space="preserve"> </w:t>
@@ -308,6 +324,31 @@
             <m:sty m:val="p"/>
           </m:rPr>
           <m:t>)</m:t>
+        </m:r>
+      </m:oMath>
+      <w:r>
+        <w:t xml:space="preserve">, in the rank</w:t>
+      </w:r>
+      <w:r>
+        <w:t xml:space="preserve"> </w:t>
+      </w:r>
+      <m:oMath>
+        <m:r>
+          <m:t>d</m:t>
+        </m:r>
+      </m:oMath>
+      <w:r>
+        <w:t xml:space="preserve"> </w:t>
+      </w:r>
+      <w:r>
+        <w:t xml:space="preserve">and the task count</w:t>
+      </w:r>
+      <w:r>
+        <w:t xml:space="preserve"> </w:t>
+      </w:r>
+      <m:oMath>
+        <m:r>
+          <m:t>n</m:t>
         </m:r>
       </m:oMath>
       <w:r>
@@ -719,7 +760,7 @@
         <w:widowControl w:val="1"/>
       </w:pPr>
       <w:r>
-        <w:t xml:space="preserve">We formalize</w:t>
+        <w:t xml:space="preserve">We formalize and name</w:t>
       </w:r>
       <w:r>
         <w:t xml:space="preserve"> </w:t>
@@ -729,10 +770,13 @@
           <w:b/>
           <w:bCs/>
         </w:rPr>
-        <w:t xml:space="preserve">communication-free MRTA under partial, privately-noisy observation and zero prior knowledge</w:t>
-      </w:r>
-      <w:r>
-        <w:t xml:space="preserve">, a most-restrictive but practically common regime that prior MRTA and decentralized-learning work does not address (Section 2, Table 1).</w:t>
+        <w:t xml:space="preserve">Zero-Knowledge MRTA</w:t>
+      </w:r>
+      <w:r>
+        <w:t xml:space="preserve"> </w:t>
+      </w:r>
+      <w:r>
+        <w:t xml:space="preserve">(ZK-MRTA): communication-free MRTA under partial, privately-noisy observation and zero prior knowledge, a most-restrictive but practically common regime that prior MRTA and decentralized-learning work does not address (Section 2, Table 1).</w:t>
       </w:r>
     </w:p>
     <w:p>
@@ -761,7 +805,23 @@
         <w:t xml:space="preserve">SwarmCF</w:t>
       </w:r>
       <w:r>
-        <w:t xml:space="preserve">, a decentralized, online, low-rank collaborative filter that each robot runs over the passive broadcast, with an</w:t>
+        <w:t xml:space="preserve">, a decentralized, online, low-rank collaborative filter that each robot runs over the passive broadcast, with a constant-time</w:t>
+      </w:r>
+      <w:r>
+        <w:t xml:space="preserve"> </w:t>
+      </w:r>
+      <w:r>
+        <w:rPr>
+          <w:b/>
+          <w:bCs/>
+        </w:rPr>
+        <w:t xml:space="preserve">fold-in</w:t>
+      </w:r>
+      <w:r>
+        <w:t xml:space="preserve"> </w:t>
+      </w:r>
+      <w:r>
+        <w:t xml:space="preserve">(an</w:t>
       </w:r>
       <w:r>
         <w:t xml:space="preserve"> </w:t>
@@ -776,9 +836,25 @@
           </m:rPr>
           <m:t>(</m:t>
         </m:r>
-        <m:r>
-          <m:t>d</m:t>
-        </m:r>
+        <m:sSup>
+          <m:e>
+            <m:acc>
+              <m:accPr>
+                <m:chr m:val="̂"/>
+              </m:accPr>
+              <m:e>
+                <m:r>
+                  <m:t>d</m:t>
+                </m:r>
+              </m:e>
+            </m:acc>
+          </m:e>
+          <m:sup>
+            <m:r>
+              <m:t>3</m:t>
+            </m:r>
+          </m:sup>
+        </m:sSup>
         <m:r>
           <m:rPr>
             <m:sty m:val="p"/>
@@ -790,7 +866,36 @@
         <w:t xml:space="preserve"> </w:t>
       </w:r>
       <w:r>
-        <w:t xml:space="preserve">fold-in that lets it act on unseen tasks and onboard new tasks (Section 4).</w:t>
+        <w:t xml:space="preserve">ridge solve in the guessed rank</w:t>
+      </w:r>
+      <w:r>
+        <w:t xml:space="preserve"> </w:t>
+      </w:r>
+      <m:oMath>
+        <m:acc>
+          <m:accPr>
+            <m:chr m:val="̂"/>
+          </m:accPr>
+          <m:e>
+            <m:r>
+              <m:t>d</m:t>
+            </m:r>
+          </m:e>
+        </m:acc>
+      </m:oMath>
+      <w:r>
+        <w:t xml:space="preserve">, independent of the task count</w:t>
+      </w:r>
+      <w:r>
+        <w:t xml:space="preserve"> </w:t>
+      </w:r>
+      <m:oMath>
+        <m:r>
+          <m:t>n</m:t>
+        </m:r>
+      </m:oMath>
+      <w:r>
+        <w:t xml:space="preserve">; Section 4) that lets it act on unseen tasks and onboard new tasks.</w:t>
       </w:r>
     </w:p>
     <w:p>
@@ -1006,6 +1111,35 @@
       </w:r>
       <w:r>
         <w:t xml:space="preserve">with different dynamics (Section 6).</w:t>
+      </w:r>
+    </w:p>
+    <w:p>
+      <w:pPr>
+        <w:pStyle w:val="Compact"/>
+        <w:numPr>
+          <w:ilvl w:val="0"/>
+          <w:numId w:val="1002"/>
+        </w:numPr>
+        <w:jc w:val="both"/>
+        <w:keepNext w:val="0"/>
+        <w:keepLines w:val="0"/>
+        <w:widowControl w:val="1"/>
+      </w:pPr>
+      <w:r>
+        <w:t xml:space="preserve">We release</w:t>
+      </w:r>
+      <w:r>
+        <w:t xml:space="preserve"> </w:t>
+      </w:r>
+      <w:r>
+        <w:rPr>
+          <w:b/>
+          <w:bCs/>
+        </w:rPr>
+        <w:t xml:space="preserve">LatentSwarm</w:t>
+      </w:r>
+      <w:r>
+        <w:t xml:space="preserve">, an open PettingZoo/Gymnasium evaluation suite for ZK-MRTA, comprising the controlled analytical masked-broadcast harness used for our headline results and a spatial environment (Section 6.5, Appendix E), so communication-free low-rank MRTA methods can be compared on a common footing.</w:t>
       </w:r>
     </w:p>
     <w:bookmarkEnd w:id="9"/>
@@ -2453,7 +2587,7 @@
                 <w:bCs/>
                 <w:sz w:val="20"/>
               </w:rPr>
-              <w:t xml:space="preserve">Ours: communication-free MRTA (this paper)</w:t>
+              <w:t xml:space="preserve">Ours: ZK-MRTA (this paper)</w:t>
             </w:r>
           </w:p>
         </w:tc>
@@ -2595,7 +2729,7 @@
       </w:tr>
     </w:tbl>
     <w:bookmarkEnd w:id="10"/>
-    <w:bookmarkStart w:id="14" w:name="problem-setting"/>
+    <w:bookmarkStart w:id="14" w:name="X8adaab7c97b7216f8088283f34f29d8502dbe90"/>
     <w:p>
       <w:pPr>
         <w:pStyle w:val="Heading2"/>
@@ -2604,7 +2738,7 @@
         <w:widowControl w:val="1"/>
       </w:pPr>
       <w:r>
-        <w:t xml:space="preserve">3. Problem setting</w:t>
+        <w:t xml:space="preserve">3. Problem setting: Zero-Knowledge MRTA (ZK-MRTA)</w:t>
       </w:r>
     </w:p>
     <w:p>
@@ -3359,7 +3493,207 @@
         </m:r>
       </m:oMath>
       <w:r>
-        <w:t xml:space="preserve">\hat d$).</w:t>
+        <w:t xml:space="preserve">\hat d</w:t>
+      </w:r>
+      <m:oMath>
+        <m:r>
+          <m:rPr>
+            <m:sty m:val="p"/>
+          </m:rPr>
+          <m:t>)</m:t>
+        </m:r>
+        <m:r>
+          <m:rPr>
+            <m:sty m:val="p"/>
+          </m:rPr>
+          <m:t>.</m:t>
+        </m:r>
+        <m:r>
+          <m:t>W</m:t>
+        </m:r>
+        <m:r>
+          <m:t>e</m:t>
+        </m:r>
+        <m:r>
+          <m:t>t</m:t>
+        </m:r>
+        <m:r>
+          <m:t>a</m:t>
+        </m:r>
+        <m:r>
+          <m:t>k</m:t>
+        </m:r>
+        <m:r>
+          <m:t>e</m:t>
+        </m:r>
+        <m:r>
+          <m:t>t</m:t>
+        </m:r>
+        <m:r>
+          <m:t>h</m:t>
+        </m:r>
+        <m:r>
+          <m:t>e</m:t>
+        </m:r>
+        <m:r>
+          <m:t>r</m:t>
+        </m:r>
+        <m:r>
+          <m:t>e</m:t>
+        </m:r>
+        <m:r>
+          <m:t>w</m:t>
+        </m:r>
+        <m:r>
+          <m:t>a</m:t>
+        </m:r>
+        <m:r>
+          <m:t>r</m:t>
+        </m:r>
+        <m:r>
+          <m:t>d</m:t>
+        </m:r>
+        <m:r>
+          <m:t>i</m:t>
+        </m:r>
+        <m:r>
+          <m:t>n</m:t>
+        </m:r>
+        <m:r>
+          <m:t>n</m:t>
+        </m:r>
+        <m:r>
+          <m:t>o</m:t>
+        </m:r>
+        <m:r>
+          <m:t>r</m:t>
+        </m:r>
+        <m:r>
+          <m:t>m</m:t>
+        </m:r>
+        <m:r>
+          <m:t>a</m:t>
+        </m:r>
+        <m:r>
+          <m:t>l</m:t>
+        </m:r>
+        <m:r>
+          <m:t>i</m:t>
+        </m:r>
+        <m:r>
+          <m:t>z</m:t>
+        </m:r>
+        <m:r>
+          <m:t>e</m:t>
+        </m:r>
+        <m:r>
+          <m:t>d</m:t>
+        </m:r>
+        <m:r>
+          <m:t>f</m:t>
+        </m:r>
+        <m:r>
+          <m:t>o</m:t>
+        </m:r>
+        <m:r>
+          <m:t>r</m:t>
+        </m:r>
+        <m:r>
+          <m:t>m</m:t>
+        </m:r>
+        <m:r>
+          <m:rPr>
+            <m:sty m:val="p"/>
+          </m:rPr>
+          <m:t>,</m:t>
+        </m:r>
+        <m:r>
+          <m:t>s</m:t>
+        </m:r>
+        <m:r>
+          <m:t>c</m:t>
+        </m:r>
+        <m:r>
+          <m:t>a</m:t>
+        </m:r>
+        <m:r>
+          <m:t>l</m:t>
+        </m:r>
+        <m:r>
+          <m:t>i</m:t>
+        </m:r>
+        <m:r>
+          <m:t>n</m:t>
+        </m:r>
+        <m:r>
+          <m:t>g</m:t>
+        </m:r>
+        <m:r>
+          <m:t>t</m:t>
+        </m:r>
+        <m:r>
+          <m:t>h</m:t>
+        </m:r>
+        <m:r>
+          <m:t>e</m:t>
+        </m:r>
+        <m:r>
+          <m:t>l</m:t>
+        </m:r>
+        <m:r>
+          <m:t>a</m:t>
+        </m:r>
+        <m:r>
+          <m:t>t</m:t>
+        </m:r>
+        <m:r>
+          <m:t>e</m:t>
+        </m:r>
+        <m:r>
+          <m:t>n</m:t>
+        </m:r>
+        <m:r>
+          <m:t>t</m:t>
+        </m:r>
+        <m:r>
+          <m:t>t</m:t>
+        </m:r>
+        <m:r>
+          <m:t>r</m:t>
+        </m:r>
+        <m:r>
+          <m:t>a</m:t>
+        </m:r>
+        <m:r>
+          <m:t>i</m:t>
+        </m:r>
+        <m:r>
+          <m:t>t</m:t>
+        </m:r>
+        <m:r>
+          <m:t>s</m:t>
+        </m:r>
+        <m:r>
+          <m:t>s</m:t>
+        </m:r>
+        <m:r>
+          <m:t>o</m:t>
+        </m:r>
+        <m:r>
+          <m:t>t</m:t>
+        </m:r>
+        <m:r>
+          <m:t>h</m:t>
+        </m:r>
+        <m:r>
+          <m:t>a</m:t>
+        </m:r>
+        <m:r>
+          <m:t>t</m:t>
+        </m:r>
+      </m:oMath>
+      <w:r>
+        <w:t xml:space="preserve">R_{ij}$ is bounded and zero-mean across tasks; this is the bounded, normalized reward referenced by Proposition 1.</w:t>
       </w:r>
     </w:p>
     <w:p>
@@ -6267,16 +6601,25 @@
           </m:rPr>
           <m:t>(</m:t>
         </m:r>
-        <m:acc>
-          <m:accPr>
-            <m:chr m:val="̂"/>
-          </m:accPr>
+        <m:sSup>
           <m:e>
-            <m:r>
-              <m:t>d</m:t>
-            </m:r>
+            <m:acc>
+              <m:accPr>
+                <m:chr m:val="̂"/>
+              </m:accPr>
+              <m:e>
+                <m:r>
+                  <m:t>d</m:t>
+                </m:r>
+              </m:e>
+            </m:acc>
           </m:e>
-        </m:acc>
+          <m:sup>
+            <m:r>
+              <m:t>3</m:t>
+            </m:r>
+          </m:sup>
+        </m:sSup>
         <m:r>
           <m:rPr>
             <m:sty m:val="p"/>
@@ -6629,16 +6972,25 @@
           </m:rPr>
           <m:t>(</m:t>
         </m:r>
-        <m:acc>
-          <m:accPr>
-            <m:chr m:val="̂"/>
-          </m:accPr>
+        <m:sSup>
           <m:e>
-            <m:r>
-              <m:t>d</m:t>
-            </m:r>
+            <m:acc>
+              <m:accPr>
+                <m:chr m:val="̂"/>
+              </m:accPr>
+              <m:e>
+                <m:r>
+                  <m:t>d</m:t>
+                </m:r>
+              </m:e>
+            </m:acc>
           </m:e>
-        </m:acc>
+          <m:sup>
+            <m:r>
+              <m:t>3</m:t>
+            </m:r>
+          </m:sup>
+        </m:sSup>
         <m:r>
           <m:rPr>
             <m:sty m:val="p"/>
@@ -7887,6 +8239,32 @@
       </w:r>
       <m:oMath>
         <m:r>
+          <m:t>c</m:t>
+        </m:r>
+        <m:r>
+          <m:t>T</m:t>
+        </m:r>
+        <m:r>
+          <m:rPr>
+            <m:sty m:val="p"/>
+          </m:rPr>
+          <m:t>/</m:t>
+        </m:r>
+        <m:r>
+          <m:t>n</m:t>
+        </m:r>
+      </m:oMath>
+      <w:r>
+        <w:t xml:space="preserve"> </w:t>
+      </w:r>
+      <w:r>
+        <w:t xml:space="preserve">is the expected number of times each task is offered over the mission and</w:t>
+      </w:r>
+      <w:r>
+        <w:t xml:space="preserve"> </w:t>
+      </w:r>
+      <m:oMath>
+        <m:r>
           <m:t>g</m:t>
         </m:r>
       </m:oMath>
@@ -7894,7 +8272,7 @@
         <w:t xml:space="preserve"> </w:t>
       </w:r>
       <w:r>
-        <w:t xml:space="preserve">is increasing with</w:t>
+        <w:t xml:space="preserve">is a concave, increasing order-statistic function with</w:t>
       </w:r>
       <w:r>
         <w:t xml:space="preserve"> </w:t>
@@ -7932,7 +8310,7 @@
         <w:t xml:space="preserve"> </w:t>
       </w:r>
       <w:r>
-        <w:t xml:space="preserve">so the bound vanishes when</w:t>
+        <w:t xml:space="preserve">(made precise in Appendix A), so the bound vanishes when</w:t>
       </w:r>
       <w:r>
         <w:t xml:space="preserve"> </w:t>
@@ -8267,7 +8645,7 @@
         <w:t xml:space="preserve"> </w:t>
       </w:r>
       <w:r>
-        <w:t xml:space="preserve">fully-observed invertible anchor block (fixing the factor frame). Then robot</w:t>
+        <w:t xml:space="preserve">fully-observed invertible anchor block (fixing the global factor frame, i.e. the rotation gauge). Then robot</w:t>
       </w:r>
       <w:r>
         <w:t xml:space="preserve"> </w:t>
@@ -8562,7 +8940,59 @@
         </m:r>
       </m:oMath>
       <w:r>
-        <w:t xml:space="preserve">, and since</w:t>
+        <w:t xml:space="preserve">, where</w:t>
+      </w:r>
+      <w:r>
+        <w:t xml:space="preserve"> </w:t>
+      </w:r>
+      <m:oMath>
+        <m:sSub>
+          <m:e>
+            <m:r>
+              <m:t>σ</m:t>
+            </m:r>
+          </m:e>
+          <m:sub>
+            <m:r>
+              <m:rPr>
+                <m:sty m:val="p"/>
+              </m:rPr>
+              <m:t>min</m:t>
+            </m:r>
+          </m:sub>
+        </m:sSub>
+        <m:r>
+          <m:rPr>
+            <m:sty m:val="p"/>
+          </m:rPr>
+          <m:t>(</m:t>
+        </m:r>
+        <m:r>
+          <m:t>B</m:t>
+        </m:r>
+        <m:r>
+          <m:rPr>
+            <m:sty m:val="p"/>
+          </m:rPr>
+          <m:t>)</m:t>
+        </m:r>
+      </m:oMath>
+      <w:r>
+        <w:t xml:space="preserve"> </w:t>
+      </w:r>
+      <w:r>
+        <w:t xml:space="preserve">is the smallest singular value of the engager factor matrix</w:t>
+      </w:r>
+      <w:r>
+        <w:t xml:space="preserve"> </w:t>
+      </w:r>
+      <m:oMath>
+        <m:r>
+          <m:t>B</m:t>
+        </m:r>
+      </m:oMath>
+      <w:r>
+        <w:t xml:space="preserve">; since</w:t>
       </w:r>
       <w:r>
         <w:t xml:space="preserve"> </w:t>
@@ -8676,7 +9106,7 @@
         </m:r>
       </m:oMath>
       <w:r>
-        <w:t xml:space="preserve">) it decreases as</w:t>
+        <w:t xml:space="preserve">) the error decreases as</w:t>
       </w:r>
       <w:r>
         <w:t xml:space="preserve"> </w:t>
@@ -9153,7 +9583,25 @@
         <w:t xml:space="preserve"> </w:t>
       </w:r>
       <w:r>
-        <w:t xml:space="preserve">rounds, a time that shrinks as</w:t>
+        <w:t xml:space="preserve">rounds (</w:t>
+      </w:r>
+      <m:oMath>
+        <m:acc>
+          <m:accPr>
+            <m:chr m:val="̃"/>
+          </m:accPr>
+          <m:e>
+            <m:r>
+              <m:t>O</m:t>
+            </m:r>
+          </m:e>
+        </m:acc>
+      </m:oMath>
+      <w:r>
+        <w:t xml:space="preserve"> </w:t>
+      </w:r>
+      <w:r>
+        <w:t xml:space="preserve">suppresses logarithmic factors), a time that shrinks as</w:t>
       </w:r>
       <w:r>
         <w:t xml:space="preserve"> </w:t>
@@ -9192,7 +9640,7 @@
       </w:r>
     </w:p>
     <w:bookmarkEnd w:id="16"/>
-    <w:bookmarkStart w:id="37" w:name="experiments"/>
+    <w:bookmarkStart w:id="34" w:name="experiments"/>
     <w:p>
       <w:pPr>
         <w:pStyle w:val="Heading2"/>
@@ -9376,6 +9824,39 @@
         <w:t xml:space="preserve">swept, private noise on own (</w:t>
       </w:r>
       <m:oMath>
+        <m:sSub>
+          <m:e>
+            <m:r>
+              <m:t>σ</m:t>
+            </m:r>
+          </m:e>
+          <m:sub>
+            <m:r>
+              <m:rPr>
+                <m:sty m:val="p"/>
+              </m:rPr>
+              <m:t>o</m:t>
+            </m:r>
+            <m:r>
+              <m:rPr>
+                <m:sty m:val="p"/>
+              </m:rPr>
+              <m:t>w</m:t>
+            </m:r>
+            <m:r>
+              <m:rPr>
+                <m:sty m:val="p"/>
+              </m:rPr>
+              <m:t>n</m:t>
+            </m:r>
+          </m:sub>
+        </m:sSub>
+        <m:r>
+          <m:rPr>
+            <m:sty m:val="p"/>
+          </m:rPr>
+          <m:t>=</m:t>
+        </m:r>
         <m:r>
           <m:t>0.1</m:t>
         </m:r>
@@ -9384,12 +9865,61 @@
         <w:t xml:space="preserve">) and observed (</w:t>
       </w:r>
       <m:oMath>
+        <m:sSub>
+          <m:e>
+            <m:r>
+              <m:t>σ</m:t>
+            </m:r>
+          </m:e>
+          <m:sub>
+            <m:r>
+              <m:rPr>
+                <m:sty m:val="p"/>
+              </m:rPr>
+              <m:t>o</m:t>
+            </m:r>
+            <m:r>
+              <m:rPr>
+                <m:sty m:val="p"/>
+              </m:rPr>
+              <m:t>b</m:t>
+            </m:r>
+            <m:r>
+              <m:rPr>
+                <m:sty m:val="p"/>
+              </m:rPr>
+              <m:t>s</m:t>
+            </m:r>
+          </m:sub>
+        </m:sSub>
+        <m:r>
+          <m:rPr>
+            <m:sty m:val="p"/>
+          </m:rPr>
+          <m:t>=</m:t>
+        </m:r>
         <m:r>
           <m:t>0.3</m:t>
         </m:r>
       </m:oMath>
       <w:r>
-        <w:t xml:space="preserve">) outcomes, 8 random seeds (the consolidated bake-off of Table 3 uses 5), bootstrap 95% confidence intervals. We compare on one canonical masked harness.</w:t>
+        <w:t xml:space="preserve">) outcomes (Appendix D), 8 random seeds (the consolidated bake-off of Table 3 uses 5), bootstrap 95% confidence intervals. We compare on one canonical masked harness, the analytical mode of our released</w:t>
+      </w:r>
+      <w:r>
+        <w:t xml:space="preserve"> </w:t>
+      </w:r>
+      <w:r>
+        <w:rPr>
+          <w:b/>
+          <w:bCs/>
+        </w:rPr>
+        <w:t xml:space="preserve">LatentSwarm</w:t>
+      </w:r>
+      <w:r>
+        <w:t xml:space="preserve"> </w:t>
+      </w:r>
+      <w:r>
+        <w:t xml:space="preserve">suite (Section 6.5 evaluates its spatial environment).</w:t>
       </w:r>
     </w:p>
     <w:p>
@@ -12958,7 +13488,7 @@
       </w:r>
     </w:p>
     <w:bookmarkEnd w:id="28"/>
-    <w:bookmarkStart w:id="32" w:name="X472a0ccf461638c6fded139f12282e95c6c3221"/>
+    <w:bookmarkStart w:id="29" w:name="X472a0ccf461638c6fded139f12282e95c6c3221"/>
     <w:p>
       <w:pPr>
         <w:pStyle w:val="Heading3"/>
@@ -13036,7 +13566,7 @@
         <w:t xml:space="preserve"> </w:t>
       </w:r>
       <w:r>
-        <w:t xml:space="preserve">with non-overlapping intervals, while structure-free learners sit at the random-dispatch floor (Figure 5). To bound the cost of our constraints we add two reference ceilings (not competitors): a centralized full-communication matcher with Hungarian assignment [47], and the same with noiseless, unmasked observation. When targets are plentiful (low contention), SwarmCF recovers about 80% of the full-communication ceiling (servicing skill</w:t>
+        <w:t xml:space="preserve">with non-overlapping intervals, while structure-free learners sit at the random-dispatch floor (the same categorical separation as Figures 2-3, in operational form). To bound the cost of our constraints we add two reference ceilings (not competitors): a centralized full-communication matcher with Hungarian assignment [47] (optimal one-to-one robot-task matching), and the same with noiseless, unmasked observation. When targets are plentiful (low contention), SwarmCF recovers about 80% of the full-communication ceiling (servicing skill</w:t>
       </w:r>
       <w:r>
         <w:t xml:space="preserve"> </w:t>
@@ -13073,7 +13603,10 @@
         </m:r>
       </m:oMath>
       <w:r>
-        <w:t xml:space="preserve">); the residual gap is the price of within-round coordination under contention, which a communication-free de-confliction mechanism (deferred to future work) is designed to close. The two ceilings differ little (both</w:t>
+        <w:t xml:space="preserve"> </w:t>
+      </w:r>
+      <w:r>
+        <w:t xml:space="preserve">in the low-contention regime of the controlled contention sweep; per-seed values are in the released data); the residual gap is the price of within-round coordination under contention, which a communication-free de-confliction mechanism (deferred to future work) is designed to close. The two ceilings differ little (both</w:t>
       </w:r>
       <w:r>
         <w:t xml:space="preserve"> </w:t>
@@ -13091,97 +13624,6 @@
       </m:oMath>
       <w:r>
         <w:t xml:space="preserve">), so the price of observation noise is small: coordination, not estimation, is the binding constraint.</w:t>
-      </w:r>
-    </w:p>
-    <w:p>
-      <w:pPr>
-        <w:pStyle w:val="BodyText"/>
-        <w:jc w:val="center"/>
-        <w:keepNext/>
-        <w:keepLines/>
-        <w:widowControl w:val="1"/>
-      </w:pPr>
-      <w:r>
-        <w:drawing>
-          <wp:inline>
-            <wp:extent cx="5943600" cy="3077935"/>
-            <wp:effectExtent b="0" l="0" r="0" t="0"/>
-            <wp:docPr descr="mission" title="" id="30" name="Picture"/>
-            <a:graphic>
-              <a:graphicData uri="http://schemas.openxmlformats.org/drawingml/2006/picture">
-                <pic:pic>
-                  <pic:nvPicPr>
-                    <pic:cNvPr descr="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" id="31" name="Picture"/>
-                    <pic:cNvPicPr>
-                      <a:picLocks noChangeArrowheads="1" noChangeAspect="1"/>
-                    </pic:cNvPicPr>
-                  </pic:nvPicPr>
-                  <pic:blipFill>
-                    <a:blip r:embed="rId29"/>
-                    <a:stretch>
-                      <a:fillRect/>
-                    </a:stretch>
-                  </pic:blipFill>
-                  <pic:spPr bwMode="auto">
-                    <a:xfrm>
-                      <a:off x="0" y="0"/>
-                      <a:ext cx="5943600" cy="3077935"/>
-                    </a:xfrm>
-                    <a:prstGeom prst="rect">
-                      <a:avLst/>
-                    </a:prstGeom>
-                    <a:noFill/>
-                    <a:ln w="9525">
-                      <a:noFill/>
-                      <a:headEnd/>
-                      <a:tailEnd/>
-                    </a:ln>
-                  </pic:spPr>
-                </pic:pic>
-              </a:graphicData>
-            </a:graphic>
-          </wp:inline>
-        </w:drawing>
-      </w:r>
-    </w:p>
-    <w:p>
-      <w:pPr>
-        <w:pStyle w:val="ImageCaption"/>
-        <w:spacing w:before="80" w:after="120" w:line="240" w:lineRule="auto"/>
-        <w:jc w:val="center"/>
-        <w:keepNext w:val="0"/>
-        <w:keepLines/>
-        <w:widowControl w:val="1"/>
-      </w:pPr>
-      <w:r>
-        <w:rPr>
-          <w:b/>
-          <w:bCs/>
-        </w:rPr>
-        <w:t xml:space="preserve">Figure 5.</w:t>
-      </w:r>
-      <w:r>
-        <w:t xml:space="preserve"> </w:t>
-      </w:r>
-      <w:r>
-        <w:t xml:space="preserve">Operational target-servicing mission: our online SwarmCF (blue) versus the other low-rank methods (orange, including our batch variant SwarmCF-batch) versus structure-free learners (gray). The separation opens under limited observability (</w:t>
-      </w:r>
-      <m:oMath>
-        <m:r>
-          <m:t>ρ</m:t>
-        </m:r>
-        <m:r>
-          <m:rPr>
-            <m:sty m:val="p"/>
-          </m:rPr>
-          <m:t>=</m:t>
-        </m:r>
-        <m:r>
-          <m:t>0.25</m:t>
-        </m:r>
-      </m:oMath>
-      <w:r>
-        <w:t xml:space="preserve">); at full broadcast the batch completion methods catch up, as in Figure 2.</w:t>
       </w:r>
     </w:p>
     <w:p>
@@ -14816,8 +15258,8 @@
         <w:t xml:space="preserve">One canonical masked harness (m=30, n=240, 5 seeds): unseen skill from the bake-off, regret and time-to-competence from the anytime trajectories. Among the methods shown, SwarmCF leads the masked column and the operational columns; the batch variant SwarmCF-batch wins only the full-broadcast column; structure-free learners sit at the floor. Confidence-directed SwarmCF refinements (deferred to future work) can edge out the core variant under masking.</w:t>
       </w:r>
     </w:p>
-    <w:bookmarkEnd w:id="32"/>
-    <w:bookmarkStart w:id="36" w:name="Xee4ce39b10e48f0fa3bc7021c14168d4ffa4a9a"/>
+    <w:bookmarkEnd w:id="29"/>
+    <w:bookmarkStart w:id="33" w:name="Xee4ce39b10e48f0fa3bc7021c14168d4ffa4a9a"/>
     <w:p>
       <w:pPr>
         <w:pStyle w:val="Heading3"/>
@@ -14919,7 +15361,7 @@
         <w:t xml:space="preserve"> </w:t>
       </w:r>
       <w:r>
-        <w:t xml:space="preserve">The results so far use the clean analytical harness that instantiates the model of Section 3 exactly. To assess whether the method generalizes beyond that model, we re-run the comparison in</w:t>
+        <w:t xml:space="preserve">The results so far use the clean analytical harness that instantiates the model of Section 3 exactly. To assess whether the method generalizes beyond that model, we re-run the comparison in the spatial environment of our</w:t>
       </w:r>
       <w:r>
         <w:t xml:space="preserve"> </w:t>
@@ -14932,7 +15374,10 @@
         <w:t xml:space="preserve">LatentSwarm</w:t>
       </w:r>
       <w:r>
-        <w:t xml:space="preserve">, a spatial multi-robot reinforcement-learning environment (a PettingZoo/Gymnasium simulator). LatentSwarm realizes a</w:t>
+        <w:t xml:space="preserve"> </w:t>
+      </w:r>
+      <w:r>
+        <w:t xml:space="preserve">suite, a multi-robot reinforcement-learning environment (PettingZoo/Gymnasium). It realizes a</w:t>
       </w:r>
       <w:r>
         <w:t xml:space="preserve"> </w:t>
@@ -14948,7 +15393,23 @@
         <w:t xml:space="preserve"> </w:t>
       </w:r>
       <w:r>
-        <w:t xml:space="preserve">of the setting rather than the model itself: each round every robot selects a target and earns the cosine alignment of their latent capability and requirement traits (the same low-rank trait structure and per-observer noise as Section 3), while the environment adds a fixed 2-D spatial layout, depleting-target health (reduced by the rectified trait match), capacity contention (collisions when robots select the same target), and episodic resets; its dynamics were specified independently of the collaborative-filtering method (Appendix E gives the exact construction and pseudocode). Dropped in as one policy alongside the simulator's own built-in policies, SwarmCF attains the best converged skill (</w:t>
+        <w:t xml:space="preserve">of the setting rather than the model itself: each round every robot selects a target and earns the</w:t>
+      </w:r>
+      <w:r>
+        <w:t xml:space="preserve"> </w:t>
+      </w:r>
+      <w:r>
+        <w:rPr>
+          <w:i/>
+          <w:iCs/>
+        </w:rPr>
+        <w:t xml:space="preserve">signed-cosine</w:t>
+      </w:r>
+      <w:r>
+        <w:t xml:space="preserve"> </w:t>
+      </w:r>
+      <w:r>
+        <w:t xml:space="preserve">alignment of their latent capability and requirement traits, a normalized variant of the Section 3 inner-product reward (with the same low-rank trait structure and per-observer noise), while the environment adds a fixed 2-D spatial layout, depleting-target health (reduced by the rectified trait match), capacity contention (collisions when robots select the same target), and episodic resets; its dynamics were specified independently of the collaborative-filtering method (Appendix E gives the exact construction and pseudocode). Dropped in as one policy alongside the simulator's own built-in policies, SwarmCF attains the best converged skill (</w:t>
       </w:r>
       <m:oMath>
         <m:r>
@@ -14986,7 +15447,7 @@
         </m:r>
       </m:oMath>
       <w:r>
-        <w:t xml:space="preserve">) (Figure 6). In this smaller, less task-scarce environment a structure-free learner is no longer pinned at the floor, exactly as our scope predicts, yet SwarmCF still wins; that the advantage persists under these different dynamics is evidence it reflects exploiting the shared low-rank structure, not an artifact of the analytical harness.</w:t>
+        <w:t xml:space="preserve">) (Figure 5). In this smaller, less task-scarce environment a structure-free learner is no longer pinned at the floor, exactly as our scope predicts, yet SwarmCF still wins; that the advantage persists under these different dynamics is evidence it reflects exploiting the shared low-rank structure, not an artifact of the analytical harness.</w:t>
       </w:r>
     </w:p>
     <w:p>
@@ -15002,18 +15463,18 @@
           <wp:inline>
             <wp:extent cx="5943600" cy="2171560"/>
             <wp:effectExtent b="0" l="0" r="0" t="0"/>
-            <wp:docPr descr="LatentSwarm simulator transfer" title="" id="34" name="Picture"/>
+            <wp:docPr descr="LatentSwarm simulator transfer" title="" id="31" name="Picture"/>
             <a:graphic>
               <a:graphicData uri="http://schemas.openxmlformats.org/drawingml/2006/picture">
                 <pic:pic>
                   <pic:nvPicPr>
-                    <pic:cNvPr descr="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" id="35" name="Picture"/>
+                    <pic:cNvPr descr="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" id="32" name="Picture"/>
                     <pic:cNvPicPr>
                       <a:picLocks noChangeArrowheads="1" noChangeAspect="1"/>
                     </pic:cNvPicPr>
                   </pic:nvPicPr>
                   <pic:blipFill>
-                    <a:blip r:embed="rId33"/>
+                    <a:blip r:embed="rId30"/>
                     <a:stretch>
                       <a:fillRect/>
                     </a:stretch>
@@ -15054,7 +15515,7 @@
           <w:b/>
           <w:bCs/>
         </w:rPr>
-        <w:t xml:space="preserve">Figure 6.</w:t>
+        <w:t xml:space="preserve">Figure 5.</w:t>
       </w:r>
       <w:r>
         <w:t xml:space="preserve"> </w:t>
@@ -15111,7 +15572,60 @@
         <w:t xml:space="preserve"> </w:t>
       </w:r>
       <w:r>
-        <w:t xml:space="preserve">structure ($1&lt;d\ll\min(m,n)$): at</w:t>
+        <w:t xml:space="preserve">structure (</w:t>
+      </w:r>
+      <m:oMath>
+        <m:r>
+          <m:t>1</m:t>
+        </m:r>
+        <m:r>
+          <m:rPr>
+            <m:sty m:val="p"/>
+          </m:rPr>
+          <m:t>&lt;</m:t>
+        </m:r>
+        <m:r>
+          <m:t>d</m:t>
+        </m:r>
+        <m:r>
+          <m:rPr>
+            <m:sty m:val="p"/>
+          </m:rPr>
+          <m:t>≪</m:t>
+        </m:r>
+        <m:r>
+          <m:rPr>
+            <m:sty m:val="p"/>
+          </m:rPr>
+          <m:t>min</m:t>
+        </m:r>
+        <m:r>
+          <m:rPr>
+            <m:sty m:val="p"/>
+          </m:rPr>
+          <m:t>(</m:t>
+        </m:r>
+        <m:r>
+          <m:t>m</m:t>
+        </m:r>
+        <m:r>
+          <m:rPr>
+            <m:sty m:val="p"/>
+          </m:rPr>
+          <m:t>,</m:t>
+        </m:r>
+        <m:r>
+          <m:t>n</m:t>
+        </m:r>
+        <m:r>
+          <m:rPr>
+            <m:sty m:val="p"/>
+          </m:rPr>
+          <m:t>)</m:t>
+        </m:r>
+      </m:oMath>
+      <w:r>
+        <w:t xml:space="preserve">): at</w:t>
       </w:r>
       <w:r>
         <w:t xml:space="preserve"> </w:t>
@@ -15203,9 +15717,9 @@
         <w:t xml:space="preserve">): with no broadcast each robot has only its own row and collaborative filtering degenerates to tabular. These are exactly the conditions of the regime we target, and they delimit honestly where structure-free methods remain competitive.</w:t>
       </w:r>
     </w:p>
-    <w:bookmarkEnd w:id="36"/>
-    <w:bookmarkEnd w:id="37"/>
-    <w:bookmarkStart w:id="38" w:name="discussion-limitations-and-future-work"/>
+    <w:bookmarkEnd w:id="33"/>
+    <w:bookmarkEnd w:id="34"/>
+    <w:bookmarkStart w:id="35" w:name="discussion-limitations-and-future-work"/>
     <w:p>
       <w:pPr>
         <w:pStyle w:val="Heading2"/>
@@ -15432,8 +15946,8 @@
         <w:t xml:space="preserve">non-stationarity and team churn. We also plan external validation on independent benchmarks (an embodied multi-agent environment such as level-based foraging, and a low-rank-native recommender or bilinear-bandit testbed such as RecoGym, where the low-rank reward holds by construction), and a tightening of the adaptive-policy coverage rate.</w:t>
       </w:r>
     </w:p>
-    <w:bookmarkEnd w:id="38"/>
-    <w:bookmarkStart w:id="39" w:name="conclusion"/>
+    <w:bookmarkEnd w:id="35"/>
+    <w:bookmarkStart w:id="36" w:name="conclusion"/>
     <w:p>
       <w:pPr>
         <w:pStyle w:val="Heading2"/>
@@ -15457,8 +15971,8 @@
         <w:t xml:space="preserve">We formalized multi-robot task allocation in its most restrictive but practically common form, no prior knowledge, no communication, partial and privately-noisy observation, and showed that decentralized online collaborative filtering over the passive broadcast lets each robot act well on tasks it has never attempted. The advantage over structure-free learning is categorical and proven; the broadcast is what makes it possible and the team is what makes it fast; and the method recovers most of a centralized full-communication ceiling while assuming far less. We hope the setting, a swarm that must learn to coordinate from nothing but what it can quietly see, becomes a useful baseline regime for autonomous multi-robot systems.</w:t>
       </w:r>
     </w:p>
-    <w:bookmarkEnd w:id="39"/>
-    <w:bookmarkStart w:id="40" w:name="declaration-of-competing-interest"/>
+    <w:bookmarkEnd w:id="36"/>
+    <w:bookmarkStart w:id="37" w:name="declaration-of-competing-interest"/>
     <w:p>
       <w:pPr>
         <w:pStyle w:val="Heading2"/>
@@ -15482,8 +15996,8 @@
         <w:t xml:space="preserve">The authors declare that they have no known competing financial interests or personal relationships that could have appeared to influence the work reported in this paper.</w:t>
       </w:r>
     </w:p>
-    <w:bookmarkEnd w:id="40"/>
-    <w:bookmarkStart w:id="42" w:name="data-availability"/>
+    <w:bookmarkEnd w:id="37"/>
+    <w:bookmarkStart w:id="39" w:name="data-availability"/>
     <w:p>
       <w:pPr>
         <w:pStyle w:val="Heading2"/>
@@ -15504,12 +16018,28 @@
         <w:widowControl w:val="1"/>
       </w:pPr>
       <w:r>
-        <w:t xml:space="preserve">The source code, the simulation harness, and the per-seed data required to reproduce every figure and table in this paper are openly available at</w:t>
-      </w:r>
-      <w:r>
-        <w:t xml:space="preserve"> </w:t>
-      </w:r>
-      <w:hyperlink r:id="rId41">
+        <w:t xml:space="preserve">The source code, the per-seed data required to reproduce every figure and table, and the</w:t>
+      </w:r>
+      <w:r>
+        <w:t xml:space="preserve"> </w:t>
+      </w:r>
+      <w:r>
+        <w:rPr>
+          <w:b/>
+          <w:bCs/>
+        </w:rPr>
+        <w:t xml:space="preserve">LatentSwarm</w:t>
+      </w:r>
+      <w:r>
+        <w:t xml:space="preserve"> </w:t>
+      </w:r>
+      <w:r>
+        <w:t xml:space="preserve">evaluation suite (the analytical masked-broadcast harness and the spatial environment) are openly available at</w:t>
+      </w:r>
+      <w:r>
+        <w:t xml:space="preserve"> </w:t>
+      </w:r>
+      <w:hyperlink r:id="rId38">
         <w:r>
           <w:rPr>
             <w:rStyle w:val="Hyperlink"/>
@@ -15521,8 +16051,8 @@
         <w:t xml:space="preserve">.</w:t>
       </w:r>
     </w:p>
-    <w:bookmarkEnd w:id="42"/>
-    <w:bookmarkStart w:id="43" w:name="references"/>
+    <w:bookmarkEnd w:id="39"/>
+    <w:bookmarkStart w:id="40" w:name="references"/>
     <w:p>
       <w:pPr>
         <w:pStyle w:val="ReferencesHeading"/>
@@ -16927,8 +17457,8 @@
         <w:t xml:space="preserve">, 2002.</w:t>
       </w:r>
     </w:p>
-    <w:bookmarkEnd w:id="43"/>
-    <w:bookmarkStart w:id="44" w:name="appendix-a.-proofs-of-the-main-results"/>
+    <w:bookmarkEnd w:id="40"/>
+    <w:bookmarkStart w:id="41" w:name="appendix-a.-proofs-of-the-main-results"/>
     <w:p>
       <w:pPr>
         <w:pStyle w:val="Heading2"/>
@@ -19301,8 +19831,8 @@
         <w:t xml:space="preserve">) is stated and proved in Appendix B.</w:t>
       </w:r>
     </w:p>
-    <w:bookmarkEnd w:id="44"/>
-    <w:bookmarkStart w:id="45" w:name="appendix-b.-the-fold-in-error-bound"/>
+    <w:bookmarkEnd w:id="41"/>
+    <w:bookmarkStart w:id="42" w:name="appendix-b.-the-fold-in-error-bound"/>
     <w:p>
       <w:pPr>
         <w:pStyle w:val="Heading2"/>
@@ -19877,8 +20407,8 @@
         <w:t xml:space="preserve">. It quantitatively explains the graceful degradation of cold-start skill as sensing becomes sparser.</w:t>
       </w:r>
     </w:p>
-    <w:bookmarkEnd w:id="45"/>
-    <w:bookmarkStart w:id="46" w:name="Xf7dd85d03615dda9c3518f892d2b29cb6270ede"/>
+    <w:bookmarkEnd w:id="42"/>
+    <w:bookmarkStart w:id="43" w:name="Xf7dd85d03615dda9c3518f892d2b29cb6270ede"/>
     <w:p>
       <w:pPr>
         <w:pStyle w:val="Heading2"/>
@@ -20044,7 +20574,10 @@
         <w:t xml:space="preserve"> </w:t>
       </w:r>
       <w:r>
-        <w:t xml:space="preserve">(the condition of Theorem 3), versus the prior floor (</w:t>
+        <w:t xml:space="preserve">(the condition of Theorem 3), versus a prior-floor reconstruction error of</w:t>
+      </w:r>
+      <w:r>
+        <w:t xml:space="preserve"> </w:t>
       </w:r>
       <m:oMath>
         <m:r>
@@ -20058,7 +20591,10 @@
         </m:r>
       </m:oMath>
       <w:r>
-        <w:t xml:space="preserve">) otherwise, with graceful partial recovery as the spanning rank rises to</w:t>
+        <w:t xml:space="preserve"> </w:t>
+      </w:r>
+      <w:r>
+        <w:t xml:space="preserve">(an error, not a skill) otherwise, with graceful partial recovery as the spanning rank rises to</w:t>
       </w:r>
       <w:r>
         <w:t xml:space="preserve"> </w:t>
@@ -20072,8 +20608,8 @@
         <w:t xml:space="preserve">. The identifiability threshold is therefore exactly the spanning condition of Theorem 3.</w:t>
       </w:r>
     </w:p>
-    <w:bookmarkEnd w:id="46"/>
-    <w:bookmarkStart w:id="47" w:name="appendix-d.-reproducibility"/>
+    <w:bookmarkEnd w:id="43"/>
+    <w:bookmarkStart w:id="44" w:name="appendix-d.-reproducibility"/>
     <w:p>
       <w:pPr>
         <w:pStyle w:val="Heading2"/>
@@ -20499,8 +21035,8 @@
         <w:t xml:space="preserve">are given to every structured baseline for fairness; the choices are conservative for our claims (generous to baselines).</w:t>
       </w:r>
     </w:p>
-    <w:bookmarkEnd w:id="47"/>
-    <w:bookmarkStart w:id="48" w:name="appendix-e.-the-latentswarm-simulator"/>
+    <w:bookmarkEnd w:id="44"/>
+    <w:bookmarkStart w:id="45" w:name="X54abf2332f99b68e892a22f0eb407b31805528e"/>
     <w:p>
       <w:pPr>
         <w:pStyle w:val="Heading2"/>
@@ -20509,7 +21045,7 @@
         <w:widowControl w:val="1"/>
       </w:pPr>
       <w:r>
-        <w:t xml:space="preserve">Appendix E. The LatentSwarm simulator</w:t>
+        <w:t xml:space="preserve">Appendix E. The LatentSwarm spatial environment</w:t>
       </w:r>
     </w:p>
     <w:p>
@@ -20521,7 +21057,7 @@
         <w:widowControl w:val="1"/>
       </w:pPr>
       <w:r>
-        <w:t xml:space="preserve">LatentSwarm is the spatial multi-robot reinforcement-learning environment (PettingZoo/Gymnasium) used for the transfer test of Section 6.5. It realizes a variant of the Section 3 setting with episodic, health-depletion dynamics; the dynamics were specified independently of the collaborative-filtering method, and SwarmCF enters only as one drop-in policy among the simulator's own (random, oracle, SGD matrix factorization, independent UCB).</w:t>
+        <w:t xml:space="preserve">The spatial environment of the LatentSwarm suite is the PettingZoo/Gymnasium environment used for the transfer test of Section 6.5. It realizes a variant of the Section 3 setting with episodic, health-depletion dynamics; the dynamics were specified independently of the collaborative-filtering method, and SwarmCF enters only as one drop-in policy among the simulator's own (random, oracle, SGD matrix factorization, independent UCB).</w:t>
       </w:r>
     </w:p>
     <w:p>
@@ -20978,19 +21514,42 @@
         <w:t xml:space="preserve"> </w:t>
       </w:r>
       <w:r>
-        <w:t xml:space="preserve">An episode runs for a fixed horizon; each round every robot selects a target (or no-op), engagements resolve in a random order, and observations are emitted. Each policy is run over a sequence of episodes and scored by the converged servicing skill</w:t>
+        <w:t xml:space="preserve">An episode runs for a fixed horizon; each round every robot selects a target (or no-op), engagements resolve in a random order, and observations are emitted. Each policy is run over a sequence of</w:t>
       </w:r>
       <w:r>
         <w:t xml:space="preserve"> </w:t>
       </w:r>
       <m:oMath>
         <m:r>
+          <m:t>E</m:t>
+        </m:r>
+        <m:r>
           <m:rPr>
             <m:sty m:val="p"/>
           </m:rPr>
           <m:t>=</m:t>
         </m:r>
         <m:r>
+          <m:t>16</m:t>
+        </m:r>
+      </m:oMath>
+      <w:r>
+        <w:t xml:space="preserve"> </w:t>
+      </w:r>
+      <w:r>
+        <w:t xml:space="preserve">episodes and scored by the converged servicing skill</w:t>
+      </w:r>
+      <w:r>
+        <w:t xml:space="preserve"> </w:t>
+      </w:r>
+      <m:oMath>
+        <m:r>
+          <m:rPr>
+            <m:sty m:val="p"/>
+          </m:rPr>
+          <m:t>=</m:t>
+        </m:r>
+        <m:r>
           <m:rPr>
             <m:sty m:val="p"/>
           </m:rPr>
@@ -21062,7 +21621,7 @@
         </m:r>
       </m:oMath>
       <w:r>
-        <w:t xml:space="preserve">. SwarmCF is the weighted-ALS policy: it maintains its online low-rank factors from the per-observer outcome stream and selects the target it predicts best.</w:t>
+        <w:t xml:space="preserve">, averaged over the second half (the last 8 episodes). SwarmCF is the weighted-ALS policy: it maintains its online low-rank factors from the per-observer outcome stream and selects the target it predicts best.</w:t>
       </w:r>
     </w:p>
     <w:p>
@@ -21725,8 +22284,8 @@
         <w:t xml:space="preserve">random)</w:t>
       </w:r>
     </w:p>
-    <w:bookmarkEnd w:id="48"/>
-    <w:bookmarkEnd w:id="49"/>
+    <w:bookmarkEnd w:id="45"/>
+    <w:bookmarkEnd w:id="46"/>
     <w:sectPr>
       <w:footerReference w:type="default" r:id="rId9"/>
       <w:pgSz w:h="15840" w:w="12240"/>

--- a/docs/ras_paper.docx
+++ b/docs/ras_paper.docx
@@ -445,7 +445,7 @@
         <w:t xml:space="preserve">requirements</w:t>
       </w:r>
       <w:r>
-        <w:t xml:space="preserve">. This capability-requirement view is the basis of trait-based task allocation [5], and the match is typically governed by only a few underlying factors, so the full robot</w:t>
+        <w:t xml:space="preserve">. This capability-requirement view is the basis of trait-based task allocation [1], and the match is typically governed by only a few underlying factors, so the full robot</w:t>
       </w:r>
       <w:r>
         <w:t xml:space="preserve"> </w:t>
@@ -475,7 +475,7 @@
         <w:t xml:space="preserve">low-rank</w:t>
       </w:r>
       <w:r>
-        <w:t xml:space="preserve">. That a few factors suffice is borne out in practice: learned low-dimensional capability and task-requirement models predict real robotic task performance to within a few percent [52], and the analogous two-sided affinity matrix is empirically low-rank in large matching datasets [54].</w:t>
+        <w:t xml:space="preserve">. That a few factors suffice is borne out in practice: learned low-dimensional capability and task-requirement models predict real robotic task performance to within a few percent [2], and the analogous two-sided affinity matrix is empirically low-rank in large matching datasets [3].</w:t>
       </w:r>
     </w:p>
     <w:p>
@@ -545,7 +545,7 @@
         <w:t xml:space="preserve"> </w:t>
       </w:r>
       <w:r>
-        <w:t xml:space="preserve">some of what its teammates are doing and how it turned out, imperfectly, at a distance, and differently from every other robot. This is documented, not hypothetical: fielded drone swarms already coordinate from purely onboard, range- and line-of-sight-limited mutual perception with no inter-robot messaging [49,50], and heterogeneous teams routinely operate under denied or degraded communication, as across the DARPA Subterranean Challenge [51,53]. This is the regime we formalize and solve: a robot observes a</w:t>
+        <w:t xml:space="preserve">some of what its teammates are doing and how it turned out, imperfectly, at a distance, and differently from every other robot. This is documented, not hypothetical: fielded drone swarms already coordinate from purely onboard, range- and line-of-sight-limited mutual perception with no inter-robot messaging [4,5], and heterogeneous teams routinely operate under denied or degraded communication, as across the DARPA Subterranean Challenge [6,7]. This is the regime we formalize and solve: a robot observes a</w:t>
       </w:r>
       <w:r>
         <w:t xml:space="preserve"> </w:t>
@@ -1179,7 +1179,7 @@
         <w:widowControl w:val="1"/>
       </w:pPr>
       <w:r>
-        <w:t xml:space="preserve">Swarm robotics seeks collective competence from simple local rules [38,39], and coverage and patrolling control coordinate where robots</w:t>
+        <w:t xml:space="preserve">Swarm robotics seeks collective competence from simple local rules [8,9], and coverage and patrolling control coordinate where robots</w:t>
       </w:r>
       <w:r>
         <w:t xml:space="preserve"> </w:t>
@@ -1195,7 +1195,7 @@
         <w:t xml:space="preserve"> </w:t>
       </w:r>
       <w:r>
-        <w:t xml:space="preserve">[40]; we instead address which</w:t>
+        <w:t xml:space="preserve">[10]; we instead address which</w:t>
       </w:r>
       <w:r>
         <w:t xml:space="preserve"> </w:t>
@@ -1233,7 +1233,7 @@
         <w:t xml:space="preserve"> </w:t>
       </w:r>
       <w:r>
-        <w:t xml:space="preserve">The taxonomies of Gerkey and Matarić [1], Korsah et al. [2], and Nunes et al. [20] organize MRTA by single/multi-task robots, single/multi-robot tasks, and instantaneous/time-extended assignment with interrelated utilities and temporal constraints. Classical solvers, market and auction mechanisms [3], consensus-based bundle algorithms (CBBA) [4], and distributed constraint optimization achieve coordination through</w:t>
+        <w:t xml:space="preserve">The taxonomies of Gerkey and Matarić [11], Korsah et al. [12], and Nunes et al. [13] organize MRTA by single/multi-task robots, single/multi-robot tasks, and instantaneous/time-extended assignment with interrelated utilities and temporal constraints. Classical solvers, market and auction mechanisms [14], consensus-based bundle algorithms (CBBA) [15], and distributed constraint optimization achieve coordination through</w:t>
       </w:r>
       <w:r>
         <w:t xml:space="preserve"> </w:t>
@@ -1265,7 +1265,7 @@
         <w:t xml:space="preserve"> </w:t>
       </w:r>
       <w:r>
-        <w:t xml:space="preserve">task utilities or costs (surveys: [21]); even work that explicitly limits communication still relies on auctions and messages [22], and a recent review underscores how central communication remains to multi-robot systems [23]. Trait-based and heterogeneity-aware MRTA [5,24,25] matches robot capability vectors to task requirement vectors, but takes the traits as</w:t>
+        <w:t xml:space="preserve">task utilities or costs (surveys: [16]); even work that explicitly limits communication still relies on auctions and messages [17], and a recent review underscores how central communication remains to multi-robot systems [18]. Trait-based and heterogeneity-aware MRTA [1,19,20] matches robot capability vectors to task requirement vectors, but takes the traits as</w:t>
       </w:r>
       <w:r>
         <w:t xml:space="preserve"> </w:t>
@@ -1291,7 +1291,7 @@
         <w:t xml:space="preserve">unknown and learned online</w:t>
       </w:r>
       <w:r>
-        <w:t xml:space="preserve">, with neither communication nor known utilities; recent surveys [18] document the rapid growth of learning-based MRTA, but the prior-free, communication-free regime we study remains unaddressed.</w:t>
+        <w:t xml:space="preserve">, with neither communication nor known utilities; recent surveys [21] document the rapid growth of learning-based MRTA, but the prior-free, communication-free regime we study remains unaddressed.</w:t>
       </w:r>
     </w:p>
     <w:p>
@@ -1313,7 +1313,7 @@
         <w:t xml:space="preserve"> </w:t>
       </w:r>
       <w:r>
-        <w:t xml:space="preserve">Communication-free multiplayer bandits (musical chairs [6], SIC-MMAB [7], game-of-thrones [26]) break symmetry without messages but are</w:t>
+        <w:t xml:space="preserve">Communication-free multiplayer bandits (musical chairs [22], SIC-MMAB [23], game-of-thrones [24]) break symmetry without messages but are</w:t>
       </w:r>
       <w:r>
         <w:t xml:space="preserve"> </w:t>
@@ -1329,7 +1329,7 @@
         <w:t xml:space="preserve"> </w:t>
       </w:r>
       <w:r>
-        <w:t xml:space="preserve">(per-arm), so they cannot generalize to unseen arms. Cooperative multi-agent RL (CTDE: MAPPO [14], QMIX [33], VDN [34], MADDPG [35]) and learned-communication methods (CommNet [15], TarMAC [36], DIAL [37]) rely on centralized training or message passing; recent learning-based decentralized assignment (graph neural networks for goal assignment [19] and scheduling [41]) likewise presumes communication or centralized training. Federated and gossip collaborative filtering [42], and federated learning more broadly [44], coordinate by exchanging model parameters or gradients; we exchange nothing but a passively-sensed outcome stream. Decentralized partially-observable control (Dec-POMDPs [46]) addresses long-horizon coordination under shared latent-state dynamics; our rounds are one-shot offered-set choices with no shared state, so the challenge is cross-task generalization from a privately-masked stream rather than long-horizon credit assignment.</w:t>
+        <w:t xml:space="preserve">(per-arm), so they cannot generalize to unseen arms. Cooperative multi-agent RL (CTDE: MAPPO [25], QMIX [26], VDN [27], MADDPG [28]) and learned-communication methods (CommNet [29], TarMAC [30], DIAL [31]) rely on centralized training or message passing; recent learning-based decentralized assignment (graph neural networks for goal assignment [32] and scheduling [33]) likewise presumes communication or centralized training. Federated and gossip collaborative filtering [34], and federated learning more broadly [35], coordinate by exchanging model parameters or gradients; we exchange nothing but a passively-sensed outcome stream. Decentralized partially-observable control (Dec-POMDPs [36]) addresses long-horizon coordination under shared latent-state dynamics; our rounds are one-shot offered-set choices with no shared state, so the challenge is cross-task generalization from a privately-masked stream rather than long-horizon credit assignment.</w:t>
       </w:r>
     </w:p>
     <w:p>
@@ -1351,7 +1351,7 @@
         <w:t xml:space="preserve"> </w:t>
       </w:r>
       <w:r>
-        <w:t xml:space="preserve">Matrix completion gives centralized recovery guarantees under (near-)uniform sampling [8,9,27,28], with practical factorization estimators (matrix factorization [13], Bayesian PMF [11], soft-impute [12], implicit-feedback ALS [31], ranking CF [32]); low-rank and bilinear bandits (explore-then-spectral [10], bilinear [29], generalized-linear [30], clustering-of-bandits [16]) are centralized and/or phase-structured. Decentralized matrix completion [43] distributes the factorization across nodes but still exchanges factors or residuals over a connected communication graph; we forbid all such exchange and recover from passive observation alone. We make estimation decentralized, online, broadcast-only, and robust to a structured (non-uniform) per-robot observation mask, with the unseen-pair error floor turning the gap into a categorical, rather than constant-factor, separation.</w:t>
+        <w:t xml:space="preserve">Matrix completion gives centralized recovery guarantees under (near-)uniform sampling [37,38,39,40], with practical factorization estimators (matrix factorization [41], Bayesian PMF [42], soft-impute [43], implicit-feedback ALS [44], ranking CF [45]); low-rank and bilinear bandits (explore-then-spectral [46], bilinear [47], generalized-linear [48], clustering-of-bandits [49]) are centralized and/or phase-structured. Decentralized matrix completion [50] distributes the factorization across nodes but still exchanges factors or residuals over a connected communication graph; we forbid all such exchange and recover from passive observation alone. We make estimation decentralized, online, broadcast-only, and robust to a structured (non-uniform) per-robot observation mask, with the unseen-pair error floor turning the gap into a categorical, rather than constant-factor, separation.</w:t>
       </w:r>
     </w:p>
     <w:p>
@@ -1616,7 +1616,7 @@
                 <w:rFonts w:ascii="Times New Roman" w:hAnsi="Times New Roman"/>
                 <w:sz w:val="20"/>
               </w:rPr>
-              <w:t xml:space="preserve">Auction / consensus / DCOP MRTA [3,4]</w:t>
+              <w:t xml:space="preserve">Auction / consensus / DCOP MRTA [14,15]</w:t>
             </w:r>
           </w:p>
         </w:tc>
@@ -1780,7 +1780,7 @@
                 <w:rFonts w:ascii="Times New Roman" w:hAnsi="Times New Roman"/>
                 <w:sz w:val="20"/>
               </w:rPr>
-              <w:t xml:space="preserve">Cooperative MARL (CTDE) [14,33]</w:t>
+              <w:t xml:space="preserve">Cooperative MARL (CTDE) [25,26]</w:t>
             </w:r>
           </w:p>
         </w:tc>
@@ -1944,7 +1944,7 @@
                 <w:rFonts w:ascii="Times New Roman" w:hAnsi="Times New Roman"/>
                 <w:sz w:val="20"/>
               </w:rPr>
-              <w:t xml:space="preserve">No-communication multiplayer bandits [6,7]</w:t>
+              <w:t xml:space="preserve">No-communication multiplayer bandits [22,23]</w:t>
             </w:r>
           </w:p>
         </w:tc>
@@ -2108,7 +2108,7 @@
                 <w:rFonts w:ascii="Times New Roman" w:hAnsi="Times New Roman"/>
                 <w:sz w:val="20"/>
               </w:rPr>
-              <w:t xml:space="preserve">Low-rank completion / bandits [8,10]</w:t>
+              <w:t xml:space="preserve">Low-rank completion / bandits [37,46]</w:t>
             </w:r>
           </w:p>
         </w:tc>
@@ -2272,7 +2272,7 @@
                 <w:rFonts w:ascii="Times New Roman" w:hAnsi="Times New Roman"/>
                 <w:sz w:val="20"/>
               </w:rPr>
-              <w:t xml:space="preserve">Federated / gossip CF [42,44]</w:t>
+              <w:t xml:space="preserve">Federated / gossip CF [34,35]</w:t>
             </w:r>
           </w:p>
         </w:tc>
@@ -2436,7 +2436,7 @@
                 <w:rFonts w:ascii="Times New Roman" w:hAnsi="Times New Roman"/>
                 <w:sz w:val="20"/>
               </w:rPr>
-              <w:t xml:space="preserve">Trait-based MRTA [5,25]</w:t>
+              <w:t xml:space="preserve">Trait-based MRTA [1,20]</w:t>
             </w:r>
           </w:p>
         </w:tc>
@@ -4316,7 +4316,7 @@
         <w:widowControl w:val="1"/>
       </w:pPr>
       <w:r>
-        <w:t xml:space="preserve">This channel is the formal counterpart of physical sensing: a robot perceives a teammate's engagement and its outcome only when the teammate is within range (the persistent partial mask) and reads it with a fidelity that degrades with distance and with its own sensor (the per-observer noise), so it is physically realizable rather than a convenient abstraction: onboard, range-limited mutual perception without communication already drives real drone swarms [49,50]. Concretely, a robot can often assess a teammate's outcome by direct observation (for example, seeing whether a surveilled area was in fact covered, or whether a serviced target stopped emitting) without any message from the teammate; where only the teammate's action (which task it engaged), and not its scalar outcome, is observable, an action/choice channel is the natural fallback, which we develop in a follow-up. It is strictly weaker than the shared, clean broadcast usually assumed, and it makes decentralization</w:t>
+        <w:t xml:space="preserve">This channel is the formal counterpart of physical sensing: a robot perceives a teammate's engagement and its outcome only when the teammate is within range (the persistent partial mask) and reads it with a fidelity that degrades with distance and with its own sensor (the per-observer noise), so it is physically realizable rather than a convenient abstraction: onboard, range-limited mutual perception without communication already drives real drone swarms [4,5]. Concretely, a robot can often assess a teammate's outcome by direct observation (for example, seeing whether a surveilled area was in fact covered, or whether a serviced target stopped emitting) without any message from the teammate; where only the teammate's action (which task it engaged), and not its scalar outcome, is observable, an action/choice channel is the natural fallback, which we develop in a follow-up. It is strictly weaker than the shared, clean broadcast usually assumed, and it makes decentralization</w:t>
       </w:r>
       <w:r>
         <w:t xml:space="preserve"> </w:t>
@@ -4552,7 +4552,7 @@
         <w:t xml:space="preserve"> </w:t>
       </w:r>
       <w:r>
-        <w:t xml:space="preserve">(a Murphy skill score [17] / normalized return),</w:t>
+        <w:t xml:space="preserve">(a Murphy skill score [51] / normalized return),</w:t>
       </w:r>
     </w:p>
     <w:p>
@@ -4994,7 +4994,7 @@
         <w:t xml:space="preserve"> </w:t>
       </w:r>
       <w:r>
-        <w:t xml:space="preserve">(weighted ridge ALS [28,31], a standard estimator for low-rank completion) on the observed entries. The key design choice for masking-robustness: an unobserved entry receives zero</w:t>
+        <w:t xml:space="preserve">(weighted ridge ALS [40,44], a standard estimator for low-rank completion) on the observed entries. The key design choice for masking-robustness: an unobserved entry receives zero</w:t>
       </w:r>
       <w:r>
         <w:t xml:space="preserve"> </w:t>
@@ -6090,7 +6090,7 @@
           <w:b/>
           <w:bCs/>
         </w:rPr>
-        <w:t xml:space="preserve">New-task onboarding (fold-in [48]).</w:t>
+        <w:t xml:space="preserve">New-task onboarding (fold-in [52]).</w:t>
       </w:r>
       <w:r>
         <w:t xml:space="preserve"> </w:t>
@@ -10421,7 +10421,7 @@
         <w:t xml:space="preserve"> </w:t>
       </w:r>
       <w:r>
-        <w:t xml:space="preserve">The setting itself is new, so this is a controlled sweep across the low-rank design space against the genuinely external structure-free paradigm and full-information reference ceilings, not a contest of rival systems. SwarmCF is our method; structure-free learners (Independent-UCB, a per-arm UCB1 [45]; tabular) are the external paradigm; standard low-rank estimators (online MF-SGD, batch spectral and Bayesian completion) are adapted to the setting for the low-rank comparison; the Oracle and a centralized full-communication matcher are upper bounds, not competitors. We emphasize that communication-based methods (auctions/CBBA, CTDE training, federated/gossip CF) are</w:t>
+        <w:t xml:space="preserve">The setting itself is new, so this is a controlled sweep across the low-rank design space against the genuinely external structure-free paradigm and full-information reference ceilings, not a contest of rival systems. SwarmCF is our method; structure-free learners (Independent-UCB, a per-arm UCB1 [53]; tabular) are the external paradigm; standard low-rank estimators (online MF-SGD, batch spectral and Bayesian completion) are adapted to the setting for the low-rank comparison; the Oracle and a centralized full-communication matcher are upper bounds, not competitors. We emphasize that communication-based methods (auctions/CBBA, CTDE training, federated/gossip CF) are</w:t>
       </w:r>
       <w:r>
         <w:t xml:space="preserve"> </w:t>
@@ -13812,7 +13812,7 @@
         <w:t xml:space="preserve"> </w:t>
       </w:r>
       <w:r>
-        <w:t xml:space="preserve">(upper bounds, not competitors): a centralized full-communication matcher that sees every reward and computes the optimal one-to-one robot-task assignment by Hungarian matching [47], evaluated both with clean (noiseless) observation and under the realistic per-observer noise. Under limited observability (</w:t>
+        <w:t xml:space="preserve">(upper bounds, not competitors): a centralized full-communication matcher that sees every reward and computes the optimal one-to-one robot-task assignment by Hungarian matching [54], evaluated both with clean (noiseless) observation and under the realistic per-observer noise. Under limited observability (</w:t>
       </w:r>
       <m:oMath>
         <m:r>
@@ -17235,7 +17235,7 @@
         <w:t xml:space="preserve"> </w:t>
       </w:r>
       <w:r>
-        <w:t xml:space="preserve">by construction (a capability-aggregation model in the style of trait-based heterogeneous MRTA [5,24,25]); and the observation mask is a</w:t>
+        <w:t xml:space="preserve">by construction (a capability-aggregation model in the style of trait-based heterogeneous MRTA [1,19,20]); and the observation mask is a</w:t>
       </w:r>
       <w:r>
         <w:t xml:space="preserve"> </w:t>
@@ -17353,7 +17353,7 @@
         </m:sSup>
       </m:oMath>
       <w:r>
-        <w:t xml:space="preserve">, the free-space sensing law of coverage control [40]). Positions are thus load-bearing rather than inert, and visibility is persistent because the patrol geometry is quasi-static. Under capacity-1 contention and a randomly guessed rank, the categorical separation holds: SwarmCF reaches unseen-pair skill</w:t>
+        <w:t xml:space="preserve">, the free-space sensing law of coverage control [10]). Positions are thus load-bearing rather than inert, and visibility is persistent because the patrol geometry is quasi-static. Under capacity-1 contention and a randomly guessed rank, the categorical separation holds: SwarmCF reaches unseen-pair skill</w:t>
       </w:r>
       <w:r>
         <w:t xml:space="preserve"> </w:t>
@@ -18061,7 +18061,7 @@
         <w:widowControl w:val="1"/>
       </w:pPr>
       <w:r>
-        <w:t xml:space="preserve">B. P. Gerkey, M. J. Matarić. A formal analysis and taxonomy of task allocation in multi-robot systems.</w:t>
+        <w:t xml:space="preserve">A. Prorok, M. A. Hsieh, V. Kumar. The impact of diversity on optimal control policies for heterogeneous robot swarms.</w:t>
       </w:r>
       <w:r>
         <w:t xml:space="preserve"> </w:t>
@@ -18071,10 +18071,10 @@
           <w:i/>
           <w:iCs/>
         </w:rPr>
-        <w:t xml:space="preserve">Int. J. Robotics Research</w:t>
-      </w:r>
-      <w:r>
-        <w:t xml:space="preserve">, 23(9):939–954, 2004.</w:t>
+        <w:t xml:space="preserve">IEEE Trans. Robotics</w:t>
+      </w:r>
+      <w:r>
+        <w:t xml:space="preserve">, 33(2):346–358, 2017.</w:t>
       </w:r>
     </w:p>
     <w:p>
@@ -18090,7 +18090,7 @@
         <w:widowControl w:val="1"/>
       </w:pPr>
       <w:r>
-        <w:t xml:space="preserve">G. A. Korsah, A. Stentz, M. B. Dias. A comprehensive taxonomy for multi-robot task allocation.</w:t>
+        <w:t xml:space="preserve">B. Fu, W. Smith, D. Rizzo, M. Castanier, M. Ghaffari, K. Barton. Learning task requirements and agent capabilities for multi-agent task allocation.</w:t>
       </w:r>
       <w:r>
         <w:t xml:space="preserve"> </w:t>
@@ -18100,10 +18100,10 @@
           <w:i/>
           <w:iCs/>
         </w:rPr>
-        <w:t xml:space="preserve">Int. J. Robotics Research</w:t>
-      </w:r>
-      <w:r>
-        <w:t xml:space="preserve">, 32(12):1495–1512, 2013.</w:t>
+        <w:t xml:space="preserve">arXiv:2211.03286</w:t>
+      </w:r>
+      <w:r>
+        <w:t xml:space="preserve">, 2022.</w:t>
       </w:r>
     </w:p>
     <w:p>
@@ -18119,7 +18119,7 @@
         <w:widowControl w:val="1"/>
       </w:pPr>
       <w:r>
-        <w:t xml:space="preserve">M. B. Dias, R. Zlot, N. Kalra, A. Stentz. Market-based multirobot coordination: a survey and analysis.</w:t>
+        <w:t xml:space="preserve">A. Dupuy, A. Galichon. Personality traits and the marriage market.</w:t>
       </w:r>
       <w:r>
         <w:t xml:space="preserve"> </w:t>
@@ -18129,10 +18129,10 @@
           <w:i/>
           <w:iCs/>
         </w:rPr>
-        <w:t xml:space="preserve">Proc. IEEE</w:t>
-      </w:r>
-      <w:r>
-        <w:t xml:space="preserve">, 94(7):1257–1270, 2006.</w:t>
+        <w:t xml:space="preserve">Journal of Political Economy</w:t>
+      </w:r>
+      <w:r>
+        <w:t xml:space="preserve">, 122(6):1271–1319, 2014.</w:t>
       </w:r>
     </w:p>
     <w:p>
@@ -18148,7 +18148,7 @@
         <w:widowControl w:val="1"/>
       </w:pPr>
       <w:r>
-        <w:t xml:space="preserve">H.-L. Choi, L. Brunet, J. P. How. Consensus-based decentralized auctions for robust task allocation.</w:t>
+        <w:t xml:space="preserve">F. Schilling, F. Schiano, D. Floreano. Vision-based drone flocking in outdoor environments.</w:t>
       </w:r>
       <w:r>
         <w:t xml:space="preserve"> </w:t>
@@ -18158,10 +18158,10 @@
           <w:i/>
           <w:iCs/>
         </w:rPr>
-        <w:t xml:space="preserve">IEEE Trans. Robotics</w:t>
-      </w:r>
-      <w:r>
-        <w:t xml:space="preserve">, 25(4):912–926, 2009.</w:t>
+        <w:t xml:space="preserve">IEEE Robotics and Automation Letters</w:t>
+      </w:r>
+      <w:r>
+        <w:t xml:space="preserve">, 6(2):2954–2961, 2021.</w:t>
       </w:r>
     </w:p>
     <w:p>
@@ -18177,7 +18177,7 @@
         <w:widowControl w:val="1"/>
       </w:pPr>
       <w:r>
-        <w:t xml:space="preserve">A. Prorok, M. A. Hsieh, V. Kumar. The impact of diversity on optimal control policies for heterogeneous robot swarms.</w:t>
+        <w:t xml:space="preserve">X. Zhou, X. Wen, Z. Wang, Y. Gao, et al. Swarm of micro flying robots in the wild.</w:t>
       </w:r>
       <w:r>
         <w:t xml:space="preserve"> </w:t>
@@ -18187,10 +18187,10 @@
           <w:i/>
           <w:iCs/>
         </w:rPr>
-        <w:t xml:space="preserve">IEEE Trans. Robotics</w:t>
-      </w:r>
-      <w:r>
-        <w:t xml:space="preserve">, 33(2):346–358, 2017.</w:t>
+        <w:t xml:space="preserve">Science Robotics</w:t>
+      </w:r>
+      <w:r>
+        <w:t xml:space="preserve">, 7(66):eabm5954, 2022.</w:t>
       </w:r>
     </w:p>
     <w:p>
@@ -18206,7 +18206,7 @@
         <w:widowControl w:val="1"/>
       </w:pPr>
       <w:r>
-        <w:t xml:space="preserve">J. Rosenski, O. Shamir, L. Szlak. Multi-player bandits: a musical chairs approach.</w:t>
+        <w:t xml:space="preserve">N. Hudson, F. Talbot, M. Cox, et al. Heterogeneous ground and air platforms, homogeneous sensing: Team CSIRO Data61's approach to the DARPA Subterranean Challenge.</w:t>
       </w:r>
       <w:r>
         <w:t xml:space="preserve"> </w:t>
@@ -18216,10 +18216,10 @@
           <w:i/>
           <w:iCs/>
         </w:rPr>
-        <w:t xml:space="preserve">ICML</w:t>
-      </w:r>
-      <w:r>
-        <w:t xml:space="preserve">, 2016.</w:t>
+        <w:t xml:space="preserve">Field Robotics</w:t>
+      </w:r>
+      <w:r>
+        <w:t xml:space="preserve">, 2:595–636, 2022.</w:t>
       </w:r>
     </w:p>
     <w:p>
@@ -18235,7 +18235,7 @@
         <w:widowControl w:val="1"/>
       </w:pPr>
       <w:r>
-        <w:t xml:space="preserve">E. Boursier, V. Perchet. SIC-MMAB: synchronisation involves communication in multiplayer multi-armed bandits.</w:t>
+        <w:t xml:space="preserve">M. Tranzatto, M. Dharmadhikari, L. Bernreiter, et al. Team CERBERUS wins the DARPA Subterranean Challenge: technical overview and lessons learned.</w:t>
       </w:r>
       <w:r>
         <w:t xml:space="preserve"> </w:t>
@@ -18245,10 +18245,10 @@
           <w:i/>
           <w:iCs/>
         </w:rPr>
-        <w:t xml:space="preserve">NeurIPS</w:t>
-      </w:r>
-      <w:r>
-        <w:t xml:space="preserve">, 2019.</w:t>
+        <w:t xml:space="preserve">arXiv:2207.04914</w:t>
+      </w:r>
+      <w:r>
+        <w:t xml:space="preserve">, 2022.</w:t>
       </w:r>
     </w:p>
     <w:p>
@@ -18264,7 +18264,7 @@
         <w:widowControl w:val="1"/>
       </w:pPr>
       <w:r>
-        <w:t xml:space="preserve">E. J. Candès, B. Recht. Exact matrix completion via convex optimization.</w:t>
+        <w:t xml:space="preserve">M. Brambilla, E. Ferrante, M. Birattari, M. Dorigo. Swarm robotics: a review from the swarm engineering perspective.</w:t>
       </w:r>
       <w:r>
         <w:t xml:space="preserve"> </w:t>
@@ -18274,10 +18274,10 @@
           <w:i/>
           <w:iCs/>
         </w:rPr>
-        <w:t xml:space="preserve">Found. Comput. Math.</w:t>
-      </w:r>
-      <w:r>
-        <w:t xml:space="preserve">, 9(6):717–772, 2009.</w:t>
+        <w:t xml:space="preserve">Swarm Intelligence</w:t>
+      </w:r>
+      <w:r>
+        <w:t xml:space="preserve">, 7:1–41, 2013.</w:t>
       </w:r>
     </w:p>
     <w:p>
@@ -18293,7 +18293,7 @@
         <w:widowControl w:val="1"/>
       </w:pPr>
       <w:r>
-        <w:t xml:space="preserve">R. H. Keshavan, A. Montanari, S. Oh. Matrix completion from a few entries.</w:t>
+        <w:t xml:space="preserve">E. Şahin. Swarm robotics: from sources of inspiration to domains of application.</w:t>
       </w:r>
       <w:r>
         <w:t xml:space="preserve"> </w:t>
@@ -18303,10 +18303,10 @@
           <w:i/>
           <w:iCs/>
         </w:rPr>
-        <w:t xml:space="preserve">IEEE Trans. Inf. Theory</w:t>
-      </w:r>
-      <w:r>
-        <w:t xml:space="preserve">, 56(6):2980–2998, 2010.</w:t>
+        <w:t xml:space="preserve">LNCS 3342</w:t>
+      </w:r>
+      <w:r>
+        <w:t xml:space="preserve">, Springer, 2005.</w:t>
       </w:r>
     </w:p>
     <w:p>
@@ -18322,7 +18322,7 @@
         <w:widowControl w:val="1"/>
       </w:pPr>
       <w:r>
-        <w:t xml:space="preserve">Y. Kang, C.-J. Hsieh, T. C. M. Lee. Efficient frameworks for generalized low-rank matrix bandit problems.</w:t>
+        <w:t xml:space="preserve">J. Cortés, S. Martínez, T. Karatas, F. Bullo. Coverage control for mobile sensing networks.</w:t>
       </w:r>
       <w:r>
         <w:t xml:space="preserve"> </w:t>
@@ -18332,10 +18332,10 @@
           <w:i/>
           <w:iCs/>
         </w:rPr>
-        <w:t xml:space="preserve">NeurIPS</w:t>
-      </w:r>
-      <w:r>
-        <w:t xml:space="preserve">, 2022.</w:t>
+        <w:t xml:space="preserve">IEEE Trans. Robotics and Automation</w:t>
+      </w:r>
+      <w:r>
+        <w:t xml:space="preserve">, 20(2):243–255, 2004.</w:t>
       </w:r>
     </w:p>
     <w:p>
@@ -18351,7 +18351,7 @@
         <w:widowControl w:val="1"/>
       </w:pPr>
       <w:r>
-        <w:t xml:space="preserve">R. Salakhutdinov, A. Mnih. Bayesian probabilistic matrix factorization using MCMC.</w:t>
+        <w:t xml:space="preserve">B. P. Gerkey, M. J. Matarić. A formal analysis and taxonomy of task allocation in multi-robot systems.</w:t>
       </w:r>
       <w:r>
         <w:t xml:space="preserve"> </w:t>
@@ -18361,10 +18361,10 @@
           <w:i/>
           <w:iCs/>
         </w:rPr>
-        <w:t xml:space="preserve">ICML</w:t>
-      </w:r>
-      <w:r>
-        <w:t xml:space="preserve">, 2008.</w:t>
+        <w:t xml:space="preserve">Int. J. Robotics Research</w:t>
+      </w:r>
+      <w:r>
+        <w:t xml:space="preserve">, 23(9):939–954, 2004.</w:t>
       </w:r>
     </w:p>
     <w:p>
@@ -18380,7 +18380,7 @@
         <w:widowControl w:val="1"/>
       </w:pPr>
       <w:r>
-        <w:t xml:space="preserve">R. Mazumder, T. Hastie, R. Tibshirani. Spectral regularization algorithms for learning large incomplete matrices.</w:t>
+        <w:t xml:space="preserve">G. A. Korsah, A. Stentz, M. B. Dias. A comprehensive taxonomy for multi-robot task allocation.</w:t>
       </w:r>
       <w:r>
         <w:t xml:space="preserve"> </w:t>
@@ -18390,10 +18390,10 @@
           <w:i/>
           <w:iCs/>
         </w:rPr>
-        <w:t xml:space="preserve">JMLR</w:t>
-      </w:r>
-      <w:r>
-        <w:t xml:space="preserve">, 11:2287–2322, 2010.</w:t>
+        <w:t xml:space="preserve">Int. J. Robotics Research</w:t>
+      </w:r>
+      <w:r>
+        <w:t xml:space="preserve">, 32(12):1495–1512, 2013.</w:t>
       </w:r>
     </w:p>
     <w:p>
@@ -18409,7 +18409,7 @@
         <w:widowControl w:val="1"/>
       </w:pPr>
       <w:r>
-        <w:t xml:space="preserve">Y. Koren, R. Bell, C. Volinsky. Matrix factorization techniques for recommender systems.</w:t>
+        <w:t xml:space="preserve">E. Nunes, M. Manner, H. Mitiche, M. Gini. A taxonomy for task allocation problems with temporal and ordering constraints.</w:t>
       </w:r>
       <w:r>
         <w:t xml:space="preserve"> </w:t>
@@ -18419,10 +18419,10 @@
           <w:i/>
           <w:iCs/>
         </w:rPr>
-        <w:t xml:space="preserve">IEEE Computer</w:t>
-      </w:r>
-      <w:r>
-        <w:t xml:space="preserve">, 42(8):30–37, 2009.</w:t>
+        <w:t xml:space="preserve">Robotics and Autonomous Systems</w:t>
+      </w:r>
+      <w:r>
+        <w:t xml:space="preserve">, 90:55–70, 2017.</w:t>
       </w:r>
     </w:p>
     <w:p>
@@ -18438,7 +18438,7 @@
         <w:widowControl w:val="1"/>
       </w:pPr>
       <w:r>
-        <w:t xml:space="preserve">C. Yu, A. Velu, E. Vinitsky, et al. The surprising effectiveness of PPO in cooperative multi-agent games.</w:t>
+        <w:t xml:space="preserve">M. B. Dias, R. Zlot, N. Kalra, A. Stentz. Market-based multirobot coordination: a survey and analysis.</w:t>
       </w:r>
       <w:r>
         <w:t xml:space="preserve"> </w:t>
@@ -18448,10 +18448,10 @@
           <w:i/>
           <w:iCs/>
         </w:rPr>
-        <w:t xml:space="preserve">NeurIPS</w:t>
-      </w:r>
-      <w:r>
-        <w:t xml:space="preserve">, 2022.</w:t>
+        <w:t xml:space="preserve">Proc. IEEE</w:t>
+      </w:r>
+      <w:r>
+        <w:t xml:space="preserve">, 94(7):1257–1270, 2006.</w:t>
       </w:r>
     </w:p>
     <w:p>
@@ -18467,7 +18467,7 @@
         <w:widowControl w:val="1"/>
       </w:pPr>
       <w:r>
-        <w:t xml:space="preserve">S. Sukhbaatar, A. Szlam, R. Fergus. Learning multiagent communication with backpropagation.</w:t>
+        <w:t xml:space="preserve">H.-L. Choi, L. Brunet, J. P. How. Consensus-based decentralized auctions for robust task allocation.</w:t>
       </w:r>
       <w:r>
         <w:t xml:space="preserve"> </w:t>
@@ -18477,10 +18477,10 @@
           <w:i/>
           <w:iCs/>
         </w:rPr>
-        <w:t xml:space="preserve">NeurIPS</w:t>
-      </w:r>
-      <w:r>
-        <w:t xml:space="preserve">, 2016.</w:t>
+        <w:t xml:space="preserve">IEEE Trans. Robotics</w:t>
+      </w:r>
+      <w:r>
+        <w:t xml:space="preserve">, 25(4):912–926, 2009.</w:t>
       </w:r>
     </w:p>
     <w:p>
@@ -18496,7 +18496,7 @@
         <w:widowControl w:val="1"/>
       </w:pPr>
       <w:r>
-        <w:t xml:space="preserve">C. Gentile, S. Li, G. Zappella. Online clustering of bandits.</w:t>
+        <w:t xml:space="preserve">A. Khamis, A. Hussein, A. Elmogy. Multi-robot task allocation: a review of the state-of-the-art. In</w:t>
       </w:r>
       <w:r>
         <w:t xml:space="preserve"> </w:t>
@@ -18506,10 +18506,10 @@
           <w:i/>
           <w:iCs/>
         </w:rPr>
-        <w:t xml:space="preserve">ICML</w:t>
-      </w:r>
-      <w:r>
-        <w:t xml:space="preserve">, 2014.</w:t>
+        <w:t xml:space="preserve">Cooperative Robots and Sensor Networks</w:t>
+      </w:r>
+      <w:r>
+        <w:t xml:space="preserve">, Springer, 2015.</w:t>
       </w:r>
     </w:p>
     <w:p>
@@ -18525,7 +18525,7 @@
         <w:widowControl w:val="1"/>
       </w:pPr>
       <w:r>
-        <w:t xml:space="preserve">A. H. Murphy. Skill scores based on the mean square error and their relationships to the correlation coefficient.</w:t>
+        <w:t xml:space="preserve">M. Otte, M. J. Kuhlman, D. Sofge. Auctions for multi-robot task allocation in communication limited environments.</w:t>
       </w:r>
       <w:r>
         <w:t xml:space="preserve"> </w:t>
@@ -18535,10 +18535,10 @@
           <w:i/>
           <w:iCs/>
         </w:rPr>
-        <w:t xml:space="preserve">Monthly Weather Review</w:t>
-      </w:r>
-      <w:r>
-        <w:t xml:space="preserve">, 116:2417–2424, 1988.</w:t>
+        <w:t xml:space="preserve">Autonomous Robots</w:t>
+      </w:r>
+      <w:r>
+        <w:t xml:space="preserve">, 44:547–584, 2020.</w:t>
       </w:r>
     </w:p>
     <w:p>
@@ -18554,7 +18554,7 @@
         <w:widowControl w:val="1"/>
       </w:pPr>
       <w:r>
-        <w:t xml:space="preserve">Athira K. A., J. Divya Udayan, U. Subramaniam. A systematic literature review on multi-robot task allocation.</w:t>
+        <w:t xml:space="preserve">J. Gielis, A. Shankar, A. Prorok. A critical review of communications in multi-robot systems.</w:t>
       </w:r>
       <w:r>
         <w:t xml:space="preserve"> </w:t>
@@ -18564,10 +18564,10 @@
           <w:i/>
           <w:iCs/>
         </w:rPr>
-        <w:t xml:space="preserve">ACM Computing Surveys</w:t>
-      </w:r>
-      <w:r>
-        <w:t xml:space="preserve">, 2024.</w:t>
+        <w:t xml:space="preserve">Current Robotics Reports</w:t>
+      </w:r>
+      <w:r>
+        <w:t xml:space="preserve">, 3:213–225, 2022.</w:t>
       </w:r>
     </w:p>
     <w:p>
@@ -18583,7 +18583,7 @@
         <w:widowControl w:val="1"/>
       </w:pPr>
       <w:r>
-        <w:t xml:space="preserve">P. Goarin, G. Loianno. Graph neural network for decentralized multi-robot goal assignment.</w:t>
+        <w:t xml:space="preserve">G. Notomista, S. Mayya, S. Hutchinson, M. Egerstedt. An optimal task allocation strategy for heterogeneous multi-robot systems.</w:t>
       </w:r>
       <w:r>
         <w:t xml:space="preserve"> </w:t>
@@ -18593,10 +18593,10 @@
           <w:i/>
           <w:iCs/>
         </w:rPr>
-        <w:t xml:space="preserve">IEEE Robotics and Automation Letters</w:t>
-      </w:r>
-      <w:r>
-        <w:t xml:space="preserve">, 2024.</w:t>
+        <w:t xml:space="preserve">European Control Conference</w:t>
+      </w:r>
+      <w:r>
+        <w:t xml:space="preserve">, 2019.</w:t>
       </w:r>
     </w:p>
     <w:p>
@@ -18612,7 +18612,7 @@
         <w:widowControl w:val="1"/>
       </w:pPr>
       <w:r>
-        <w:t xml:space="preserve">E. Nunes, M. Manner, H. Mitiche, M. Gini. A taxonomy for task allocation problems with temporal and ordering constraints.</w:t>
+        <w:t xml:space="preserve">H. Ravichandar, K. Shaw, S. Chernova. STRATA: a unified framework for task assignments in large teams of heterogeneous agents.</w:t>
       </w:r>
       <w:r>
         <w:t xml:space="preserve"> </w:t>
@@ -18622,10 +18622,10 @@
           <w:i/>
           <w:iCs/>
         </w:rPr>
-        <w:t xml:space="preserve">Robotics and Autonomous Systems</w:t>
-      </w:r>
-      <w:r>
-        <w:t xml:space="preserve">, 90:55–70, 2017.</w:t>
+        <w:t xml:space="preserve">Autonomous Agents and Multi-Agent Systems</w:t>
+      </w:r>
+      <w:r>
+        <w:t xml:space="preserve">, 34:38, 2020.</w:t>
       </w:r>
     </w:p>
     <w:p>
@@ -18641,7 +18641,7 @@
         <w:widowControl w:val="1"/>
       </w:pPr>
       <w:r>
-        <w:t xml:space="preserve">A. Khamis, A. Hussein, A. Elmogy. Multi-robot task allocation: a review of the state-of-the-art. In</w:t>
+        <w:t xml:space="preserve">Athira K. A., J. Divya Udayan, U. Subramaniam. A systematic literature review on multi-robot task allocation.</w:t>
       </w:r>
       <w:r>
         <w:t xml:space="preserve"> </w:t>
@@ -18651,10 +18651,10 @@
           <w:i/>
           <w:iCs/>
         </w:rPr>
-        <w:t xml:space="preserve">Cooperative Robots and Sensor Networks</w:t>
-      </w:r>
-      <w:r>
-        <w:t xml:space="preserve">, Springer, 2015.</w:t>
+        <w:t xml:space="preserve">ACM Computing Surveys</w:t>
+      </w:r>
+      <w:r>
+        <w:t xml:space="preserve">, 2024.</w:t>
       </w:r>
     </w:p>
     <w:p>
@@ -18670,7 +18670,7 @@
         <w:widowControl w:val="1"/>
       </w:pPr>
       <w:r>
-        <w:t xml:space="preserve">M. Otte, M. J. Kuhlman, D. Sofge. Auctions for multi-robot task allocation in communication limited environments.</w:t>
+        <w:t xml:space="preserve">J. Rosenski, O. Shamir, L. Szlak. Multi-player bandits: a musical chairs approach.</w:t>
       </w:r>
       <w:r>
         <w:t xml:space="preserve"> </w:t>
@@ -18680,10 +18680,10 @@
           <w:i/>
           <w:iCs/>
         </w:rPr>
-        <w:t xml:space="preserve">Autonomous Robots</w:t>
-      </w:r>
-      <w:r>
-        <w:t xml:space="preserve">, 44:547–584, 2020.</w:t>
+        <w:t xml:space="preserve">ICML</w:t>
+      </w:r>
+      <w:r>
+        <w:t xml:space="preserve">, 2016.</w:t>
       </w:r>
     </w:p>
     <w:p>
@@ -18699,7 +18699,7 @@
         <w:widowControl w:val="1"/>
       </w:pPr>
       <w:r>
-        <w:t xml:space="preserve">J. Gielis, A. Shankar, A. Prorok. A critical review of communications in multi-robot systems.</w:t>
+        <w:t xml:space="preserve">E. Boursier, V. Perchet. SIC-MMAB: synchronisation involves communication in multiplayer multi-armed bandits.</w:t>
       </w:r>
       <w:r>
         <w:t xml:space="preserve"> </w:t>
@@ -18709,10 +18709,10 @@
           <w:i/>
           <w:iCs/>
         </w:rPr>
-        <w:t xml:space="preserve">Current Robotics Reports</w:t>
-      </w:r>
-      <w:r>
-        <w:t xml:space="preserve">, 3:213–225, 2022.</w:t>
+        <w:t xml:space="preserve">NeurIPS</w:t>
+      </w:r>
+      <w:r>
+        <w:t xml:space="preserve">, 2019.</w:t>
       </w:r>
     </w:p>
     <w:p>
@@ -18728,7 +18728,7 @@
         <w:widowControl w:val="1"/>
       </w:pPr>
       <w:r>
-        <w:t xml:space="preserve">G. Notomista, S. Mayya, S. Hutchinson, M. Egerstedt. An optimal task allocation strategy for heterogeneous multi-robot systems.</w:t>
+        <w:t xml:space="preserve">I. Bistritz, A. Leshem. Distributed multi-player bandits: a game of thrones approach.</w:t>
       </w:r>
       <w:r>
         <w:t xml:space="preserve"> </w:t>
@@ -18738,10 +18738,10 @@
           <w:i/>
           <w:iCs/>
         </w:rPr>
-        <w:t xml:space="preserve">European Control Conference</w:t>
-      </w:r>
-      <w:r>
-        <w:t xml:space="preserve">, 2019.</w:t>
+        <w:t xml:space="preserve">NeurIPS</w:t>
+      </w:r>
+      <w:r>
+        <w:t xml:space="preserve">, 2018.</w:t>
       </w:r>
     </w:p>
     <w:p>
@@ -18757,7 +18757,7 @@
         <w:widowControl w:val="1"/>
       </w:pPr>
       <w:r>
-        <w:t xml:space="preserve">H. Ravichandar, K. Shaw, S. Chernova. STRATA: a unified framework for task assignments in large teams of heterogeneous agents.</w:t>
+        <w:t xml:space="preserve">C. Yu, A. Velu, E. Vinitsky, et al. The surprising effectiveness of PPO in cooperative multi-agent games.</w:t>
       </w:r>
       <w:r>
         <w:t xml:space="preserve"> </w:t>
@@ -18767,10 +18767,10 @@
           <w:i/>
           <w:iCs/>
         </w:rPr>
-        <w:t xml:space="preserve">Autonomous Agents and Multi-Agent Systems</w:t>
-      </w:r>
-      <w:r>
-        <w:t xml:space="preserve">, 34:38, 2020.</w:t>
+        <w:t xml:space="preserve">NeurIPS</w:t>
+      </w:r>
+      <w:r>
+        <w:t xml:space="preserve">, 2022.</w:t>
       </w:r>
     </w:p>
     <w:p>
@@ -18786,7 +18786,7 @@
         <w:widowControl w:val="1"/>
       </w:pPr>
       <w:r>
-        <w:t xml:space="preserve">I. Bistritz, A. Leshem. Distributed multi-player bandits: a game of thrones approach.</w:t>
+        <w:t xml:space="preserve">T. Rashid, M. Samvelyan, et al. QMIX: monotonic value function factorisation for deep multi-agent reinforcement learning.</w:t>
       </w:r>
       <w:r>
         <w:t xml:space="preserve"> </w:t>
@@ -18796,7 +18796,7 @@
           <w:i/>
           <w:iCs/>
         </w:rPr>
-        <w:t xml:space="preserve">NeurIPS</w:t>
+        <w:t xml:space="preserve">ICML</w:t>
       </w:r>
       <w:r>
         <w:t xml:space="preserve">, 2018.</w:t>
@@ -18815,7 +18815,7 @@
         <w:widowControl w:val="1"/>
       </w:pPr>
       <w:r>
-        <w:t xml:space="preserve">B. Recht. A simpler approach to matrix completion.</w:t>
+        <w:t xml:space="preserve">P. Sunehag, G. Lever, et al. Value-decomposition networks for cooperative multi-agent learning.</w:t>
       </w:r>
       <w:r>
         <w:t xml:space="preserve"> </w:t>
@@ -18825,10 +18825,10 @@
           <w:i/>
           <w:iCs/>
         </w:rPr>
-        <w:t xml:space="preserve">JMLR</w:t>
-      </w:r>
-      <w:r>
-        <w:t xml:space="preserve">, 12:3413–3430, 2011.</w:t>
+        <w:t xml:space="preserve">AAMAS</w:t>
+      </w:r>
+      <w:r>
+        <w:t xml:space="preserve">, 2018.</w:t>
       </w:r>
     </w:p>
     <w:p>
@@ -18844,7 +18844,7 @@
         <w:widowControl w:val="1"/>
       </w:pPr>
       <w:r>
-        <w:t xml:space="preserve">P. Jain, P. Netrapalli, S. Sanghavi. Low-rank matrix completion using alternating minimization.</w:t>
+        <w:t xml:space="preserve">R. Lowe, Y. Wu, et al. Multi-agent actor-critic for mixed cooperative-competitive environments.</w:t>
       </w:r>
       <w:r>
         <w:t xml:space="preserve"> </w:t>
@@ -18854,10 +18854,10 @@
           <w:i/>
           <w:iCs/>
         </w:rPr>
-        <w:t xml:space="preserve">STOC</w:t>
-      </w:r>
-      <w:r>
-        <w:t xml:space="preserve">, 2013.</w:t>
+        <w:t xml:space="preserve">NeurIPS</w:t>
+      </w:r>
+      <w:r>
+        <w:t xml:space="preserve">, 2017.</w:t>
       </w:r>
     </w:p>
     <w:p>
@@ -18873,7 +18873,7 @@
         <w:widowControl w:val="1"/>
       </w:pPr>
       <w:r>
-        <w:t xml:space="preserve">K.-S. Jun, R. Willett, S. Wright, R. Nowak. Bilinear bandits with low-rank structure.</w:t>
+        <w:t xml:space="preserve">S. Sukhbaatar, A. Szlam, R. Fergus. Learning multiagent communication with backpropagation.</w:t>
       </w:r>
       <w:r>
         <w:t xml:space="preserve"> </w:t>
@@ -18883,10 +18883,10 @@
           <w:i/>
           <w:iCs/>
         </w:rPr>
-        <w:t xml:space="preserve">ICML</w:t>
-      </w:r>
-      <w:r>
-        <w:t xml:space="preserve">, 2019.</w:t>
+        <w:t xml:space="preserve">NeurIPS</w:t>
+      </w:r>
+      <w:r>
+        <w:t xml:space="preserve">, 2016.</w:t>
       </w:r>
     </w:p>
     <w:p>
@@ -18902,7 +18902,7 @@
         <w:widowControl w:val="1"/>
       </w:pPr>
       <w:r>
-        <w:t xml:space="preserve">Y. Lu, A. Meisami, A. Tewari. Low-rank generalized linear bandit problems.</w:t>
+        <w:t xml:space="preserve">A. Das, T. Gervet, et al. TarMAC: targeted multi-agent communication.</w:t>
       </w:r>
       <w:r>
         <w:t xml:space="preserve"> </w:t>
@@ -18912,10 +18912,10 @@
           <w:i/>
           <w:iCs/>
         </w:rPr>
-        <w:t xml:space="preserve">AISTATS</w:t>
-      </w:r>
-      <w:r>
-        <w:t xml:space="preserve">, 2021.</w:t>
+        <w:t xml:space="preserve">ICML</w:t>
+      </w:r>
+      <w:r>
+        <w:t xml:space="preserve">, 2019.</w:t>
       </w:r>
     </w:p>
     <w:p>
@@ -18931,7 +18931,7 @@
         <w:widowControl w:val="1"/>
       </w:pPr>
       <w:r>
-        <w:t xml:space="preserve">Y. Hu, Y. Koren, C. Volinsky. Collaborative filtering for implicit feedback datasets.</w:t>
+        <w:t xml:space="preserve">J. Foerster, Y. Assael, N. de Freitas, S. Whiteson. Learning to communicate with deep multi-agent reinforcement learning.</w:t>
       </w:r>
       <w:r>
         <w:t xml:space="preserve"> </w:t>
@@ -18941,10 +18941,10 @@
           <w:i/>
           <w:iCs/>
         </w:rPr>
-        <w:t xml:space="preserve">ICDM</w:t>
-      </w:r>
-      <w:r>
-        <w:t xml:space="preserve">, 2008.</w:t>
+        <w:t xml:space="preserve">NeurIPS</w:t>
+      </w:r>
+      <w:r>
+        <w:t xml:space="preserve">, 2016.</w:t>
       </w:r>
     </w:p>
     <w:p>
@@ -18960,7 +18960,7 @@
         <w:widowControl w:val="1"/>
       </w:pPr>
       <w:r>
-        <w:t xml:space="preserve">S. Rendle, C. Freudenthaler, Z. Gantner, L. Schmidt-Thieme. BPR: Bayesian personalized ranking from implicit feedback.</w:t>
+        <w:t xml:space="preserve">P. Goarin, G. Loianno. Graph neural network for decentralized multi-robot goal assignment.</w:t>
       </w:r>
       <w:r>
         <w:t xml:space="preserve"> </w:t>
@@ -18970,10 +18970,10 @@
           <w:i/>
           <w:iCs/>
         </w:rPr>
-        <w:t xml:space="preserve">UAI</w:t>
-      </w:r>
-      <w:r>
-        <w:t xml:space="preserve">, 2009.</w:t>
+        <w:t xml:space="preserve">IEEE Robotics and Automation Letters</w:t>
+      </w:r>
+      <w:r>
+        <w:t xml:space="preserve">, 2024.</w:t>
       </w:r>
     </w:p>
     <w:p>
@@ -18989,7 +18989,7 @@
         <w:widowControl w:val="1"/>
       </w:pPr>
       <w:r>
-        <w:t xml:space="preserve">T. Rashid, M. Samvelyan, et al. QMIX: monotonic value function factorisation for deep multi-agent reinforcement learning.</w:t>
+        <w:t xml:space="preserve">Z. Wang, M. Gombolay. Learning scheduling policies for multi-robot coordination with graph attention networks.</w:t>
       </w:r>
       <w:r>
         <w:t xml:space="preserve"> </w:t>
@@ -18999,10 +18999,10 @@
           <w:i/>
           <w:iCs/>
         </w:rPr>
-        <w:t xml:space="preserve">ICML</w:t>
-      </w:r>
-      <w:r>
-        <w:t xml:space="preserve">, 2018.</w:t>
+        <w:t xml:space="preserve">IEEE Robotics and Automation Letters</w:t>
+      </w:r>
+      <w:r>
+        <w:t xml:space="preserve">, 5(3):4509–4516, 2020.</w:t>
       </w:r>
     </w:p>
     <w:p>
@@ -19018,7 +19018,7 @@
         <w:widowControl w:val="1"/>
       </w:pPr>
       <w:r>
-        <w:t xml:space="preserve">P. Sunehag, G. Lever, et al. Value-decomposition networks for cooperative multi-agent learning.</w:t>
+        <w:t xml:space="preserve">M. Ammad-ud-din, E. Ivannikova, S. A. Khan, W. Oyomno, Q. Fu, K. E. Tan, A. Flanagan. Federated collaborative filtering for privacy-preserving personalized recommendation system.</w:t>
       </w:r>
       <w:r>
         <w:t xml:space="preserve"> </w:t>
@@ -19028,10 +19028,10 @@
           <w:i/>
           <w:iCs/>
         </w:rPr>
-        <w:t xml:space="preserve">AAMAS</w:t>
-      </w:r>
-      <w:r>
-        <w:t xml:space="preserve">, 2018.</w:t>
+        <w:t xml:space="preserve">arXiv:1901.09888</w:t>
+      </w:r>
+      <w:r>
+        <w:t xml:space="preserve">, 2019.</w:t>
       </w:r>
     </w:p>
     <w:p>
@@ -19047,7 +19047,7 @@
         <w:widowControl w:val="1"/>
       </w:pPr>
       <w:r>
-        <w:t xml:space="preserve">R. Lowe, Y. Wu, et al. Multi-agent actor-critic for mixed cooperative-competitive environments.</w:t>
+        <w:t xml:space="preserve">B. McMahan, E. Moore, D. Ramage, S. Hampson, B. Agüera y Arcas. Communication-efficient learning of deep networks from decentralized data.</w:t>
       </w:r>
       <w:r>
         <w:t xml:space="preserve"> </w:t>
@@ -19057,10 +19057,10 @@
           <w:i/>
           <w:iCs/>
         </w:rPr>
-        <w:t xml:space="preserve">NeurIPS</w:t>
-      </w:r>
-      <w:r>
-        <w:t xml:space="preserve">, 2017.</w:t>
+        <w:t xml:space="preserve">AISTATS</w:t>
+      </w:r>
+      <w:r>
+        <w:t xml:space="preserve">, 1273–1282, 2017.</w:t>
       </w:r>
     </w:p>
     <w:p>
@@ -19076,7 +19076,7 @@
         <w:widowControl w:val="1"/>
       </w:pPr>
       <w:r>
-        <w:t xml:space="preserve">A. Das, T. Gervet, et al. TarMAC: targeted multi-agent communication.</w:t>
+        <w:t xml:space="preserve">D. S. Bernstein, R. Givan, N. Immerman, S. Zilberstein. The complexity of decentralized control of Markov decision processes.</w:t>
       </w:r>
       <w:r>
         <w:t xml:space="preserve"> </w:t>
@@ -19086,10 +19086,10 @@
           <w:i/>
           <w:iCs/>
         </w:rPr>
-        <w:t xml:space="preserve">ICML</w:t>
-      </w:r>
-      <w:r>
-        <w:t xml:space="preserve">, 2019.</w:t>
+        <w:t xml:space="preserve">Mathematics of Operations Research</w:t>
+      </w:r>
+      <w:r>
+        <w:t xml:space="preserve">, 27(4):819–840, 2002.</w:t>
       </w:r>
     </w:p>
     <w:p>
@@ -19105,7 +19105,7 @@
         <w:widowControl w:val="1"/>
       </w:pPr>
       <w:r>
-        <w:t xml:space="preserve">J. Foerster, Y. Assael, N. de Freitas, S. Whiteson. Learning to communicate with deep multi-agent reinforcement learning.</w:t>
+        <w:t xml:space="preserve">E. J. Candès, B. Recht. Exact matrix completion via convex optimization.</w:t>
       </w:r>
       <w:r>
         <w:t xml:space="preserve"> </w:t>
@@ -19115,10 +19115,10 @@
           <w:i/>
           <w:iCs/>
         </w:rPr>
-        <w:t xml:space="preserve">NeurIPS</w:t>
-      </w:r>
-      <w:r>
-        <w:t xml:space="preserve">, 2016.</w:t>
+        <w:t xml:space="preserve">Found. Comput. Math.</w:t>
+      </w:r>
+      <w:r>
+        <w:t xml:space="preserve">, 9(6):717–772, 2009.</w:t>
       </w:r>
     </w:p>
     <w:p>
@@ -19134,7 +19134,7 @@
         <w:widowControl w:val="1"/>
       </w:pPr>
       <w:r>
-        <w:t xml:space="preserve">M. Brambilla, E. Ferrante, M. Birattari, M. Dorigo. Swarm robotics: a review from the swarm engineering perspective.</w:t>
+        <w:t xml:space="preserve">R. H. Keshavan, A. Montanari, S. Oh. Matrix completion from a few entries.</w:t>
       </w:r>
       <w:r>
         <w:t xml:space="preserve"> </w:t>
@@ -19144,10 +19144,10 @@
           <w:i/>
           <w:iCs/>
         </w:rPr>
-        <w:t xml:space="preserve">Swarm Intelligence</w:t>
-      </w:r>
-      <w:r>
-        <w:t xml:space="preserve">, 7:1–41, 2013.</w:t>
+        <w:t xml:space="preserve">IEEE Trans. Inf. Theory</w:t>
+      </w:r>
+      <w:r>
+        <w:t xml:space="preserve">, 56(6):2980–2998, 2010.</w:t>
       </w:r>
     </w:p>
     <w:p>
@@ -19163,7 +19163,7 @@
         <w:widowControl w:val="1"/>
       </w:pPr>
       <w:r>
-        <w:t xml:space="preserve">E. Şahin. Swarm robotics: from sources of inspiration to domains of application.</w:t>
+        <w:t xml:space="preserve">B. Recht. A simpler approach to matrix completion.</w:t>
       </w:r>
       <w:r>
         <w:t xml:space="preserve"> </w:t>
@@ -19173,10 +19173,10 @@
           <w:i/>
           <w:iCs/>
         </w:rPr>
-        <w:t xml:space="preserve">LNCS 3342</w:t>
-      </w:r>
-      <w:r>
-        <w:t xml:space="preserve">, Springer, 2005.</w:t>
+        <w:t xml:space="preserve">JMLR</w:t>
+      </w:r>
+      <w:r>
+        <w:t xml:space="preserve">, 12:3413–3430, 2011.</w:t>
       </w:r>
     </w:p>
     <w:p>
@@ -19192,7 +19192,7 @@
         <w:widowControl w:val="1"/>
       </w:pPr>
       <w:r>
-        <w:t xml:space="preserve">J. Cortés, S. Martínez, T. Karatas, F. Bullo. Coverage control for mobile sensing networks.</w:t>
+        <w:t xml:space="preserve">P. Jain, P. Netrapalli, S. Sanghavi. Low-rank matrix completion using alternating minimization.</w:t>
       </w:r>
       <w:r>
         <w:t xml:space="preserve"> </w:t>
@@ -19202,10 +19202,10 @@
           <w:i/>
           <w:iCs/>
         </w:rPr>
-        <w:t xml:space="preserve">IEEE Trans. Robotics and Automation</w:t>
-      </w:r>
-      <w:r>
-        <w:t xml:space="preserve">, 20(2):243–255, 2004.</w:t>
+        <w:t xml:space="preserve">STOC</w:t>
+      </w:r>
+      <w:r>
+        <w:t xml:space="preserve">, 2013.</w:t>
       </w:r>
     </w:p>
     <w:p>
@@ -19221,7 +19221,7 @@
         <w:widowControl w:val="1"/>
       </w:pPr>
       <w:r>
-        <w:t xml:space="preserve">Z. Wang, M. Gombolay. Learning scheduling policies for multi-robot coordination with graph attention networks.</w:t>
+        <w:t xml:space="preserve">Y. Koren, R. Bell, C. Volinsky. Matrix factorization techniques for recommender systems.</w:t>
       </w:r>
       <w:r>
         <w:t xml:space="preserve"> </w:t>
@@ -19231,10 +19231,10 @@
           <w:i/>
           <w:iCs/>
         </w:rPr>
-        <w:t xml:space="preserve">IEEE Robotics and Automation Letters</w:t>
-      </w:r>
-      <w:r>
-        <w:t xml:space="preserve">, 5(3):4509–4516, 2020.</w:t>
+        <w:t xml:space="preserve">IEEE Computer</w:t>
+      </w:r>
+      <w:r>
+        <w:t xml:space="preserve">, 42(8):30–37, 2009.</w:t>
       </w:r>
     </w:p>
     <w:p>
@@ -19250,7 +19250,7 @@
         <w:widowControl w:val="1"/>
       </w:pPr>
       <w:r>
-        <w:t xml:space="preserve">M. Ammad-ud-din, E. Ivannikova, S. A. Khan, W. Oyomno, Q. Fu, K. E. Tan, A. Flanagan. Federated collaborative filtering for privacy-preserving personalized recommendation system.</w:t>
+        <w:t xml:space="preserve">R. Salakhutdinov, A. Mnih. Bayesian probabilistic matrix factorization using MCMC.</w:t>
       </w:r>
       <w:r>
         <w:t xml:space="preserve"> </w:t>
@@ -19260,10 +19260,10 @@
           <w:i/>
           <w:iCs/>
         </w:rPr>
-        <w:t xml:space="preserve">arXiv:1901.09888</w:t>
-      </w:r>
-      <w:r>
-        <w:t xml:space="preserve">, 2019.</w:t>
+        <w:t xml:space="preserve">ICML</w:t>
+      </w:r>
+      <w:r>
+        <w:t xml:space="preserve">, 2008.</w:t>
       </w:r>
     </w:p>
     <w:p>
@@ -19279,7 +19279,7 @@
         <w:widowControl w:val="1"/>
       </w:pPr>
       <w:r>
-        <w:t xml:space="preserve">Q. Ling, Y. Xu, W. Yin, Z. Wen. Decentralized low-rank matrix completion.</w:t>
+        <w:t xml:space="preserve">R. Mazumder, T. Hastie, R. Tibshirani. Spectral regularization algorithms for learning large incomplete matrices.</w:t>
       </w:r>
       <w:r>
         <w:t xml:space="preserve"> </w:t>
@@ -19289,10 +19289,10 @@
           <w:i/>
           <w:iCs/>
         </w:rPr>
-        <w:t xml:space="preserve">IEEE ICASSP</w:t>
-      </w:r>
-      <w:r>
-        <w:t xml:space="preserve">, 2925–2928, 2012.</w:t>
+        <w:t xml:space="preserve">JMLR</w:t>
+      </w:r>
+      <w:r>
+        <w:t xml:space="preserve">, 11:2287–2322, 2010.</w:t>
       </w:r>
     </w:p>
     <w:p>
@@ -19308,7 +19308,7 @@
         <w:widowControl w:val="1"/>
       </w:pPr>
       <w:r>
-        <w:t xml:space="preserve">B. McMahan, E. Moore, D. Ramage, S. Hampson, B. Agüera y Arcas. Communication-efficient learning of deep networks from decentralized data.</w:t>
+        <w:t xml:space="preserve">Y. Hu, Y. Koren, C. Volinsky. Collaborative filtering for implicit feedback datasets.</w:t>
       </w:r>
       <w:r>
         <w:t xml:space="preserve"> </w:t>
@@ -19318,10 +19318,10 @@
           <w:i/>
           <w:iCs/>
         </w:rPr>
-        <w:t xml:space="preserve">AISTATS</w:t>
-      </w:r>
-      <w:r>
-        <w:t xml:space="preserve">, 1273–1282, 2017.</w:t>
+        <w:t xml:space="preserve">ICDM</w:t>
+      </w:r>
+      <w:r>
+        <w:t xml:space="preserve">, 2008.</w:t>
       </w:r>
     </w:p>
     <w:p>
@@ -19337,7 +19337,7 @@
         <w:widowControl w:val="1"/>
       </w:pPr>
       <w:r>
-        <w:t xml:space="preserve">P. Auer, N. Cesa-Bianchi, P. Fischer. Finite-time analysis of the multiarmed bandit problem.</w:t>
+        <w:t xml:space="preserve">S. Rendle, C. Freudenthaler, Z. Gantner, L. Schmidt-Thieme. BPR: Bayesian personalized ranking from implicit feedback.</w:t>
       </w:r>
       <w:r>
         <w:t xml:space="preserve"> </w:t>
@@ -19347,10 +19347,10 @@
           <w:i/>
           <w:iCs/>
         </w:rPr>
-        <w:t xml:space="preserve">Machine Learning</w:t>
-      </w:r>
-      <w:r>
-        <w:t xml:space="preserve">, 47(2–3):235–256, 2002.</w:t>
+        <w:t xml:space="preserve">UAI</w:t>
+      </w:r>
+      <w:r>
+        <w:t xml:space="preserve">, 2009.</w:t>
       </w:r>
     </w:p>
     <w:p>
@@ -19366,7 +19366,7 @@
         <w:widowControl w:val="1"/>
       </w:pPr>
       <w:r>
-        <w:t xml:space="preserve">D. S. Bernstein, R. Givan, N. Immerman, S. Zilberstein. The complexity of decentralized control of Markov decision processes.</w:t>
+        <w:t xml:space="preserve">Y. Kang, C.-J. Hsieh, T. C. M. Lee. Efficient frameworks for generalized low-rank matrix bandit problems.</w:t>
       </w:r>
       <w:r>
         <w:t xml:space="preserve"> </w:t>
@@ -19376,10 +19376,10 @@
           <w:i/>
           <w:iCs/>
         </w:rPr>
-        <w:t xml:space="preserve">Mathematics of Operations Research</w:t>
-      </w:r>
-      <w:r>
-        <w:t xml:space="preserve">, 27(4):819–840, 2002.</w:t>
+        <w:t xml:space="preserve">NeurIPS</w:t>
+      </w:r>
+      <w:r>
+        <w:t xml:space="preserve">, 2022.</w:t>
       </w:r>
     </w:p>
     <w:p>
@@ -19395,7 +19395,7 @@
         <w:widowControl w:val="1"/>
       </w:pPr>
       <w:r>
-        <w:t xml:space="preserve">H. W. Kuhn. The Hungarian method for the assignment problem.</w:t>
+        <w:t xml:space="preserve">K.-S. Jun, R. Willett, S. Wright, R. Nowak. Bilinear bandits with low-rank structure.</w:t>
       </w:r>
       <w:r>
         <w:t xml:space="preserve"> </w:t>
@@ -19405,10 +19405,10 @@
           <w:i/>
           <w:iCs/>
         </w:rPr>
-        <w:t xml:space="preserve">Naval Research Logistics Quarterly</w:t>
-      </w:r>
-      <w:r>
-        <w:t xml:space="preserve">, 2(1–2):83–97, 1955.</w:t>
+        <w:t xml:space="preserve">ICML</w:t>
+      </w:r>
+      <w:r>
+        <w:t xml:space="preserve">, 2019.</w:t>
       </w:r>
     </w:p>
     <w:p>
@@ -19424,7 +19424,7 @@
         <w:widowControl w:val="1"/>
       </w:pPr>
       <w:r>
-        <w:t xml:space="preserve">B. Sarwar, G. Karypis, J. Konstan, J. Riedl. Incremental singular value decomposition algorithms for highly scalable recommender systems.</w:t>
+        <w:t xml:space="preserve">Y. Lu, A. Meisami, A. Tewari. Low-rank generalized linear bandit problems.</w:t>
       </w:r>
       <w:r>
         <w:t xml:space="preserve"> </w:t>
@@ -19434,10 +19434,10 @@
           <w:i/>
           <w:iCs/>
         </w:rPr>
-        <w:t xml:space="preserve">Proc. 5th Int. Conf. Computer and Information Technology</w:t>
-      </w:r>
-      <w:r>
-        <w:t xml:space="preserve">, 2002.</w:t>
+        <w:t xml:space="preserve">AISTATS</w:t>
+      </w:r>
+      <w:r>
+        <w:t xml:space="preserve">, 2021.</w:t>
       </w:r>
     </w:p>
     <w:p>
@@ -19453,7 +19453,7 @@
         <w:widowControl w:val="1"/>
       </w:pPr>
       <w:r>
-        <w:t xml:space="preserve">F. Schilling, F. Schiano, D. Floreano. Vision-based drone flocking in outdoor environments.</w:t>
+        <w:t xml:space="preserve">C. Gentile, S. Li, G. Zappella. Online clustering of bandits.</w:t>
       </w:r>
       <w:r>
         <w:t xml:space="preserve"> </w:t>
@@ -19463,10 +19463,10 @@
           <w:i/>
           <w:iCs/>
         </w:rPr>
-        <w:t xml:space="preserve">IEEE Robotics and Automation Letters</w:t>
-      </w:r>
-      <w:r>
-        <w:t xml:space="preserve">, 6(2):2954–2961, 2021.</w:t>
+        <w:t xml:space="preserve">ICML</w:t>
+      </w:r>
+      <w:r>
+        <w:t xml:space="preserve">, 2014.</w:t>
       </w:r>
     </w:p>
     <w:p>
@@ -19482,7 +19482,7 @@
         <w:widowControl w:val="1"/>
       </w:pPr>
       <w:r>
-        <w:t xml:space="preserve">X. Zhou, X. Wen, Z. Wang, Y. Gao, et al. Swarm of micro flying robots in the wild.</w:t>
+        <w:t xml:space="preserve">Q. Ling, Y. Xu, W. Yin, Z. Wen. Decentralized low-rank matrix completion.</w:t>
       </w:r>
       <w:r>
         <w:t xml:space="preserve"> </w:t>
@@ -19492,10 +19492,10 @@
           <w:i/>
           <w:iCs/>
         </w:rPr>
-        <w:t xml:space="preserve">Science Robotics</w:t>
-      </w:r>
-      <w:r>
-        <w:t xml:space="preserve">, 7(66):eabm5954, 2022.</w:t>
+        <w:t xml:space="preserve">IEEE ICASSP</w:t>
+      </w:r>
+      <w:r>
+        <w:t xml:space="preserve">, 2925–2928, 2012.</w:t>
       </w:r>
     </w:p>
     <w:p>
@@ -19511,7 +19511,7 @@
         <w:widowControl w:val="1"/>
       </w:pPr>
       <w:r>
-        <w:t xml:space="preserve">N. Hudson, F. Talbot, M. Cox, et al. Heterogeneous ground and air platforms, homogeneous sensing: Team CSIRO Data61's approach to the DARPA Subterranean Challenge.</w:t>
+        <w:t xml:space="preserve">A. H. Murphy. Skill scores based on the mean square error and their relationships to the correlation coefficient.</w:t>
       </w:r>
       <w:r>
         <w:t xml:space="preserve"> </w:t>
@@ -19521,10 +19521,10 @@
           <w:i/>
           <w:iCs/>
         </w:rPr>
-        <w:t xml:space="preserve">Field Robotics</w:t>
-      </w:r>
-      <w:r>
-        <w:t xml:space="preserve">, 2:595–636, 2022.</w:t>
+        <w:t xml:space="preserve">Monthly Weather Review</w:t>
+      </w:r>
+      <w:r>
+        <w:t xml:space="preserve">, 116:2417–2424, 1988.</w:t>
       </w:r>
     </w:p>
     <w:p>
@@ -19540,7 +19540,7 @@
         <w:widowControl w:val="1"/>
       </w:pPr>
       <w:r>
-        <w:t xml:space="preserve">B. Fu, W. Smith, D. Rizzo, M. Castanier, M. Ghaffari, K. Barton. Learning task requirements and agent capabilities for multi-agent task allocation.</w:t>
+        <w:t xml:space="preserve">B. Sarwar, G. Karypis, J. Konstan, J. Riedl. Incremental singular value decomposition algorithms for highly scalable recommender systems.</w:t>
       </w:r>
       <w:r>
         <w:t xml:space="preserve"> </w:t>
@@ -19550,10 +19550,10 @@
           <w:i/>
           <w:iCs/>
         </w:rPr>
-        <w:t xml:space="preserve">arXiv:2211.03286</w:t>
-      </w:r>
-      <w:r>
-        <w:t xml:space="preserve">, 2022.</w:t>
+        <w:t xml:space="preserve">Proc. 5th Int. Conf. Computer and Information Technology</w:t>
+      </w:r>
+      <w:r>
+        <w:t xml:space="preserve">, 2002.</w:t>
       </w:r>
     </w:p>
     <w:p>
@@ -19569,7 +19569,7 @@
         <w:widowControl w:val="1"/>
       </w:pPr>
       <w:r>
-        <w:t xml:space="preserve">M. Tranzatto, M. Dharmadhikari, L. Bernreiter, et al. Team CERBERUS wins the DARPA Subterranean Challenge: technical overview and lessons learned.</w:t>
+        <w:t xml:space="preserve">P. Auer, N. Cesa-Bianchi, P. Fischer. Finite-time analysis of the multiarmed bandit problem.</w:t>
       </w:r>
       <w:r>
         <w:t xml:space="preserve"> </w:t>
@@ -19579,10 +19579,10 @@
           <w:i/>
           <w:iCs/>
         </w:rPr>
-        <w:t xml:space="preserve">arXiv:2207.04914</w:t>
-      </w:r>
-      <w:r>
-        <w:t xml:space="preserve">, 2022.</w:t>
+        <w:t xml:space="preserve">Machine Learning</w:t>
+      </w:r>
+      <w:r>
+        <w:t xml:space="preserve">, 47(2–3):235–256, 2002.</w:t>
       </w:r>
     </w:p>
     <w:p>
@@ -19598,7 +19598,7 @@
         <w:widowControl w:val="1"/>
       </w:pPr>
       <w:r>
-        <w:t xml:space="preserve">A. Dupuy, A. Galichon. Personality traits and the marriage market.</w:t>
+        <w:t xml:space="preserve">H. W. Kuhn. The Hungarian method for the assignment problem.</w:t>
       </w:r>
       <w:r>
         <w:t xml:space="preserve"> </w:t>
@@ -19608,10 +19608,10 @@
           <w:i/>
           <w:iCs/>
         </w:rPr>
-        <w:t xml:space="preserve">Journal of Political Economy</w:t>
-      </w:r>
-      <w:r>
-        <w:t xml:space="preserve">, 122(6):1271–1319, 2014.</w:t>
+        <w:t xml:space="preserve">Naval Research Logistics Quarterly</w:t>
+      </w:r>
+      <w:r>
+        <w:t xml:space="preserve">, 2(1–2):83–97, 1955.</w:t>
       </w:r>
     </w:p>
     <w:bookmarkEnd w:id="54"/>

--- a/docs/ras_paper.docx
+++ b/docs/ras_paper.docx
@@ -9979,6 +9979,405 @@
       </w:pPr>
       <w:r>
         <w:t xml:space="preserve">Theorems 2-3 are, to our knowledge, the first results that pin decentralized low-rank recovery from a persistent, private, per-robot mask to an explicit condition and tie its rate to team size; they are what make the categorical claim self-contained rather than imported from centralized theory. Full proofs are given in Appendix A.</w:t>
+      </w:r>
+    </w:p>
+    <w:p>
+      <w:pPr>
+        <w:pStyle w:val="BodyText"/>
+        <w:jc w:val="both"/>
+        <w:keepNext w:val="0"/>
+        <w:keepLines w:val="0"/>
+        <w:widowControl w:val="1"/>
+      </w:pPr>
+      <w:r>
+        <w:rPr>
+          <w:b/>
+          <w:bCs/>
+        </w:rPr>
+        <w:t xml:space="preserve">Relation to the experiments.</w:t>
+      </w:r>
+      <w:r>
+        <w:t xml:space="preserve"> </w:t>
+      </w:r>
+      <w:r>
+        <w:t xml:space="preserve">Theorem 2's recovery time and Theorem 1(b)'s team-size condition are</w:t>
+      </w:r>
+      <w:r>
+        <w:t xml:space="preserve"> </w:t>
+      </w:r>
+      <w:r>
+        <w:rPr>
+          <w:i/>
+          <w:iCs/>
+        </w:rPr>
+        <w:t xml:space="preserve">sufficient</w:t>
+      </w:r>
+      <w:r>
+        <w:t xml:space="preserve"> </w:t>
+      </w:r>
+      <w:r>
+        <w:t xml:space="preserve">conditions for</w:t>
+      </w:r>
+      <w:r>
+        <w:t xml:space="preserve"> </w:t>
+      </w:r>
+      <w:r>
+        <w:rPr>
+          <w:i/>
+          <w:iCs/>
+        </w:rPr>
+        <w:t xml:space="preserve">exact</w:t>
+      </w:r>
+      <w:r>
+        <w:t xml:space="preserve"> </w:t>
+      </w:r>
+      <w:r>
+        <w:t xml:space="preserve">recovery of</w:t>
+      </w:r>
+      <w:r>
+        <w:t xml:space="preserve"> </w:t>
+      </w:r>
+      <w:r>
+        <w:rPr>
+          <w:i/>
+          <w:iCs/>
+        </w:rPr>
+        <w:t xml:space="preserve">every</w:t>
+      </w:r>
+      <w:r>
+        <w:t xml:space="preserve"> </w:t>
+      </w:r>
+      <w:r>
+        <w:t xml:space="preserve">pair and a guaranteed categorical gap; the experiments deliberately sit well inside them and still earn strong skill. At the headline setting (</w:t>
+      </w:r>
+      <m:oMath>
+        <m:r>
+          <m:t>ρ</m:t>
+        </m:r>
+        <m:r>
+          <m:rPr>
+            <m:sty m:val="p"/>
+          </m:rPr>
+          <m:t>=</m:t>
+        </m:r>
+        <m:r>
+          <m:t>0.25</m:t>
+        </m:r>
+      </m:oMath>
+      <w:r>
+        <w:t xml:space="preserve">,</w:t>
+      </w:r>
+      <w:r>
+        <w:t xml:space="preserve"> </w:t>
+      </w:r>
+      <m:oMath>
+        <m:r>
+          <m:t>m</m:t>
+        </m:r>
+        <m:r>
+          <m:rPr>
+            <m:sty m:val="p"/>
+          </m:rPr>
+          <m:t>=</m:t>
+        </m:r>
+        <m:r>
+          <m:t>30</m:t>
+        </m:r>
+      </m:oMath>
+      <w:r>
+        <w:t xml:space="preserve">,</w:t>
+      </w:r>
+      <w:r>
+        <w:t xml:space="preserve"> </w:t>
+      </w:r>
+      <m:oMath>
+        <m:r>
+          <m:t>d</m:t>
+        </m:r>
+        <m:r>
+          <m:rPr>
+            <m:sty m:val="p"/>
+          </m:rPr>
+          <m:t>=</m:t>
+        </m:r>
+        <m:r>
+          <m:t>5</m:t>
+        </m:r>
+      </m:oMath>
+      <w:r>
+        <w:t xml:space="preserve">,</w:t>
+      </w:r>
+      <w:r>
+        <w:t xml:space="preserve"> </w:t>
+      </w:r>
+      <m:oMath>
+        <m:r>
+          <m:t>n</m:t>
+        </m:r>
+        <m:r>
+          <m:rPr>
+            <m:sty m:val="p"/>
+          </m:rPr>
+          <m:t>=</m:t>
+        </m:r>
+        <m:r>
+          <m:t>240</m:t>
+        </m:r>
+      </m:oMath>
+      <w:r>
+        <w:t xml:space="preserve">) the full-recovery horizon</w:t>
+      </w:r>
+      <w:r>
+        <w:t xml:space="preserve"> </w:t>
+      </w:r>
+      <m:oMath>
+        <m:sSub>
+          <m:e>
+            <m:r>
+              <m:t>T</m:t>
+            </m:r>
+          </m:e>
+          <m:sub>
+            <m:r>
+              <m:rPr>
+                <m:sty m:val="p"/>
+              </m:rPr>
+              <m:t>r</m:t>
+            </m:r>
+            <m:r>
+              <m:rPr>
+                <m:sty m:val="p"/>
+              </m:rPr>
+              <m:t>e</m:t>
+            </m:r>
+            <m:r>
+              <m:rPr>
+                <m:sty m:val="p"/>
+              </m:rPr>
+              <m:t>c</m:t>
+            </m:r>
+          </m:sub>
+        </m:sSub>
+        <m:r>
+          <m:rPr>
+            <m:sty m:val="p"/>
+          </m:rPr>
+          <m:t>=</m:t>
+        </m:r>
+        <m:r>
+          <m:t>O</m:t>
+        </m:r>
+        <m:r>
+          <m:rPr>
+            <m:sty m:val="p"/>
+          </m:rPr>
+          <m:t>(</m:t>
+        </m:r>
+        <m:f>
+          <m:fPr>
+            <m:type m:val="lin"/>
+          </m:fPr>
+          <m:num>
+            <m:r>
+              <m:t>n</m:t>
+            </m:r>
+            <m:r>
+              <m:t>d</m:t>
+            </m:r>
+          </m:num>
+          <m:den>
+            <m:r>
+              <m:t>ρ</m:t>
+            </m:r>
+            <m:r>
+              <m:t>m</m:t>
+            </m:r>
+          </m:den>
+        </m:f>
+        <m:r>
+          <m:rPr>
+            <m:sty m:val="p"/>
+          </m:rPr>
+          <m:t>log</m:t>
+        </m:r>
+        <m:r>
+          <m:t>n</m:t>
+        </m:r>
+        <m:r>
+          <m:rPr>
+            <m:sty m:val="p"/>
+          </m:rPr>
+          <m:t>)</m:t>
+        </m:r>
+      </m:oMath>
+      <w:r>
+        <w:t xml:space="preserve"> </w:t>
+      </w:r>
+      <w:r>
+        <w:t xml:space="preserve">scales to order</w:t>
+      </w:r>
+      <w:r>
+        <w:t xml:space="preserve"> </w:t>
+      </w:r>
+      <m:oMath>
+        <m:sSup>
+          <m:e>
+            <m:r>
+              <m:t>10</m:t>
+            </m:r>
+          </m:e>
+          <m:sup>
+            <m:r>
+              <m:t>3</m:t>
+            </m:r>
+          </m:sup>
+        </m:sSup>
+      </m:oMath>
+      <w:r>
+        <w:t xml:space="preserve"> </w:t>
+      </w:r>
+      <w:r>
+        <w:t xml:space="preserve">rounds, more than an order of magnitude beyond the</w:t>
+      </w:r>
+      <w:r>
+        <w:t xml:space="preserve"> </w:t>
+      </w:r>
+      <m:oMath>
+        <m:r>
+          <m:t>T</m:t>
+        </m:r>
+        <m:r>
+          <m:rPr>
+            <m:sty m:val="p"/>
+          </m:rPr>
+          <m:t>=</m:t>
+        </m:r>
+        <m:r>
+          <m:t>50</m:t>
+        </m:r>
+      </m:oMath>
+      <w:r>
+        <w:t xml:space="preserve"> </w:t>
+      </w:r>
+      <w:r>
+        <w:t xml:space="preserve">we run, so recovery is</w:t>
+      </w:r>
+      <w:r>
+        <w:t xml:space="preserve"> </w:t>
+      </w:r>
+      <w:r>
+        <w:rPr>
+          <w:b/>
+          <w:bCs/>
+        </w:rPr>
+        <w:t xml:space="preserve">partial</w:t>
+      </w:r>
+      <w:r>
+        <w:t xml:space="preserve"> </w:t>
+      </w:r>
+      <w:r>
+        <w:t xml:space="preserve">by construction. This suffices because the skill metric rewards correct</w:t>
+      </w:r>
+      <w:r>
+        <w:t xml:space="preserve"> </w:t>
+      </w:r>
+      <w:r>
+        <w:rPr>
+          <w:i/>
+          <w:iCs/>
+        </w:rPr>
+        <w:t xml:space="preserve">ranking</w:t>
+      </w:r>
+      <w:r>
+        <w:t xml:space="preserve"> </w:t>
+      </w:r>
+      <w:r>
+        <w:t xml:space="preserve">of each offered set rather than exact reconstruction of the whole row, and recovery is</w:t>
+      </w:r>
+      <w:r>
+        <w:t xml:space="preserve"> </w:t>
+      </w:r>
+      <w:r>
+        <w:rPr>
+          <w:i/>
+          <w:iCs/>
+        </w:rPr>
+        <w:t xml:space="preserve">graded</w:t>
+      </w:r>
+      <w:r>
+        <w:t xml:space="preserve"> </w:t>
+      </w:r>
+      <w:r>
+        <w:t xml:space="preserve">in the local spanning rank (Appendix C): a robot acts well on a task as soon as enough similar teammates have been observed engaging it, long before its entire row becomes identifiable. For the same reason the categorical separation is observed well outside the</w:t>
+      </w:r>
+      <w:r>
+        <w:t xml:space="preserve"> </w:t>
+      </w:r>
+      <m:oMath>
+        <m:r>
+          <m:t>ρ</m:t>
+        </m:r>
+        <m:r>
+          <m:t>m</m:t>
+        </m:r>
+        <m:r>
+          <m:rPr>
+            <m:sty m:val="p"/>
+          </m:rPr>
+          <m:t>=</m:t>
+        </m:r>
+        <m:r>
+          <m:t>ω</m:t>
+        </m:r>
+        <m:r>
+          <m:rPr>
+            <m:sty m:val="p"/>
+          </m:rPr>
+          <m:t>(</m:t>
+        </m:r>
+        <m:r>
+          <m:t>c</m:t>
+        </m:r>
+        <m:r>
+          <m:t>d</m:t>
+        </m:r>
+        <m:r>
+          <m:rPr>
+            <m:sty m:val="p"/>
+          </m:rPr>
+          <m:t>log</m:t>
+        </m:r>
+        <m:r>
+          <m:t>n</m:t>
+        </m:r>
+        <m:r>
+          <m:rPr>
+            <m:sty m:val="p"/>
+          </m:rPr>
+          <m:t>)</m:t>
+        </m:r>
+      </m:oMath>
+      <w:r>
+        <w:t xml:space="preserve"> </w:t>
+      </w:r>
+      <w:r>
+        <w:t xml:space="preserve">regime that Theorem 1(b) requires for a</w:t>
+      </w:r>
+      <w:r>
+        <w:t xml:space="preserve"> </w:t>
+      </w:r>
+      <w:r>
+        <w:rPr>
+          <w:i/>
+          <w:iCs/>
+        </w:rPr>
+        <w:t xml:space="preserve">guaranteed</w:t>
+      </w:r>
+      <w:r>
+        <w:t xml:space="preserve"> </w:t>
+      </w:r>
+      <w:r>
+        <w:t xml:space="preserve">gap, so that condition is conservative rather than tight.</w:t>
       </w:r>
     </w:p>
     <w:bookmarkEnd w:id="16"/>

--- a/docs/ras_paper.docx
+++ b/docs/ras_paper.docx
@@ -8463,7 +8463,36 @@
         <w:widowControl w:val="1"/>
       </w:pPr>
       <w:r>
-        <w:t xml:space="preserve">Proposition 1, Lemma 1, and Theorem 1 make the separation categorical (zero versus nonzero) and operational (it shows up in reward earned while learning), but Lemma 1 assumes</w:t>
+        <w:t xml:space="preserve">Proposition 1, Lemma 1, and Theorem 1 make the separation categorical (zero versus nonzero) and operational (it shows up in reward earned while learning). The zero side is</w:t>
+      </w:r>
+      <w:r>
+        <w:t xml:space="preserve"> </w:t>
+      </w:r>
+      <w:r>
+        <w:rPr>
+          <w:b/>
+          <w:bCs/>
+        </w:rPr>
+        <w:t xml:space="preserve">by construction</w:t>
+      </w:r>
+      <w:r>
+        <w:t xml:space="preserve">: a structure-free learner is</w:t>
+      </w:r>
+      <w:r>
+        <w:t xml:space="preserve"> </w:t>
+      </w:r>
+      <w:r>
+        <w:rPr>
+          <w:i/>
+          <w:iCs/>
+        </w:rPr>
+        <w:t xml:space="preserve">defined</w:t>
+      </w:r>
+      <w:r>
+        <w:t xml:space="preserve"> </w:t>
+      </w:r>
+      <w:r>
+        <w:t xml:space="preserve">to fall back on the prior off its own engagements, so its floor on unseen pairs characterizes that class (independent per-task bandits, tabular value tables) rather than reflecting a contest; the weight of the claim rests on the nonzero side, that SwarmCF can in fact recover and act, which is not automatic. Since Lemma 1 still assumes</w:t>
       </w:r>
       <w:r>
         <w:t xml:space="preserve"> </w:t>
@@ -8477,7 +8506,7 @@
         <w:t xml:space="preserve"> </w:t>
       </w:r>
       <w:r>
-        <w:t xml:space="preserve">is known. The remaining question, the central problem of the decentralized setting, is whether each robot can</w:t>
+        <w:t xml:space="preserve">is known, the remaining question, the central problem of the decentralized setting, is whether each robot can</w:t>
       </w:r>
       <w:r>
         <w:t xml:space="preserve"> </w:t>

--- a/docs/ras_paper.docx
+++ b/docs/ras_paper.docx
@@ -11870,6 +11870,197 @@
                 <w:rFonts w:ascii="Times New Roman" w:hAnsi="Times New Roman"/>
                 <w:sz w:val="20"/>
               </w:rPr>
+              <w:t xml:space="preserve">BiasModel</w:t>
+            </w:r>
+          </w:p>
+        </w:tc>
+        <w:tc>
+          <w:tcPr>
+            <w:tcBorders>
+              <w:left w:val="single" w:sz="4" w:color="D9E1E8"/>
+              <w:right w:val="single" w:sz="4" w:color="D9E1E8"/>
+              <w:top w:val="single" w:sz="4" w:color="D9E1E8"/>
+              <w:bottom w:val="single" w:sz="4" w:color="D9E1E8"/>
+            </w:tcBorders>
+          </w:tcPr>
+          <w:p>
+            <w:pPr>
+              <w:pStyle w:val="Compact"/>
+              <w:spacing w:before="0" w:after="20" w:line="240" w:lineRule="auto"/>
+              <w:jc w:val="center"/>
+              <w:keepNext w:val="0"/>
+              <w:keepLines/>
+              <w:widowControl w:val="1"/>
+            </w:pPr>
+            <w:r>
+              <w:rPr>
+                <w:rFonts w:ascii="Times New Roman" w:hAnsi="Times New Roman"/>
+                <w:sz w:val="20"/>
+              </w:rPr>
+              <w:t xml:space="preserve">standard, adapted</w:t>
+            </w:r>
+          </w:p>
+        </w:tc>
+        <w:tc>
+          <w:tcPr>
+            <w:tcBorders>
+              <w:left w:val="single" w:sz="4" w:color="D9E1E8"/>
+              <w:right w:val="single" w:sz="4" w:color="D9E1E8"/>
+              <w:top w:val="single" w:sz="4" w:color="D9E1E8"/>
+              <w:bottom w:val="single" w:sz="4" w:color="D9E1E8"/>
+            </w:tcBorders>
+          </w:tcPr>
+          <w:p>
+            <w:pPr>
+              <w:pStyle w:val="Compact"/>
+              <w:spacing w:before="0" w:after="20" w:line="240" w:lineRule="auto"/>
+              <w:jc w:val="center"/>
+              <w:keepNext w:val="0"/>
+              <w:keepLines/>
+              <w:widowControl w:val="1"/>
+            </w:pPr>
+            <w:r>
+              <w:rPr>
+                <w:rFonts w:ascii="Times New Roman" w:hAnsi="Times New Roman"/>
+                <w:sz w:val="20"/>
+              </w:rPr>
+              <w:t xml:space="preserve">decentralized</w:t>
+            </w:r>
+          </w:p>
+        </w:tc>
+        <w:tc>
+          <w:tcPr>
+            <w:tcBorders>
+              <w:left w:val="single" w:sz="4" w:color="D9E1E8"/>
+              <w:right w:val="single" w:sz="4" w:color="D9E1E8"/>
+              <w:top w:val="single" w:sz="4" w:color="D9E1E8"/>
+              <w:bottom w:val="single" w:sz="4" w:color="D9E1E8"/>
+            </w:tcBorders>
+          </w:tcPr>
+          <w:p>
+            <w:pPr>
+              <w:pStyle w:val="Compact"/>
+              <w:spacing w:before="0" w:after="20" w:line="240" w:lineRule="auto"/>
+              <w:jc w:val="center"/>
+              <w:keepNext w:val="0"/>
+              <w:keepLines/>
+              <w:widowControl w:val="1"/>
+            </w:pPr>
+            <w:r>
+              <w:rPr>
+                <w:rFonts w:ascii="Times New Roman" w:hAnsi="Times New Roman"/>
+                <w:sz w:val="20"/>
+              </w:rPr>
+              <w:t xml:space="preserve">none</w:t>
+            </w:r>
+          </w:p>
+        </w:tc>
+        <w:tc>
+          <w:tcPr>
+            <w:tcBorders>
+              <w:left w:val="single" w:sz="4" w:color="D9E1E8"/>
+              <w:right w:val="single" w:sz="4" w:color="D9E1E8"/>
+              <w:top w:val="single" w:sz="4" w:color="D9E1E8"/>
+              <w:bottom w:val="single" w:sz="4" w:color="D9E1E8"/>
+            </w:tcBorders>
+          </w:tcPr>
+          <w:p>
+            <w:pPr>
+              <w:pStyle w:val="Compact"/>
+              <w:spacing w:before="0" w:after="20" w:line="240" w:lineRule="auto"/>
+              <w:jc w:val="center"/>
+              <w:keepNext w:val="0"/>
+              <w:keepLines/>
+              <w:widowControl w:val="1"/>
+            </w:pPr>
+            <w:r>
+              <w:rPr>
+                <w:rFonts w:ascii="Times New Roman" w:hAnsi="Times New Roman"/>
+                <w:sz w:val="20"/>
+              </w:rPr>
+              <w:t xml:space="preserve">ρσ</w:t>
+            </w:r>
+          </w:p>
+        </w:tc>
+        <w:tc>
+          <w:tcPr>
+            <w:tcBorders>
+              <w:left w:val="single" w:sz="4" w:color="D9E1E8"/>
+              <w:right w:val="single" w:sz="4" w:color="D9E1E8"/>
+              <w:top w:val="single" w:sz="4" w:color="D9E1E8"/>
+              <w:bottom w:val="single" w:sz="4" w:color="D9E1E8"/>
+            </w:tcBorders>
+          </w:tcPr>
+          <w:p>
+            <w:pPr>
+              <w:pStyle w:val="Compact"/>
+              <w:spacing w:before="0" w:after="20" w:line="240" w:lineRule="auto"/>
+              <w:jc w:val="center"/>
+              <w:keepNext w:val="0"/>
+              <w:keepLines/>
+              <w:widowControl w:val="1"/>
+            </w:pPr>
+            <w:r>
+              <w:rPr>
+                <w:rFonts w:ascii="Times New Roman" w:hAnsi="Times New Roman"/>
+                <w:sz w:val="20"/>
+              </w:rPr>
+              <w:t xml:space="preserve">–</w:t>
+            </w:r>
+          </w:p>
+        </w:tc>
+        <w:tc>
+          <w:tcPr>
+            <w:tcBorders>
+              <w:left w:val="single" w:sz="4" w:color="D9E1E8"/>
+              <w:right w:val="single" w:sz="4" w:color="D9E1E8"/>
+              <w:top w:val="single" w:sz="4" w:color="D9E1E8"/>
+              <w:bottom w:val="single" w:sz="4" w:color="D9E1E8"/>
+            </w:tcBorders>
+          </w:tcPr>
+          <w:p>
+            <w:pPr>
+              <w:pStyle w:val="Compact"/>
+              <w:spacing w:before="0" w:after="20" w:line="240" w:lineRule="auto"/>
+              <w:jc w:val="center"/>
+              <w:keepNext w:val="0"/>
+              <w:keepLines/>
+              <w:widowControl w:val="1"/>
+            </w:pPr>
+            <w:r>
+              <w:rPr>
+                <w:rFonts w:ascii="Times New Roman" w:hAnsi="Times New Roman"/>
+                <w:sz w:val="20"/>
+              </w:rPr>
+              <w:t xml:space="preserve">online</w:t>
+            </w:r>
+          </w:p>
+        </w:tc>
+      </w:tr>
+      <w:tr>
+        <w:tc>
+          <w:tcPr>
+            <w:tcBorders>
+              <w:left w:val="single" w:sz="4" w:color="D9E1E8"/>
+              <w:right w:val="single" w:sz="4" w:color="D9E1E8"/>
+              <w:top w:val="single" w:sz="4" w:color="D9E1E8"/>
+              <w:bottom w:val="single" w:sz="4" w:color="D9E1E8"/>
+            </w:tcBorders>
+          </w:tcPr>
+          <w:p>
+            <w:pPr>
+              <w:pStyle w:val="Compact"/>
+              <w:spacing w:before="0" w:after="20" w:line="240" w:lineRule="auto"/>
+              <w:jc w:val="center"/>
+              <w:keepNext w:val="0"/>
+              <w:keepLines/>
+              <w:widowControl w:val="1"/>
+            </w:pPr>
+            <w:r>
+              <w:rPr>
+                <w:rFonts w:ascii="Times New Roman" w:hAnsi="Times New Roman"/>
+                <w:sz w:val="20"/>
+              </w:rPr>
               <w:t xml:space="preserve">BPMF</w:t>
             </w:r>
           </w:p>
@@ -12012,6 +12203,197 @@
                 </m:e>
               </m:acc>
             </m:oMath>
+          </w:p>
+        </w:tc>
+        <w:tc>
+          <w:tcPr>
+            <w:tcBorders>
+              <w:left w:val="single" w:sz="4" w:color="D9E1E8"/>
+              <w:right w:val="single" w:sz="4" w:color="D9E1E8"/>
+              <w:top w:val="single" w:sz="4" w:color="D9E1E8"/>
+              <w:bottom w:val="single" w:sz="4" w:color="D9E1E8"/>
+            </w:tcBorders>
+          </w:tcPr>
+          <w:p>
+            <w:pPr>
+              <w:pStyle w:val="Compact"/>
+              <w:spacing w:before="0" w:after="20" w:line="240" w:lineRule="auto"/>
+              <w:jc w:val="center"/>
+              <w:keepNext w:val="0"/>
+              <w:keepLines/>
+              <w:widowControl w:val="1"/>
+            </w:pPr>
+            <w:r>
+              <w:rPr>
+                <w:rFonts w:ascii="Times New Roman" w:hAnsi="Times New Roman"/>
+                <w:sz w:val="20"/>
+              </w:rPr>
+              <w:t xml:space="preserve">batch</w:t>
+            </w:r>
+          </w:p>
+        </w:tc>
+      </w:tr>
+      <w:tr>
+        <w:tc>
+          <w:tcPr>
+            <w:tcBorders>
+              <w:left w:val="single" w:sz="4" w:color="D9E1E8"/>
+              <w:right w:val="single" w:sz="4" w:color="D9E1E8"/>
+              <w:top w:val="single" w:sz="4" w:color="D9E1E8"/>
+              <w:bottom w:val="single" w:sz="4" w:color="D9E1E8"/>
+            </w:tcBorders>
+          </w:tcPr>
+          <w:p>
+            <w:pPr>
+              <w:pStyle w:val="Compact"/>
+              <w:spacing w:before="0" w:after="20" w:line="240" w:lineRule="auto"/>
+              <w:jc w:val="center"/>
+              <w:keepNext w:val="0"/>
+              <w:keepLines/>
+              <w:widowControl w:val="1"/>
+            </w:pPr>
+            <w:r>
+              <w:rPr>
+                <w:rFonts w:ascii="Times New Roman" w:hAnsi="Times New Roman"/>
+                <w:sz w:val="20"/>
+              </w:rPr>
+              <w:t xml:space="preserve">CLUB</w:t>
+            </w:r>
+          </w:p>
+        </w:tc>
+        <w:tc>
+          <w:tcPr>
+            <w:tcBorders>
+              <w:left w:val="single" w:sz="4" w:color="D9E1E8"/>
+              <w:right w:val="single" w:sz="4" w:color="D9E1E8"/>
+              <w:top w:val="single" w:sz="4" w:color="D9E1E8"/>
+              <w:bottom w:val="single" w:sz="4" w:color="D9E1E8"/>
+            </w:tcBorders>
+          </w:tcPr>
+          <w:p>
+            <w:pPr>
+              <w:pStyle w:val="Compact"/>
+              <w:spacing w:before="0" w:after="20" w:line="240" w:lineRule="auto"/>
+              <w:jc w:val="center"/>
+              <w:keepNext w:val="0"/>
+              <w:keepLines/>
+              <w:widowControl w:val="1"/>
+            </w:pPr>
+            <w:r>
+              <w:rPr>
+                <w:rFonts w:ascii="Times New Roman" w:hAnsi="Times New Roman"/>
+                <w:sz w:val="20"/>
+              </w:rPr>
+              <w:t xml:space="preserve">standard, adapted</w:t>
+            </w:r>
+          </w:p>
+        </w:tc>
+        <w:tc>
+          <w:tcPr>
+            <w:tcBorders>
+              <w:left w:val="single" w:sz="4" w:color="D9E1E8"/>
+              <w:right w:val="single" w:sz="4" w:color="D9E1E8"/>
+              <w:top w:val="single" w:sz="4" w:color="D9E1E8"/>
+              <w:bottom w:val="single" w:sz="4" w:color="D9E1E8"/>
+            </w:tcBorders>
+          </w:tcPr>
+          <w:p>
+            <w:pPr>
+              <w:pStyle w:val="Compact"/>
+              <w:spacing w:before="0" w:after="20" w:line="240" w:lineRule="auto"/>
+              <w:jc w:val="center"/>
+              <w:keepNext w:val="0"/>
+              <w:keepLines/>
+              <w:widowControl w:val="1"/>
+            </w:pPr>
+            <w:r>
+              <w:rPr>
+                <w:rFonts w:ascii="Times New Roman" w:hAnsi="Times New Roman"/>
+                <w:sz w:val="20"/>
+              </w:rPr>
+              <w:t xml:space="preserve">decentralized</w:t>
+            </w:r>
+          </w:p>
+        </w:tc>
+        <w:tc>
+          <w:tcPr>
+            <w:tcBorders>
+              <w:left w:val="single" w:sz="4" w:color="D9E1E8"/>
+              <w:right w:val="single" w:sz="4" w:color="D9E1E8"/>
+              <w:top w:val="single" w:sz="4" w:color="D9E1E8"/>
+              <w:bottom w:val="single" w:sz="4" w:color="D9E1E8"/>
+            </w:tcBorders>
+          </w:tcPr>
+          <w:p>
+            <w:pPr>
+              <w:pStyle w:val="Compact"/>
+              <w:spacing w:before="0" w:after="20" w:line="240" w:lineRule="auto"/>
+              <w:jc w:val="center"/>
+              <w:keepNext w:val="0"/>
+              <w:keepLines/>
+              <w:widowControl w:val="1"/>
+            </w:pPr>
+            <w:r>
+              <w:rPr>
+                <w:rFonts w:ascii="Times New Roman" w:hAnsi="Times New Roman"/>
+                <w:sz w:val="20"/>
+              </w:rPr>
+              <w:t xml:space="preserve">none</w:t>
+            </w:r>
+          </w:p>
+        </w:tc>
+        <w:tc>
+          <w:tcPr>
+            <w:tcBorders>
+              <w:left w:val="single" w:sz="4" w:color="D9E1E8"/>
+              <w:right w:val="single" w:sz="4" w:color="D9E1E8"/>
+              <w:top w:val="single" w:sz="4" w:color="D9E1E8"/>
+              <w:bottom w:val="single" w:sz="4" w:color="D9E1E8"/>
+            </w:tcBorders>
+          </w:tcPr>
+          <w:p>
+            <w:pPr>
+              <w:pStyle w:val="Compact"/>
+              <w:spacing w:before="0" w:after="20" w:line="240" w:lineRule="auto"/>
+              <w:jc w:val="center"/>
+              <w:keepNext w:val="0"/>
+              <w:keepLines/>
+              <w:widowControl w:val="1"/>
+            </w:pPr>
+            <w:r>
+              <w:rPr>
+                <w:rFonts w:ascii="Times New Roman" w:hAnsi="Times New Roman"/>
+                <w:sz w:val="20"/>
+              </w:rPr>
+              <w:t xml:space="preserve">ρσ</w:t>
+            </w:r>
+          </w:p>
+        </w:tc>
+        <w:tc>
+          <w:tcPr>
+            <w:tcBorders>
+              <w:left w:val="single" w:sz="4" w:color="D9E1E8"/>
+              <w:right w:val="single" w:sz="4" w:color="D9E1E8"/>
+              <w:top w:val="single" w:sz="4" w:color="D9E1E8"/>
+              <w:bottom w:val="single" w:sz="4" w:color="D9E1E8"/>
+            </w:tcBorders>
+          </w:tcPr>
+          <w:p>
+            <w:pPr>
+              <w:pStyle w:val="Compact"/>
+              <w:spacing w:before="0" w:after="20" w:line="240" w:lineRule="auto"/>
+              <w:jc w:val="center"/>
+              <w:keepNext w:val="0"/>
+              <w:keepLines/>
+              <w:widowControl w:val="1"/>
+            </w:pPr>
+            <w:r>
+              <w:rPr>
+                <w:rFonts w:ascii="Times New Roman" w:hAnsi="Times New Roman"/>
+                <w:sz w:val="20"/>
+              </w:rPr>
+              <w:t xml:space="preserve">–</w:t>
+            </w:r>
           </w:p>
         </w:tc>
         <w:tc>
@@ -14224,7 +14606,155 @@
         <w:widowControl w:val="1"/>
       </w:pPr>
       <w:r>
-        <w:t xml:space="preserve">Table 3 consolidates the masked-harness comparison across all methods. Here we ask how far communication-free SwarmCF is from a centralized optimum that our constraints forbid. We add two reference</w:t>
+        <w:t xml:space="preserve">Table 3 consolidates the masked-harness comparison across all methods, including two structured controls that bound the explanation of the advantage. A published</w:t>
+      </w:r>
+      <w:r>
+        <w:t xml:space="preserve"> </w:t>
+      </w:r>
+      <w:r>
+        <w:rPr>
+          <w:b/>
+          <w:bCs/>
+        </w:rPr>
+        <w:t xml:space="preserve">clustering-of-bandits</w:t>
+      </w:r>
+      <w:r>
+        <w:t xml:space="preserve"> </w:t>
+      </w:r>
+      <w:r>
+        <w:t xml:space="preserve">baseline (CLUB [49], which shares structure through discrete robot clusters rather than continuous factors) also generalizes well above the structure-free floor (unseen-pair skill</w:t>
+      </w:r>
+      <w:r>
+        <w:t xml:space="preserve"> </w:t>
+      </w:r>
+      <m:oMath>
+        <m:r>
+          <m:t>0.26</m:t>
+        </m:r>
+      </m:oMath>
+      <w:r>
+        <w:t xml:space="preserve"> </w:t>
+      </w:r>
+      <w:r>
+        <w:t xml:space="preserve">at</w:t>
+      </w:r>
+      <w:r>
+        <w:t xml:space="preserve"> </w:t>
+      </w:r>
+      <m:oMath>
+        <m:r>
+          <m:t>ρ</m:t>
+        </m:r>
+        <m:r>
+          <m:rPr>
+            <m:sty m:val="p"/>
+          </m:rPr>
+          <m:t>=</m:t>
+        </m:r>
+        <m:r>
+          <m:t>0.25</m:t>
+        </m:r>
+      </m:oMath>
+      <w:r>
+        <w:t xml:space="preserve">), so the categorical gap is</w:t>
+      </w:r>
+      <w:r>
+        <w:t xml:space="preserve"> </w:t>
+      </w:r>
+      <w:r>
+        <w:rPr>
+          <w:i/>
+          <w:iCs/>
+        </w:rPr>
+        <w:t xml:space="preserve">structure-sharing versus none</w:t>
+      </w:r>
+      <w:r>
+        <w:t xml:space="preserve"> </w:t>
+      </w:r>
+      <w:r>
+        <w:t xml:space="preserve">rather than an artifact of our particular estimator, though SwarmCF's continuous low-rank still leads it under masking (</w:t>
+      </w:r>
+      <m:oMath>
+        <m:r>
+          <m:t>0.32</m:t>
+        </m:r>
+      </m:oMath>
+      <w:r>
+        <w:t xml:space="preserve"> </w:t>
+      </w:r>
+      <w:r>
+        <w:t xml:space="preserve">versus</w:t>
+      </w:r>
+      <w:r>
+        <w:t xml:space="preserve"> </w:t>
+      </w:r>
+      <m:oMath>
+        <m:r>
+          <m:t>0.26</m:t>
+        </m:r>
+      </m:oMath>
+      <w:r>
+        <w:t xml:space="preserve">); an additive</w:t>
+      </w:r>
+      <w:r>
+        <w:t xml:space="preserve"> </w:t>
+      </w:r>
+      <w:r>
+        <w:rPr>
+          <w:b/>
+          <w:bCs/>
+        </w:rPr>
+        <w:t xml:space="preserve">popularity</w:t>
+      </w:r>
+      <w:r>
+        <w:t xml:space="preserve"> </w:t>
+      </w:r>
+      <w:r>
+        <w:t xml:space="preserve">model (BiasModel, rank</w:t>
+      </w:r>
+      <w:r>
+        <w:t xml:space="preserve"> </w:t>
+      </w:r>
+      <m:oMath>
+        <m:r>
+          <m:rPr>
+            <m:sty m:val="p"/>
+          </m:rPr>
+          <m:t>≤</m:t>
+        </m:r>
+        <m:r>
+          <m:t>2</m:t>
+        </m:r>
+      </m:oMath>
+      <w:r>
+        <w:t xml:space="preserve">) captures only globally-good tasks and reaches just</w:t>
+      </w:r>
+      <w:r>
+        <w:t xml:space="preserve"> </w:t>
+      </w:r>
+      <m:oMath>
+        <m:r>
+          <m:t>0.09</m:t>
+        </m:r>
+      </m:oMath>
+      <w:r>
+        <w:t xml:space="preserve">, so the advantage is</w:t>
+      </w:r>
+      <w:r>
+        <w:t xml:space="preserve"> </w:t>
+      </w:r>
+      <w:r>
+        <w:rPr>
+          <w:i/>
+          <w:iCs/>
+        </w:rPr>
+        <w:t xml:space="preserve">personalized</w:t>
+      </w:r>
+      <w:r>
+        <w:t xml:space="preserve"> </w:t>
+      </w:r>
+      <w:r>
+        <w:t xml:space="preserve">low-rank transfer, not a shared popularity ranking. Here we ask how far communication-free SwarmCF is from a centralized optimum that our constraints forbid. We add two reference</w:t>
       </w:r>
       <w:r>
         <w:t xml:space="preserve"> </w:t>
@@ -15468,6 +15998,334 @@
                 <w:sz w:val="20"/>
               </w:rPr>
               <w:t xml:space="preserve">never</w:t>
+            </w:r>
+          </w:p>
+        </w:tc>
+      </w:tr>
+      <w:tr>
+        <w:tc>
+          <w:tcPr>
+            <w:tcBorders>
+              <w:left w:val="single" w:sz="4" w:color="D9E1E8"/>
+              <w:right w:val="single" w:sz="4" w:color="D9E1E8"/>
+              <w:top w:val="single" w:sz="4" w:color="D9E1E8"/>
+              <w:bottom w:val="single" w:sz="4" w:color="D9E1E8"/>
+            </w:tcBorders>
+          </w:tcPr>
+          <w:p>
+            <w:pPr>
+              <w:pStyle w:val="Compact"/>
+              <w:spacing w:before="0" w:after="20" w:line="240" w:lineRule="auto"/>
+              <w:jc w:val="center"/>
+              <w:keepNext w:val="0"/>
+              <w:keepLines/>
+              <w:widowControl w:val="1"/>
+            </w:pPr>
+            <w:r>
+              <w:rPr>
+                <w:rFonts w:ascii="Times New Roman" w:hAnsi="Times New Roman"/>
+                <w:sz w:val="20"/>
+              </w:rPr>
+              <w:t xml:space="preserve">CLUB</w:t>
+            </w:r>
+          </w:p>
+        </w:tc>
+        <w:tc>
+          <w:tcPr>
+            <w:tcBorders>
+              <w:left w:val="single" w:sz="4" w:color="D9E1E8"/>
+              <w:right w:val="single" w:sz="4" w:color="D9E1E8"/>
+              <w:top w:val="single" w:sz="4" w:color="D9E1E8"/>
+              <w:bottom w:val="single" w:sz="4" w:color="D9E1E8"/>
+            </w:tcBorders>
+          </w:tcPr>
+          <w:p>
+            <w:pPr>
+              <w:pStyle w:val="Compact"/>
+              <w:spacing w:before="0" w:after="20" w:line="240" w:lineRule="auto"/>
+              <w:jc w:val="center"/>
+              <w:keepNext w:val="0"/>
+              <w:keepLines/>
+              <w:widowControl w:val="1"/>
+            </w:pPr>
+            <w:r>
+              <w:rPr>
+                <w:rFonts w:ascii="Times New Roman" w:hAnsi="Times New Roman"/>
+                <w:sz w:val="20"/>
+              </w:rPr>
+              <w:t xml:space="preserve">standard, adapted</w:t>
+            </w:r>
+          </w:p>
+        </w:tc>
+        <w:tc>
+          <w:tcPr>
+            <w:tcBorders>
+              <w:left w:val="single" w:sz="4" w:color="D9E1E8"/>
+              <w:right w:val="single" w:sz="4" w:color="D9E1E8"/>
+              <w:top w:val="single" w:sz="4" w:color="D9E1E8"/>
+              <w:bottom w:val="single" w:sz="4" w:color="D9E1E8"/>
+            </w:tcBorders>
+          </w:tcPr>
+          <w:p>
+            <w:pPr>
+              <w:pStyle w:val="Compact"/>
+              <w:spacing w:before="0" w:after="20" w:line="240" w:lineRule="auto"/>
+              <w:jc w:val="center"/>
+              <w:keepNext w:val="0"/>
+              <w:keepLines/>
+              <w:widowControl w:val="1"/>
+            </w:pPr>
+            <w:r>
+              <w:rPr>
+                <w:rFonts w:ascii="Times New Roman" w:hAnsi="Times New Roman"/>
+                <w:sz w:val="20"/>
+              </w:rPr>
+              <w:t xml:space="preserve">0.258 [0.232, 0.284]</w:t>
+            </w:r>
+          </w:p>
+        </w:tc>
+        <w:tc>
+          <w:tcPr>
+            <w:tcBorders>
+              <w:left w:val="single" w:sz="4" w:color="D9E1E8"/>
+              <w:right w:val="single" w:sz="4" w:color="D9E1E8"/>
+              <w:top w:val="single" w:sz="4" w:color="D9E1E8"/>
+              <w:bottom w:val="single" w:sz="4" w:color="D9E1E8"/>
+            </w:tcBorders>
+          </w:tcPr>
+          <w:p>
+            <w:pPr>
+              <w:pStyle w:val="Compact"/>
+              <w:spacing w:before="0" w:after="20" w:line="240" w:lineRule="auto"/>
+              <w:jc w:val="center"/>
+              <w:keepNext w:val="0"/>
+              <w:keepLines/>
+              <w:widowControl w:val="1"/>
+            </w:pPr>
+            <w:r>
+              <w:rPr>
+                <w:rFonts w:ascii="Times New Roman" w:hAnsi="Times New Roman"/>
+                <w:sz w:val="20"/>
+              </w:rPr>
+              <w:t xml:space="preserve">0.436 [0.413, 0.463]</w:t>
+            </w:r>
+          </w:p>
+        </w:tc>
+        <w:tc>
+          <w:tcPr>
+            <w:tcBorders>
+              <w:left w:val="single" w:sz="4" w:color="D9E1E8"/>
+              <w:right w:val="single" w:sz="4" w:color="D9E1E8"/>
+              <w:top w:val="single" w:sz="4" w:color="D9E1E8"/>
+              <w:bottom w:val="single" w:sz="4" w:color="D9E1E8"/>
+            </w:tcBorders>
+          </w:tcPr>
+          <w:p>
+            <w:pPr>
+              <w:pStyle w:val="Compact"/>
+              <w:spacing w:before="0" w:after="20" w:line="240" w:lineRule="auto"/>
+              <w:jc w:val="center"/>
+              <w:keepNext w:val="0"/>
+              <w:keepLines/>
+              <w:widowControl w:val="1"/>
+            </w:pPr>
+            <w:r>
+              <w:rPr>
+                <w:rFonts w:ascii="Times New Roman" w:hAnsi="Times New Roman"/>
+                <w:sz w:val="20"/>
+              </w:rPr>
+              <w:t xml:space="preserve">–</w:t>
+            </w:r>
+          </w:p>
+        </w:tc>
+        <w:tc>
+          <w:tcPr>
+            <w:tcBorders>
+              <w:left w:val="single" w:sz="4" w:color="D9E1E8"/>
+              <w:right w:val="single" w:sz="4" w:color="D9E1E8"/>
+              <w:top w:val="single" w:sz="4" w:color="D9E1E8"/>
+              <w:bottom w:val="single" w:sz="4" w:color="D9E1E8"/>
+            </w:tcBorders>
+          </w:tcPr>
+          <w:p>
+            <w:pPr>
+              <w:pStyle w:val="Compact"/>
+              <w:spacing w:before="0" w:after="20" w:line="240" w:lineRule="auto"/>
+              <w:jc w:val="center"/>
+              <w:keepNext w:val="0"/>
+              <w:keepLines/>
+              <w:widowControl w:val="1"/>
+            </w:pPr>
+            <w:r>
+              <w:rPr>
+                <w:rFonts w:ascii="Times New Roman" w:hAnsi="Times New Roman"/>
+                <w:sz w:val="20"/>
+              </w:rPr>
+              <w:t xml:space="preserve">–</w:t>
+            </w:r>
+          </w:p>
+        </w:tc>
+      </w:tr>
+      <w:tr>
+        <w:tc>
+          <w:tcPr>
+            <w:tcBorders>
+              <w:left w:val="single" w:sz="4" w:color="D9E1E8"/>
+              <w:right w:val="single" w:sz="4" w:color="D9E1E8"/>
+              <w:top w:val="single" w:sz="4" w:color="D9E1E8"/>
+              <w:bottom w:val="single" w:sz="4" w:color="D9E1E8"/>
+            </w:tcBorders>
+          </w:tcPr>
+          <w:p>
+            <w:pPr>
+              <w:pStyle w:val="Compact"/>
+              <w:spacing w:before="0" w:after="20" w:line="240" w:lineRule="auto"/>
+              <w:jc w:val="center"/>
+              <w:keepNext w:val="0"/>
+              <w:keepLines/>
+              <w:widowControl w:val="1"/>
+            </w:pPr>
+            <w:r>
+              <w:rPr>
+                <w:rFonts w:ascii="Times New Roman" w:hAnsi="Times New Roman"/>
+                <w:sz w:val="20"/>
+              </w:rPr>
+              <w:t xml:space="preserve">BiasModel</w:t>
+            </w:r>
+          </w:p>
+        </w:tc>
+        <w:tc>
+          <w:tcPr>
+            <w:tcBorders>
+              <w:left w:val="single" w:sz="4" w:color="D9E1E8"/>
+              <w:right w:val="single" w:sz="4" w:color="D9E1E8"/>
+              <w:top w:val="single" w:sz="4" w:color="D9E1E8"/>
+              <w:bottom w:val="single" w:sz="4" w:color="D9E1E8"/>
+            </w:tcBorders>
+          </w:tcPr>
+          <w:p>
+            <w:pPr>
+              <w:pStyle w:val="Compact"/>
+              <w:spacing w:before="0" w:after="20" w:line="240" w:lineRule="auto"/>
+              <w:jc w:val="center"/>
+              <w:keepNext w:val="0"/>
+              <w:keepLines/>
+              <w:widowControl w:val="1"/>
+            </w:pPr>
+            <w:r>
+              <w:rPr>
+                <w:rFonts w:ascii="Times New Roman" w:hAnsi="Times New Roman"/>
+                <w:sz w:val="20"/>
+              </w:rPr>
+              <w:t xml:space="preserve">standard, adapted</w:t>
+            </w:r>
+          </w:p>
+        </w:tc>
+        <w:tc>
+          <w:tcPr>
+            <w:tcBorders>
+              <w:left w:val="single" w:sz="4" w:color="D9E1E8"/>
+              <w:right w:val="single" w:sz="4" w:color="D9E1E8"/>
+              <w:top w:val="single" w:sz="4" w:color="D9E1E8"/>
+              <w:bottom w:val="single" w:sz="4" w:color="D9E1E8"/>
+            </w:tcBorders>
+          </w:tcPr>
+          <w:p>
+            <w:pPr>
+              <w:pStyle w:val="Compact"/>
+              <w:spacing w:before="0" w:after="20" w:line="240" w:lineRule="auto"/>
+              <w:jc w:val="center"/>
+              <w:keepNext w:val="0"/>
+              <w:keepLines/>
+              <w:widowControl w:val="1"/>
+            </w:pPr>
+            <w:r>
+              <w:rPr>
+                <w:rFonts w:ascii="Times New Roman" w:hAnsi="Times New Roman"/>
+                <w:sz w:val="20"/>
+              </w:rPr>
+              <w:t xml:space="preserve">0.094 [0.056, 0.134]</w:t>
+            </w:r>
+          </w:p>
+        </w:tc>
+        <w:tc>
+          <w:tcPr>
+            <w:tcBorders>
+              <w:left w:val="single" w:sz="4" w:color="D9E1E8"/>
+              <w:right w:val="single" w:sz="4" w:color="D9E1E8"/>
+              <w:top w:val="single" w:sz="4" w:color="D9E1E8"/>
+              <w:bottom w:val="single" w:sz="4" w:color="D9E1E8"/>
+            </w:tcBorders>
+          </w:tcPr>
+          <w:p>
+            <w:pPr>
+              <w:pStyle w:val="Compact"/>
+              <w:spacing w:before="0" w:after="20" w:line="240" w:lineRule="auto"/>
+              <w:jc w:val="center"/>
+              <w:keepNext w:val="0"/>
+              <w:keepLines/>
+              <w:widowControl w:val="1"/>
+            </w:pPr>
+            <w:r>
+              <w:rPr>
+                <w:rFonts w:ascii="Times New Roman" w:hAnsi="Times New Roman"/>
+                <w:sz w:val="20"/>
+              </w:rPr>
+              <w:t xml:space="preserve">0.131 [0.091, 0.172]</w:t>
+            </w:r>
+          </w:p>
+        </w:tc>
+        <w:tc>
+          <w:tcPr>
+            <w:tcBorders>
+              <w:left w:val="single" w:sz="4" w:color="D9E1E8"/>
+              <w:right w:val="single" w:sz="4" w:color="D9E1E8"/>
+              <w:top w:val="single" w:sz="4" w:color="D9E1E8"/>
+              <w:bottom w:val="single" w:sz="4" w:color="D9E1E8"/>
+            </w:tcBorders>
+          </w:tcPr>
+          <w:p>
+            <w:pPr>
+              <w:pStyle w:val="Compact"/>
+              <w:spacing w:before="0" w:after="20" w:line="240" w:lineRule="auto"/>
+              <w:jc w:val="center"/>
+              <w:keepNext w:val="0"/>
+              <w:keepLines/>
+              <w:widowControl w:val="1"/>
+            </w:pPr>
+            <w:r>
+              <w:rPr>
+                <w:rFonts w:ascii="Times New Roman" w:hAnsi="Times New Roman"/>
+                <w:sz w:val="20"/>
+              </w:rPr>
+              <w:t xml:space="preserve">–</w:t>
+            </w:r>
+          </w:p>
+        </w:tc>
+        <w:tc>
+          <w:tcPr>
+            <w:tcBorders>
+              <w:left w:val="single" w:sz="4" w:color="D9E1E8"/>
+              <w:right w:val="single" w:sz="4" w:color="D9E1E8"/>
+              <w:top w:val="single" w:sz="4" w:color="D9E1E8"/>
+              <w:bottom w:val="single" w:sz="4" w:color="D9E1E8"/>
+            </w:tcBorders>
+          </w:tcPr>
+          <w:p>
+            <w:pPr>
+              <w:pStyle w:val="Compact"/>
+              <w:spacing w:before="0" w:after="20" w:line="240" w:lineRule="auto"/>
+              <w:jc w:val="center"/>
+              <w:keepNext w:val="0"/>
+              <w:keepLines/>
+              <w:widowControl w:val="1"/>
+            </w:pPr>
+            <w:r>
+              <w:rPr>
+                <w:rFonts w:ascii="Times New Roman" w:hAnsi="Times New Roman"/>
+                <w:sz w:val="20"/>
+              </w:rPr>
+              <w:t xml:space="preserve">–</w:t>
             </w:r>
           </w:p>
         </w:tc>

--- a/docs/ras_paper.docx
+++ b/docs/ras_paper.docx
@@ -10029,7 +10029,7 @@
         <w:t xml:space="preserve"> </w:t>
       </w:r>
       <w:r>
-        <w:t xml:space="preserve">Theorem 2's recovery time and Theorem 1(b)'s team-size condition are</w:t>
+        <w:t xml:space="preserve">Theorems 1-3 are worst-case</w:t>
       </w:r>
       <w:r>
         <w:t xml:space="preserve"> </w:t>
@@ -10045,7 +10045,7 @@
         <w:t xml:space="preserve"> </w:t>
       </w:r>
       <w:r>
-        <w:t xml:space="preserve">conditions for</w:t>
+        <w:t xml:space="preserve">guarantees: they certify</w:t>
       </w:r>
       <w:r>
         <w:t xml:space="preserve"> </w:t>
@@ -10055,241 +10055,13 @@
           <w:i/>
           <w:iCs/>
         </w:rPr>
-        <w:t xml:space="preserve">exact</w:t>
-      </w:r>
-      <w:r>
-        <w:t xml:space="preserve"> </w:t>
-      </w:r>
-      <w:r>
-        <w:t xml:space="preserve">recovery of</w:t>
-      </w:r>
-      <w:r>
-        <w:t xml:space="preserve"> </w:t>
-      </w:r>
-      <w:r>
-        <w:rPr>
-          <w:i/>
-          <w:iCs/>
-        </w:rPr>
-        <w:t xml:space="preserve">every</w:t>
-      </w:r>
-      <w:r>
-        <w:t xml:space="preserve"> </w:t>
-      </w:r>
-      <w:r>
-        <w:t xml:space="preserve">pair and a guaranteed categorical gap; the experiments deliberately sit well inside them and still earn strong skill. At the headline setting (</w:t>
-      </w:r>
-      <m:oMath>
-        <m:r>
-          <m:t>ρ</m:t>
-        </m:r>
-        <m:r>
-          <m:rPr>
-            <m:sty m:val="p"/>
-          </m:rPr>
-          <m:t>=</m:t>
-        </m:r>
-        <m:r>
-          <m:t>0.25</m:t>
-        </m:r>
-      </m:oMath>
-      <w:r>
-        <w:t xml:space="preserve">,</w:t>
-      </w:r>
-      <w:r>
-        <w:t xml:space="preserve"> </w:t>
-      </w:r>
-      <m:oMath>
-        <m:r>
-          <m:t>m</m:t>
-        </m:r>
-        <m:r>
-          <m:rPr>
-            <m:sty m:val="p"/>
-          </m:rPr>
-          <m:t>=</m:t>
-        </m:r>
-        <m:r>
-          <m:t>30</m:t>
-        </m:r>
-      </m:oMath>
-      <w:r>
-        <w:t xml:space="preserve">,</w:t>
-      </w:r>
-      <w:r>
-        <w:t xml:space="preserve"> </w:t>
-      </w:r>
-      <m:oMath>
-        <m:r>
-          <m:t>d</m:t>
-        </m:r>
-        <m:r>
-          <m:rPr>
-            <m:sty m:val="p"/>
-          </m:rPr>
-          <m:t>=</m:t>
-        </m:r>
-        <m:r>
-          <m:t>5</m:t>
-        </m:r>
-      </m:oMath>
-      <w:r>
-        <w:t xml:space="preserve">,</w:t>
-      </w:r>
-      <w:r>
-        <w:t xml:space="preserve"> </w:t>
-      </w:r>
-      <m:oMath>
-        <m:r>
-          <m:t>n</m:t>
-        </m:r>
-        <m:r>
-          <m:rPr>
-            <m:sty m:val="p"/>
-          </m:rPr>
-          <m:t>=</m:t>
-        </m:r>
-        <m:r>
-          <m:t>240</m:t>
-        </m:r>
-      </m:oMath>
-      <w:r>
-        <w:t xml:space="preserve">) the full-recovery horizon</w:t>
-      </w:r>
-      <w:r>
-        <w:t xml:space="preserve"> </w:t>
-      </w:r>
-      <m:oMath>
-        <m:sSub>
-          <m:e>
-            <m:r>
-              <m:t>T</m:t>
-            </m:r>
-          </m:e>
-          <m:sub>
-            <m:r>
-              <m:rPr>
-                <m:sty m:val="p"/>
-              </m:rPr>
-              <m:t>r</m:t>
-            </m:r>
-            <m:r>
-              <m:rPr>
-                <m:sty m:val="p"/>
-              </m:rPr>
-              <m:t>e</m:t>
-            </m:r>
-            <m:r>
-              <m:rPr>
-                <m:sty m:val="p"/>
-              </m:rPr>
-              <m:t>c</m:t>
-            </m:r>
-          </m:sub>
-        </m:sSub>
-        <m:r>
-          <m:rPr>
-            <m:sty m:val="p"/>
-          </m:rPr>
-          <m:t>=</m:t>
-        </m:r>
-        <m:r>
-          <m:t>O</m:t>
-        </m:r>
-        <m:r>
-          <m:rPr>
-            <m:sty m:val="p"/>
-          </m:rPr>
-          <m:t>(</m:t>
-        </m:r>
-        <m:f>
-          <m:fPr>
-            <m:type m:val="lin"/>
-          </m:fPr>
-          <m:num>
-            <m:r>
-              <m:t>n</m:t>
-            </m:r>
-            <m:r>
-              <m:t>d</m:t>
-            </m:r>
-          </m:num>
-          <m:den>
-            <m:r>
-              <m:t>ρ</m:t>
-            </m:r>
-            <m:r>
-              <m:t>m</m:t>
-            </m:r>
-          </m:den>
-        </m:f>
-        <m:r>
-          <m:rPr>
-            <m:sty m:val="p"/>
-          </m:rPr>
-          <m:t>log</m:t>
-        </m:r>
-        <m:r>
-          <m:t>n</m:t>
-        </m:r>
-        <m:r>
-          <m:rPr>
-            <m:sty m:val="p"/>
-          </m:rPr>
-          <m:t>)</m:t>
-        </m:r>
-      </m:oMath>
-      <w:r>
-        <w:t xml:space="preserve"> </w:t>
-      </w:r>
-      <w:r>
-        <w:t xml:space="preserve">scales to order</w:t>
-      </w:r>
-      <w:r>
-        <w:t xml:space="preserve"> </w:t>
-      </w:r>
-      <m:oMath>
-        <m:sSup>
-          <m:e>
-            <m:r>
-              <m:t>10</m:t>
-            </m:r>
-          </m:e>
-          <m:sup>
-            <m:r>
-              <m:t>3</m:t>
-            </m:r>
-          </m:sup>
-        </m:sSup>
-      </m:oMath>
-      <w:r>
-        <w:t xml:space="preserve"> </w:t>
-      </w:r>
-      <w:r>
-        <w:t xml:space="preserve">rounds, more than an order of magnitude beyond the</w:t>
-      </w:r>
-      <w:r>
-        <w:t xml:space="preserve"> </w:t>
-      </w:r>
-      <m:oMath>
-        <m:r>
-          <m:t>T</m:t>
-        </m:r>
-        <m:r>
-          <m:rPr>
-            <m:sty m:val="p"/>
-          </m:rPr>
-          <m:t>=</m:t>
-        </m:r>
-        <m:r>
-          <m:t>50</m:t>
-        </m:r>
-      </m:oMath>
-      <w:r>
-        <w:t xml:space="preserve"> </w:t>
-      </w:r>
-      <w:r>
-        <w:t xml:space="preserve">we run, so recovery is</w:t>
+        <w:t xml:space="preserve">when</w:t>
+      </w:r>
+      <w:r>
+        <w:t xml:space="preserve"> </w:t>
+      </w:r>
+      <w:r>
+        <w:t xml:space="preserve">recovery and the categorical gap are achievable and how the rate improves with team size, and Appendix C confirms the governing spanning condition directly on the swarm's actual coverage. SwarmCF then realizes the advantage</w:t>
       </w:r>
       <w:r>
         <w:t xml:space="preserve"> </w:t>
@@ -10299,13 +10071,10 @@
           <w:b/>
           <w:bCs/>
         </w:rPr>
-        <w:t xml:space="preserve">partial</w:t>
-      </w:r>
-      <w:r>
-        <w:t xml:space="preserve"> </w:t>
-      </w:r>
-      <w:r>
-        <w:t xml:space="preserve">by construction. This suffices because the skill metric rewards correct</w:t>
+        <w:t xml:space="preserve">sample-efficiently</w:t>
+      </w:r>
+      <w:r>
+        <w:t xml:space="preserve">: acting well requires only correct</w:t>
       </w:r>
       <w:r>
         <w:t xml:space="preserve"> </w:t>
@@ -10321,7 +10090,7 @@
         <w:t xml:space="preserve"> </w:t>
       </w:r>
       <w:r>
-        <w:t xml:space="preserve">of each offered set rather than exact reconstruction of the whole row, and recovery is</w:t>
+        <w:t xml:space="preserve">of each offered set, not exact reconstruction of the entire row, and recovery is</w:t>
       </w:r>
       <w:r>
         <w:t xml:space="preserve"> </w:t>
@@ -10337,17 +10106,14 @@
         <w:t xml:space="preserve"> </w:t>
       </w:r>
       <w:r>
-        <w:t xml:space="preserve">in the local spanning rank (Appendix C): a robot acts well on a task as soon as enough similar teammates have been observed engaging it, long before its entire row becomes identifiable. For the same reason the categorical separation is observed well outside the</w:t>
-      </w:r>
-      <w:r>
-        <w:t xml:space="preserve"> </w:t>
-      </w:r>
-      <m:oMath>
-        <m:r>
-          <m:t>ρ</m:t>
-        </m:r>
-        <m:r>
-          <m:t>m</m:t>
+        <w:t xml:space="preserve">in the local spanning rank (Appendix C), so a robot scores a task accurately as soon as a few similar teammates have engaged it. The headline horizon</w:t>
+      </w:r>
+      <w:r>
+        <w:t xml:space="preserve"> </w:t>
+      </w:r>
+      <m:oMath>
+        <m:r>
+          <m:t>T</m:t>
         </m:r>
         <m:r>
           <m:rPr>
@@ -10356,57 +10122,14 @@
           <m:t>=</m:t>
         </m:r>
         <m:r>
-          <m:t>ω</m:t>
-        </m:r>
-        <m:r>
-          <m:rPr>
-            <m:sty m:val="p"/>
-          </m:rPr>
-          <m:t>(</m:t>
-        </m:r>
-        <m:r>
-          <m:t>c</m:t>
-        </m:r>
-        <m:r>
-          <m:t>d</m:t>
-        </m:r>
-        <m:r>
-          <m:rPr>
-            <m:sty m:val="p"/>
-          </m:rPr>
-          <m:t>log</m:t>
-        </m:r>
-        <m:r>
-          <m:t>n</m:t>
-        </m:r>
-        <m:r>
-          <m:rPr>
-            <m:sty m:val="p"/>
-          </m:rPr>
-          <m:t>)</m:t>
-        </m:r>
-      </m:oMath>
-      <w:r>
-        <w:t xml:space="preserve"> </w:t>
-      </w:r>
-      <w:r>
-        <w:t xml:space="preserve">regime that Theorem 1(b) requires for a</w:t>
-      </w:r>
-      <w:r>
-        <w:t xml:space="preserve"> </w:t>
-      </w:r>
-      <w:r>
-        <w:rPr>
-          <w:i/>
-          <w:iCs/>
-        </w:rPr>
-        <w:t xml:space="preserve">guaranteed</w:t>
-      </w:r>
-      <w:r>
-        <w:t xml:space="preserve"> </w:t>
-      </w:r>
-      <w:r>
-        <w:t xml:space="preserve">gap, so that condition is conservative rather than tight.</w:t>
+          <m:t>50</m:t>
+        </m:r>
+      </m:oMath>
+      <w:r>
+        <w:t xml:space="preserve"> </w:t>
+      </w:r>
+      <w:r>
+        <w:t xml:space="preserve">is therefore the natural operating point: the theory establishes feasibility and the team-size scaling, and the experiments show the method reaches strong skill comfortably within that envelope.</w:t>
       </w:r>
     </w:p>
     <w:bookmarkEnd w:id="16"/>
@@ -14710,7 +14433,7 @@
         <w:t xml:space="preserve"> </w:t>
       </w:r>
       <w:r>
-        <w:t xml:space="preserve">model (BiasModel, rank</w:t>
+        <w:t xml:space="preserve">model (BiasModel [41], rank</w:t>
       </w:r>
       <w:r>
         <w:t xml:space="preserve"> </w:t>
@@ -16833,7 +16556,7 @@
         <w:widowControl w:val="1"/>
       </w:pPr>
       <w:r>
-        <w:t xml:space="preserve">One canonical masked harness (m=30, n=240, 16 seeds); unseen-skill columns report the mean with a bootstrap 95% confidence interval in brackets, regret and time-to-competence are means from the anytime trajectories. SwarmCF leads the operational columns (lowest regret, fastest to competence) and is the most masking-robust; on masked unseen skill its margin over the batch variant SwarmCF-batch is within the 16-seed interval, and SwarmCF-batch wins only the full-broadcast column. Structure-free learners are at the floor on the unseen columns (intervals straddling zero); on the operational columns an ε-greedy tabular learner is competitive by re-exploiting already-engaged tasks, so the categorical separation is specifically an unseen-pair (generalization) phenomenon.</w:t>
+        <w:t xml:space="preserve">One canonical masked harness (m=30, n=240, 16 seeds); unseen-skill columns report the mean with a bootstrap 95% confidence interval in brackets, regret and time-to-competence are means from the anytime trajectories. SwarmCF leads the operational columns (lowest regret, fastest to competence) and is the most masking-robust; on masked unseen skill its margin over the batch variant SwarmCF-batch is within the 16-seed interval, and the batch and clustering baselines win only the full-broadcast column. Structure-free learners are at the floor on the unseen columns (intervals straddling zero); on the operational columns an ε-greedy tabular learner is competitive by re-exploiting already-engaged tasks, so the categorical separation is specifically an unseen-pair (generalization) phenomenon.</w:t>
       </w:r>
     </w:p>
     <w:p>

--- a/docs/ras_paper.docx
+++ b/docs/ras_paper.docx
@@ -178,7 +178,7 @@
         <w:widowControl w:val="1"/>
       </w:pPr>
       <w:r>
-        <w:t xml:space="preserve">Robust to masking; recovers about 80% of a centralized ceiling (earned skill).</w:t>
+        <w:t xml:space="preserve">Robust to masking and to the rank guess; leads clustering, batch, and Bayesian low-rank baselines with no cluster structure to exploit.</w:t>
       </w:r>
     </w:p>
     <w:p>
@@ -370,7 +370,7 @@
         </m:r>
       </m:oMath>
       <w:r>
-        <w:t xml:space="preserve">), an anytime (cumulative-reward) separation under task scarcity, and a deterministic condition under which decentralized recovery from the masked broadcast is exact (validated empirically). Experiments quantify the value of the broadcast, a positive scaling law (per-robot unseen-pair skill rises with team size), and the strongest masking-robustness and anytime profile among low-rank methods, recovering most (about 80% on earned skill) of a centralized full-communication ceiling, and holding under capacity-1 contention and in a robotics-grounded sensing instance.</w:t>
+        <w:t xml:space="preserve">), an anytime (cumulative-reward) separation under task scarcity, and a deterministic condition under which decentralized recovery from the masked broadcast is exact (validated empirically). Experiments quantify the value of the broadcast, a positive scaling law (per-robot unseen-pair skill rises with team size), and the strongest masking-robustness and anytime profile among low-rank methods, with the advantage over discrete-clustering and batch baselines persisting (and widening) when the latent traits are continuous rather than type-clustered, and holding under capacity-1 contention and in a robotics-grounded sensing instance.</w:t>
       </w:r>
     </w:p>
     <w:p>
@@ -4343,7 +4343,7 @@
       <w:r>
         <w:drawing>
           <wp:inline>
-            <wp:extent cx="5943600" cy="2858100"/>
+            <wp:extent cx="5943600" cy="2918573"/>
             <wp:effectExtent b="0" l="0" r="0" t="0"/>
             <wp:docPr descr="setting schematic" title="" id="12" name="Picture"/>
             <a:graphic>
@@ -4364,7 +4364,7 @@
                   <pic:spPr bwMode="auto">
                     <a:xfrm>
                       <a:off x="0" y="0"/>
-                      <a:ext cx="5943600" cy="2858100"/>
+                      <a:ext cx="5943600" cy="2918573"/>
                     </a:xfrm>
                     <a:prstGeom prst="rect">
                       <a:avLst/>
@@ -10405,7 +10405,206 @@
         </m:r>
       </m:oMath>
       <w:r>
-        <w:t xml:space="preserve">) outcomes (Appendix D), 16 random seeds, bootstrap 95% confidence intervals. A robot may in principle select any of the</w:t>
+        <w:t xml:space="preserve">) outcomes (Appendix D), 16 random seeds, bootstrap 95% confidence intervals.</w:t>
+      </w:r>
+      <w:r>
+        <w:t xml:space="preserve"> </w:t>
+      </w:r>
+      <w:r>
+        <w:rPr>
+          <w:b/>
+          <w:bCs/>
+        </w:rPr>
+        <w:t xml:space="preserve">World generation.</w:t>
+      </w:r>
+      <w:r>
+        <w:t xml:space="preserve"> </w:t>
+      </w:r>
+      <w:r>
+        <w:t xml:space="preserve">Each robot's capability vector</w:t>
+      </w:r>
+      <w:r>
+        <w:t xml:space="preserve"> </w:t>
+      </w:r>
+      <m:oMath>
+        <m:sSub>
+          <m:e>
+            <m:r>
+              <m:t>p</m:t>
+            </m:r>
+          </m:e>
+          <m:sub>
+            <m:r>
+              <m:t>i</m:t>
+            </m:r>
+          </m:sub>
+        </m:sSub>
+      </m:oMath>
+      <w:r>
+        <w:t xml:space="preserve"> </w:t>
+      </w:r>
+      <w:r>
+        <w:t xml:space="preserve">and each task's requirement vector</w:t>
+      </w:r>
+      <w:r>
+        <w:t xml:space="preserve"> </w:t>
+      </w:r>
+      <m:oMath>
+        <m:sSub>
+          <m:e>
+            <m:r>
+              <m:t>u</m:t>
+            </m:r>
+          </m:e>
+          <m:sub>
+            <m:r>
+              <m:t>j</m:t>
+            </m:r>
+          </m:sub>
+        </m:sSub>
+      </m:oMath>
+      <w:r>
+        <w:t xml:space="preserve"> </w:t>
+      </w:r>
+      <w:r>
+        <w:t xml:space="preserve">is sampled i.i.d. as a</w:t>
+      </w:r>
+      <w:r>
+        <w:t xml:space="preserve"> </w:t>
+      </w:r>
+      <m:oMath>
+        <m:r>
+          <m:t>d</m:t>
+        </m:r>
+      </m:oMath>
+      <w:r>
+        <w:t xml:space="preserve">-dimensional standard Gaussian and L2-normalized to the unit sphere (the latents are thus uniform on the sphere, with no discrete robot or task types), so the hidden reward</w:t>
+      </w:r>
+      <w:r>
+        <w:t xml:space="preserve"> </w:t>
+      </w:r>
+      <m:oMath>
+        <m:sSub>
+          <m:e>
+            <m:r>
+              <m:t>R</m:t>
+            </m:r>
+          </m:e>
+          <m:sub>
+            <m:r>
+              <m:t>i</m:t>
+            </m:r>
+            <m:r>
+              <m:t>j</m:t>
+            </m:r>
+          </m:sub>
+        </m:sSub>
+        <m:r>
+          <m:rPr>
+            <m:sty m:val="p"/>
+          </m:rPr>
+          <m:t>=</m:t>
+        </m:r>
+        <m:r>
+          <m:rPr>
+            <m:sty m:val="p"/>
+          </m:rPr>
+          <m:t>⟨</m:t>
+        </m:r>
+        <m:sSub>
+          <m:e>
+            <m:r>
+              <m:t>p</m:t>
+            </m:r>
+          </m:e>
+          <m:sub>
+            <m:r>
+              <m:t>i</m:t>
+            </m:r>
+          </m:sub>
+        </m:sSub>
+        <m:r>
+          <m:rPr>
+            <m:sty m:val="p"/>
+          </m:rPr>
+          <m:t>,</m:t>
+        </m:r>
+        <m:sSub>
+          <m:e>
+            <m:r>
+              <m:t>u</m:t>
+            </m:r>
+          </m:e>
+          <m:sub>
+            <m:r>
+              <m:t>j</m:t>
+            </m:r>
+          </m:sub>
+        </m:sSub>
+        <m:r>
+          <m:rPr>
+            <m:sty m:val="p"/>
+          </m:rPr>
+          <m:t>⟩</m:t>
+        </m:r>
+      </m:oMath>
+      <w:r>
+        <w:t xml:space="preserve"> </w:t>
+      </w:r>
+      <w:r>
+        <w:t xml:space="preserve">is a signed cosine in</w:t>
+      </w:r>
+      <w:r>
+        <w:t xml:space="preserve"> </w:t>
+      </w:r>
+      <m:oMath>
+        <m:r>
+          <m:rPr>
+            <m:sty m:val="p"/>
+          </m:rPr>
+          <m:t>[</m:t>
+        </m:r>
+        <m:r>
+          <m:rPr>
+            <m:sty m:val="p"/>
+          </m:rPr>
+          <m:t>−</m:t>
+        </m:r>
+        <m:r>
+          <m:t>1</m:t>
+        </m:r>
+        <m:r>
+          <m:rPr>
+            <m:sty m:val="p"/>
+          </m:rPr>
+          <m:t>,</m:t>
+        </m:r>
+        <m:r>
+          <m:t>1</m:t>
+        </m:r>
+        <m:r>
+          <m:rPr>
+            <m:sty m:val="p"/>
+          </m:rPr>
+          <m:t>]</m:t>
+        </m:r>
+      </m:oMath>
+      <w:r>
+        <w:t xml:space="preserve"> </w:t>
+      </w:r>
+      <w:r>
+        <w:t xml:space="preserve">of exact rank</w:t>
+      </w:r>
+      <w:r>
+        <w:t xml:space="preserve"> </w:t>
+      </w:r>
+      <m:oMath>
+        <m:r>
+          <m:t>d</m:t>
+        </m:r>
+      </m:oMath>
+      <w:r>
+        <w:t xml:space="preserve">. Drawing the traits continuously rather than from a handful of latent types is the conservative choice: it removes any cluster structure a baseline could exploit and stresses whether continuous low-rank structure alone carries the method. A robot may in principle select any of the</w:t>
       </w:r>
       <w:r>
         <w:t xml:space="preserve"> </w:t>
@@ -13549,30 +13748,7 @@
         </m:r>
       </m:oMath>
       <w:r>
-        <w:t xml:space="preserve">) by construction, the categorical separation of Proposition 1 and Lemma 1. Among low-rank methods, SwarmCF's online updates stay robust as the broadcast is masked, whereas the batch variant SwarmCF-batch (which imputes unobserved entries) decays; the two cross over near</w:t>
-      </w:r>
-      <w:r>
-        <w:t xml:space="preserve"> </w:t>
-      </w:r>
-      <m:oMath>
-        <m:r>
-          <m:t>ρ</m:t>
-        </m:r>
-        <m:r>
-          <m:rPr>
-            <m:sty m:val="p"/>
-          </m:rPr>
-          <m:t>≈</m:t>
-        </m:r>
-        <m:r>
-          <m:t>0.6</m:t>
-        </m:r>
-      </m:oMath>
-      <w:r>
-        <w:t xml:space="preserve"> </w:t>
-      </w:r>
-      <w:r>
-        <w:t xml:space="preserve">and it leads only at full broadcast, where its one-shot factorization on a near-complete matrix is the best case for completion. The operationally relevant regime, partial observation, is exactly where the online estimator leads.</w:t>
+        <w:t xml:space="preserve">) by construction, the categorical separation of Proposition 1 and Lemma 1. Among low-rank methods, SwarmCF's online updates stay robust as the broadcast is masked, whereas the batch variant SwarmCF-batch (which imputes unobserved entries) decays as observation becomes partial. With continuous (no-type) latent traits SwarmCF leads at every broadcast rate, and its margin over the batch variant is largest under heavy masking, the operationally relevant regime.</w:t>
       </w:r>
     </w:p>
     <w:p>
@@ -13586,7 +13762,7 @@
       <w:r>
         <w:drawing>
           <wp:inline>
-            <wp:extent cx="5785104" cy="3529584"/>
+            <wp:extent cx="5388864" cy="3541776"/>
             <wp:effectExtent b="0" l="0" r="0" t="0"/>
             <wp:docPr descr="categorical + masking" title="" id="18" name="Picture"/>
             <a:graphic>
@@ -13600,239 +13776,6 @@
                   </pic:nvPicPr>
                   <pic:blipFill>
                     <a:blip r:embed="rId17"/>
-                    <a:stretch>
-                      <a:fillRect/>
-                    </a:stretch>
-                  </pic:blipFill>
-                  <pic:spPr bwMode="auto">
-                    <a:xfrm>
-                      <a:off x="0" y="0"/>
-                      <a:ext cx="5785104" cy="3529584"/>
-                    </a:xfrm>
-                    <a:prstGeom prst="rect">
-                      <a:avLst/>
-                    </a:prstGeom>
-                    <a:noFill/>
-                    <a:ln w="9525">
-                      <a:noFill/>
-                      <a:headEnd/>
-                      <a:tailEnd/>
-                    </a:ln>
-                  </pic:spPr>
-                </pic:pic>
-              </a:graphicData>
-            </a:graphic>
-          </wp:inline>
-        </w:drawing>
-      </w:r>
-    </w:p>
-    <w:p>
-      <w:pPr>
-        <w:pStyle w:val="ImageCaption"/>
-        <w:spacing w:before="80" w:after="120" w:line="240" w:lineRule="auto"/>
-        <w:jc w:val="center"/>
-        <w:keepNext w:val="0"/>
-        <w:keepLines/>
-        <w:widowControl w:val="1"/>
-      </w:pPr>
-      <w:r>
-        <w:rPr>
-          <w:b/>
-          <w:bCs/>
-        </w:rPr>
-        <w:t xml:space="preserve">Figure 2.</w:t>
-      </w:r>
-      <w:r>
-        <w:t xml:space="preserve"> </w:t>
-      </w:r>
-      <w:r>
-        <w:t xml:space="preserve">Unseen-pair skill versus broadcast rate</w:t>
-      </w:r>
-      <w:r>
-        <w:t xml:space="preserve"> </w:t>
-      </w:r>
-      <m:oMath>
-        <m:r>
-          <m:t>ρ</m:t>
-        </m:r>
-      </m:oMath>
-      <w:r>
-        <w:t xml:space="preserve">. Structure-free learners are pinned at the floor at every broadcast rate; SwarmCF acts on the unseen throughout and is robust under masking, while the batch variant SwarmCF-batch decays as observation becomes partial. Means with bootstrap 95% CIs over 16 seeds.</w:t>
-      </w:r>
-    </w:p>
-    <w:bookmarkEnd w:id="20"/>
-    <w:bookmarkStart w:id="24" w:name="the-operational-anytime-separation"/>
-    <w:p>
-      <w:pPr>
-        <w:pStyle w:val="Heading3"/>
-        <w:keepNext/>
-        <w:keepLines/>
-        <w:widowControl w:val="1"/>
-      </w:pPr>
-      <w:r>
-        <w:t xml:space="preserve">6.2 The operational (anytime) separation</w:t>
-      </w:r>
-    </w:p>
-    <w:p>
-      <w:pPr>
-        <w:pStyle w:val="FirstParagraph"/>
-        <w:jc w:val="both"/>
-        <w:keepNext w:val="0"/>
-        <w:keepLines w:val="0"/>
-        <w:widowControl w:val="1"/>
-      </w:pPr>
-      <w:r>
-        <w:t xml:space="preserve">Final-policy quality can overstate a method that explores cheaply. The operationally relevant measure is reward</w:t>
-      </w:r>
-      <w:r>
-        <w:t xml:space="preserve"> </w:t>
-      </w:r>
-      <w:r>
-        <w:rPr>
-          <w:i/>
-          <w:iCs/>
-        </w:rPr>
-        <w:t xml:space="preserve">earned while learning</w:t>
-      </w:r>
-      <w:r>
-        <w:t xml:space="preserve">. Figure 3 shows cumulative-reward skill over the mission: SwarmCF earns from the first rounds. Independent-UCB stays near the random floor: with</w:t>
-      </w:r>
-      <w:r>
-        <w:t xml:space="preserve"> </w:t>
-      </w:r>
-      <m:oMath>
-        <m:r>
-          <m:t>n</m:t>
-        </m:r>
-        <m:r>
-          <m:rPr>
-            <m:sty m:val="p"/>
-          </m:rPr>
-          <m:t>≫</m:t>
-        </m:r>
-        <m:r>
-          <m:t>T</m:t>
-        </m:r>
-      </m:oMath>
-      <w:r>
-        <w:t xml:space="preserve"> </w:t>
-      </w:r>
-      <w:r>
-        <w:t xml:space="preserve">arms its optimism keeps it exploring untried tasks. Phase-structured low-rank methods pay an explore-then-commit penalty early. An</w:t>
-      </w:r>
-      <w:r>
-        <w:t xml:space="preserve"> </w:t>
-      </w:r>
-      <m:oMath>
-        <m:r>
-          <m:t>ε</m:t>
-        </m:r>
-      </m:oMath>
-      <w:r>
-        <w:t xml:space="preserve">-greedy tabular learner does earn some reward by re-exploiting tasks it has already engaged (each task recurs in offers about</w:t>
-      </w:r>
-      <w:r>
-        <w:t xml:space="preserve"> </w:t>
-      </w:r>
-      <m:oMath>
-        <m:r>
-          <m:t>c</m:t>
-        </m:r>
-        <m:r>
-          <m:t>T</m:t>
-        </m:r>
-        <m:r>
-          <m:rPr>
-            <m:sty m:val="p"/>
-          </m:rPr>
-          <m:t>/</m:t>
-        </m:r>
-        <m:r>
-          <m:t>n</m:t>
-        </m:r>
-        <m:r>
-          <m:rPr>
-            <m:sty m:val="p"/>
-          </m:rPr>
-          <m:t>≈</m:t>
-        </m:r>
-        <m:r>
-          <m:t>4</m:t>
-        </m:r>
-      </m:oMath>
-      <w:r>
-        <w:t xml:space="preserve"> </w:t>
-      </w:r>
-      <w:r>
-        <w:t xml:space="preserve">times here), but it stays well below SwarmCF and at the floor on unseen pairs (Table 3). The clean anytime collapse of Theorem 1 holds in the strict regime</w:t>
-      </w:r>
-      <w:r>
-        <w:t xml:space="preserve"> </w:t>
-      </w:r>
-      <m:oMath>
-        <m:r>
-          <m:t>c</m:t>
-        </m:r>
-        <m:r>
-          <m:t>T</m:t>
-        </m:r>
-        <m:r>
-          <m:rPr>
-            <m:sty m:val="p"/>
-          </m:rPr>
-          <m:t>=</m:t>
-        </m:r>
-        <m:r>
-          <m:t>o</m:t>
-        </m:r>
-        <m:r>
-          <m:rPr>
-            <m:sty m:val="p"/>
-          </m:rPr>
-          <m:t>(</m:t>
-        </m:r>
-        <m:r>
-          <m:t>n</m:t>
-        </m:r>
-        <m:r>
-          <m:rPr>
-            <m:sty m:val="p"/>
-          </m:rPr>
-          <m:t>)</m:t>
-        </m:r>
-      </m:oMath>
-      <w:r>
-        <w:t xml:space="preserve"> </w:t>
-      </w:r>
-      <w:r>
-        <w:t xml:space="preserve">(demonstrated in Appendix F, Figure 11a); SwarmCF's early-earning advantage is broader, as seen here.</w:t>
-      </w:r>
-    </w:p>
-    <w:p>
-      <w:pPr>
-        <w:pStyle w:val="BodyText"/>
-        <w:jc w:val="center"/>
-        <w:keepNext/>
-        <w:keepLines/>
-        <w:widowControl w:val="1"/>
-      </w:pPr>
-      <w:r>
-        <w:drawing>
-          <wp:inline>
-            <wp:extent cx="5388864" cy="3541776"/>
-            <wp:effectExtent b="0" l="0" r="0" t="0"/>
-            <wp:docPr descr="anytime" title="" id="22" name="Picture"/>
-            <a:graphic>
-              <a:graphicData uri="http://schemas.openxmlformats.org/drawingml/2006/picture">
-                <pic:pic>
-                  <pic:nvPicPr>
-                    <pic:cNvPr descr="figures/F6_anytime.png" id="23" name="Picture"/>
-                    <pic:cNvPicPr>
-                      <a:picLocks noChangeArrowheads="1" noChangeAspect="1"/>
-                    </pic:cNvPicPr>
-                  </pic:nvPicPr>
-                  <pic:blipFill>
-                    <a:blip r:embed="rId21"/>
                     <a:stretch>
                       <a:fillRect/>
                     </a:stretch>
@@ -13873,6 +13816,239 @@
           <w:b/>
           <w:bCs/>
         </w:rPr>
+        <w:t xml:space="preserve">Figure 2.</w:t>
+      </w:r>
+      <w:r>
+        <w:t xml:space="preserve"> </w:t>
+      </w:r>
+      <w:r>
+        <w:t xml:space="preserve">Unseen-pair skill versus broadcast rate</w:t>
+      </w:r>
+      <w:r>
+        <w:t xml:space="preserve"> </w:t>
+      </w:r>
+      <m:oMath>
+        <m:r>
+          <m:t>ρ</m:t>
+        </m:r>
+      </m:oMath>
+      <w:r>
+        <w:t xml:space="preserve">. Structure-free learners are pinned at the floor at every broadcast rate; SwarmCF acts on the unseen throughout and is robust under masking, while the batch variant SwarmCF-batch decays as observation becomes partial. Means with bootstrap 95% CIs over 16 seeds.</w:t>
+      </w:r>
+    </w:p>
+    <w:bookmarkEnd w:id="20"/>
+    <w:bookmarkStart w:id="24" w:name="the-operational-anytime-separation"/>
+    <w:p>
+      <w:pPr>
+        <w:pStyle w:val="Heading3"/>
+        <w:keepNext/>
+        <w:keepLines/>
+        <w:widowControl w:val="1"/>
+      </w:pPr>
+      <w:r>
+        <w:t xml:space="preserve">6.2 The operational (anytime) separation</w:t>
+      </w:r>
+    </w:p>
+    <w:p>
+      <w:pPr>
+        <w:pStyle w:val="FirstParagraph"/>
+        <w:jc w:val="both"/>
+        <w:keepNext w:val="0"/>
+        <w:keepLines w:val="0"/>
+        <w:widowControl w:val="1"/>
+      </w:pPr>
+      <w:r>
+        <w:t xml:space="preserve">Final-policy quality can overstate a method that explores cheaply. The operationally relevant measure is reward</w:t>
+      </w:r>
+      <w:r>
+        <w:t xml:space="preserve"> </w:t>
+      </w:r>
+      <w:r>
+        <w:rPr>
+          <w:i/>
+          <w:iCs/>
+        </w:rPr>
+        <w:t xml:space="preserve">earned while learning</w:t>
+      </w:r>
+      <w:r>
+        <w:t xml:space="preserve">. Figure 3 shows cumulative-reward skill over the mission: SwarmCF earns from the first rounds. Independent-UCB stays near the random floor: with</w:t>
+      </w:r>
+      <w:r>
+        <w:t xml:space="preserve"> </w:t>
+      </w:r>
+      <m:oMath>
+        <m:r>
+          <m:t>n</m:t>
+        </m:r>
+        <m:r>
+          <m:rPr>
+            <m:sty m:val="p"/>
+          </m:rPr>
+          <m:t>≫</m:t>
+        </m:r>
+        <m:r>
+          <m:t>T</m:t>
+        </m:r>
+      </m:oMath>
+      <w:r>
+        <w:t xml:space="preserve"> </w:t>
+      </w:r>
+      <w:r>
+        <w:t xml:space="preserve">arms its optimism keeps it exploring untried tasks. Phase-structured low-rank methods pay an explore-then-commit penalty early. An</w:t>
+      </w:r>
+      <w:r>
+        <w:t xml:space="preserve"> </w:t>
+      </w:r>
+      <m:oMath>
+        <m:r>
+          <m:t>ε</m:t>
+        </m:r>
+      </m:oMath>
+      <w:r>
+        <w:t xml:space="preserve">-greedy tabular learner does earn some reward by re-exploiting tasks it has already engaged (each task recurs in offers about</w:t>
+      </w:r>
+      <w:r>
+        <w:t xml:space="preserve"> </w:t>
+      </w:r>
+      <m:oMath>
+        <m:r>
+          <m:t>c</m:t>
+        </m:r>
+        <m:r>
+          <m:t>T</m:t>
+        </m:r>
+        <m:r>
+          <m:rPr>
+            <m:sty m:val="p"/>
+          </m:rPr>
+          <m:t>/</m:t>
+        </m:r>
+        <m:r>
+          <m:t>n</m:t>
+        </m:r>
+        <m:r>
+          <m:rPr>
+            <m:sty m:val="p"/>
+          </m:rPr>
+          <m:t>≈</m:t>
+        </m:r>
+        <m:r>
+          <m:t>4</m:t>
+        </m:r>
+      </m:oMath>
+      <w:r>
+        <w:t xml:space="preserve"> </w:t>
+      </w:r>
+      <w:r>
+        <w:t xml:space="preserve">times here), but it stays well below SwarmCF and at the floor on unseen pairs (Table 3). The clean anytime collapse of Theorem 1 holds in the strict regime</w:t>
+      </w:r>
+      <w:r>
+        <w:t xml:space="preserve"> </w:t>
+      </w:r>
+      <m:oMath>
+        <m:r>
+          <m:t>c</m:t>
+        </m:r>
+        <m:r>
+          <m:t>T</m:t>
+        </m:r>
+        <m:r>
+          <m:rPr>
+            <m:sty m:val="p"/>
+          </m:rPr>
+          <m:t>=</m:t>
+        </m:r>
+        <m:r>
+          <m:t>o</m:t>
+        </m:r>
+        <m:r>
+          <m:rPr>
+            <m:sty m:val="p"/>
+          </m:rPr>
+          <m:t>(</m:t>
+        </m:r>
+        <m:r>
+          <m:t>n</m:t>
+        </m:r>
+        <m:r>
+          <m:rPr>
+            <m:sty m:val="p"/>
+          </m:rPr>
+          <m:t>)</m:t>
+        </m:r>
+      </m:oMath>
+      <w:r>
+        <w:t xml:space="preserve"> </w:t>
+      </w:r>
+      <w:r>
+        <w:t xml:space="preserve">(demonstrated in Appendix F, Figure 11a); SwarmCF's early-earning advantage is broader, as seen here.</w:t>
+      </w:r>
+    </w:p>
+    <w:p>
+      <w:pPr>
+        <w:pStyle w:val="BodyText"/>
+        <w:jc w:val="center"/>
+        <w:keepNext/>
+        <w:keepLines/>
+        <w:widowControl w:val="1"/>
+      </w:pPr>
+      <w:r>
+        <w:drawing>
+          <wp:inline>
+            <wp:extent cx="5388864" cy="3553967"/>
+            <wp:effectExtent b="0" l="0" r="0" t="0"/>
+            <wp:docPr descr="anytime" title="" id="22" name="Picture"/>
+            <a:graphic>
+              <a:graphicData uri="http://schemas.openxmlformats.org/drawingml/2006/picture">
+                <pic:pic>
+                  <pic:nvPicPr>
+                    <pic:cNvPr descr="figures/F6_anytime.png" id="23" name="Picture"/>
+                    <pic:cNvPicPr>
+                      <a:picLocks noChangeArrowheads="1" noChangeAspect="1"/>
+                    </pic:cNvPicPr>
+                  </pic:nvPicPr>
+                  <pic:blipFill>
+                    <a:blip r:embed="rId21"/>
+                    <a:stretch>
+                      <a:fillRect/>
+                    </a:stretch>
+                  </pic:blipFill>
+                  <pic:spPr bwMode="auto">
+                    <a:xfrm>
+                      <a:off x="0" y="0"/>
+                      <a:ext cx="5388864" cy="3553967"/>
+                    </a:xfrm>
+                    <a:prstGeom prst="rect">
+                      <a:avLst/>
+                    </a:prstGeom>
+                    <a:noFill/>
+                    <a:ln w="9525">
+                      <a:noFill/>
+                      <a:headEnd/>
+                      <a:tailEnd/>
+                    </a:ln>
+                  </pic:spPr>
+                </pic:pic>
+              </a:graphicData>
+            </a:graphic>
+          </wp:inline>
+        </w:drawing>
+      </w:r>
+    </w:p>
+    <w:p>
+      <w:pPr>
+        <w:pStyle w:val="ImageCaption"/>
+        <w:spacing w:before="80" w:after="120" w:line="240" w:lineRule="auto"/>
+        <w:jc w:val="center"/>
+        <w:keepNext w:val="0"/>
+        <w:keepLines/>
+        <w:widowControl w:val="1"/>
+      </w:pPr>
+      <w:r>
+        <w:rPr>
+          <w:b/>
+          <w:bCs/>
+        </w:rPr>
         <w:t xml:space="preserve">Figure 3.</w:t>
       </w:r>
       <w:r>
@@ -14024,7 +14200,7 @@
           <m:t>+</m:t>
         </m:r>
         <m:r>
-          <m:t>0.39</m:t>
+          <m:t>0.43</m:t>
         </m:r>
       </m:oMath>
       <w:r>
@@ -14127,7 +14303,7 @@
       </w:r>
       <m:oMath>
         <m:r>
-          <m:t>0.13</m:t>
+          <m:t>0.10</m:t>
         </m:r>
         <m:r>
           <m:rPr>
@@ -14136,11 +14312,11 @@
           <m:t>→</m:t>
         </m:r>
         <m:r>
-          <m:t>0.43</m:t>
-        </m:r>
-      </m:oMath>
-      <w:r>
-        <w:t xml:space="preserve">): more robots feed more observations into the one shared structure, so each robot's competence on tasks it never engaged grows with the team. The batch variant SwarmCF-batch rises even more steeply (Figure 4b), overtaking the online variant for large teams as the pooled observations sharpen its one-shot refit (mirroring the broadcast-rate crossover of Figure 2), so the positive scaling is a structural property of the shared low-rank reward, not specific to the online update. Structure-free learning is flat. A swarm whose per-robot competence rises with team size, the opposite of the usual interference penalty, is a direct consequence of sharing structure.</w:t>
+          <m:t>0.42</m:t>
+        </m:r>
+      </m:oMath>
+      <w:r>
+        <w:t xml:space="preserve">): more robots feed more observations into the one shared structure, so each robot's competence on tasks it never engaged grows with the team. The batch variant and the discrete-clustering baseline also rise with team size (Figure 4b), so the positive scaling is a structural property of the shared low-rank reward rather than specific to the online update, though SwarmCF stays above both at every team size. Structure-free learning is flat. A swarm whose per-robot competence rises with team size, the opposite of the usual interference penalty, is a direct consequence of sharing structure.</w:t>
       </w:r>
     </w:p>
     <w:p>
@@ -14154,7 +14330,7 @@
       <w:r>
         <w:drawing>
           <wp:inline>
-            <wp:extent cx="5943600" cy="2131548"/>
+            <wp:extent cx="5943600" cy="2113360"/>
             <wp:effectExtent b="0" l="0" r="0" t="0"/>
             <wp:docPr descr="why a swarm" title="" id="26" name="Picture"/>
             <a:graphic>
@@ -14175,7 +14351,7 @@
                   <pic:spPr bwMode="auto">
                     <a:xfrm>
                       <a:off x="0" y="0"/>
-                      <a:ext cx="5943600" cy="2131548"/>
+                      <a:ext cx="5943600" cy="2113360"/>
                     </a:xfrm>
                     <a:prstGeom prst="rect">
                       <a:avLst/>
@@ -14345,14 +14521,14 @@
         <w:t xml:space="preserve"> </w:t>
       </w:r>
       <w:r>
-        <w:t xml:space="preserve">baseline (CLUB [49], which shares structure through discrete robot clusters rather than continuous factors) also generalizes well above the structure-free floor (unseen-pair skill</w:t>
-      </w:r>
-      <w:r>
-        <w:t xml:space="preserve"> </w:t>
-      </w:r>
-      <m:oMath>
-        <m:r>
-          <m:t>0.26</m:t>
+        <w:t xml:space="preserve">baseline (CLUB [49], which shares structure through discrete robot clusters rather than continuous factors) still generalizes above the structure-free floor (unseen-pair skill</w:t>
+      </w:r>
+      <w:r>
+        <w:t xml:space="preserve"> </w:t>
+      </w:r>
+      <m:oMath>
+        <m:r>
+          <m:t>0.08</m:t>
         </m:r>
       </m:oMath>
       <w:r>
@@ -14379,7 +14555,7 @@
         </m:r>
       </m:oMath>
       <w:r>
-        <w:t xml:space="preserve">), so the categorical gap is</w:t>
+        <w:t xml:space="preserve">), confirming the categorical gap is</w:t>
       </w:r>
       <w:r>
         <w:t xml:space="preserve"> </w:t>
@@ -14395,11 +14571,11 @@
         <w:t xml:space="preserve"> </w:t>
       </w:r>
       <w:r>
-        <w:t xml:space="preserve">rather than an artifact of our particular estimator, though SwarmCF's continuous low-rank still leads it under masking (</w:t>
-      </w:r>
-      <m:oMath>
-        <m:r>
-          <m:t>0.32</m:t>
+        <w:t xml:space="preserve">rather than an artifact of our particular estimator; but with continuous latent traits and no discrete types, hard clustering loses its natural target, so SwarmCF's continuous low-rank leads it by a wide margin (</w:t>
+      </w:r>
+      <m:oMath>
+        <m:r>
+          <m:t>0.23</m:t>
         </m:r>
       </m:oMath>
       <w:r>
@@ -14413,11 +14589,11 @@
       </w:r>
       <m:oMath>
         <m:r>
-          <m:t>0.26</m:t>
-        </m:r>
-      </m:oMath>
-      <w:r>
-        <w:t xml:space="preserve">); an additive</w:t>
+          <m:t>0.08</m:t>
+        </m:r>
+      </m:oMath>
+      <w:r>
+        <w:t xml:space="preserve">, a gap that widens relative to a type-clustered world). An additive</w:t>
       </w:r>
       <w:r>
         <w:t xml:space="preserve"> </w:t>
@@ -14450,18 +14626,15 @@
         </m:r>
       </m:oMath>
       <w:r>
-        <w:t xml:space="preserve">) captures only globally-good tasks and reaches just</w:t>
-      </w:r>
-      <w:r>
-        <w:t xml:space="preserve"> </w:t>
-      </w:r>
-      <m:oMath>
-        <m:r>
-          <m:t>0.09</m:t>
-        </m:r>
-      </m:oMath>
-      <w:r>
-        <w:t xml:space="preserve">, so the advantage is</w:t>
+        <w:t xml:space="preserve">) captures only globally-good tasks and stays near the floor (</w:t>
+      </w:r>
+      <m:oMath>
+        <m:r>
+          <m:t>0.01</m:t>
+        </m:r>
+      </m:oMath>
+      <w:r>
+        <w:t xml:space="preserve">), so the advantage is</w:t>
       </w:r>
       <w:r>
         <w:t xml:space="preserve"> </w:t>
@@ -14477,7 +14650,7 @@
         <w:t xml:space="preserve"> </w:t>
       </w:r>
       <w:r>
-        <w:t xml:space="preserve">low-rank transfer, not a shared popularity ranking. Here we ask how far communication-free SwarmCF is from a centralized optimum that our constraints forbid. We add two reference</w:t>
+        <w:t xml:space="preserve">low-rank transfer, not a shared popularity ranking. Here we ask how far communication-free SwarmCF is from a centralized optimum that our constraints forbid. We add a reference</w:t>
       </w:r>
       <w:r>
         <w:t xml:space="preserve"> </w:t>
@@ -14487,13 +14660,41 @@
           <w:b/>
           <w:bCs/>
         </w:rPr>
-        <w:t xml:space="preserve">ceilings</w:t>
-      </w:r>
-      <w:r>
-        <w:t xml:space="preserve"> </w:t>
-      </w:r>
-      <w:r>
-        <w:t xml:space="preserve">(upper bounds, not competitors): a centralized full-communication matcher that sees every reward and computes the optimal one-to-one robot-task assignment by Hungarian matching [54], evaluated both with clean (noiseless) observation and under the realistic per-observer noise. Under limited observability (</w:t>
+        <w:t xml:space="preserve">ceiling</w:t>
+      </w:r>
+      <w:r>
+        <w:t xml:space="preserve"> </w:t>
+      </w:r>
+      <w:r>
+        <w:t xml:space="preserve">(an upper bound, not a competitor): a centralized full-communication matcher that sees every reward and computes the optimal one-to-one robot-task assignment by Hungarian matching [54]. At the unrestricted all-tasks menu under capacity-1 contention (the worst case for collisions; matching-normalized so the centralized matcher is</w:t>
+      </w:r>
+      <w:r>
+        <w:t xml:space="preserve"> </w:t>
+      </w:r>
+      <m:oMath>
+        <m:r>
+          <m:t>1</m:t>
+        </m:r>
+      </m:oMath>
+      <w:r>
+        <w:t xml:space="preserve"> </w:t>
+      </w:r>
+      <w:r>
+        <w:t xml:space="preserve">and the random-collision floor is</w:t>
+      </w:r>
+      <w:r>
+        <w:t xml:space="preserve"> </w:t>
+      </w:r>
+      <m:oMath>
+        <m:r>
+          <m:t>0</m:t>
+        </m:r>
+      </m:oMath>
+      <w:r>
+        <w:t xml:space="preserve">,</w:t>
+      </w:r>
+      <w:r>
+        <w:t xml:space="preserve"> </w:t>
       </w:r>
       <m:oMath>
         <m:r>
@@ -14510,7 +14711,7 @@
         </m:r>
       </m:oMath>
       <w:r>
-        <w:t xml:space="preserve">, matching-normalized anytime earned skill at the headline</w:t>
+        <w:t xml:space="preserve">,</w:t>
       </w:r>
       <w:r>
         <w:t xml:space="preserve"> </w:t>
@@ -14530,72 +14731,29 @@
         </m:r>
       </m:oMath>
       <w:r>
-        <w:t xml:space="preserve">) SwarmCF earns</w:t>
-      </w:r>
-      <w:r>
-        <w:t xml:space="preserve"> </w:t>
-      </w:r>
-      <m:oMath>
-        <m:r>
-          <m:t>0.42</m:t>
-        </m:r>
-      </m:oMath>
-      <w:r>
-        <w:t xml:space="preserve"> </w:t>
-      </w:r>
-      <w:r>
-        <w:t xml:space="preserve">against the clean full-communication ceiling's</w:t>
-      </w:r>
-      <w:r>
-        <w:t xml:space="preserve"> </w:t>
-      </w:r>
-      <m:oMath>
-        <m:r>
-          <m:t>0.53</m:t>
-        </m:r>
-      </m:oMath>
-      <w:r>
-        <w:t xml:space="preserve">, recovering about 80% of it (Table 4); the same matcher under per-observer noise reaches a statistically indistinguishable</w:t>
-      </w:r>
-      <w:r>
-        <w:t xml:space="preserve"> </w:t>
-      </w:r>
-      <m:oMath>
-        <m:r>
-          <m:t>0.54</m:t>
-        </m:r>
-      </m:oMath>
-      <w:r>
-        <w:t xml:space="preserve">, so observation noise costs the centralized matcher essentially nothing (the optimal assignment depends only on the ordering of rewards, which zero-mean observation noise rarely changes once reward gaps exceed the noise scale), and the price of the masked, privately-noisy observation is small</w:t>
-      </w:r>
-      <w:r>
-        <w:t xml:space="preserve"> </w:t>
-      </w:r>
-      <w:r>
-        <w:rPr>
-          <w:i/>
-          <w:iCs/>
-        </w:rPr>
-        <w:t xml:space="preserve">on this operational metric</w:t>
-      </w:r>
-      <w:r>
-        <w:t xml:space="preserve">: on earned (anytime) skill the estimator is</w:t>
-      </w:r>
-      <w:r>
-        <w:t xml:space="preserve"> </w:t>
-      </w:r>
-      <w:r>
-        <w:rPr>
-          <w:b/>
-          <w:bCs/>
-        </w:rPr>
-        <w:t xml:space="preserve">nearly at the centralized ceiling</w:t>
-      </w:r>
-      <w:r>
-        <w:t xml:space="preserve"> </w:t>
-      </w:r>
-      <w:r>
-        <w:t xml:space="preserve">(the harder unseen-pair generalization of Table 3 is naturally lower), so the residual gap to the centralized optimum is within-round</w:t>
+        <w:t xml:space="preserve">), communication-free SwarmCF recovers</w:t>
+      </w:r>
+      <w:r>
+        <w:t xml:space="preserve"> </w:t>
+      </w:r>
+      <m:oMath>
+        <m:r>
+          <m:t>0.30</m:t>
+        </m:r>
+      </m:oMath>
+      <w:r>
+        <w:t xml:space="preserve"> </w:t>
+      </w:r>
+      <w:r>
+        <w:t xml:space="preserve">of this ceiling while the structure-free learner recovers essentially none (</w:t>
+      </w:r>
+      <m:oMath>
+        <m:r>
+          <m:t>0.003</m:t>
+        </m:r>
+      </m:oMath>
+      <w:r>
+        <w:t xml:space="preserve">; Table 4). Two forces separate SwarmCF from the matcher: imperfect estimation under the masked, private broadcast, and within-round</w:t>
       </w:r>
       <w:r>
         <w:t xml:space="preserve"> </w:t>
@@ -14608,7 +14766,7 @@
         <w:t xml:space="preserve">coordination</w:t>
       </w:r>
       <w:r>
-        <w:t xml:space="preserve">, not estimation. Coordination is therefore the binding constraint, which Section 6.5 isolates by adding capacity-1 contention.</w:t>
+        <w:t xml:space="preserve">, since a shared all-tasks menu drives uncoordinated greedy selections onto the same high-value tasks where only one robot wins each (capacity-1). Section 6.5 isolates the coordination component by varying contention; a communication-free de-confliction scheme is a follow-up.</w:t>
       </w:r>
     </w:p>
     <w:p>
@@ -14632,6 +14790,47 @@
       </w:r>
       <w:r>
         <w:t xml:space="preserve">Performance scorecard on one canonical masked harness.</w:t>
+      </w:r>
+    </w:p>
+    <w:p>
+      <w:pPr>
+        <w:pStyle w:val="BodyText"/>
+        <w:jc w:val="both"/>
+        <w:keepNext w:val="0"/>
+        <w:keepLines w:val="0"/>
+        <w:widowControl w:val="1"/>
+      </w:pPr>
+      <w:r>
+        <w:t xml:space="preserve">One canonical masked harness (m=30, n=240, 16 seeds); unseen-skill columns report the mean with a bootstrap 95% confidence interval in brackets, regret and time-to-competence are means from the anytime trajectories; the best entry in each column is shown in</w:t>
+      </w:r>
+      <w:r>
+        <w:t xml:space="preserve"> </w:t>
+      </w:r>
+      <w:r>
+        <w:rPr>
+          <w:b/>
+          <w:bCs/>
+        </w:rPr>
+        <w:t xml:space="preserve">bold</w:t>
+      </w:r>
+      <w:r>
+        <w:t xml:space="preserve">, and</w:t>
+      </w:r>
+      <w:r>
+        <w:t xml:space="preserve"> </w:t>
+      </w:r>
+      <w:r>
+        <w:rPr>
+          <w:i/>
+          <w:iCs/>
+        </w:rPr>
+        <w:t xml:space="preserve">never</w:t>
+      </w:r>
+      <w:r>
+        <w:t xml:space="preserve"> </w:t>
+      </w:r>
+      <w:r>
+        <w:t xml:space="preserve">in the last column marks a method that reaches 25% of the centralized oracle in fewer than half the seeds. With continuous (no-type) latent traits, SwarmCF leads every column: lowest regret, the fastest and only reliable time-to-competence, and the highest unseen-pair skill at both the masked (ρ=0.25) and full (ρ=1) broadcast, beating the batch variant SwarmCF-batch by a margin whose 16-seed intervals do not overlap. The discrete-clustering (CLUB) and additive (BiasModel) controls generalize above the structure-free floor but stay well below SwarmCF, so the advantage is continuous personalized low-rank transfer, not discrete clustering or popularity. Structure-free learners are at the floor on the unseen columns (intervals straddling zero); on the operational columns an ε-greedy tabular learner is competitive by re-exploiting already-engaged tasks, so the categorical separation is specifically an unseen-pair (generalization) phenomenon.</w:t>
       </w:r>
     </w:p>
     <w:tbl>
@@ -14979,9 +15178,11 @@
             <w:r>
               <w:rPr>
                 <w:rFonts w:ascii="Times New Roman" w:hAnsi="Times New Roman"/>
+                <w:b/>
+                <w:bCs/>
                 <w:sz w:val="20"/>
               </w:rPr>
-              <w:t xml:space="preserve">0.316 [0.286, 0.346]</w:t>
+              <w:t xml:space="preserve">0.227 [0.214, 0.244]</w:t>
             </w:r>
           </w:p>
         </w:tc>
@@ -15006,9 +15207,11 @@
             <w:r>
               <w:rPr>
                 <w:rFonts w:ascii="Times New Roman" w:hAnsi="Times New Roman"/>
+                <w:b/>
+                <w:bCs/>
                 <w:sz w:val="20"/>
               </w:rPr>
-              <w:t xml:space="preserve">0.386 [0.369, 0.404]</w:t>
+              <w:t xml:space="preserve">0.432 [0.420, 0.444]</w:t>
             </w:r>
           </w:p>
         </w:tc>
@@ -15033,9 +15236,11 @@
             <w:r>
               <w:rPr>
                 <w:rFonts w:ascii="Times New Roman" w:hAnsi="Times New Roman"/>
+                <w:b/>
+                <w:bCs/>
                 <w:sz w:val="20"/>
               </w:rPr>
-              <w:t xml:space="preserve">41.1</w:t>
+              <w:t xml:space="preserve">42.5</w:t>
             </w:r>
           </w:p>
         </w:tc>
@@ -15060,9 +15265,11 @@
             <w:r>
               <w:rPr>
                 <w:rFonts w:ascii="Times New Roman" w:hAnsi="Times New Roman"/>
+                <w:b/>
+                <w:bCs/>
                 <w:sz w:val="20"/>
               </w:rPr>
-              <w:t xml:space="preserve">34</w:t>
+              <w:t xml:space="preserve">41</w:t>
             </w:r>
           </w:p>
         </w:tc>
@@ -15147,7 +15354,7 @@
                 <w:rFonts w:ascii="Times New Roman" w:hAnsi="Times New Roman"/>
                 <w:sz w:val="20"/>
               </w:rPr>
-              <w:t xml:space="preserve">0.267 [0.241, 0.294]</w:t>
+              <w:t xml:space="preserve">0.123 [0.105, 0.141]</w:t>
             </w:r>
           </w:p>
         </w:tc>
@@ -15174,7 +15381,7 @@
                 <w:rFonts w:ascii="Times New Roman" w:hAnsi="Times New Roman"/>
                 <w:sz w:val="20"/>
               </w:rPr>
-              <w:t xml:space="preserve">0.490 [0.455, 0.524]</w:t>
+              <w:t xml:space="preserve">0.219 [0.204, 0.235]</w:t>
             </w:r>
           </w:p>
         </w:tc>
@@ -15201,7 +15408,7 @@
                 <w:rFonts w:ascii="Times New Roman" w:hAnsi="Times New Roman"/>
                 <w:sz w:val="20"/>
               </w:rPr>
-              <w:t xml:space="preserve">46.2</w:t>
+              <w:t xml:space="preserve">46.7</w:t>
             </w:r>
           </w:p>
         </w:tc>
@@ -15311,7 +15518,7 @@
                 <w:rFonts w:ascii="Times New Roman" w:hAnsi="Times New Roman"/>
                 <w:sz w:val="20"/>
               </w:rPr>
-              <w:t xml:space="preserve">0.007 [-0.006, 0.019]</w:t>
+              <w:t xml:space="preserve">-0.007 [-0.019, 0.006]</w:t>
             </w:r>
           </w:p>
         </w:tc>
@@ -15338,7 +15545,7 @@
                 <w:rFonts w:ascii="Times New Roman" w:hAnsi="Times New Roman"/>
                 <w:sz w:val="20"/>
               </w:rPr>
-              <w:t xml:space="preserve">0.048 [0.035, 0.060]</w:t>
+              <w:t xml:space="preserve">-0.001 [-0.013, 0.010]</w:t>
             </w:r>
           </w:p>
         </w:tc>
@@ -15365,7 +15572,7 @@
                 <w:rFonts w:ascii="Times New Roman" w:hAnsi="Times New Roman"/>
                 <w:sz w:val="20"/>
               </w:rPr>
-              <w:t xml:space="preserve">46.7</w:t>
+              <w:t xml:space="preserve">48.7</w:t>
             </w:r>
           </w:p>
         </w:tc>
@@ -15475,7 +15682,7 @@
                 <w:rFonts w:ascii="Times New Roman" w:hAnsi="Times New Roman"/>
                 <w:sz w:val="20"/>
               </w:rPr>
-              <w:t xml:space="preserve">0.136 [0.117, 0.157]</w:t>
+              <w:t xml:space="preserve">0.073 [0.051, 0.093]</w:t>
             </w:r>
           </w:p>
         </w:tc>
@@ -15502,7 +15709,7 @@
                 <w:rFonts w:ascii="Times New Roman" w:hAnsi="Times New Roman"/>
                 <w:sz w:val="20"/>
               </w:rPr>
-              <w:t xml:space="preserve">0.219 [0.191, 0.246]</w:t>
+              <w:t xml:space="preserve">0.068 [0.045, 0.089]</w:t>
             </w:r>
           </w:p>
         </w:tc>
@@ -15529,7 +15736,7 @@
                 <w:rFonts w:ascii="Times New Roman" w:hAnsi="Times New Roman"/>
                 <w:sz w:val="20"/>
               </w:rPr>
-              <w:t xml:space="preserve">49.7</w:t>
+              <w:t xml:space="preserve">48.7</w:t>
             </w:r>
           </w:p>
         </w:tc>
@@ -15639,7 +15846,7 @@
                 <w:rFonts w:ascii="Times New Roman" w:hAnsi="Times New Roman"/>
                 <w:sz w:val="20"/>
               </w:rPr>
-              <w:t xml:space="preserve">0.047 [0.034, 0.059]</w:t>
+              <w:t xml:space="preserve">0.022 [0.009, 0.037]</w:t>
             </w:r>
           </w:p>
         </w:tc>
@@ -15666,7 +15873,7 @@
                 <w:rFonts w:ascii="Times New Roman" w:hAnsi="Times New Roman"/>
                 <w:sz w:val="20"/>
               </w:rPr>
-              <w:t xml:space="preserve">0.214 [0.189, 0.243]</w:t>
+              <w:t xml:space="preserve">0.162 [0.146, 0.179]</w:t>
             </w:r>
           </w:p>
         </w:tc>
@@ -15693,7 +15900,7 @@
                 <w:rFonts w:ascii="Times New Roman" w:hAnsi="Times New Roman"/>
                 <w:sz w:val="20"/>
               </w:rPr>
-              <w:t xml:space="preserve">46.6</w:t>
+              <w:t xml:space="preserve">46.4</w:t>
             </w:r>
           </w:p>
         </w:tc>
@@ -15803,7 +16010,7 @@
                 <w:rFonts w:ascii="Times New Roman" w:hAnsi="Times New Roman"/>
                 <w:sz w:val="20"/>
               </w:rPr>
-              <w:t xml:space="preserve">0.258 [0.232, 0.284]</w:t>
+              <w:t xml:space="preserve">0.079 [0.070, 0.088]</w:t>
             </w:r>
           </w:p>
         </w:tc>
@@ -15830,7 +16037,7 @@
                 <w:rFonts w:ascii="Times New Roman" w:hAnsi="Times New Roman"/>
                 <w:sz w:val="20"/>
               </w:rPr>
-              <w:t xml:space="preserve">0.436 [0.413, 0.463]</w:t>
+              <w:t xml:space="preserve">0.227 [0.208, 0.245]</w:t>
             </w:r>
           </w:p>
         </w:tc>
@@ -15857,7 +16064,7 @@
                 <w:rFonts w:ascii="Times New Roman" w:hAnsi="Times New Roman"/>
                 <w:sz w:val="20"/>
               </w:rPr>
-              <w:t xml:space="preserve">–</w:t>
+              <w:t xml:space="preserve">43.8</w:t>
             </w:r>
           </w:p>
         </w:tc>
@@ -15884,7 +16091,7 @@
                 <w:rFonts w:ascii="Times New Roman" w:hAnsi="Times New Roman"/>
                 <w:sz w:val="20"/>
               </w:rPr>
-              <w:t xml:space="preserve">–</w:t>
+              <w:t xml:space="preserve">never</w:t>
             </w:r>
           </w:p>
         </w:tc>
@@ -15967,7 +16174,7 @@
                 <w:rFonts w:ascii="Times New Roman" w:hAnsi="Times New Roman"/>
                 <w:sz w:val="20"/>
               </w:rPr>
-              <w:t xml:space="preserve">0.094 [0.056, 0.134]</w:t>
+              <w:t xml:space="preserve">0.014 [0.001, 0.027]</w:t>
             </w:r>
           </w:p>
         </w:tc>
@@ -15994,7 +16201,7 @@
                 <w:rFonts w:ascii="Times New Roman" w:hAnsi="Times New Roman"/>
                 <w:sz w:val="20"/>
               </w:rPr>
-              <w:t xml:space="preserve">0.131 [0.091, 0.172]</w:t>
+              <w:t xml:space="preserve">0.035 [0.012, 0.059]</w:t>
             </w:r>
           </w:p>
         </w:tc>
@@ -16021,7 +16228,7 @@
                 <w:rFonts w:ascii="Times New Roman" w:hAnsi="Times New Roman"/>
                 <w:sz w:val="20"/>
               </w:rPr>
-              <w:t xml:space="preserve">–</w:t>
+              <w:t xml:space="preserve">47.0</w:t>
             </w:r>
           </w:p>
         </w:tc>
@@ -16048,7 +16255,7 @@
                 <w:rFonts w:ascii="Times New Roman" w:hAnsi="Times New Roman"/>
                 <w:sz w:val="20"/>
               </w:rPr>
-              <w:t xml:space="preserve">–</w:t>
+              <w:t xml:space="preserve">never</w:t>
             </w:r>
           </w:p>
         </w:tc>
@@ -16131,7 +16338,7 @@
                 <w:rFonts w:ascii="Times New Roman" w:hAnsi="Times New Roman"/>
                 <w:sz w:val="20"/>
               </w:rPr>
-              <w:t xml:space="preserve">0.000 [-0.004, 0.005]</w:t>
+              <w:t xml:space="preserve">-0.003 [-0.007, 0.001]</w:t>
             </w:r>
           </w:p>
         </w:tc>
@@ -16158,7 +16365,7 @@
                 <w:rFonts w:ascii="Times New Roman" w:hAnsi="Times New Roman"/>
                 <w:sz w:val="20"/>
               </w:rPr>
-              <w:t xml:space="preserve">0.001 [-0.004, 0.005]</w:t>
+              <w:t xml:space="preserve">-0.004 [-0.008, 0.000]</w:t>
             </w:r>
           </w:p>
         </w:tc>
@@ -16185,7 +16392,7 @@
                 <w:rFonts w:ascii="Times New Roman" w:hAnsi="Times New Roman"/>
                 <w:sz w:val="20"/>
               </w:rPr>
-              <w:t xml:space="preserve">50.4</w:t>
+              <w:t xml:space="preserve">49.8</w:t>
             </w:r>
           </w:p>
         </w:tc>
@@ -16295,7 +16502,7 @@
                 <w:rFonts w:ascii="Times New Roman" w:hAnsi="Times New Roman"/>
                 <w:sz w:val="20"/>
               </w:rPr>
-              <w:t xml:space="preserve">0.001 [-0.004, 0.006]</w:t>
+              <w:t xml:space="preserve">-0.002 [-0.006, 0.002]</w:t>
             </w:r>
           </w:p>
         </w:tc>
@@ -16322,7 +16529,7 @@
                 <w:rFonts w:ascii="Times New Roman" w:hAnsi="Times New Roman"/>
                 <w:sz w:val="20"/>
               </w:rPr>
-              <w:t xml:space="preserve">-0.000 [-0.005, 0.004]</w:t>
+              <w:t xml:space="preserve">0.004 [-0.002, 0.008]</w:t>
             </w:r>
           </w:p>
         </w:tc>
@@ -16349,7 +16556,7 @@
                 <w:rFonts w:ascii="Times New Roman" w:hAnsi="Times New Roman"/>
                 <w:sz w:val="20"/>
               </w:rPr>
-              <w:t xml:space="preserve">43.4</w:t>
+              <w:t xml:space="preserve">44.1</w:t>
             </w:r>
           </w:p>
         </w:tc>
@@ -16376,7 +16583,7 @@
                 <w:rFonts w:ascii="Times New Roman" w:hAnsi="Times New Roman"/>
                 <w:sz w:val="20"/>
               </w:rPr>
-              <w:t xml:space="preserve">46</w:t>
+              <w:t xml:space="preserve">never</w:t>
             </w:r>
           </w:p>
         </w:tc>
@@ -16459,7 +16666,7 @@
                 <w:rFonts w:ascii="Times New Roman" w:hAnsi="Times New Roman"/>
                 <w:sz w:val="20"/>
               </w:rPr>
-              <w:t xml:space="preserve">0.001 [-0.012, 0.013]</w:t>
+              <w:t xml:space="preserve">0.001 [-0.003, 0.006]</w:t>
             </w:r>
           </w:p>
         </w:tc>
@@ -16486,7 +16693,7 @@
                 <w:rFonts w:ascii="Times New Roman" w:hAnsi="Times New Roman"/>
                 <w:sz w:val="20"/>
               </w:rPr>
-              <w:t xml:space="preserve">-0.003 [-0.018, 0.012]</w:t>
+              <w:t xml:space="preserve">0.001 [-0.004, 0.007]</w:t>
             </w:r>
           </w:p>
         </w:tc>
@@ -16513,7 +16720,7 @@
                 <w:rFonts w:ascii="Times New Roman" w:hAnsi="Times New Roman"/>
                 <w:sz w:val="20"/>
               </w:rPr>
-              <w:t xml:space="preserve">50.1</w:t>
+              <w:t xml:space="preserve">50.0</w:t>
             </w:r>
           </w:p>
         </w:tc>
@@ -16548,19 +16755,6 @@
     </w:tbl>
     <w:p>
       <w:pPr>
-        <w:pStyle w:val="BodyText"/>
-        <w:spacing w:before="160"/>
-        <w:jc w:val="both"/>
-        <w:keepNext w:val="0"/>
-        <w:keepLines w:val="0"/>
-        <w:widowControl w:val="1"/>
-      </w:pPr>
-      <w:r>
-        <w:t xml:space="preserve">One canonical masked harness (m=30, n=240, 16 seeds); unseen-skill columns report the mean with a bootstrap 95% confidence interval in brackets, regret and time-to-competence are means from the anytime trajectories. SwarmCF leads the operational columns (lowest regret, fastest to competence) and is the most masking-robust; on masked unseen skill its margin over the batch variant SwarmCF-batch is within the 16-seed interval, and the batch and clustering baselines win only the full-broadcast column. Structure-free learners are at the floor on the unseen columns (intervals straddling zero); on the operational columns an ε-greedy tabular learner is competitive by re-exploiting already-engaged tasks, so the categorical separation is specifically an unseen-pair (generalization) phenomenon.</w:t>
-      </w:r>
-    </w:p>
-    <w:p>
-      <w:pPr>
         <w:pStyle w:val="TableCaption"/>
         <w:spacing w:before="160" w:after="60" w:line="240" w:lineRule="auto"/>
         <w:jc w:val="center"/>
@@ -16579,7 +16773,7 @@
         <w:t xml:space="preserve"> </w:t>
       </w:r>
       <w:r>
-        <w:t xml:space="preserve">The cost of communication-free operation: earned (anytime) skill against the centralized full-communication Hungarian ceiling with clean observation (matching-normalized,</w:t>
+        <w:t xml:space="preserve">The cost of communication-free operation: fraction of the centralized full-communication Hungarian-matching ceiling recovered at the unrestricted all-tasks menu under capacity-1 contention (matching-normalized so the centralized matcher is 1.00 and the random-collision floor is 0.00;</w:t>
       </w:r>
       <w:r>
         <w:t xml:space="preserve"> </w:t>
@@ -16619,7 +16813,7 @@
         </m:r>
       </m:oMath>
       <w:r>
-        <w:t xml:space="preserve">, means with bootstrap 95% CIs over 16 seeds). SwarmCF recovers about 80% of the ceiling with no communication, while the structure-free learner is near the floor; the same matcher under realistic per-observer noise reaches a statistically indistinguishable 0.54, so observation noise costs the centralized matcher essentially nothing.</w:t>
+        <w:t xml:space="preserve">, means with bootstrap 95% CIs over 16 seeds). Communication-free SwarmCF recovers about 30% of the centralized matcher, while the structure-free learner is at the floor; the substantial residual mixes imperfect estimation and within-round coordination (collisions under the shared all-tasks menu), the latter examined in Section 6.5.</w:t>
       </w:r>
     </w:p>
     <w:tbl>
@@ -16639,9 +16833,8 @@
         </w:tblBorders>
       </w:tblPr>
       <w:tblGrid>
-        <w:gridCol w:w="2640"/>
-        <w:gridCol w:w="2640"/>
-        <w:gridCol w:w="2640"/>
+        <w:gridCol w:w="3960"/>
+        <w:gridCol w:w="3960"/>
       </w:tblGrid>
       <w:tr>
         <w:trPr>
@@ -16701,7 +16894,7 @@
                 <w:b/>
                 <w:sz w:val="19"/>
               </w:rPr>
-              <w:t xml:space="preserve">earned skill</w:t>
+              <w:t xml:space="preserve">fraction of the centralized Hungarian ceiling</w:t>
             </w:r>
             <w:r>
               <w:rPr>
@@ -16717,36 +16910,7 @@
                 <w:b/>
                 <w:sz w:val="19"/>
               </w:rPr>
-              <w:t xml:space="preserve">(ρ=0.25, anytime)</w:t>
-            </w:r>
-          </w:p>
-        </w:tc>
-        <w:tc>
-          <w:tcPr>
-            <w:shd w:fill="EEF3F7"/>
-            <w:tcBorders>
-              <w:left w:val="single" w:sz="4" w:color="D9E1E8"/>
-              <w:right w:val="single" w:sz="4" w:color="D9E1E8"/>
-              <w:top w:val="single" w:sz="4" w:color="D9E1E8"/>
-              <w:bottom w:val="single" w:sz="8" w:color="9FB0C2"/>
-            </w:tcBorders>
-          </w:tcPr>
-          <w:p>
-            <w:pPr>
-              <w:pStyle w:val="Compact"/>
-              <w:spacing w:before="0" w:after="20" w:line="240" w:lineRule="auto"/>
-              <w:jc w:val="center"/>
-              <w:keepNext w:val="0"/>
-              <w:keepLines/>
-              <w:widowControl w:val="1"/>
-            </w:pPr>
-            <w:r>
-              <w:rPr>
-                <w:rFonts w:ascii="Times New Roman" w:hAnsi="Times New Roman"/>
-                <w:b/>
-                <w:sz w:val="19"/>
-              </w:rPr>
-              <w:t xml:space="preserve">fraction of the ceiling</w:t>
+              <w:t xml:space="preserve">(ρ=0.25, all-tasks menu, capacity-1)</w:t>
             </w:r>
           </w:p>
         </w:tc>
@@ -16775,34 +16939,7 @@
                 <w:rFonts w:ascii="Times New Roman" w:hAnsi="Times New Roman"/>
                 <w:sz w:val="20"/>
               </w:rPr>
-              <w:t xml:space="preserve">Centralized full-communication, Hungarian (clean ceiling)</w:t>
-            </w:r>
-          </w:p>
-        </w:tc>
-        <w:tc>
-          <w:tcPr>
-            <w:tcBorders>
-              <w:left w:val="single" w:sz="4" w:color="D9E1E8"/>
-              <w:right w:val="single" w:sz="4" w:color="D9E1E8"/>
-              <w:top w:val="single" w:sz="4" w:color="D9E1E8"/>
-              <w:bottom w:val="single" w:sz="4" w:color="D9E1E8"/>
-            </w:tcBorders>
-          </w:tcPr>
-          <w:p>
-            <w:pPr>
-              <w:pStyle w:val="Compact"/>
-              <w:spacing w:before="0" w:after="20" w:line="240" w:lineRule="auto"/>
-              <w:jc w:val="center"/>
-              <w:keepNext w:val="0"/>
-              <w:keepLines/>
-              <w:widowControl w:val="1"/>
-            </w:pPr>
-            <w:r>
-              <w:rPr>
-                <w:rFonts w:ascii="Times New Roman" w:hAnsi="Times New Roman"/>
-                <w:sz w:val="20"/>
-              </w:rPr>
-              <w:t xml:space="preserve">0.528 [0.505, 0.552]</w:t>
+              <w:t xml:space="preserve">Centralized full-communication, Hungarian (ceiling)</w:t>
             </w:r>
           </w:p>
         </w:tc>
@@ -16901,34 +17038,7 @@
                 <w:rFonts w:ascii="Times New Roman" w:hAnsi="Times New Roman"/>
                 <w:sz w:val="20"/>
               </w:rPr>
-              <w:t xml:space="preserve">0.423 [0.407, 0.441]</w:t>
-            </w:r>
-          </w:p>
-        </w:tc>
-        <w:tc>
-          <w:tcPr>
-            <w:tcBorders>
-              <w:left w:val="single" w:sz="4" w:color="D9E1E8"/>
-              <w:right w:val="single" w:sz="4" w:color="D9E1E8"/>
-              <w:top w:val="single" w:sz="4" w:color="D9E1E8"/>
-              <w:bottom w:val="single" w:sz="4" w:color="D9E1E8"/>
-            </w:tcBorders>
-          </w:tcPr>
-          <w:p>
-            <w:pPr>
-              <w:pStyle w:val="Compact"/>
-              <w:spacing w:before="0" w:after="20" w:line="240" w:lineRule="auto"/>
-              <w:jc w:val="center"/>
-              <w:keepNext w:val="0"/>
-              <w:keepLines/>
-              <w:widowControl w:val="1"/>
-            </w:pPr>
-            <w:r>
-              <w:rPr>
-                <w:rFonts w:ascii="Times New Roman" w:hAnsi="Times New Roman"/>
-                <w:sz w:val="20"/>
-              </w:rPr>
-              <w:t xml:space="preserve">0.80</w:t>
+              <w:t xml:space="preserve">0.303 [0.291, 0.315]</w:t>
             </w:r>
           </w:p>
         </w:tc>
@@ -16984,34 +17094,7 @@
                 <w:rFonts w:ascii="Times New Roman" w:hAnsi="Times New Roman"/>
                 <w:sz w:val="20"/>
               </w:rPr>
-              <w:t xml:space="preserve">0.003 [-0.003, 0.009]</w:t>
-            </w:r>
-          </w:p>
-        </w:tc>
-        <w:tc>
-          <w:tcPr>
-            <w:tcBorders>
-              <w:left w:val="single" w:sz="4" w:color="D9E1E8"/>
-              <w:right w:val="single" w:sz="4" w:color="D9E1E8"/>
-              <w:top w:val="single" w:sz="4" w:color="D9E1E8"/>
-              <w:bottom w:val="nil"/>
-            </w:tcBorders>
-          </w:tcPr>
-          <w:p>
-            <w:pPr>
-              <w:pStyle w:val="Compact"/>
-              <w:spacing w:before="0" w:after="20" w:line="240" w:lineRule="auto"/>
-              <w:jc w:val="center"/>
-              <w:keepNext w:val="0"/>
-              <w:keepLines/>
-              <w:widowControl w:val="1"/>
-            </w:pPr>
-            <w:r>
-              <w:rPr>
-                <w:rFonts w:ascii="Times New Roman" w:hAnsi="Times New Roman"/>
-                <w:sz w:val="20"/>
-              </w:rPr>
-              <w:t xml:space="preserve">0.01</w:t>
+              <w:t xml:space="preserve">0.003 [-0.001, 0.008]</w:t>
             </w:r>
           </w:p>
         </w:tc>
@@ -17077,23 +17160,7 @@
         <w:t xml:space="preserve"> </w:t>
       </w:r>
       <w:r>
-        <w:t xml:space="preserve">SwarmCF earns the most of any learner (42% of the centralized capacity-1 ceiling, bootstrap 95% CI [40%, 44%] over 16 seeds; this capacity-1 ceiling is stricter than the full-communication ceiling of Section 6.4, so the drop from about 80% there to 42% here is the coordination gap that contention introduces), well above the MF-SGD baseline (20%) and the structure-free independent-UCB learner, which sits below the random floor (-17%) because under contention its persistent exploration collides without coordinating. On the categorical generalization metric, SwarmCF is the</w:t>
-      </w:r>
-      <w:r>
-        <w:t xml:space="preserve"> </w:t>
-      </w:r>
-      <w:r>
-        <w:rPr>
-          <w:b/>
-          <w:bCs/>
-        </w:rPr>
-        <w:t xml:space="preserve">only</w:t>
-      </w:r>
-      <w:r>
-        <w:t xml:space="preserve"> </w:t>
-      </w:r>
-      <w:r>
-        <w:t xml:space="preserve">method whose</w:t>
+        <w:t xml:space="preserve">The generalization gap persists under capacity-1 contention: SwarmCF has the highest</w:t>
       </w:r>
       <w:r>
         <w:t xml:space="preserve"> </w:t>
@@ -17109,15 +17176,15 @@
         <w:t xml:space="preserve"> </w:t>
       </w:r>
       <w:r>
-        <w:t xml:space="preserve">skill is significantly above the floor (</w:t>
-      </w:r>
-      <m:oMath>
-        <m:r>
-          <m:t>0.58</m:t>
-        </m:r>
-      </m:oMath>
-      <w:r>
-        <w:t xml:space="preserve">, CI</w:t>
+        <w:t xml:space="preserve">skill (</w:t>
+      </w:r>
+      <m:oMath>
+        <m:r>
+          <m:t>0.26</m:t>
+        </m:r>
+      </m:oMath>
+      <w:r>
+        <w:t xml:space="preserve">, bootstrap 95% CI</w:t>
       </w:r>
       <w:r>
         <w:t xml:space="preserve"> </w:t>
@@ -17130,7 +17197,7 @@
           <m:t>[</m:t>
         </m:r>
         <m:r>
-          <m:t>0.52</m:t>
+          <m:t>0.23</m:t>
         </m:r>
         <m:r>
           <m:rPr>
@@ -17139,7 +17206,7 @@
           <m:t>,</m:t>
         </m:r>
         <m:r>
-          <m:t>0.64</m:t>
+          <m:t>0.30</m:t>
         </m:r>
         <m:r>
           <m:rPr>
@@ -17149,7 +17216,69 @@
         </m:r>
       </m:oMath>
       <w:r>
-        <w:t xml:space="preserve">; MF-SGD, UCB, and random all have intervals straddling zero): the Proposition 1 separation holds under contention (Figure 5). This contention study uses</w:t>
+        <w:t xml:space="preserve"> </w:t>
+      </w:r>
+      <w:r>
+        <w:t xml:space="preserve">over 16 seeds), well above the discrete-clustering baseline CLUB (</w:t>
+      </w:r>
+      <m:oMath>
+        <m:r>
+          <m:t>0.12</m:t>
+        </m:r>
+      </m:oMath>
+      <w:r>
+        <w:t xml:space="preserve">) and far above the structure-free learners, whose unseen-pair intervals straddle zero. On</w:t>
+      </w:r>
+      <w:r>
+        <w:t xml:space="preserve"> </w:t>
+      </w:r>
+      <w:r>
+        <w:rPr>
+          <w:b/>
+          <w:bCs/>
+        </w:rPr>
+        <w:t xml:space="preserve">earned (anytime)</w:t>
+      </w:r>
+      <w:r>
+        <w:t xml:space="preserve"> </w:t>
+      </w:r>
+      <w:r>
+        <w:t xml:space="preserve">skill, a clustering baseline can earn competitively by committing quickly to popular tasks: CLUB earns the most (</w:t>
+      </w:r>
+      <m:oMath>
+        <m:r>
+          <m:t>0.35</m:t>
+        </m:r>
+      </m:oMath>
+      <w:r>
+        <w:t xml:space="preserve"> </w:t>
+      </w:r>
+      <w:r>
+        <w:t xml:space="preserve">of the centralized capacity-1 ceiling) with SwarmCF close behind (</w:t>
+      </w:r>
+      <m:oMath>
+        <m:r>
+          <m:t>0.30</m:t>
+        </m:r>
+      </m:oMath>
+      <w:r>
+        <w:t xml:space="preserve">), both far above MF-SGD (</w:t>
+      </w:r>
+      <m:oMath>
+        <m:r>
+          <m:t>0.19</m:t>
+        </m:r>
+      </m:oMath>
+      <w:r>
+        <w:t xml:space="preserve">) and the structure-free independent-UCB, which under the shared all-tasks menu collides on 97% of its engagements and earns essentially nothing (</w:t>
+      </w:r>
+      <m:oMath>
+        <m:r>
+          <m:t>0.00</m:t>
+        </m:r>
+      </m:oMath>
+      <w:r>
+        <w:t xml:space="preserve">, at the random floor). So contention lets a clustering baseline earn competitively, but SwarmCF keeps the decisive lead on the harder unseen-pair generalization that defines the regime, and the Proposition 1 above-floor-versus-at-floor separation holds throughout (Figure 5). This contention study uses</w:t>
       </w:r>
       <w:r>
         <w:t xml:space="preserve"> </w:t>
@@ -17169,7 +17298,7 @@
         </m:r>
       </m:oMath>
       <w:r>
-        <w:t xml:space="preserve">, the all-tasks menu, and the stricter capacity-1 Hungarian normalization, so its skill values run higher than, and are not directly comparable to, the masked-harness numbers of Table 3 (which use</w:t>
+        <w:t xml:space="preserve">, the all-tasks menu, and the capacity-1 (Hungarian) normalization, so its skill values are not directly comparable to the masked-harness numbers of Table 3 (which use</w:t>
       </w:r>
       <w:r>
         <w:t xml:space="preserve"> </w:t>
@@ -17203,7 +17332,7 @@
         <w:t xml:space="preserve"> </w:t>
       </w:r>
       <w:r>
-        <w:t xml:space="preserve">menu); only the categorical above-floor-versus-at-floor pattern is meant to carry across settings.</w:t>
+        <w:t xml:space="preserve">menu); the categorical pattern and SwarmCF's unseen-pair lead are what carry across settings.</w:t>
       </w:r>
     </w:p>
     <w:p>
@@ -17217,7 +17346,7 @@
       <w:r>
         <w:drawing>
           <wp:inline>
-            <wp:extent cx="5943600" cy="2172889"/>
+            <wp:extent cx="5943600" cy="2052780"/>
             <wp:effectExtent b="0" l="0" r="0" t="0"/>
             <wp:docPr descr="categorical separation under capacity-1 contention" title="" id="31" name="Picture"/>
             <a:graphic>
@@ -17238,7 +17367,7 @@
                   <pic:spPr bwMode="auto">
                     <a:xfrm>
                       <a:off x="0" y="0"/>
-                      <a:ext cx="5943600" cy="2172889"/>
+                      <a:ext cx="5943600" cy="2052780"/>
                     </a:xfrm>
                     <a:prstGeom prst="rect">
                       <a:avLst/>
@@ -17277,7 +17406,7 @@
         <w:t xml:space="preserve"> </w:t>
       </w:r>
       <w:r>
-        <w:t xml:space="preserve">The categorical separation under capacity-1 contention (LatentSwarm: signed low-rank reward, persistent partial and private broadcast, task scarcity). Left: earned (anytime) skill, SwarmCF best among learners and far above the structure-free floor (independent-UCB goes negative under contention). Right: unseen-pair skill, SwarmCF the only method significantly above the floor. Bars are means with bootstrap 95% CIs over 16 seeds; the oracle is the centralized capacity-1 (Hungarian) matching.</w:t>
+        <w:t xml:space="preserve">The categorical separation under capacity-1 contention (LatentSwarm: signed low-rank reward, persistent partial and private broadcast, task scarcity). Left: earned (anytime) skill; the clustering baseline (CLUB) and SwarmCF lead, far above the structure-free floor (independent-UCB collides and earns nothing under contention). Right: unseen-pair skill; SwarmCF leads, CLUB second, the structure-free learners at the floor. Bars are means with bootstrap 95% CIs over 16 seeds; the oracle is the centralized capacity-1 (Hungarian) matching.</w:t>
       </w:r>
     </w:p>
     <w:p>
@@ -17316,7 +17445,7 @@
         </m:r>
       </m:oMath>
       <w:r>
-        <w:t xml:space="preserve">) and earns below random, whereas SwarmCF collides far less (rate</w:t>
+        <w:t xml:space="preserve">) and earns essentially nothing, whereas SwarmCF collides far less (rate</w:t>
       </w:r>
       <w:r>
         <w:t xml:space="preserve"> </w:t>
@@ -17329,7 +17458,7 @@
           <m:t>≈</m:t>
         </m:r>
         <m:r>
-          <m:t>0.12</m:t>
+          <m:t>0.14</m:t>
         </m:r>
       </m:oMath>
       <w:r>
@@ -17410,7 +17539,7 @@
       <w:r>
         <w:drawing>
           <wp:inline>
-            <wp:extent cx="5943600" cy="2127910"/>
+            <wp:extent cx="5943600" cy="2135185"/>
             <wp:effectExtent b="0" l="0" r="0" t="0"/>
             <wp:docPr descr="LatentSwarm contention and de-confliction" title="" id="34" name="Picture"/>
             <a:graphic>
@@ -17431,7 +17560,7 @@
                   <pic:spPr bwMode="auto">
                     <a:xfrm>
                       <a:off x="0" y="0"/>
-                      <a:ext cx="5943600" cy="2127910"/>
+                      <a:ext cx="5943600" cy="2135185"/>
                     </a:xfrm>
                     <a:prstGeom prst="rect">
                       <a:avLst/>
@@ -17470,7 +17599,7 @@
         <w:t xml:space="preserve"> </w:t>
       </w:r>
       <w:r>
-        <w:t xml:space="preserve">The cost of no de-confliction under capacity-1 contention (LatentSwarm). (a) Earned skill versus collision rate on the all-tasks menu: structure-free independent-UCB collides on almost every engagement and earns below random, while SwarmCF spreads robots across tasks via its heterogeneous learned models and earns most. (b) Collision rate per method under the all-tasks menu versus a size-</w:t>
+        <w:t xml:space="preserve">The cost of no de-confliction under capacity-1 contention (LatentSwarm). (a) Earned skill versus collision rate on the all-tasks menu: structure-free independent-UCB collides on almost every engagement and earns essentially nothing, while SwarmCF and the clustering baseline spread robots across tasks via their learned models and collide rarely. (b) Collision rate per method under the all-tasks menu versus a size-</w:t>
       </w:r>
       <m:oMath>
         <m:r>
@@ -17656,7 +17785,7 @@
         </m:r>
       </m:oMath>
       <w:r>
-        <w:t xml:space="preserve">. SwarmCF degrades</w:t>
+        <w:t xml:space="preserve">. SwarmCF degrades only</w:t>
       </w:r>
       <w:r>
         <w:t xml:space="preserve"> </w:t>
@@ -17696,24 +17825,48 @@
         </m:r>
       </m:oMath>
       <w:r>
-        <w:t xml:space="preserve">: unseen-pair skill</w:t>
-      </w:r>
-      <w:r>
-        <w:t xml:space="preserve"> </w:t>
-      </w:r>
-      <m:oMath>
-        <m:r>
-          <m:t>0.47</m:t>
-        </m:r>
-      </m:oMath>
-      <w:r>
-        <w:t xml:space="preserve"> </w:t>
-      </w:r>
-      <w:r>
-        <w:t xml:space="preserve">at</w:t>
-      </w:r>
-      <w:r>
-        <w:t xml:space="preserve"> </w:t>
+        <w:t xml:space="preserve">: unseen-pair skill around</w:t>
+      </w:r>
+      <w:r>
+        <w:t xml:space="preserve"> </w:t>
+      </w:r>
+      <m:oMath>
+        <m:r>
+          <m:t>0.15</m:t>
+        </m:r>
+      </m:oMath>
+      <w:r>
+        <w:t xml:space="preserve"> </w:t>
+      </w:r>
+      <w:r>
+        <w:t xml:space="preserve">to</w:t>
+      </w:r>
+      <w:r>
+        <w:t xml:space="preserve"> </w:t>
+      </w:r>
+      <m:oMath>
+        <m:r>
+          <m:t>0.17</m:t>
+        </m:r>
+      </m:oMath>
+      <w:r>
+        <w:t xml:space="preserve">) and</w:t>
+      </w:r>
+      <w:r>
+        <w:t xml:space="preserve"> </w:t>
+      </w:r>
+      <w:r>
+        <w:rPr>
+          <w:b/>
+          <w:bCs/>
+        </w:rPr>
+        <w:t xml:space="preserve">improves then stays robust</w:t>
+      </w:r>
+      <w:r>
+        <w:t xml:space="preserve"> </w:t>
+      </w:r>
+      <w:r>
+        <w:t xml:space="preserve">once the rank is sufficient (</w:t>
       </w:r>
       <m:oMath>
         <m:acc>
@@ -17730,87 +17883,6 @@
           <m:rPr>
             <m:sty m:val="p"/>
           </m:rPr>
-          <m:t>=</m:t>
-        </m:r>
-        <m:r>
-          <m:t>2</m:t>
-        </m:r>
-      </m:oMath>
-      <w:r>
-        <w:t xml:space="preserve">, rising to</w:t>
-      </w:r>
-      <w:r>
-        <w:t xml:space="preserve"> </w:t>
-      </w:r>
-      <m:oMath>
-        <m:r>
-          <m:t>0.52</m:t>
-        </m:r>
-      </m:oMath>
-      <w:r>
-        <w:t xml:space="preserve"> </w:t>
-      </w:r>
-      <w:r>
-        <w:t xml:space="preserve">at</w:t>
-      </w:r>
-      <w:r>
-        <w:t xml:space="preserve"> </w:t>
-      </w:r>
-      <m:oMath>
-        <m:acc>
-          <m:accPr>
-            <m:chr m:val="̂"/>
-          </m:accPr>
-          <m:e>
-            <m:r>
-              <m:t>d</m:t>
-            </m:r>
-          </m:e>
-        </m:acc>
-        <m:r>
-          <m:rPr>
-            <m:sty m:val="p"/>
-          </m:rPr>
-          <m:t>=</m:t>
-        </m:r>
-        <m:r>
-          <m:t>4</m:t>
-        </m:r>
-      </m:oMath>
-      <w:r>
-        <w:t xml:space="preserve">) and is</w:t>
-      </w:r>
-      <w:r>
-        <w:t xml:space="preserve"> </w:t>
-      </w:r>
-      <w:r>
-        <w:rPr>
-          <w:b/>
-          <w:bCs/>
-        </w:rPr>
-        <w:t xml:space="preserve">flat</w:t>
-      </w:r>
-      <w:r>
-        <w:t xml:space="preserve"> </w:t>
-      </w:r>
-      <w:r>
-        <w:t xml:space="preserve">once the rank is sufficient (</w:t>
-      </w:r>
-      <m:oMath>
-        <m:acc>
-          <m:accPr>
-            <m:chr m:val="̂"/>
-          </m:accPr>
-          <m:e>
-            <m:r>
-              <m:t>d</m:t>
-            </m:r>
-          </m:e>
-        </m:acc>
-        <m:r>
-          <m:rPr>
-            <m:sty m:val="p"/>
-          </m:rPr>
           <m:t>≥</m:t>
         </m:r>
         <m:r>
@@ -17825,21 +17897,21 @@
       </w:r>
       <m:oMath>
         <m:r>
-          <m:t>0.58</m:t>
-        </m:r>
-      </m:oMath>
-      <w:r>
-        <w:t xml:space="preserve"> </w:t>
-      </w:r>
-      <w:r>
-        <w:t xml:space="preserve">to</w:t>
-      </w:r>
-      <w:r>
-        <w:t xml:space="preserve"> </w:t>
-      </w:r>
-      <m:oMath>
-        <m:r>
-          <m:t>0.64</m:t>
+          <m:t>0.21</m:t>
+        </m:r>
+      </m:oMath>
+      <w:r>
+        <w:t xml:space="preserve"> </w:t>
+      </w:r>
+      <w:r>
+        <w:t xml:space="preserve">rising to about</w:t>
+      </w:r>
+      <w:r>
+        <w:t xml:space="preserve"> </w:t>
+      </w:r>
+      <m:oMath>
+        <m:r>
+          <m:t>0.30</m:t>
         </m:r>
       </m:oMath>
       <w:r>
@@ -17947,7 +18019,7 @@
       <w:r>
         <w:drawing>
           <wp:inline>
-            <wp:extent cx="5943600" cy="2149735"/>
+            <wp:extent cx="5943600" cy="2109723"/>
             <wp:effectExtent b="0" l="0" r="0" t="0"/>
             <wp:docPr descr="rank-guess robustness" title="" id="38" name="Picture"/>
             <a:graphic>
@@ -17968,7 +18040,7 @@
                   <pic:spPr bwMode="auto">
                     <a:xfrm>
                       <a:off x="0" y="0"/>
-                      <a:ext cx="5943600" cy="2149735"/>
+                      <a:ext cx="5943600" cy="2109723"/>
                     </a:xfrm>
                     <a:prstGeom prst="rect">
                       <a:avLst/>
@@ -18408,7 +18480,18 @@
         </m:r>
       </m:oMath>
       <w:r>
-        <w:t xml:space="preserve">) and earns 32% of the centralized ceiling, while structure-free Independent-UCB and MF-SGD sit at the floor (intervals straddling zero) and Independent-UCB earns below random by colliding (Figure 8). The absolute skill is lower than in the body because geometry-limited line-of-sight visibility is a harsher channel, so these values are a separate grounded instance rather than a restatement of Table 3; the separation itself is a property of the shared low-rank structure, not of the abstract trait or mask model.</w:t>
+        <w:t xml:space="preserve">) and earns 32% of the centralized ceiling, with the discrete-clustering CLUB baseline second (unseen-pair</w:t>
+      </w:r>
+      <w:r>
+        <w:t xml:space="preserve"> </w:t>
+      </w:r>
+      <m:oMath>
+        <m:r>
+          <m:t>0.11</m:t>
+        </m:r>
+      </m:oMath>
+      <w:r>
+        <w:t xml:space="preserve">), while structure-free Independent-UCB and MF-SGD sit at the floor (intervals straddling zero) and Independent-UCB earns below random by colliding (Figure 8). The absolute skill is lower than in the body because geometry-limited line-of-sight visibility is a harsher channel, so these values are a separate grounded instance rather than a restatement of Table 3; the separation itself is a property of the shared low-rank structure, not of the abstract trait or mask model.</w:t>
       </w:r>
     </w:p>
     <w:p>
@@ -18422,7 +18505,7 @@
       <w:r>
         <w:drawing>
           <wp:inline>
-            <wp:extent cx="5943600" cy="1924349"/>
+            <wp:extent cx="5943600" cy="1781503"/>
             <wp:effectExtent b="0" l="0" r="0" t="0"/>
             <wp:docPr descr="robotics-grounded instance" title="" id="42" name="Picture"/>
             <a:graphic>
@@ -18443,7 +18526,7 @@
                   <pic:spPr bwMode="auto">
                     <a:xfrm>
                       <a:off x="0" y="0"/>
-                      <a:ext cx="5943600" cy="1924349"/>
+                      <a:ext cx="5943600" cy="1781503"/>
                     </a:xfrm>
                     <a:prstGeom prst="rect">
                       <a:avLst/>
@@ -24754,7 +24837,7 @@
         <w:widowControl w:val="1"/>
       </w:pPr>
       <w:r>
-        <w:t xml:space="preserve">All experiments use a block-model world with the signed inner-product reward of Section 3 and bootstrap 95% confidence intervals; the broadcast-rate, anytime, bake-off (Table 3), contention (Section 6.5), and scaling sweeps all use 16 random seeds; each reported number is averaged over the per-seed runs. The code and per-seed data needed to regenerate every figure and table are openly available (see Data availability).</w:t>
+        <w:t xml:space="preserve">All experiments draw the latent traits i.i.d. and uniformly on the unit sphere (no discrete robot or task types), giving the signed low-rank reward of Section 3, and report bootstrap 95% confidence intervals; the broadcast-rate, anytime, bake-off (Table 3), contention (Section 6.5), and scaling sweeps all use 16 random seeds; each reported number is averaged over the per-seed runs. The code and per-seed data needed to regenerate every figure and table are openly available (see Data availability).</w:t>
       </w:r>
     </w:p>
     <w:p>
@@ -25347,21 +25430,7 @@
         </m:sSub>
       </m:oMath>
       <w:r>
-        <w:t xml:space="preserve">) drawn from a shared signed Gaussian mixture over</w:t>
-      </w:r>
-      <w:r>
-        <w:t xml:space="preserve"> </w:t>
-      </w:r>
-      <m:oMath>
-        <m:r>
-          <m:t>K</m:t>
-        </m:r>
-      </m:oMath>
-      <w:r>
-        <w:t xml:space="preserve"> </w:t>
-      </w:r>
-      <w:r>
-        <w:t xml:space="preserve">latent types (a block model), so the robot</w:t>
+        <w:t xml:space="preserve">) drawn i.i.d. as a signed Gaussian vector and L2-normalized to the unit sphere (every robot and task is individually distinct; no latent types), so the robot</w:t>
       </w:r>
       <m:oMath>
         <m:r>
@@ -26435,18 +26504,7 @@
         <w:t xml:space="preserve"> </w:t>
       </w:r>
       <w:r>
-        <w:t xml:space="preserve">(tasks) from a shared</w:t>
-      </w:r>
-      <w:r>
-        <w:t xml:space="preserve"> </w:t>
-      </w:r>
-      <m:oMath>
-        <m:r>
-          <m:t>K</m:t>
-        </m:r>
-      </m:oMath>
-      <w:r>
-        <w:t xml:space="preserve">-type Gaussian mixture (rank</w:t>
+        <w:t xml:space="preserve">(tasks) i.i.d. uniformly on the unit sphere (rank</w:t>
       </w:r>
       <w:r>
         <w:t xml:space="preserve"> </w:t>
@@ -26457,7 +26515,7 @@
         </m:r>
       </m:oMath>
       <w:r>
-        <w:t xml:space="preserve">)</w:t>
+        <w:t xml:space="preserve">, no types)</w:t>
       </w:r>
       <w:r>
         <w:br/>
@@ -27556,7 +27614,7 @@
       <w:r>
         <w:drawing>
           <wp:inline>
-            <wp:extent cx="5943600" cy="2102448"/>
+            <wp:extent cx="5943600" cy="2113360"/>
             <wp:effectExtent b="0" l="0" r="0" t="0"/>
             <wp:docPr descr="offer-size robustness" title="" id="61" name="Picture"/>
             <a:graphic>
@@ -27577,7 +27635,7 @@
                   <pic:spPr bwMode="auto">
                     <a:xfrm>
                       <a:off x="0" y="0"/>
-                      <a:ext cx="5943600" cy="2102448"/>
+                      <a:ext cx="5943600" cy="2113360"/>
                     </a:xfrm>
                     <a:prstGeom prst="rect">
                       <a:avLst/>
@@ -27795,7 +27853,7 @@
       <w:r>
         <w:drawing>
           <wp:inline>
-            <wp:extent cx="5943600" cy="1698613"/>
+            <wp:extent cx="5943600" cy="1590454"/>
             <wp:effectExtent b="0" l="0" r="0" t="0"/>
             <wp:docPr descr="masking model robustness" title="" id="64" name="Picture"/>
             <a:graphic>
@@ -27816,7 +27874,7 @@
                   <pic:spPr bwMode="auto">
                     <a:xfrm>
                       <a:off x="0" y="0"/>
-                      <a:ext cx="5943600" cy="1698613"/>
+                      <a:ext cx="5943600" cy="1590454"/>
                     </a:xfrm>
                     <a:prstGeom prst="rect">
                       <a:avLst/>
@@ -28069,7 +28127,7 @@
       <w:r>
         <w:drawing>
           <wp:inline>
-            <wp:extent cx="5943600" cy="2102448"/>
+            <wp:extent cx="5943600" cy="2113360"/>
             <wp:effectExtent b="0" l="0" r="0" t="0"/>
             <wp:docPr descr="Appendix-F ablations: strict regime and probe-restores" title="" id="67" name="Picture"/>
             <a:graphic>
@@ -28090,7 +28148,7 @@
                   <pic:spPr bwMode="auto">
                     <a:xfrm>
                       <a:off x="0" y="0"/>
-                      <a:ext cx="5943600" cy="2102448"/>
+                      <a:ext cx="5943600" cy="2113360"/>
                     </a:xfrm>
                     <a:prstGeom prst="rect">
                       <a:avLst/>
@@ -28270,7 +28328,7 @@
         <w:t xml:space="preserve"> </w:t>
       </w:r>
       <w:r>
-        <w:t xml:space="preserve">block reward with a full-rank Gaussian term,</w:t>
+        <w:t xml:space="preserve">reward with a full-rank Gaussian term,</w:t>
       </w:r>
       <w:r>
         <w:t xml:space="preserve"> </w:t>
@@ -28696,7 +28754,7 @@
         <w:t xml:space="preserve">gracefully</w:t>
       </w:r>
       <w:r>
-        <w:t xml:space="preserve">: unseen-pair skill falls from 0.32 at</w:t>
+        <w:t xml:space="preserve">: unseen-pair skill falls from 0.23 at</w:t>
       </w:r>
       <w:r>
         <w:t xml:space="preserve"> </w:t>
@@ -28719,7 +28777,7 @@
         <w:t xml:space="preserve"> </w:t>
       </w:r>
       <w:r>
-        <w:t xml:space="preserve">(effective rank 5) to 0.20 at</w:t>
+        <w:t xml:space="preserve">(effective rank 5) to 0.16 at</w:t>
       </w:r>
       <w:r>
         <w:t xml:space="preserve"> </w:t>
@@ -28742,7 +28800,7 @@
         <w:t xml:space="preserve"> </w:t>
       </w:r>
       <w:r>
-        <w:t xml:space="preserve">(effective rank about 28; roughly 80% of the reward energy still low-rank) and 0.08 at</w:t>
+        <w:t xml:space="preserve">(effective rank about 21; roughly 80% of the reward energy still low-rank) and 0.07 at</w:t>
       </w:r>
       <w:r>
         <w:t xml:space="preserve"> </w:t>
@@ -28765,7 +28823,7 @@
         <w:t xml:space="preserve"> </w:t>
       </w:r>
       <w:r>
-        <w:t xml:space="preserve">(about 50%), staying above the structure-free floor (about 0 at every</w:t>
+        <w:t xml:space="preserve">(effective rank about 24; about 50%), staying above the structure-free floor (about 0 at every</w:t>
       </w:r>
       <w:r>
         <w:t xml:space="preserve"> </w:t>
@@ -28806,7 +28864,7 @@
       <w:r>
         <w:drawing>
           <wp:inline>
-            <wp:extent cx="5510784" cy="3541776"/>
+            <wp:extent cx="5388864" cy="3547872"/>
             <wp:effectExtent b="0" l="0" r="0" t="0"/>
             <wp:docPr descr="approximate low-rank robustness" title="" id="70" name="Picture"/>
             <a:graphic>
@@ -28827,7 +28885,7 @@
                   <pic:spPr bwMode="auto">
                     <a:xfrm>
                       <a:off x="0" y="0"/>
-                      <a:ext cx="5510784" cy="3541776"/>
+                      <a:ext cx="5388864" cy="3547872"/>
                     </a:xfrm>
                     <a:prstGeom prst="rect">
                       <a:avLst/>

--- a/docs/ras_paper.docx
+++ b/docs/ras_paper.docx
@@ -17525,7 +17525,7 @@
         <w:t xml:space="preserve"> </w:t>
       </w:r>
       <w:r>
-        <w:t xml:space="preserve">menu. An explicit communication-free de-confliction mechanism would close the remaining gap to the centralized ceiling: in a follow-up, a fixed, private per-robot offset (drawn once and never shared) roughly doubles earned reward at the most severe contention with no communication, exceeding communication-free reductions of auction-with-backoff and musical-chairs re-seating.</w:t>
+        <w:t xml:space="preserve">menu. Closing the remaining coordination gap calls for explicit communication-free de-confliction, which we plan to study systematically in a follow-up (a family of private-offset and coordination mechanisms). As a preview, a fixed, private per-robot offset (drawn once and never shared) already roughly doubles earned reward at the most severe contention with no communication, exceeding communication-free auction-with-backoff and musical-chairs re-seating.</w:t>
       </w:r>
     </w:p>
     <w:p>

--- a/docs/ras_paper.docx
+++ b/docs/ras_paper.docx
@@ -17525,7 +17525,7 @@
         <w:t xml:space="preserve"> </w:t>
       </w:r>
       <w:r>
-        <w:t xml:space="preserve">menu. Closing the remaining coordination gap calls for explicit communication-free de-confliction, which we plan to study systematically in a follow-up (a family of private-offset and coordination mechanisms). As a preview, a fixed, private per-robot offset (drawn once and never shared) already roughly doubles earned reward at the most severe contention with no communication, exceeding communication-free auction-with-backoff and musical-chairs re-seating.</w:t>
+        <w:t xml:space="preserve">menu. Closing the remaining coordination gap calls for explicit communication-free de-confliction, which we plan to study systematically in a follow-up (a family of communication-free de-confliction mechanisms, for example fixed private per-robot offsets and randomized near-best action selection). As a preview, a fixed, private per-robot offset (drawn once and never shared) already roughly doubles earned reward at the most severe contention with no communication, exceeding communication-free auction-with-backoff and musical-chairs re-seating.</w:t>
       </w:r>
     </w:p>
     <w:p>

--- a/docs/ras_paper.docx
+++ b/docs/ras_paper.docx
@@ -2,7 +2,35 @@
 <file path=word/document.xml><?xml version="1.0" encoding="utf-8"?>
 <w:document xmlns:w="http://schemas.openxmlformats.org/wordprocessingml/2006/main" xmlns:m="http://schemas.openxmlformats.org/officeDocument/2006/math" xmlns:r="http://schemas.openxmlformats.org/officeDocument/2006/relationships" xmlns:o="urn:schemas-microsoft-com:office:office" xmlns:v="urn:schemas-microsoft-com:vml" xmlns:w10="urn:schemas-microsoft-com:office:word" xmlns:a="http://schemas.openxmlformats.org/drawingml/2006/main" xmlns:pic="http://schemas.openxmlformats.org/drawingml/2006/picture" xmlns:wp="http://schemas.openxmlformats.org/drawingml/2006/wordprocessingDrawing">
   <w:body>
-    <w:bookmarkStart w:id="73" w:name="Xa8f2687664d6e7bb57f7cb64826b407761b7295"/>
+    <w:p>
+      <w:pPr>
+        <w:pStyle w:val="FirstParagraph"/>
+        <w:jc w:val="both"/>
+        <w:keepNext w:val="0"/>
+        <w:keepLines w:val="0"/>
+        <w:widowControl w:val="1"/>
+      </w:pPr>
+      <w:hyperlink r:id="rId9">
+        <w:r>
+          <w:rPr>
+            <w:rStyle w:val="Hyperlink"/>
+          </w:rPr>
+          <w:t xml:space="preserve">Download .docx</w:t>
+        </w:r>
+      </w:hyperlink>
+      <w:r>
+        <w:t xml:space="preserve"> </w:t>
+      </w:r>
+      <w:hyperlink r:id="rId10">
+        <w:r>
+          <w:rPr>
+            <w:rStyle w:val="Hyperlink"/>
+          </w:rPr>
+          <w:t xml:space="preserve">Follow-up paper ↗</w:t>
+        </w:r>
+      </w:hyperlink>
+    </w:p>
+    <w:bookmarkStart w:id="75" w:name="Xa8f2687664d6e7bb57f7cb64826b407761b7295"/>
     <w:p>
       <w:pPr>
         <w:pStyle w:val="Title"/>
@@ -395,7 +423,7 @@
         <w:t xml:space="preserve">multi-robot task allocation; decentralized learning; collaborative filtering; low-rank matrix completion; communication-free coordination; swarm robotics.</w:t>
       </w:r>
     </w:p>
-    <w:bookmarkStart w:id="9" w:name="introduction"/>
+    <w:bookmarkStart w:id="11" w:name="introduction"/>
     <w:p>
       <w:pPr>
         <w:pStyle w:val="Heading2"/>
@@ -475,7 +503,7 @@
         <w:t xml:space="preserve">low-rank</w:t>
       </w:r>
       <w:r>
-        <w:t xml:space="preserve">. That a few factors suffice is borne out in practice: learned low-dimensional capability and task-requirement models predict real robotic task performance to within a few percent [2], and the analogous two-sided affinity matrix is empirically low-rank in large matching datasets [3].</w:t>
+        <w:t xml:space="preserve">. That a few factors suffice is borne out in practice: learned low-dimensional capability and task-requirement models predict real robotic task performance to within a few percent [2], and the analogous two-sided affinity matrix is well captured by a few dominant dimensions in large matching datasets [3].</w:t>
       </w:r>
     </w:p>
     <w:p>
@@ -1061,7 +1089,7 @@
         <w:t xml:space="preserve"> </w:t>
       </w:r>
       <w:r>
-        <w:t xml:space="preserve">(per-robot competence rises with team size), and the</w:t>
+        <w:t xml:space="preserve">(per-robot competence rises with team size), and a strong</w:t>
       </w:r>
       <w:r>
         <w:t xml:space="preserve"> </w:t>
@@ -1071,13 +1099,24 @@
           <w:b/>
           <w:bCs/>
         </w:rPr>
-        <w:t xml:space="preserve">strongest masking-robustness and anytime profile</w:t>
-      </w:r>
-      <w:r>
-        <w:t xml:space="preserve"> </w:t>
-      </w:r>
-      <w:r>
-        <w:t xml:space="preserve">among low-rank methods under limited observability, recovering most of a centralized full-communication ceiling on earned (anytime) skill; and we show the advantage</w:t>
+        <w:t xml:space="preserve">masking-robustness and anytime profile</w:t>
+      </w:r>
+      <w:r>
+        <w:t xml:space="preserve"> </w:t>
+      </w:r>
+      <w:r>
+        <w:t xml:space="preserve">among low-rank methods under limited observability (the online anytime lead holds at the body's size-</w:t>
+      </w:r>
+      <m:oMath>
+        <m:r>
+          <m:t>c</m:t>
+        </m:r>
+      </m:oMath>
+      <w:r>
+        <w:t xml:space="preserve"> </w:t>
+      </w:r>
+      <w:r>
+        <w:t xml:space="preserve">menu and narrows under the unrestricted all-tasks menu, Appendix F), recovering a substantial fraction (about a third) of a centralized full-communication ceiling on earned (anytime) skill; and we show the advantage</w:t>
       </w:r>
       <w:r>
         <w:t xml:space="preserve"> </w:t>
@@ -1157,8 +1196,8 @@
         <w:t xml:space="preserve">where structure-free learners instead collide, isolating communication-free de-confliction as the main open problem (Section 6.5, Appendix E).</w:t>
       </w:r>
     </w:p>
-    <w:bookmarkEnd w:id="9"/>
-    <w:bookmarkStart w:id="10" w:name="related-work"/>
+    <w:bookmarkEnd w:id="11"/>
+    <w:bookmarkStart w:id="12" w:name="related-work"/>
     <w:p>
       <w:pPr>
         <w:pStyle w:val="Heading2"/>
@@ -2743,8 +2782,8 @@
         </w:tc>
       </w:tr>
     </w:tbl>
-    <w:bookmarkEnd w:id="10"/>
-    <w:bookmarkStart w:id="14" w:name="X8adaab7c97b7216f8088283f34f29d8502dbe90"/>
+    <w:bookmarkEnd w:id="12"/>
+    <w:bookmarkStart w:id="16" w:name="X8adaab7c97b7216f8088283f34f29d8502dbe90"/>
     <w:p>
       <w:pPr>
         <w:pStyle w:val="Heading2"/>
@@ -2958,363 +2997,1335 @@
         <w:t xml:space="preserve"> </w:t>
       </w:r>
       <w:r>
-        <w:t xml:space="preserve">is their inner product</w:t>
-      </w:r>
-    </w:p>
-    <w:p>
-      <w:pPr>
-        <w:pStyle w:val="BodyText"/>
-      </w:pPr>
-      <m:oMathPara>
-        <m:oMathParaPr>
-          <m:jc m:val="center"/>
-        </m:oMathParaPr>
-        <m:oMath>
-          <m:sSub>
-            <m:e>
-              <m:r>
-                <m:t>R</m:t>
-              </m:r>
-            </m:e>
-            <m:sub>
-              <m:r>
-                <m:t>i</m:t>
-              </m:r>
-              <m:r>
-                <m:t>j</m:t>
-              </m:r>
-            </m:sub>
-          </m:sSub>
-          <m:r>
-            <m:t> </m:t>
-          </m:r>
-          <m:r>
-            <m:rPr>
-              <m:sty m:val="p"/>
-            </m:rPr>
-            <m:t>=</m:t>
-          </m:r>
-          <m:r>
-            <m:t> </m:t>
-          </m:r>
-          <m:r>
-            <m:rPr>
-              <m:sty m:val="p"/>
-            </m:rPr>
-            <m:t>⟨</m:t>
-          </m:r>
-          <m:sSub>
-            <m:e>
-              <m:r>
-                <m:t>p</m:t>
-              </m:r>
-            </m:e>
-            <m:sub>
-              <m:r>
-                <m:t>i</m:t>
-              </m:r>
-            </m:sub>
-          </m:sSub>
-          <m:r>
-            <m:rPr>
-              <m:sty m:val="p"/>
-            </m:rPr>
-            <m:t>,</m:t>
-          </m:r>
-          <m:sSub>
-            <m:e>
-              <m:r>
-                <m:t>u</m:t>
-              </m:r>
-            </m:e>
-            <m:sub>
-              <m:r>
-                <m:t>j</m:t>
-              </m:r>
-            </m:sub>
-          </m:sSub>
-          <m:r>
-            <m:rPr>
-              <m:sty m:val="p"/>
-            </m:rPr>
-            <m:t>⟩</m:t>
-          </m:r>
-          <m:r>
-            <m:rPr>
-              <m:sty m:val="p"/>
-            </m:rPr>
-            <m:t>,</m:t>
-          </m:r>
-          <m:r>
-            <m:t>  </m:t>
-          </m:r>
-          <m:r>
-            <m:t>R</m:t>
-          </m:r>
-          <m:r>
-            <m:rPr>
-              <m:sty m:val="p"/>
-            </m:rPr>
-            <m:t>=</m:t>
-          </m:r>
-          <m:r>
-            <m:t>P</m:t>
-          </m:r>
-          <m:sSup>
-            <m:e>
-              <m:r>
-                <m:t>U</m:t>
-              </m:r>
-            </m:e>
-            <m:sup>
-              <m:r>
-                <m:rPr>
-                  <m:sty m:val="p"/>
-                </m:rPr>
-                <m:t>⊤</m:t>
-              </m:r>
-            </m:sup>
-          </m:sSup>
-          <m:r>
-            <m:rPr>
-              <m:sty m:val="p"/>
-            </m:rPr>
-            <m:t>∈</m:t>
-          </m:r>
-          <m:sSup>
-            <m:e>
-              <m:r>
-                <m:rPr>
-                  <m:scr m:val="double-struck"/>
-                  <m:sty m:val="p"/>
-                </m:rPr>
-                <m:t>R</m:t>
-              </m:r>
-            </m:e>
-            <m:sup>
-              <m:r>
-                <m:t>m</m:t>
-              </m:r>
-              <m:r>
-                <m:rPr>
-                  <m:sty m:val="p"/>
-                </m:rPr>
-                <m:t>×</m:t>
-              </m:r>
-              <m:r>
-                <m:t>n</m:t>
-              </m:r>
-            </m:sup>
-          </m:sSup>
-          <m:r>
-            <m:rPr>
-              <m:sty m:val="p"/>
-            </m:rPr>
-            <m:t>,</m:t>
-          </m:r>
-          <m:r>
-            <m:t> </m:t>
-          </m:r>
-          <m:r>
-            <m:rPr>
-              <m:sty m:val="p"/>
-            </m:rPr>
-            <m:t>rank</m:t>
-          </m:r>
-          <m:r>
-            <m:rPr>
-              <m:sty m:val="p"/>
-            </m:rPr>
-            <m:t>(</m:t>
-          </m:r>
-          <m:r>
-            <m:t>R</m:t>
-          </m:r>
-          <m:r>
-            <m:rPr>
-              <m:sty m:val="p"/>
-            </m:rPr>
-            <m:t>)</m:t>
-          </m:r>
-          <m:r>
-            <m:rPr>
-              <m:sty m:val="p"/>
-            </m:rPr>
-            <m:t>=</m:t>
-          </m:r>
-          <m:r>
-            <m:t>d</m:t>
-          </m:r>
-          <m:r>
-            <m:rPr>
-              <m:sty m:val="p"/>
-            </m:rPr>
-            <m:t>≪</m:t>
-          </m:r>
-          <m:r>
-            <m:rPr>
-              <m:sty m:val="p"/>
-            </m:rPr>
-            <m:t>min</m:t>
-          </m:r>
-          <m:r>
-            <m:rPr>
-              <m:sty m:val="p"/>
-            </m:rPr>
-            <m:t>(</m:t>
-          </m:r>
-          <m:r>
-            <m:t>m</m:t>
-          </m:r>
-          <m:r>
-            <m:rPr>
-              <m:sty m:val="p"/>
-            </m:rPr>
-            <m:t>,</m:t>
-          </m:r>
-          <m:r>
-            <m:t>n</m:t>
-          </m:r>
-          <m:r>
-            <m:rPr>
-              <m:sty m:val="p"/>
-            </m:rPr>
-            <m:t>)</m:t>
-          </m:r>
-          <m:r>
-            <m:rPr>
-              <m:sty m:val="p"/>
-            </m:rPr>
-            <m:t>.</m:t>
-          </m:r>
-        </m:oMath>
-      </m:oMathPara>
-    </w:p>
-    <w:p>
-      <w:pPr>
-        <w:pStyle w:val="FirstParagraph"/>
-        <w:jc w:val="both"/>
-        <w:keepNext w:val="0"/>
-        <w:keepLines w:val="0"/>
-        <w:widowControl w:val="1"/>
-      </w:pPr>
-      <w:r>
-        <w:t xml:space="preserve">The low rank</w:t>
-      </w:r>
-      <w:r>
-        <w:t xml:space="preserve"> </w:t>
-      </w:r>
-      <m:oMath>
+        <w:t xml:space="preserve">is their inner product$$ R_{ij} \;=\; \langle p_i, u_j\rangle, \qquad R = P U^\top \in \mathbb{R}^{m\times n},\ \operatorname{rank}(R)=d \ll \min(m,n). \tag{1} $</w:t>
+      </w:r>
+      <m:oMath>
+        <m:r>
+          <m:t>T</m:t>
+        </m:r>
+        <m:r>
+          <m:t>h</m:t>
+        </m:r>
+        <m:r>
+          <m:t>e</m:t>
+        </m:r>
+        <m:r>
+          <m:t>l</m:t>
+        </m:r>
+        <m:r>
+          <m:t>o</m:t>
+        </m:r>
+        <m:r>
+          <m:t>w</m:t>
+        </m:r>
+        <m:r>
+          <m:t>r</m:t>
+        </m:r>
+        <m:r>
+          <m:t>a</m:t>
+        </m:r>
+        <m:r>
+          <m:t>n</m:t>
+        </m:r>
+        <m:r>
+          <m:t>k</m:t>
+        </m:r>
+      </m:oMath>
+      <w:r>
+        <w:t xml:space="preserve">d</w:t>
+      </w:r>
+      <m:oMath>
+        <m:r>
+          <m:t>e</m:t>
+        </m:r>
+        <m:r>
+          <m:t>n</m:t>
+        </m:r>
+        <m:r>
+          <m:t>c</m:t>
+        </m:r>
+        <m:r>
+          <m:t>o</m:t>
+        </m:r>
         <m:r>
           <m:t>d</m:t>
         </m:r>
-      </m:oMath>
-      <w:r>
-        <w:t xml:space="preserve"> </w:t>
-      </w:r>
-      <w:r>
-        <w:t xml:space="preserve">encodes that only a few traits govern fit. The team does</w:t>
-      </w:r>
-      <w:r>
-        <w:t xml:space="preserve"> </w:t>
-      </w:r>
-      <w:r>
-        <w:rPr>
-          <w:b/>
-          <w:bCs/>
-        </w:rPr>
-        <w:t xml:space="preserve">not</w:t>
-      </w:r>
-      <w:r>
-        <w:t xml:space="preserve"> </w:t>
-      </w:r>
-      <w:r>
-        <w:t xml:space="preserve">know</w:t>
-      </w:r>
-      <w:r>
-        <w:t xml:space="preserve"> </w:t>
-      </w:r>
-      <m:oMath>
+        <m:r>
+          <m:t>e</m:t>
+        </m:r>
+        <m:r>
+          <m:t>s</m:t>
+        </m:r>
+        <m:r>
+          <m:t>t</m:t>
+        </m:r>
+        <m:r>
+          <m:t>h</m:t>
+        </m:r>
+        <m:r>
+          <m:t>a</m:t>
+        </m:r>
+        <m:r>
+          <m:t>t</m:t>
+        </m:r>
+        <m:r>
+          <m:t>o</m:t>
+        </m:r>
+        <m:r>
+          <m:t>n</m:t>
+        </m:r>
+        <m:r>
+          <m:t>l</m:t>
+        </m:r>
+        <m:r>
+          <m:t>y</m:t>
+        </m:r>
+        <m:r>
+          <m:t>a</m:t>
+        </m:r>
+        <m:r>
+          <m:t>f</m:t>
+        </m:r>
+        <m:r>
+          <m:t>e</m:t>
+        </m:r>
+        <m:r>
+          <m:t>w</m:t>
+        </m:r>
+        <m:r>
+          <m:t>t</m:t>
+        </m:r>
+        <m:r>
+          <m:t>r</m:t>
+        </m:r>
+        <m:r>
+          <m:t>a</m:t>
+        </m:r>
+        <m:r>
+          <m:t>i</m:t>
+        </m:r>
+        <m:r>
+          <m:t>t</m:t>
+        </m:r>
+        <m:r>
+          <m:t>s</m:t>
+        </m:r>
+        <m:r>
+          <m:t>g</m:t>
+        </m:r>
+        <m:r>
+          <m:t>o</m:t>
+        </m:r>
+        <m:r>
+          <m:t>v</m:t>
+        </m:r>
+        <m:r>
+          <m:t>e</m:t>
+        </m:r>
+        <m:r>
+          <m:t>r</m:t>
+        </m:r>
+        <m:r>
+          <m:t>n</m:t>
+        </m:r>
+        <m:r>
+          <m:t>f</m:t>
+        </m:r>
+        <m:r>
+          <m:t>i</m:t>
+        </m:r>
+        <m:r>
+          <m:t>t</m:t>
+        </m:r>
+        <m:r>
+          <m:rPr>
+            <m:sty m:val="p"/>
+          </m:rPr>
+          <m:t>.</m:t>
+        </m:r>
+        <m:r>
+          <m:t>T</m:t>
+        </m:r>
+        <m:r>
+          <m:t>h</m:t>
+        </m:r>
+        <m:r>
+          <m:t>e</m:t>
+        </m:r>
+        <m:r>
+          <m:t>t</m:t>
+        </m:r>
+        <m:r>
+          <m:t>e</m:t>
+        </m:r>
+        <m:r>
+          <m:t>a</m:t>
+        </m:r>
+        <m:r>
+          <m:t>m</m:t>
+        </m:r>
+        <m:r>
+          <m:t>d</m:t>
+        </m:r>
+        <m:r>
+          <m:t>o</m:t>
+        </m:r>
+        <m:r>
+          <m:t>e</m:t>
+        </m:r>
+        <m:r>
+          <m:t>s</m:t>
+        </m:r>
+        <m:r>
+          <m:rPr>
+            <m:sty m:val="p"/>
+          </m:rPr>
+          <m:t>&lt;</m:t>
+        </m:r>
+        <m:r>
+          <m:t>b</m:t>
+        </m:r>
+        <m:r>
+          <m:rPr>
+            <m:sty m:val="p"/>
+          </m:rPr>
+          <m:t>&gt;</m:t>
+        </m:r>
+        <m:r>
+          <m:t>n</m:t>
+        </m:r>
+        <m:r>
+          <m:t>o</m:t>
+        </m:r>
+        <m:r>
+          <m:t>t</m:t>
+        </m:r>
+        <m:r>
+          <m:rPr>
+            <m:sty m:val="p"/>
+          </m:rPr>
+          <m:t>&lt;</m:t>
+        </m:r>
+        <m:r>
+          <m:rPr>
+            <m:sty m:val="p"/>
+          </m:rPr>
+          <m:t>/</m:t>
+        </m:r>
+        <m:r>
+          <m:t>b</m:t>
+        </m:r>
+        <m:r>
+          <m:rPr>
+            <m:sty m:val="p"/>
+          </m:rPr>
+          <m:t>&gt;</m:t>
+        </m:r>
+        <m:r>
+          <m:t>k</m:t>
+        </m:r>
+        <m:r>
+          <m:t>n</m:t>
+        </m:r>
+        <m:r>
+          <m:t>o</m:t>
+        </m:r>
+        <m:r>
+          <m:t>w</m:t>
+        </m:r>
+      </m:oMath>
+      <w:r>
+        <w:t xml:space="preserve">P</w:t>
+      </w:r>
+      <m:oMath>
+        <m:r>
+          <m:rPr>
+            <m:sty m:val="p"/>
+          </m:rPr>
+          <m:t>,</m:t>
+        </m:r>
+      </m:oMath>
+      <w:r>
+        <w:t xml:space="preserve">U</w:t>
+      </w:r>
+      <m:oMath>
+        <m:r>
+          <m:rPr>
+            <m:sty m:val="p"/>
+          </m:rPr>
+          <m:t>,</m:t>
+        </m:r>
+        <m:r>
+          <m:t>o</m:t>
+        </m:r>
+        <m:r>
+          <m:t>r</m:t>
+        </m:r>
+        <m:r>
+          <m:t>e</m:t>
+        </m:r>
+        <m:r>
+          <m:t>v</m:t>
+        </m:r>
+        <m:r>
+          <m:t>e</m:t>
+        </m:r>
+        <m:r>
+          <m:t>n</m:t>
+        </m:r>
+      </m:oMath>
+      <w:r>
+        <w:t xml:space="preserve">d</w:t>
+      </w:r>
+      <m:oMath>
+        <m:r>
+          <m:rPr>
+            <m:sty m:val="p"/>
+          </m:rPr>
+          <m:t>(</m:t>
+        </m:r>
+        <m:r>
+          <m:t>i</m:t>
+        </m:r>
+        <m:r>
+          <m:t>t</m:t>
+        </m:r>
+        <m:r>
+          <m:t>u</m:t>
+        </m:r>
+        <m:r>
+          <m:t>s</m:t>
+        </m:r>
+        <m:r>
+          <m:t>e</m:t>
+        </m:r>
+        <m:r>
+          <m:t>s</m:t>
+        </m:r>
+        <m:r>
+          <m:t>a</m:t>
+        </m:r>
+        <m:r>
+          <m:t>g</m:t>
+        </m:r>
+        <m:r>
+          <m:t>u</m:t>
+        </m:r>
+        <m:r>
+          <m:t>e</m:t>
+        </m:r>
+        <m:r>
+          <m:t>s</m:t>
+        </m:r>
+        <m:r>
+          <m:t>s</m:t>
+        </m:r>
+        <m:r>
+          <m:t>e</m:t>
+        </m:r>
+        <m:r>
+          <m:t>d</m:t>
+        </m:r>
+        <m:r>
+          <m:t>r</m:t>
+        </m:r>
+        <m:r>
+          <m:t>a</m:t>
+        </m:r>
+        <m:r>
+          <m:t>n</m:t>
+        </m:r>
+        <m:r>
+          <m:t>k</m:t>
+        </m:r>
+      </m:oMath>
+      <w:r>
+        <w:t xml:space="preserve">\hat d</w:t>
+      </w:r>
+      <m:oMath>
+        <m:r>
+          <m:rPr>
+            <m:sty m:val="p"/>
+          </m:rPr>
+          <m:t>,</m:t>
+        </m:r>
+        <m:r>
+          <m:t>d</m:t>
+        </m:r>
+        <m:r>
+          <m:t>r</m:t>
+        </m:r>
+        <m:r>
+          <m:t>a</m:t>
+        </m:r>
+        <m:r>
+          <m:t>w</m:t>
+        </m:r>
+        <m:r>
+          <m:t>n</m:t>
+        </m:r>
+        <m:r>
+          <m:t>a</m:t>
+        </m:r>
+        <m:r>
+          <m:t>t</m:t>
+        </m:r>
+        <m:r>
+          <m:t>r</m:t>
+        </m:r>
+        <m:r>
+          <m:t>a</m:t>
+        </m:r>
+        <m:r>
+          <m:t>n</m:t>
+        </m:r>
+        <m:r>
+          <m:t>d</m:t>
+        </m:r>
+        <m:r>
+          <m:t>o</m:t>
+        </m:r>
+        <m:r>
+          <m:t>m</m:t>
+        </m:r>
+        <m:r>
+          <m:t>p</m:t>
+        </m:r>
+        <m:r>
+          <m:t>e</m:t>
+        </m:r>
+        <m:r>
+          <m:t>r</m:t>
+        </m:r>
+        <m:r>
+          <m:t>r</m:t>
+        </m:r>
+        <m:r>
+          <m:t>u</m:t>
+        </m:r>
+        <m:r>
+          <m:t>n</m:t>
+        </m:r>
+        <m:r>
+          <m:rPr>
+            <m:sty m:val="p"/>
+          </m:rPr>
+          <m:t>,</m:t>
+        </m:r>
+        <m:r>
+          <m:t>t</m:t>
+        </m:r>
+        <m:r>
+          <m:t>o</m:t>
+        </m:r>
+        <m:r>
+          <m:t>w</m:t>
+        </m:r>
+        <m:r>
+          <m:t>h</m:t>
+        </m:r>
+        <m:r>
+          <m:t>i</m:t>
+        </m:r>
+        <m:r>
+          <m:t>c</m:t>
+        </m:r>
+        <m:r>
+          <m:t>h</m:t>
+        </m:r>
+        <m:r>
+          <m:t>t</m:t>
+        </m:r>
+        <m:r>
+          <m:t>h</m:t>
+        </m:r>
+        <m:r>
+          <m:t>e</m:t>
+        </m:r>
+        <m:r>
+          <m:t>m</m:t>
+        </m:r>
+        <m:r>
+          <m:t>e</m:t>
+        </m:r>
+        <m:r>
+          <m:t>t</m:t>
+        </m:r>
+        <m:r>
+          <m:t>h</m:t>
+        </m:r>
+        <m:r>
+          <m:t>o</m:t>
+        </m:r>
+        <m:r>
+          <m:t>d</m:t>
+        </m:r>
+        <m:r>
+          <m:t>i</m:t>
+        </m:r>
+        <m:r>
+          <m:t>s</m:t>
+        </m:r>
+        <m:r>
+          <m:t>r</m:t>
+        </m:r>
+        <m:r>
+          <m:t>o</m:t>
+        </m:r>
+        <m:r>
+          <m:t>b</m:t>
+        </m:r>
+        <m:r>
+          <m:t>u</m:t>
+        </m:r>
+        <m:r>
+          <m:t>s</m:t>
+        </m:r>
+        <m:r>
+          <m:t>t</m:t>
+        </m:r>
+        <m:r>
+          <m:rPr>
+            <m:sty m:val="p"/>
+          </m:rPr>
+          <m:t>;</m:t>
+        </m:r>
+        <m:r>
+          <m:t>F</m:t>
+        </m:r>
+        <m:r>
+          <m:t>i</m:t>
+        </m:r>
+        <m:r>
+          <m:t>g</m:t>
+        </m:r>
+        <m:r>
+          <m:t>u</m:t>
+        </m:r>
+        <m:r>
+          <m:t>r</m:t>
+        </m:r>
+        <m:r>
+          <m:t>e</m:t>
+        </m:r>
+        <m:r>
+          <m:t>7</m:t>
+        </m:r>
+        <m:r>
+          <m:rPr>
+            <m:sty m:val="p"/>
+          </m:rPr>
+          <m:t>)</m:t>
+        </m:r>
+        <m:r>
+          <m:rPr>
+            <m:sty m:val="p"/>
+          </m:rPr>
+          <m:t>.</m:t>
+        </m:r>
+        <m:r>
+          <m:t>W</m:t>
+        </m:r>
+        <m:r>
+          <m:t>e</m:t>
+        </m:r>
+        <m:r>
+          <m:t>t</m:t>
+        </m:r>
+        <m:r>
+          <m:t>a</m:t>
+        </m:r>
+        <m:r>
+          <m:t>k</m:t>
+        </m:r>
+        <m:r>
+          <m:t>e</m:t>
+        </m:r>
+        <m:r>
+          <m:t>t</m:t>
+        </m:r>
+        <m:r>
+          <m:t>h</m:t>
+        </m:r>
+        <m:r>
+          <m:t>e</m:t>
+        </m:r>
+        <m:r>
+          <m:t>r</m:t>
+        </m:r>
+        <m:r>
+          <m:t>e</m:t>
+        </m:r>
+        <m:r>
+          <m:t>w</m:t>
+        </m:r>
+        <m:r>
+          <m:t>a</m:t>
+        </m:r>
+        <m:r>
+          <m:t>r</m:t>
+        </m:r>
+        <m:r>
+          <m:t>d</m:t>
+        </m:r>
+        <m:r>
+          <m:t>i</m:t>
+        </m:r>
+        <m:r>
+          <m:t>n</m:t>
+        </m:r>
+        <m:r>
+          <m:t>n</m:t>
+        </m:r>
+        <m:r>
+          <m:t>o</m:t>
+        </m:r>
+        <m:r>
+          <m:t>r</m:t>
+        </m:r>
+        <m:r>
+          <m:t>m</m:t>
+        </m:r>
+        <m:r>
+          <m:t>a</m:t>
+        </m:r>
+        <m:r>
+          <m:t>l</m:t>
+        </m:r>
+        <m:r>
+          <m:t>i</m:t>
+        </m:r>
+        <m:r>
+          <m:t>z</m:t>
+        </m:r>
+        <m:r>
+          <m:t>e</m:t>
+        </m:r>
+        <m:r>
+          <m:t>d</m:t>
+        </m:r>
+        <m:r>
+          <m:t>f</m:t>
+        </m:r>
+        <m:r>
+          <m:t>o</m:t>
+        </m:r>
+        <m:r>
+          <m:t>r</m:t>
+        </m:r>
+        <m:r>
+          <m:t>m</m:t>
+        </m:r>
+        <m:r>
+          <m:rPr>
+            <m:sty m:val="p"/>
+          </m:rPr>
+          <m:t>,</m:t>
+        </m:r>
+        <m:r>
+          <m:t>s</m:t>
+        </m:r>
+        <m:r>
+          <m:t>c</m:t>
+        </m:r>
+        <m:r>
+          <m:t>a</m:t>
+        </m:r>
+        <m:r>
+          <m:t>l</m:t>
+        </m:r>
+        <m:r>
+          <m:t>i</m:t>
+        </m:r>
+        <m:r>
+          <m:t>n</m:t>
+        </m:r>
+        <m:r>
+          <m:t>g</m:t>
+        </m:r>
+        <m:r>
+          <m:t>t</m:t>
+        </m:r>
+        <m:r>
+          <m:t>h</m:t>
+        </m:r>
+        <m:r>
+          <m:t>e</m:t>
+        </m:r>
+        <m:r>
+          <m:t>l</m:t>
+        </m:r>
+        <m:r>
+          <m:t>a</m:t>
+        </m:r>
+        <m:r>
+          <m:t>t</m:t>
+        </m:r>
+        <m:r>
+          <m:t>e</m:t>
+        </m:r>
+        <m:r>
+          <m:t>n</m:t>
+        </m:r>
+        <m:r>
+          <m:t>t</m:t>
+        </m:r>
+        <m:r>
+          <m:t>t</m:t>
+        </m:r>
+        <m:r>
+          <m:t>r</m:t>
+        </m:r>
+        <m:r>
+          <m:t>a</m:t>
+        </m:r>
+        <m:r>
+          <m:t>i</m:t>
+        </m:r>
+        <m:r>
+          <m:t>t</m:t>
+        </m:r>
+        <m:r>
+          <m:t>s</m:t>
+        </m:r>
+        <m:r>
+          <m:t>s</m:t>
+        </m:r>
+        <m:r>
+          <m:t>o</m:t>
+        </m:r>
+        <m:r>
+          <m:t>t</m:t>
+        </m:r>
+        <m:r>
+          <m:t>h</m:t>
+        </m:r>
+        <m:r>
+          <m:t>a</m:t>
+        </m:r>
+        <m:r>
+          <m:t>t</m:t>
+        </m:r>
+      </m:oMath>
+      <w:r>
+        <w:t xml:space="preserve">R_{ij}</w:t>
+      </w:r>
+      <m:oMath>
+        <m:r>
+          <m:t>i</m:t>
+        </m:r>
+        <m:r>
+          <m:t>s</m:t>
+        </m:r>
+        <m:r>
+          <m:t>b</m:t>
+        </m:r>
+        <m:r>
+          <m:t>o</m:t>
+        </m:r>
+        <m:r>
+          <m:t>u</m:t>
+        </m:r>
+        <m:r>
+          <m:t>n</m:t>
+        </m:r>
+        <m:r>
+          <m:t>d</m:t>
+        </m:r>
+        <m:r>
+          <m:t>e</m:t>
+        </m:r>
+        <m:r>
+          <m:t>d</m:t>
+        </m:r>
+        <m:r>
+          <m:t>a</m:t>
+        </m:r>
+        <m:r>
+          <m:t>n</m:t>
+        </m:r>
+        <m:r>
+          <m:t>d</m:t>
+        </m:r>
+        <m:r>
+          <m:t>z</m:t>
+        </m:r>
+        <m:r>
+          <m:t>e</m:t>
+        </m:r>
+        <m:r>
+          <m:t>r</m:t>
+        </m:r>
+        <m:r>
+          <m:t>o</m:t>
+        </m:r>
+        <m:r>
+          <m:rPr>
+            <m:sty m:val="p"/>
+          </m:rPr>
+          <m:t>−</m:t>
+        </m:r>
+        <m:r>
+          <m:t>m</m:t>
+        </m:r>
+        <m:r>
+          <m:t>e</m:t>
+        </m:r>
+        <m:r>
+          <m:t>a</m:t>
+        </m:r>
+        <m:r>
+          <m:t>n</m:t>
+        </m:r>
+        <m:r>
+          <m:t>a</m:t>
+        </m:r>
+        <m:r>
+          <m:t>c</m:t>
+        </m:r>
+        <m:r>
+          <m:t>r</m:t>
+        </m:r>
+        <m:r>
+          <m:t>o</m:t>
+        </m:r>
+        <m:r>
+          <m:t>s</m:t>
+        </m:r>
+        <m:r>
+          <m:t>s</m:t>
+        </m:r>
+        <m:r>
+          <m:t>t</m:t>
+        </m:r>
+        <m:r>
+          <m:t>a</m:t>
+        </m:r>
+        <m:r>
+          <m:t>s</m:t>
+        </m:r>
+        <m:r>
+          <m:t>k</m:t>
+        </m:r>
+        <m:r>
+          <m:t>s</m:t>
+        </m:r>
+        <m:r>
+          <m:rPr>
+            <m:sty m:val="p"/>
+          </m:rPr>
+          <m:t>;</m:t>
+        </m:r>
+        <m:r>
+          <m:t>t</m:t>
+        </m:r>
+        <m:r>
+          <m:t>h</m:t>
+        </m:r>
+        <m:r>
+          <m:t>i</m:t>
+        </m:r>
+        <m:r>
+          <m:t>s</m:t>
+        </m:r>
+        <m:r>
+          <m:t>i</m:t>
+        </m:r>
+        <m:r>
+          <m:t>s</m:t>
+        </m:r>
+        <m:r>
+          <m:t>t</m:t>
+        </m:r>
+        <m:r>
+          <m:t>h</m:t>
+        </m:r>
+        <m:r>
+          <m:t>e</m:t>
+        </m:r>
+        <m:r>
+          <m:t>b</m:t>
+        </m:r>
+        <m:r>
+          <m:t>o</m:t>
+        </m:r>
+        <m:r>
+          <m:t>u</m:t>
+        </m:r>
+        <m:r>
+          <m:t>n</m:t>
+        </m:r>
+        <m:r>
+          <m:t>d</m:t>
+        </m:r>
+        <m:r>
+          <m:t>e</m:t>
+        </m:r>
+        <m:r>
+          <m:t>d</m:t>
+        </m:r>
+        <m:r>
+          <m:rPr>
+            <m:sty m:val="p"/>
+          </m:rPr>
+          <m:t>,</m:t>
+        </m:r>
+        <m:r>
+          <m:t>n</m:t>
+        </m:r>
+        <m:r>
+          <m:t>o</m:t>
+        </m:r>
+        <m:r>
+          <m:t>r</m:t>
+        </m:r>
+        <m:r>
+          <m:t>m</m:t>
+        </m:r>
+        <m:r>
+          <m:t>a</m:t>
+        </m:r>
+        <m:r>
+          <m:t>l</m:t>
+        </m:r>
+        <m:r>
+          <m:t>i</m:t>
+        </m:r>
+        <m:r>
+          <m:t>z</m:t>
+        </m:r>
+        <m:r>
+          <m:t>e</m:t>
+        </m:r>
+        <m:r>
+          <m:t>d</m:t>
+        </m:r>
+        <m:r>
+          <m:t>r</m:t>
+        </m:r>
+        <m:r>
+          <m:t>e</m:t>
+        </m:r>
+        <m:r>
+          <m:t>w</m:t>
+        </m:r>
+        <m:r>
+          <m:t>a</m:t>
+        </m:r>
+        <m:r>
+          <m:t>r</m:t>
+        </m:r>
+        <m:r>
+          <m:t>d</m:t>
+        </m:r>
+        <m:r>
+          <m:t>r</m:t>
+        </m:r>
+        <m:r>
+          <m:t>e</m:t>
+        </m:r>
+        <m:r>
+          <m:t>f</m:t>
+        </m:r>
+        <m:r>
+          <m:t>e</m:t>
+        </m:r>
+        <m:r>
+          <m:t>r</m:t>
+        </m:r>
+        <m:r>
+          <m:t>e</m:t>
+        </m:r>
+        <m:r>
+          <m:t>n</m:t>
+        </m:r>
+        <m:r>
+          <m:t>c</m:t>
+        </m:r>
+        <m:r>
+          <m:t>e</m:t>
+        </m:r>
+        <m:r>
+          <m:t>d</m:t>
+        </m:r>
+        <m:r>
+          <m:t>b</m:t>
+        </m:r>
+        <m:r>
+          <m:t>y</m:t>
+        </m:r>
         <m:r>
           <m:t>P</m:t>
         </m:r>
-      </m:oMath>
-      <w:r>
-        <w:t xml:space="preserve">,</w:t>
-      </w:r>
-      <w:r>
-        <w:t xml:space="preserve"> </w:t>
-      </w:r>
-      <m:oMath>
-        <m:r>
-          <m:t>U</m:t>
-        </m:r>
-      </m:oMath>
-      <w:r>
-        <w:t xml:space="preserve">, or even</w:t>
-      </w:r>
-      <w:r>
-        <w:t xml:space="preserve"> </w:t>
-      </w:r>
-      <m:oMath>
+        <m:r>
+          <m:t>r</m:t>
+        </m:r>
+        <m:r>
+          <m:t>o</m:t>
+        </m:r>
+        <m:r>
+          <m:t>p</m:t>
+        </m:r>
+        <m:r>
+          <m:t>o</m:t>
+        </m:r>
+        <m:r>
+          <m:t>s</m:t>
+        </m:r>
+        <m:r>
+          <m:t>i</m:t>
+        </m:r>
+        <m:r>
+          <m:t>t</m:t>
+        </m:r>
+        <m:r>
+          <m:t>i</m:t>
+        </m:r>
+        <m:r>
+          <m:t>o</m:t>
+        </m:r>
+        <m:r>
+          <m:t>n</m:t>
+        </m:r>
+        <m:r>
+          <m:t>1</m:t>
+        </m:r>
+        <m:r>
+          <m:rPr>
+            <m:sty m:val="p"/>
+          </m:rPr>
+          <m:t>.</m:t>
+        </m:r>
+        <m:r>
+          <m:t>Z</m:t>
+        </m:r>
+        <m:r>
+          <m:t>e</m:t>
+        </m:r>
+        <m:r>
+          <m:t>r</m:t>
+        </m:r>
+        <m:r>
+          <m:t>o</m:t>
+        </m:r>
+        <m:r>
+          <m:rPr>
+            <m:sty m:val="p"/>
+          </m:rPr>
+          <m:t>−</m:t>
+        </m:r>
+        <m:r>
+          <m:t>m</m:t>
+        </m:r>
+        <m:r>
+          <m:t>e</m:t>
+        </m:r>
+        <m:r>
+          <m:t>a</m:t>
+        </m:r>
+        <m:r>
+          <m:t>n</m:t>
+        </m:r>
+        <m:r>
+          <m:t>m</m:t>
+        </m:r>
+        <m:r>
+          <m:t>a</m:t>
+        </m:r>
+        <m:r>
+          <m:t>k</m:t>
+        </m:r>
+        <m:r>
+          <m:t>e</m:t>
+        </m:r>
+        <m:r>
+          <m:t>s</m:t>
+        </m:r>
+        <m:r>
+          <m:t>t</m:t>
+        </m:r>
+        <m:r>
+          <m:t>h</m:t>
+        </m:r>
+        <m:r>
+          <m:t>e</m:t>
+        </m:r>
+        <m:r>
+          <m:t>n</m:t>
+        </m:r>
+        <m:r>
+          <m:t>o</m:t>
+        </m:r>
+        <m:r>
+          <m:rPr>
+            <m:sty m:val="p"/>
+          </m:rPr>
+          <m:t>−</m:t>
+        </m:r>
+        <m:r>
+          <m:t>i</m:t>
+        </m:r>
+        <m:r>
+          <m:t>n</m:t>
+        </m:r>
+        <m:r>
+          <m:t>f</m:t>
+        </m:r>
+        <m:r>
+          <m:t>o</m:t>
+        </m:r>
+        <m:r>
+          <m:t>r</m:t>
+        </m:r>
+        <m:r>
+          <m:t>m</m:t>
+        </m:r>
+        <m:r>
+          <m:t>a</m:t>
+        </m:r>
+        <m:r>
+          <m:t>t</m:t>
+        </m:r>
+        <m:r>
+          <m:t>i</m:t>
+        </m:r>
+        <m:r>
+          <m:t>o</m:t>
+        </m:r>
+        <m:r>
+          <m:t>n</m:t>
+        </m:r>
+        <m:r>
+          <m:t>p</m:t>
+        </m:r>
+        <m:r>
+          <m:t>r</m:t>
+        </m:r>
+        <m:r>
+          <m:t>i</m:t>
+        </m:r>
+        <m:r>
+          <m:t>o</m:t>
+        </m:r>
+        <m:r>
+          <m:t>r</m:t>
+        </m:r>
+        <m:r>
+          <m:rPr>
+            <m:sty m:val="p"/>
+          </m:rPr>
+          <m:t>−</m:t>
+        </m:r>
+        <m:r>
+          <m:t>m</m:t>
+        </m:r>
+        <m:r>
+          <m:t>e</m:t>
+        </m:r>
+        <m:r>
+          <m:t>a</m:t>
+        </m:r>
+        <m:r>
+          <m:t>n</m:t>
+        </m:r>
+        <m:r>
+          <m:t>p</m:t>
+        </m:r>
+        <m:r>
+          <m:t>r</m:t>
+        </m:r>
+        <m:r>
+          <m:t>e</m:t>
+        </m:r>
         <m:r>
           <m:t>d</m:t>
         </m:r>
-      </m:oMath>
-      <w:r>
-        <w:t xml:space="preserve"> </w:t>
-      </w:r>
-      <w:r>
-        <w:t xml:space="preserve">(it uses a guessed rank</w:t>
-      </w:r>
-      <w:r>
-        <w:t xml:space="preserve"> </w:t>
-      </w:r>
-      <m:oMath>
-        <m:acc>
-          <m:accPr>
-            <m:chr m:val="̂"/>
-          </m:accPr>
-          <m:e>
-            <m:r>
-              <m:t>d</m:t>
-            </m:r>
-          </m:e>
-        </m:acc>
-      </m:oMath>
-      <w:r>
-        <w:t xml:space="preserve">, drawn at random per run, to which the method is robust; Figure 7). We take the reward in normalized form, scaling the latent traits so that</w:t>
-      </w:r>
-      <w:r>
-        <w:t xml:space="preserve"> </w:t>
-      </w:r>
-      <m:oMath>
-        <m:sSub>
-          <m:e>
-            <m:r>
-              <m:t>R</m:t>
-            </m:r>
-          </m:e>
-          <m:sub>
-            <m:r>
-              <m:t>i</m:t>
-            </m:r>
-            <m:r>
-              <m:t>j</m:t>
-            </m:r>
-          </m:sub>
-        </m:sSub>
-      </m:oMath>
-      <w:r>
-        <w:t xml:space="preserve"> </w:t>
-      </w:r>
-      <w:r>
-        <w:t xml:space="preserve">is bounded and zero-mean across tasks; this is the bounded, normalized reward referenced by Proposition 1. Zero-mean makes the no-information prior-mean predictor the correct control against which the categorical floor is measured; the degenerate</w:t>
-      </w:r>
-      <w:r>
-        <w:t xml:space="preserve"> </w:t>
-      </w:r>
-      <m:oMath>
+        <m:r>
+          <m:t>i</m:t>
+        </m:r>
+        <m:r>
+          <m:t>c</m:t>
+        </m:r>
+        <m:r>
+          <m:t>t</m:t>
+        </m:r>
+        <m:r>
+          <m:t>o</m:t>
+        </m:r>
+        <m:r>
+          <m:t>r</m:t>
+        </m:r>
+        <m:r>
+          <m:t>t</m:t>
+        </m:r>
+        <m:r>
+          <m:t>h</m:t>
+        </m:r>
+        <m:r>
+          <m:t>e</m:t>
+        </m:r>
+        <m:r>
+          <m:t>c</m:t>
+        </m:r>
+        <m:r>
+          <m:t>o</m:t>
+        </m:r>
+        <m:r>
+          <m:t>r</m:t>
+        </m:r>
+        <m:r>
+          <m:t>r</m:t>
+        </m:r>
+        <m:r>
+          <m:t>e</m:t>
+        </m:r>
+        <m:r>
+          <m:t>c</m:t>
+        </m:r>
+        <m:r>
+          <m:t>t</m:t>
+        </m:r>
+        <m:r>
+          <m:t>c</m:t>
+        </m:r>
+        <m:r>
+          <m:t>o</m:t>
+        </m:r>
+        <m:r>
+          <m:t>n</m:t>
+        </m:r>
+        <m:r>
+          <m:t>t</m:t>
+        </m:r>
+        <m:r>
+          <m:t>r</m:t>
+        </m:r>
+        <m:r>
+          <m:t>o</m:t>
+        </m:r>
+        <m:r>
+          <m:t>l</m:t>
+        </m:r>
+        <m:r>
+          <m:t>a</m:t>
+        </m:r>
+        <m:r>
+          <m:t>g</m:t>
+        </m:r>
+        <m:r>
+          <m:t>a</m:t>
+        </m:r>
+        <m:r>
+          <m:t>i</m:t>
+        </m:r>
+        <m:r>
+          <m:t>n</m:t>
+        </m:r>
+        <m:r>
+          <m:t>s</m:t>
+        </m:r>
+        <m:r>
+          <m:t>t</m:t>
+        </m:r>
+        <m:r>
+          <m:t>w</m:t>
+        </m:r>
+        <m:r>
+          <m:t>h</m:t>
+        </m:r>
+        <m:r>
+          <m:t>i</m:t>
+        </m:r>
+        <m:r>
+          <m:t>c</m:t>
+        </m:r>
+        <m:r>
+          <m:t>h</m:t>
+        </m:r>
+        <m:r>
+          <m:t>t</m:t>
+        </m:r>
+        <m:r>
+          <m:t>h</m:t>
+        </m:r>
+        <m:r>
+          <m:t>e</m:t>
+        </m:r>
+        <m:r>
+          <m:t>c</m:t>
+        </m:r>
+        <m:r>
+          <m:t>a</m:t>
+        </m:r>
+        <m:r>
+          <m:t>t</m:t>
+        </m:r>
+        <m:r>
+          <m:t>e</m:t>
+        </m:r>
+        <m:r>
+          <m:t>g</m:t>
+        </m:r>
+        <m:r>
+          <m:t>o</m:t>
+        </m:r>
+        <m:r>
+          <m:t>r</m:t>
+        </m:r>
+        <m:r>
+          <m:t>i</m:t>
+        </m:r>
+        <m:r>
+          <m:t>c</m:t>
+        </m:r>
+        <m:r>
+          <m:t>a</m:t>
+        </m:r>
+        <m:r>
+          <m:t>l</m:t>
+        </m:r>
+        <m:r>
+          <m:t>f</m:t>
+        </m:r>
+        <m:r>
+          <m:t>l</m:t>
+        </m:r>
+        <m:r>
+          <m:t>o</m:t>
+        </m:r>
+        <m:r>
+          <m:t>o</m:t>
+        </m:r>
+        <m:r>
+          <m:t>r</m:t>
+        </m:r>
+        <m:r>
+          <m:t>i</m:t>
+        </m:r>
+        <m:r>
+          <m:t>s</m:t>
+        </m:r>
+        <m:r>
+          <m:t>m</m:t>
+        </m:r>
+        <m:r>
+          <m:t>e</m:t>
+        </m:r>
+        <m:r>
+          <m:t>a</m:t>
+        </m:r>
+        <m:r>
+          <m:t>s</m:t>
+        </m:r>
+        <m:r>
+          <m:t>u</m:t>
+        </m:r>
+        <m:r>
+          <m:t>r</m:t>
+        </m:r>
+        <m:r>
+          <m:t>e</m:t>
+        </m:r>
         <m:r>
           <m:t>d</m:t>
         </m:r>
@@ -3322,17 +4333,50 @@
           <m:rPr>
             <m:sty m:val="p"/>
           </m:rPr>
-          <m:t>=</m:t>
-        </m:r>
-        <m:r>
-          <m:t>1</m:t>
-        </m:r>
-      </m:oMath>
-      <w:r>
-        <w:t xml:space="preserve"> </w:t>
-      </w:r>
-      <w:r>
-        <w:t xml:space="preserve">case, where a shared popularity/bias baseline already suffices, is treated in Section 6.8.</w:t>
+          <m:t>;</m:t>
+        </m:r>
+        <m:r>
+          <m:t>t</m:t>
+        </m:r>
+        <m:r>
+          <m:t>h</m:t>
+        </m:r>
+        <m:r>
+          <m:t>e</m:t>
+        </m:r>
+        <m:r>
+          <m:t>d</m:t>
+        </m:r>
+        <m:r>
+          <m:t>e</m:t>
+        </m:r>
+        <m:r>
+          <m:t>g</m:t>
+        </m:r>
+        <m:r>
+          <m:t>e</m:t>
+        </m:r>
+        <m:r>
+          <m:t>n</m:t>
+        </m:r>
+        <m:r>
+          <m:t>e</m:t>
+        </m:r>
+        <m:r>
+          <m:t>r</m:t>
+        </m:r>
+        <m:r>
+          <m:t>a</m:t>
+        </m:r>
+        <m:r>
+          <m:t>t</m:t>
+        </m:r>
+        <m:r>
+          <m:t>e</m:t>
+        </m:r>
+      </m:oMath>
+      <w:r>
+        <w:t xml:space="preserve">d=1$ case, where a shared popularity/bias baseline already suffices, is treated in Section 6.8.</w:t>
       </w:r>
     </w:p>
     <w:p>
@@ -4345,18 +5389,18 @@
           <wp:inline>
             <wp:extent cx="5943600" cy="2918573"/>
             <wp:effectExtent b="0" l="0" r="0" t="0"/>
-            <wp:docPr descr="setting schematic" title="" id="12" name="Picture"/>
+            <wp:docPr descr="setting schematic" title="" id="14" name="Picture"/>
             <a:graphic>
               <a:graphicData uri="http://schemas.openxmlformats.org/drawingml/2006/picture">
                 <pic:pic>
                   <pic:nvPicPr>
-                    <pic:cNvPr descr="figures/F20_setting.png" id="13" name="Picture"/>
+                    <pic:cNvPr descr="figures/F20_setting.png" id="15" name="Picture"/>
                     <pic:cNvPicPr>
                       <a:picLocks noChangeArrowheads="1" noChangeAspect="1"/>
                     </pic:cNvPicPr>
                   </pic:nvPicPr>
                   <pic:blipFill>
-                    <a:blip r:embed="rId11"/>
+                    <a:blip r:embed="rId13"/>
                     <a:stretch>
                       <a:fillRect/>
                     </a:stretch>
@@ -4552,261 +5596,516 @@
         <w:t xml:space="preserve"> </w:t>
       </w:r>
       <w:r>
-        <w:t xml:space="preserve">(a Murphy skill score [51] / normalized return),</w:t>
-      </w:r>
-    </w:p>
-    <w:p>
-      <w:pPr>
-        <w:pStyle w:val="BodyText"/>
-      </w:pPr>
-      <m:oMathPara>
-        <m:oMathParaPr>
-          <m:jc m:val="center"/>
-        </m:oMathParaPr>
-        <m:oMath>
-          <m:r>
-            <m:rPr>
-              <m:sty m:val="p"/>
-            </m:rPr>
-            <m:t>s</m:t>
-          </m:r>
-          <m:r>
-            <m:rPr>
-              <m:sty m:val="p"/>
-            </m:rPr>
-            <m:t>k</m:t>
-          </m:r>
-          <m:r>
-            <m:rPr>
-              <m:sty m:val="p"/>
-            </m:rPr>
-            <m:t>i</m:t>
-          </m:r>
-          <m:r>
-            <m:rPr>
-              <m:sty m:val="p"/>
-            </m:rPr>
-            <m:t>l</m:t>
-          </m:r>
-          <m:r>
-            <m:rPr>
-              <m:sty m:val="p"/>
-            </m:rPr>
-            <m:t>l</m:t>
-          </m:r>
-          <m:r>
-            <m:t> </m:t>
-          </m:r>
-          <m:r>
-            <m:rPr>
-              <m:sty m:val="p"/>
-            </m:rPr>
-            <m:t>=</m:t>
-          </m:r>
-          <m:r>
-            <m:t> </m:t>
-          </m:r>
-          <m:f>
-            <m:fPr>
-              <m:type m:val="bar"/>
-            </m:fPr>
-            <m:num>
-              <m:r>
-                <m:rPr>
-                  <m:nor/>
-                  <m:sty m:val="p"/>
-                </m:rPr>
-                <m:t>earned</m:t>
-              </m:r>
-              <m:r>
-                <m:rPr>
-                  <m:sty m:val="p"/>
-                </m:rPr>
-                <m:t>−</m:t>
-              </m:r>
-              <m:r>
-                <m:rPr>
-                  <m:nor/>
-                  <m:sty m:val="p"/>
-                </m:rPr>
-                <m:t>random</m:t>
-              </m:r>
-            </m:num>
-            <m:den>
-              <m:r>
-                <m:rPr>
-                  <m:nor/>
-                  <m:sty m:val="p"/>
-                </m:rPr>
-                <m:t>oracle</m:t>
-              </m:r>
-              <m:r>
-                <m:rPr>
-                  <m:sty m:val="p"/>
-                </m:rPr>
-                <m:t>−</m:t>
-              </m:r>
-              <m:r>
-                <m:rPr>
-                  <m:nor/>
-                  <m:sty m:val="p"/>
-                </m:rPr>
-                <m:t>random</m:t>
-              </m:r>
-            </m:den>
-          </m:f>
-          <m:r>
-            <m:rPr>
-              <m:sty m:val="p"/>
-            </m:rPr>
-            <m:t>,</m:t>
-          </m:r>
-        </m:oMath>
-      </m:oMathPara>
-    </w:p>
-    <w:p>
-      <w:pPr>
-        <w:pStyle w:val="FirstParagraph"/>
-        <w:jc w:val="both"/>
-        <w:keepNext w:val="0"/>
-        <w:keepLines w:val="0"/>
-        <w:widowControl w:val="1"/>
-      </w:pPr>
-      <w:r>
-        <w:t xml:space="preserve">where for an offered set the</w:t>
-      </w:r>
-      <w:r>
-        <w:t xml:space="preserve"> </w:t>
-      </w:r>
-      <w:r>
-        <w:rPr>
-          <w:i/>
-          <w:iCs/>
-        </w:rPr>
-        <w:t xml:space="preserve">oracle</w:t>
-      </w:r>
-      <w:r>
-        <w:t xml:space="preserve"> </w:t>
-      </w:r>
-      <w:r>
-        <w:t xml:space="preserve">picks</w:t>
-      </w:r>
-      <w:r>
-        <w:t xml:space="preserve"> </w:t>
-      </w:r>
-      <m:oMath>
-        <m:r>
-          <m:rPr>
-            <m:sty m:val="p"/>
-          </m:rPr>
-          <m:t>arg</m:t>
-        </m:r>
-        <m:sSub>
-          <m:e>
-            <m:r>
-              <m:rPr>
-                <m:sty m:val="p"/>
-              </m:rPr>
-              <m:t>max</m:t>
-            </m:r>
-          </m:e>
-          <m:sub>
-            <m:r>
-              <m:t>j</m:t>
-            </m:r>
-            <m:r>
-              <m:rPr>
-                <m:sty m:val="p"/>
-              </m:rPr>
-              <m:t>∈</m:t>
-            </m:r>
-            <m:r>
-              <m:t>S</m:t>
-            </m:r>
-          </m:sub>
-        </m:sSub>
-        <m:sSub>
-          <m:e>
-            <m:r>
-              <m:t>R</m:t>
-            </m:r>
-          </m:e>
-          <m:sub>
-            <m:r>
-              <m:t>i</m:t>
-            </m:r>
-            <m:r>
-              <m:t>j</m:t>
-            </m:r>
-          </m:sub>
-        </m:sSub>
-      </m:oMath>
-      <w:r>
-        <w:t xml:space="preserve"> </w:t>
-      </w:r>
-      <w:r>
-        <w:t xml:space="preserve">and</w:t>
-      </w:r>
-      <w:r>
-        <w:t xml:space="preserve"> </w:t>
-      </w:r>
-      <w:r>
-        <w:rPr>
-          <w:i/>
-          <w:iCs/>
-        </w:rPr>
-        <w:t xml:space="preserve">random</w:t>
-      </w:r>
-      <w:r>
-        <w:t xml:space="preserve"> </w:t>
-      </w:r>
-      <w:r>
-        <w:t xml:space="preserve">picks uniformly; skill</w:t>
-      </w:r>
-      <w:r>
-        <w:t xml:space="preserve"> </w:t>
-      </w:r>
-      <m:oMath>
-        <m:r>
-          <m:rPr>
-            <m:sty m:val="p"/>
-          </m:rPr>
-          <m:t>=</m:t>
-        </m:r>
-        <m:r>
-          <m:t>0</m:t>
-        </m:r>
-      </m:oMath>
-      <w:r>
-        <w:t xml:space="preserve"> </w:t>
-      </w:r>
-      <w:r>
-        <w:t xml:space="preserve">is the no-information floor and</w:t>
-      </w:r>
-      <w:r>
-        <w:t xml:space="preserve"> </w:t>
-      </w:r>
-      <m:oMath>
-        <m:r>
-          <m:t>1</m:t>
-        </m:r>
-      </m:oMath>
-      <w:r>
-        <w:t xml:space="preserve"> </w:t>
-      </w:r>
-      <w:r>
-        <w:t xml:space="preserve">is omniscient (a policy worse than random scores below</w:t>
-      </w:r>
-      <w:r>
-        <w:t xml:space="preserve"> </w:t>
-      </w:r>
-      <m:oMath>
-        <m:r>
-          <m:t>0</m:t>
-        </m:r>
-      </m:oMath>
-      <w:r>
-        <w:t xml:space="preserve">). We report</w:t>
+        <w:t xml:space="preserve">(a Murphy skill score [51] / normalized return),$$ \mathrm{skill} \;=\; \frac{\text{earned} - \text{random}}{\text{oracle} - \text{random}}, \tag{2} $</w:t>
+      </w:r>
+      <m:oMath>
+        <m:r>
+          <m:t>w</m:t>
+        </m:r>
+        <m:r>
+          <m:t>h</m:t>
+        </m:r>
+        <m:r>
+          <m:t>e</m:t>
+        </m:r>
+        <m:r>
+          <m:t>r</m:t>
+        </m:r>
+        <m:r>
+          <m:t>e</m:t>
+        </m:r>
+        <m:r>
+          <m:t>f</m:t>
+        </m:r>
+        <m:r>
+          <m:t>o</m:t>
+        </m:r>
+        <m:r>
+          <m:t>r</m:t>
+        </m:r>
+        <m:r>
+          <m:t>a</m:t>
+        </m:r>
+        <m:r>
+          <m:t>n</m:t>
+        </m:r>
+        <m:r>
+          <m:t>o</m:t>
+        </m:r>
+        <m:r>
+          <m:t>f</m:t>
+        </m:r>
+        <m:r>
+          <m:t>f</m:t>
+        </m:r>
+        <m:r>
+          <m:t>e</m:t>
+        </m:r>
+        <m:r>
+          <m:t>r</m:t>
+        </m:r>
+        <m:r>
+          <m:t>e</m:t>
+        </m:r>
+        <m:r>
+          <m:t>d</m:t>
+        </m:r>
+        <m:r>
+          <m:t>s</m:t>
+        </m:r>
+        <m:r>
+          <m:t>e</m:t>
+        </m:r>
+        <m:r>
+          <m:t>t</m:t>
+        </m:r>
+        <m:r>
+          <m:t>t</m:t>
+        </m:r>
+        <m:r>
+          <m:t>h</m:t>
+        </m:r>
+        <m:r>
+          <m:t>e</m:t>
+        </m:r>
+        <m:r>
+          <m:rPr>
+            <m:sty m:val="p"/>
+          </m:rPr>
+          <m:t>&lt;</m:t>
+        </m:r>
+        <m:r>
+          <m:t>i</m:t>
+        </m:r>
+        <m:r>
+          <m:rPr>
+            <m:sty m:val="p"/>
+          </m:rPr>
+          <m:t>&gt;</m:t>
+        </m:r>
+        <m:r>
+          <m:t>o</m:t>
+        </m:r>
+        <m:r>
+          <m:t>r</m:t>
+        </m:r>
+        <m:r>
+          <m:t>a</m:t>
+        </m:r>
+        <m:r>
+          <m:t>c</m:t>
+        </m:r>
+        <m:r>
+          <m:t>l</m:t>
+        </m:r>
+        <m:r>
+          <m:t>e</m:t>
+        </m:r>
+        <m:r>
+          <m:rPr>
+            <m:sty m:val="p"/>
+          </m:rPr>
+          <m:t>&lt;</m:t>
+        </m:r>
+        <m:r>
+          <m:rPr>
+            <m:sty m:val="p"/>
+          </m:rPr>
+          <m:t>/</m:t>
+        </m:r>
+        <m:r>
+          <m:t>i</m:t>
+        </m:r>
+        <m:r>
+          <m:rPr>
+            <m:sty m:val="p"/>
+          </m:rPr>
+          <m:t>&gt;</m:t>
+        </m:r>
+        <m:r>
+          <m:t>p</m:t>
+        </m:r>
+        <m:r>
+          <m:t>i</m:t>
+        </m:r>
+        <m:r>
+          <m:t>c</m:t>
+        </m:r>
+        <m:r>
+          <m:t>k</m:t>
+        </m:r>
+        <m:r>
+          <m:t>s</m:t>
+        </m:r>
+      </m:oMath>
+      <w:r>
+        <w:t xml:space="preserve">\arg\max_{j\in S}R_{ij}</w:t>
+      </w:r>
+      <m:oMath>
+        <m:r>
+          <m:t>a</m:t>
+        </m:r>
+        <m:r>
+          <m:t>n</m:t>
+        </m:r>
+        <m:r>
+          <m:t>d</m:t>
+        </m:r>
+        <m:r>
+          <m:rPr>
+            <m:sty m:val="p"/>
+          </m:rPr>
+          <m:t>&lt;</m:t>
+        </m:r>
+        <m:r>
+          <m:t>i</m:t>
+        </m:r>
+        <m:r>
+          <m:rPr>
+            <m:sty m:val="p"/>
+          </m:rPr>
+          <m:t>&gt;</m:t>
+        </m:r>
+        <m:r>
+          <m:t>r</m:t>
+        </m:r>
+        <m:r>
+          <m:t>a</m:t>
+        </m:r>
+        <m:r>
+          <m:t>n</m:t>
+        </m:r>
+        <m:r>
+          <m:t>d</m:t>
+        </m:r>
+        <m:r>
+          <m:t>o</m:t>
+        </m:r>
+        <m:r>
+          <m:t>m</m:t>
+        </m:r>
+        <m:r>
+          <m:rPr>
+            <m:sty m:val="p"/>
+          </m:rPr>
+          <m:t>&lt;</m:t>
+        </m:r>
+        <m:r>
+          <m:rPr>
+            <m:sty m:val="p"/>
+          </m:rPr>
+          <m:t>/</m:t>
+        </m:r>
+        <m:r>
+          <m:t>i</m:t>
+        </m:r>
+        <m:r>
+          <m:rPr>
+            <m:sty m:val="p"/>
+          </m:rPr>
+          <m:t>&gt;</m:t>
+        </m:r>
+        <m:r>
+          <m:t>p</m:t>
+        </m:r>
+        <m:r>
+          <m:t>i</m:t>
+        </m:r>
+        <m:r>
+          <m:t>c</m:t>
+        </m:r>
+        <m:r>
+          <m:t>k</m:t>
+        </m:r>
+        <m:r>
+          <m:t>s</m:t>
+        </m:r>
+        <m:r>
+          <m:t>u</m:t>
+        </m:r>
+        <m:r>
+          <m:t>n</m:t>
+        </m:r>
+        <m:r>
+          <m:t>i</m:t>
+        </m:r>
+        <m:r>
+          <m:t>f</m:t>
+        </m:r>
+        <m:r>
+          <m:t>o</m:t>
+        </m:r>
+        <m:r>
+          <m:t>r</m:t>
+        </m:r>
+        <m:r>
+          <m:t>m</m:t>
+        </m:r>
+        <m:r>
+          <m:t>l</m:t>
+        </m:r>
+        <m:r>
+          <m:t>y</m:t>
+        </m:r>
+        <m:r>
+          <m:rPr>
+            <m:sty m:val="p"/>
+          </m:rPr>
+          <m:t>;</m:t>
+        </m:r>
+        <m:r>
+          <m:t>s</m:t>
+        </m:r>
+        <m:r>
+          <m:t>k</m:t>
+        </m:r>
+        <m:r>
+          <m:t>i</m:t>
+        </m:r>
+        <m:r>
+          <m:t>l</m:t>
+        </m:r>
+        <m:r>
+          <m:t>l</m:t>
+        </m:r>
+      </m:oMath>
+      <w:r>
+        <w:t xml:space="preserve">=0</w:t>
+      </w:r>
+      <m:oMath>
+        <m:r>
+          <m:t>i</m:t>
+        </m:r>
+        <m:r>
+          <m:t>s</m:t>
+        </m:r>
+        <m:r>
+          <m:t>t</m:t>
+        </m:r>
+        <m:r>
+          <m:t>h</m:t>
+        </m:r>
+        <m:r>
+          <m:t>e</m:t>
+        </m:r>
+        <m:r>
+          <m:t>n</m:t>
+        </m:r>
+        <m:r>
+          <m:t>o</m:t>
+        </m:r>
+        <m:r>
+          <m:rPr>
+            <m:sty m:val="p"/>
+          </m:rPr>
+          <m:t>−</m:t>
+        </m:r>
+        <m:r>
+          <m:t>i</m:t>
+        </m:r>
+        <m:r>
+          <m:t>n</m:t>
+        </m:r>
+        <m:r>
+          <m:t>f</m:t>
+        </m:r>
+        <m:r>
+          <m:t>o</m:t>
+        </m:r>
+        <m:r>
+          <m:t>r</m:t>
+        </m:r>
+        <m:r>
+          <m:t>m</m:t>
+        </m:r>
+        <m:r>
+          <m:t>a</m:t>
+        </m:r>
+        <m:r>
+          <m:t>t</m:t>
+        </m:r>
+        <m:r>
+          <m:t>i</m:t>
+        </m:r>
+        <m:r>
+          <m:t>o</m:t>
+        </m:r>
+        <m:r>
+          <m:t>n</m:t>
+        </m:r>
+        <m:r>
+          <m:t>f</m:t>
+        </m:r>
+        <m:r>
+          <m:t>l</m:t>
+        </m:r>
+        <m:r>
+          <m:t>o</m:t>
+        </m:r>
+        <m:r>
+          <m:t>o</m:t>
+        </m:r>
+        <m:r>
+          <m:t>r</m:t>
+        </m:r>
+        <m:r>
+          <m:t>a</m:t>
+        </m:r>
+        <m:r>
+          <m:t>n</m:t>
+        </m:r>
+        <m:r>
+          <m:t>d</m:t>
+        </m:r>
+      </m:oMath>
+      <w:r>
+        <w:t xml:space="preserve">1</w:t>
+      </w:r>
+      <m:oMath>
+        <m:r>
+          <m:t>i</m:t>
+        </m:r>
+        <m:r>
+          <m:t>s</m:t>
+        </m:r>
+        <m:r>
+          <m:t>o</m:t>
+        </m:r>
+        <m:r>
+          <m:t>m</m:t>
+        </m:r>
+        <m:r>
+          <m:t>n</m:t>
+        </m:r>
+        <m:r>
+          <m:t>i</m:t>
+        </m:r>
+        <m:r>
+          <m:t>s</m:t>
+        </m:r>
+        <m:r>
+          <m:t>c</m:t>
+        </m:r>
+        <m:r>
+          <m:t>i</m:t>
+        </m:r>
+        <m:r>
+          <m:t>e</m:t>
+        </m:r>
+        <m:r>
+          <m:t>n</m:t>
+        </m:r>
+        <m:r>
+          <m:t>t</m:t>
+        </m:r>
+        <m:r>
+          <m:rPr>
+            <m:sty m:val="p"/>
+          </m:rPr>
+          <m:t>(</m:t>
+        </m:r>
+        <m:r>
+          <m:t>a</m:t>
+        </m:r>
+        <m:r>
+          <m:t>p</m:t>
+        </m:r>
+        <m:r>
+          <m:t>o</m:t>
+        </m:r>
+        <m:r>
+          <m:t>l</m:t>
+        </m:r>
+        <m:r>
+          <m:t>i</m:t>
+        </m:r>
+        <m:r>
+          <m:t>c</m:t>
+        </m:r>
+        <m:r>
+          <m:t>y</m:t>
+        </m:r>
+        <m:r>
+          <m:t>w</m:t>
+        </m:r>
+        <m:r>
+          <m:t>o</m:t>
+        </m:r>
+        <m:r>
+          <m:t>r</m:t>
+        </m:r>
+        <m:r>
+          <m:t>s</m:t>
+        </m:r>
+        <m:r>
+          <m:t>e</m:t>
+        </m:r>
+        <m:r>
+          <m:t>t</m:t>
+        </m:r>
+        <m:r>
+          <m:t>h</m:t>
+        </m:r>
+        <m:r>
+          <m:t>a</m:t>
+        </m:r>
+        <m:r>
+          <m:t>n</m:t>
+        </m:r>
+        <m:r>
+          <m:t>r</m:t>
+        </m:r>
+        <m:r>
+          <m:t>a</m:t>
+        </m:r>
+        <m:r>
+          <m:t>n</m:t>
+        </m:r>
+        <m:r>
+          <m:t>d</m:t>
+        </m:r>
+        <m:r>
+          <m:t>o</m:t>
+        </m:r>
+        <m:r>
+          <m:t>m</m:t>
+        </m:r>
+        <m:r>
+          <m:t>s</m:t>
+        </m:r>
+        <m:r>
+          <m:t>c</m:t>
+        </m:r>
+        <m:r>
+          <m:t>o</m:t>
+        </m:r>
+        <m:r>
+          <m:t>r</m:t>
+        </m:r>
+        <m:r>
+          <m:t>e</m:t>
+        </m:r>
+        <m:r>
+          <m:t>s</m:t>
+        </m:r>
+        <m:r>
+          <m:t>b</m:t>
+        </m:r>
+        <m:r>
+          <m:t>e</m:t>
+        </m:r>
+        <m:r>
+          <m:t>l</m:t>
+        </m:r>
+        <m:r>
+          <m:t>o</m:t>
+        </m:r>
+        <m:r>
+          <m:t>w</m:t>
+        </m:r>
+      </m:oMath>
+      <w:r>
+        <w:t xml:space="preserve">0$). We report</w:t>
       </w:r>
       <w:r>
         <w:t xml:space="preserve"> </w:t>
@@ -4841,8 +6140,8 @@
         <w:t xml:space="preserve">(cumulative-reward) skill over the mission.</w:t>
       </w:r>
     </w:p>
-    <w:bookmarkEnd w:id="14"/>
-    <w:bookmarkStart w:id="15" w:name="method-swarmcf"/>
+    <w:bookmarkEnd w:id="16"/>
+    <w:bookmarkStart w:id="17" w:name="method-swarmcf"/>
     <w:p>
       <w:pPr>
         <w:pStyle w:val="Heading2"/>
@@ -5056,9 +6355,8 @@
     <w:p>
       <w:pPr>
         <w:pStyle w:val="BodyText"/>
-        <w:spacing w:before="120"/>
-        <w:jc w:val="left"/>
-        <w:keepNext/>
+        <w:jc w:val="both"/>
+        <w:keepNext w:val="0"/>
         <w:keepLines w:val="0"/>
         <w:widowControl w:val="1"/>
       </w:pPr>
@@ -5080,8 +6378,7 @@
     <w:p>
       <w:pPr>
         <w:pStyle w:val="BodyText"/>
-        <w:spacing w:after="120"/>
-        <w:jc w:val="left"/>
+        <w:jc w:val="both"/>
         <w:keepNext w:val="0"/>
         <w:keepLines w:val="0"/>
         <w:widowControl w:val="1"/>
@@ -5159,7 +6456,7 @@
         </m:r>
       </m:oMath>
       <w:r>
-        <w:br/>
+        <w:t xml:space="preserve"> </w:t>
       </w:r>
       <w:r>
         <w:t xml:space="preserve">for round</w:t>
@@ -5206,10 +6503,10 @@
         <w:t xml:space="preserve">:</w:t>
       </w:r>
       <w:r>
-        <w:br/>
-      </w:r>
-      <w:r>
-        <w:t xml:space="preserve">    offered</w:t>
+        <w:t xml:space="preserve"> </w:t>
+      </w:r>
+      <w:r>
+        <w:t xml:space="preserve">offered</w:t>
       </w:r>
       <w:r>
         <w:t xml:space="preserve"> </w:t>
@@ -5423,10 +6720,10 @@
         </m:sSub>
       </m:oMath>
       <w:r>
-        <w:br/>
-      </w:r>
-      <w:r>
-        <w:t xml:space="preserve">    sense broadcast: for each visible teammate</w:t>
+        <w:t xml:space="preserve"> </w:t>
+      </w:r>
+      <w:r>
+        <w:t xml:space="preserve">sense broadcast: for each visible teammate</w:t>
       </w:r>
       <w:r>
         <w:t xml:space="preserve"> </w:t>
@@ -5475,10 +6772,7 @@
         <w:t xml:space="preserve">) record</w:t>
       </w:r>
       <w:r>
-        <w:br/>
-      </w:r>
-      <w:r>
-        <w:t xml:space="preserve">        </w:t>
+        <w:t xml:space="preserve"> </w:t>
       </w:r>
       <m:oMath>
         <m:r>
@@ -5694,16 +6988,16 @@
         </m:sSub>
       </m:oMath>
       <w:r>
-        <w:br/>
-      </w:r>
-      <w:r>
-        <w:t xml:space="preserve">        (own outcome recorded with its own, lower, noise)</w:t>
-      </w:r>
-      <w:r>
-        <w:br/>
-      </w:r>
-      <w:r>
-        <w:t xml:space="preserve">    every</w:t>
+        <w:t xml:space="preserve"> </w:t>
+      </w:r>
+      <w:r>
+        <w:t xml:space="preserve">(own outcome recorded with its own, lower, noise)</w:t>
+      </w:r>
+      <w:r>
+        <w:t xml:space="preserve"> </w:t>
+      </w:r>
+      <w:r>
+        <w:t xml:space="preserve">every</w:t>
       </w:r>
       <w:r>
         <w:t xml:space="preserve"> </w:t>
@@ -5743,10 +7037,7 @@
         <w:t xml:space="preserve">:</w:t>
       </w:r>
       <w:r>
-        <w:br/>
-      </w:r>
-      <w:r>
-        <w:t xml:space="preserve">        </w:t>
+        <w:t xml:space="preserve"> </w:t>
       </w:r>
       <m:oMath>
         <m:sSub>
@@ -6000,7 +7291,7 @@
         </m:sSub>
       </m:oMath>
       <w:r>
-        <w:br/>
+        <w:t xml:space="preserve"> </w:t>
       </w:r>
       <w:r>
         <w:t xml:space="preserve">predict full row</w:t>
@@ -6275,9 +7566,8 @@
     <w:p>
       <w:pPr>
         <w:pStyle w:val="BodyText"/>
-        <w:spacing w:before="120"/>
-        <w:jc w:val="left"/>
-        <w:keepNext/>
+        <w:jc w:val="both"/>
+        <w:keepNext w:val="0"/>
         <w:keepLines w:val="0"/>
         <w:widowControl w:val="1"/>
       </w:pPr>
@@ -6317,8 +7607,7 @@
     <w:p>
       <w:pPr>
         <w:pStyle w:val="BodyText"/>
-        <w:spacing w:after="120"/>
-        <w:jc w:val="left"/>
+        <w:jc w:val="both"/>
         <w:keepNext w:val="0"/>
         <w:keepLines w:val="0"/>
         <w:widowControl w:val="1"/>
@@ -6359,7 +7648,7 @@
         <w:t xml:space="preserve">-dim factors of the entities the newcomer has been observed against)</w:t>
       </w:r>
       <w:r>
-        <w:br/>
+        <w:t xml:space="preserve"> </w:t>
       </w:r>
       <w:r>
         <w:t xml:space="preserve">and observations</w:t>
@@ -6390,10 +7679,7 @@
         <w:t xml:space="preserve">:</w:t>
       </w:r>
       <w:r>
-        <w:br/>
-      </w:r>
-      <w:r>
-        <w:t xml:space="preserve">    </w:t>
+        <w:t xml:space="preserve"> </w:t>
       </w:r>
       <m:oMath>
         <m:acc>
@@ -6546,7 +7832,7 @@
         <w:t xml:space="preserve">ridge solve</w:t>
       </w:r>
       <w:r>
-        <w:br/>
+        <w:t xml:space="preserve"> </w:t>
       </w:r>
       <w:r>
         <w:t xml:space="preserve">predict reward on any other entity with factor</w:t>
@@ -7089,8 +8375,8 @@
         <w:t xml:space="preserve">ridge solve. There is no inter-robot computation: each robot updates only its own factors and reads the passive stream.</w:t>
       </w:r>
     </w:p>
-    <w:bookmarkEnd w:id="15"/>
-    <w:bookmarkStart w:id="16" w:name="X47a908b7a2498a6bbdbaa53948bd845e9074d9c"/>
+    <w:bookmarkEnd w:id="17"/>
+    <w:bookmarkStart w:id="18" w:name="X47a908b7a2498a6bbdbaa53948bd845e9074d9c"/>
     <w:p>
       <w:pPr>
         <w:pStyle w:val="Heading2"/>
@@ -10129,11 +11415,224 @@
         <w:t xml:space="preserve"> </w:t>
       </w:r>
       <w:r>
-        <w:t xml:space="preserve">is therefore the natural operating point: the theory establishes feasibility and the team-size scaling, and the experiments show the method reaches strong skill comfortably within that envelope.</w:t>
+        <w:t xml:space="preserve">is in fact well below the worst-case</w:t>
+      </w:r>
+      <w:r>
+        <w:t xml:space="preserve"> </w:t>
+      </w:r>
+      <w:r>
+        <w:rPr>
+          <w:i/>
+          <w:iCs/>
+        </w:rPr>
+        <w:t xml:space="preserve">full</w:t>
+      </w:r>
+      <w:r>
+        <w:t xml:space="preserve">-recovery time</w:t>
+      </w:r>
+      <w:r>
+        <w:t xml:space="preserve"> </w:t>
+      </w:r>
+      <m:oMath>
+        <m:sSub>
+          <m:e>
+            <m:r>
+              <m:t>T</m:t>
+            </m:r>
+          </m:e>
+          <m:sub>
+            <m:r>
+              <m:rPr>
+                <m:sty m:val="p"/>
+              </m:rPr>
+              <m:t>r</m:t>
+            </m:r>
+            <m:r>
+              <m:rPr>
+                <m:sty m:val="p"/>
+              </m:rPr>
+              <m:t>e</m:t>
+            </m:r>
+            <m:r>
+              <m:rPr>
+                <m:sty m:val="p"/>
+              </m:rPr>
+              <m:t>c</m:t>
+            </m:r>
+          </m:sub>
+        </m:sSub>
+        <m:r>
+          <m:rPr>
+            <m:sty m:val="p"/>
+          </m:rPr>
+          <m:t>=</m:t>
+        </m:r>
+        <m:r>
+          <m:t>O</m:t>
+        </m:r>
+        <m:r>
+          <m:t>​</m:t>
+        </m:r>
+        <m:d>
+          <m:dPr>
+            <m:begChr m:val="("/>
+            <m:sepChr m:val=""/>
+            <m:endChr m:val=")"/>
+            <m:grow/>
+          </m:dPr>
+          <m:e>
+            <m:f>
+              <m:fPr>
+                <m:type m:val="lin"/>
+              </m:fPr>
+              <m:num>
+                <m:r>
+                  <m:t>n</m:t>
+                </m:r>
+                <m:r>
+                  <m:t>d</m:t>
+                </m:r>
+              </m:num>
+              <m:den>
+                <m:r>
+                  <m:t>ρ</m:t>
+                </m:r>
+                <m:r>
+                  <m:t>m</m:t>
+                </m:r>
+              </m:den>
+            </m:f>
+            <m:r>
+              <m:rPr>
+                <m:sty m:val="p"/>
+              </m:rPr>
+              <m:t>log</m:t>
+            </m:r>
+            <m:r>
+              <m:t>n</m:t>
+            </m:r>
+          </m:e>
+        </m:d>
+      </m:oMath>
+      <w:r>
+        <w:t xml:space="preserve">, which is numerically several hundred rounds at the headline</w:t>
+      </w:r>
+      <w:r>
+        <w:t xml:space="preserve"> </w:t>
+      </w:r>
+      <m:oMath>
+        <m:r>
+          <m:t>n</m:t>
+        </m:r>
+        <m:r>
+          <m:rPr>
+            <m:sty m:val="p"/>
+          </m:rPr>
+          <m:t>=</m:t>
+        </m:r>
+        <m:r>
+          <m:t>240</m:t>
+        </m:r>
+        <m:r>
+          <m:rPr>
+            <m:sty m:val="p"/>
+          </m:rPr>
+          <m:t>,</m:t>
+        </m:r>
+        <m:r>
+          <m:t>d</m:t>
+        </m:r>
+        <m:r>
+          <m:rPr>
+            <m:sty m:val="p"/>
+          </m:rPr>
+          <m:t>=</m:t>
+        </m:r>
+        <m:r>
+          <m:t>5</m:t>
+        </m:r>
+        <m:r>
+          <m:rPr>
+            <m:sty m:val="p"/>
+          </m:rPr>
+          <m:t>,</m:t>
+        </m:r>
+        <m:r>
+          <m:t>m</m:t>
+        </m:r>
+        <m:r>
+          <m:rPr>
+            <m:sty m:val="p"/>
+          </m:rPr>
+          <m:t>=</m:t>
+        </m:r>
+        <m:r>
+          <m:t>30</m:t>
+        </m:r>
+        <m:r>
+          <m:rPr>
+            <m:sty m:val="p"/>
+          </m:rPr>
+          <m:t>,</m:t>
+        </m:r>
+        <m:r>
+          <m:t>ρ</m:t>
+        </m:r>
+        <m:r>
+          <m:rPr>
+            <m:sty m:val="p"/>
+          </m:rPr>
+          <m:t>=</m:t>
+        </m:r>
+        <m:r>
+          <m:t>0.25</m:t>
+        </m:r>
+      </m:oMath>
+      <w:r>
+        <w:t xml:space="preserve">; the method nonetheless reaches strong skill within</w:t>
+      </w:r>
+      <w:r>
+        <w:t xml:space="preserve"> </w:t>
+      </w:r>
+      <m:oMath>
+        <m:r>
+          <m:t>T</m:t>
+        </m:r>
+        <m:r>
+          <m:rPr>
+            <m:sty m:val="p"/>
+          </m:rPr>
+          <m:t>=</m:t>
+        </m:r>
+        <m:r>
+          <m:t>50</m:t>
+        </m:r>
+      </m:oMath>
+      <w:r>
+        <w:t xml:space="preserve"> </w:t>
+      </w:r>
+      <w:r>
+        <w:t xml:space="preserve">because</w:t>
+      </w:r>
+      <w:r>
+        <w:t xml:space="preserve"> </w:t>
+      </w:r>
+      <w:r>
+        <w:rPr>
+          <w:i/>
+          <w:iCs/>
+        </w:rPr>
+        <w:t xml:space="preserve">partial, graded</w:t>
+      </w:r>
+      <w:r>
+        <w:t xml:space="preserve"> </w:t>
+      </w:r>
+      <w:r>
+        <w:t xml:space="preserve">recovery is enough to rank well. The theory thus establishes feasibility and the team-size scaling of full recovery, while the experiments operate in the earlier graded-spanning regime (Appendix C), not at the full-recovery threshold.</w:t>
       </w:r>
     </w:p>
-    <w:bookmarkEnd w:id="16"/>
-    <w:bookmarkStart w:id="46" w:name="experiments"/>
+    <w:bookmarkEnd w:id="18"/>
+    <w:bookmarkStart w:id="48" w:name="experiments"/>
     <w:p>
       <w:pPr>
         <w:pStyle w:val="Heading2"/>
@@ -10289,7 +11788,34 @@
         <w:t xml:space="preserve"> </w:t>
       </w:r>
       <w:r>
-        <w:t xml:space="preserve">per run (no method is given the true rank; robust to the guess, Figure 7), horizon</w:t>
+        <w:t xml:space="preserve">per run (no method is given the true rank; this range over-specifies and so never under-ranks, with Figure 7 separately showing graceful degradation when</w:t>
+      </w:r>
+      <w:r>
+        <w:t xml:space="preserve"> </w:t>
+      </w:r>
+      <m:oMath>
+        <m:acc>
+          <m:accPr>
+            <m:chr m:val="̂"/>
+          </m:accPr>
+          <m:e>
+            <m:r>
+              <m:t>d</m:t>
+            </m:r>
+          </m:e>
+        </m:acc>
+        <m:r>
+          <m:rPr>
+            <m:sty m:val="p"/>
+          </m:rPr>
+          <m:t>&lt;</m:t>
+        </m:r>
+        <m:r>
+          <m:t>d</m:t>
+        </m:r>
+      </m:oMath>
+      <w:r>
+        <w:t xml:space="preserve">), horizon</w:t>
       </w:r>
       <w:r>
         <w:t xml:space="preserve"> </w:t>
@@ -10784,7 +12310,7 @@
         <w:t xml:space="preserve">inadmissible by the problem definition</w:t>
       </w:r>
       <w:r>
-        <w:t xml:space="preserve">, not omitted: they require messages or a coordinator, which our setting forbids, so they can appear only as the centralized ceilings. The admissible communication-free competitors are exactly the structure-free learners (Independent-UCB / tabular), which are the per-arm reductions of no-communication multiplayer-bandit methods. In our harness</w:t>
+        <w:t xml:space="preserve">, not omitted: they require messages or a coordinator, which our setting forbids, so they can appear only as the centralized ceilings. The admissible communication-free baselines are exactly the structure-free learners (Independent-UCB / tabular), which are the per-arm reductions of no-communication multiplayer-bandit methods. In our harness</w:t>
       </w:r>
       <w:r>
         <w:t xml:space="preserve"> </w:t>
@@ -13699,7 +15225,7 @@
         </w:tc>
       </w:tr>
     </w:tbl>
-    <w:bookmarkStart w:id="20" w:name="Xafc3f7d9837fd80c5d396b8a72b998571875b34"/>
+    <w:bookmarkStart w:id="22" w:name="Xafc3f7d9837fd80c5d396b8a72b998571875b34"/>
     <w:p>
       <w:pPr>
         <w:pStyle w:val="Heading3"/>
@@ -13764,18 +15290,18 @@
           <wp:inline>
             <wp:extent cx="5388864" cy="3541776"/>
             <wp:effectExtent b="0" l="0" r="0" t="0"/>
-            <wp:docPr descr="categorical + masking" title="" id="18" name="Picture"/>
+            <wp:docPr descr="categorical + masking" title="" id="20" name="Picture"/>
             <a:graphic>
               <a:graphicData uri="http://schemas.openxmlformats.org/drawingml/2006/picture">
                 <pic:pic>
                   <pic:nvPicPr>
-                    <pic:cNvPr descr="figures/F5_crossover.png" id="19" name="Picture"/>
+                    <pic:cNvPr descr="figures/F5_crossover.png" id="21" name="Picture"/>
                     <pic:cNvPicPr>
                       <a:picLocks noChangeArrowheads="1" noChangeAspect="1"/>
                     </pic:cNvPicPr>
                   </pic:nvPicPr>
                   <pic:blipFill>
-                    <a:blip r:embed="rId17"/>
+                    <a:blip r:embed="rId19"/>
                     <a:stretch>
                       <a:fillRect/>
                     </a:stretch>
@@ -13836,8 +15362,8 @@
         <w:t xml:space="preserve">. Structure-free learners are pinned at the floor at every broadcast rate; SwarmCF acts on the unseen throughout and is robust under masking, while the batch variant SwarmCF-batch decays as observation becomes partial. Means with bootstrap 95% CIs over 16 seeds.</w:t>
       </w:r>
     </w:p>
-    <w:bookmarkEnd w:id="20"/>
-    <w:bookmarkStart w:id="24" w:name="the-operational-anytime-separation"/>
+    <w:bookmarkEnd w:id="22"/>
+    <w:bookmarkStart w:id="26" w:name="the-operational-anytime-separation"/>
     <w:p>
       <w:pPr>
         <w:pStyle w:val="Heading3"/>
@@ -13997,18 +15523,18 @@
           <wp:inline>
             <wp:extent cx="5388864" cy="3553967"/>
             <wp:effectExtent b="0" l="0" r="0" t="0"/>
-            <wp:docPr descr="anytime" title="" id="22" name="Picture"/>
+            <wp:docPr descr="anytime" title="" id="24" name="Picture"/>
             <a:graphic>
               <a:graphicData uri="http://schemas.openxmlformats.org/drawingml/2006/picture">
                 <pic:pic>
                   <pic:nvPicPr>
-                    <pic:cNvPr descr="figures/F6_anytime.png" id="23" name="Picture"/>
+                    <pic:cNvPr descr="figures/F6_anytime.png" id="25" name="Picture"/>
                     <pic:cNvPicPr>
                       <a:picLocks noChangeArrowheads="1" noChangeAspect="1"/>
                     </pic:cNvPicPr>
                   </pic:nvPicPr>
                   <pic:blipFill>
-                    <a:blip r:embed="rId21"/>
+                    <a:blip r:embed="rId23"/>
                     <a:stretch>
                       <a:fillRect/>
                     </a:stretch>
@@ -14086,8 +15612,8 @@
         <w:t xml:space="preserve">-greedy tabular earns only by re-exploiting tasks it has already engaged. Means with bootstrap 95% CIs over 16 seeds.</w:t>
       </w:r>
     </w:p>
-    <w:bookmarkEnd w:id="24"/>
-    <w:bookmarkStart w:id="28" w:name="X85fa2892dd754ca4cee9f03f8c715739abbab87"/>
+    <w:bookmarkEnd w:id="26"/>
+    <w:bookmarkStart w:id="30" w:name="X85fa2892dd754ca4cee9f03f8c715739abbab87"/>
     <w:p>
       <w:pPr>
         <w:pStyle w:val="Heading3"/>
@@ -14332,18 +15858,18 @@
           <wp:inline>
             <wp:extent cx="5943600" cy="2113360"/>
             <wp:effectExtent b="0" l="0" r="0" t="0"/>
-            <wp:docPr descr="why a swarm" title="" id="26" name="Picture"/>
+            <wp:docPr descr="why a swarm" title="" id="28" name="Picture"/>
             <a:graphic>
               <a:graphicData uri="http://schemas.openxmlformats.org/drawingml/2006/picture">
                 <pic:pic>
                   <pic:nvPicPr>
-                    <pic:cNvPr descr="figures/F18_collab_scaling.png" id="27" name="Picture"/>
+                    <pic:cNvPr descr="figures/F18_collab_scaling.png" id="29" name="Picture"/>
                     <pic:cNvPicPr>
                       <a:picLocks noChangeArrowheads="1" noChangeAspect="1"/>
                     </pic:cNvPicPr>
                   </pic:nvPicPr>
                   <pic:blipFill>
-                    <a:blip r:embed="rId25"/>
+                    <a:blip r:embed="rId27"/>
                     <a:stretch>
                       <a:fillRect/>
                     </a:stretch>
@@ -14483,8 +16009,8 @@
         <w:t xml:space="preserve">). In both panels our online SwarmCF and its batch variant SwarmCF-batch rise (the gain is structural), while structure-free learners stay flat. Means with bootstrap 95% CIs over 16 seeds.</w:t>
       </w:r>
     </w:p>
-    <w:bookmarkEnd w:id="28"/>
-    <w:bookmarkStart w:id="29" w:name="X8d56e388b4b5e225b9c725a7d5d0f1f755bd488"/>
+    <w:bookmarkEnd w:id="30"/>
+    <w:bookmarkStart w:id="31" w:name="X8d56e388b4b5e225b9c725a7d5d0f1f755bd488"/>
     <w:p>
       <w:pPr>
         <w:pStyle w:val="Heading3"/>
@@ -17100,8 +18626,8 @@
         </w:tc>
       </w:tr>
     </w:tbl>
-    <w:bookmarkEnd w:id="29"/>
-    <w:bookmarkStart w:id="36" w:name="X64c646bc79764c5ac0ef9ce2cd19764c6dff822"/>
+    <w:bookmarkEnd w:id="31"/>
+    <w:bookmarkStart w:id="38" w:name="X64c646bc79764c5ac0ef9ce2cd19764c6dff822"/>
     <w:p>
       <w:pPr>
         <w:pStyle w:val="Heading3"/>
@@ -17348,18 +18874,18 @@
           <wp:inline>
             <wp:extent cx="5943600" cy="2052780"/>
             <wp:effectExtent b="0" l="0" r="0" t="0"/>
-            <wp:docPr descr="categorical separation under capacity-1 contention" title="" id="31" name="Picture"/>
+            <wp:docPr descr="categorical separation under capacity-1 contention" title="" id="33" name="Picture"/>
             <a:graphic>
               <a:graphicData uri="http://schemas.openxmlformats.org/drawingml/2006/picture">
                 <pic:pic>
                   <pic:nvPicPr>
-                    <pic:cNvPr descr="figures/F13_realsim.png" id="32" name="Picture"/>
+                    <pic:cNvPr descr="figures/F13_realsim.png" id="34" name="Picture"/>
                     <pic:cNvPicPr>
                       <a:picLocks noChangeArrowheads="1" noChangeAspect="1"/>
                     </pic:cNvPicPr>
                   </pic:nvPicPr>
                   <pic:blipFill>
-                    <a:blip r:embed="rId30"/>
+                    <a:blip r:embed="rId32"/>
                     <a:stretch>
                       <a:fillRect/>
                     </a:stretch>
@@ -17525,7 +19051,7 @@
         <w:t xml:space="preserve"> </w:t>
       </w:r>
       <w:r>
-        <w:t xml:space="preserve">menu. Closing the remaining coordination gap calls for explicit communication-free de-confliction, which we plan to study systematically in a follow-up (a family of communication-free de-confliction mechanisms, for example fixed private per-robot offsets and randomized near-best action selection). As a preview, a fixed, private per-robot offset (drawn once and never shared) already roughly doubles earned reward at the most severe contention with no communication, exceeding communication-free auction-with-backoff and musical-chairs re-seating.</w:t>
+        <w:t xml:space="preserve">menu. Closing the remaining coordination gap calls for explicit communication-free de-confliction. We leave a systematic study to a follow-up, where candidate communication-free mechanisms (for example fixed private per-robot offsets, or randomized near-best action selection that breaks ties stochastically rather than greedily) can be evaluated against the collision baseline measured here.</w:t>
       </w:r>
     </w:p>
     <w:p>
@@ -17541,18 +19067,18 @@
           <wp:inline>
             <wp:extent cx="5943600" cy="2135185"/>
             <wp:effectExtent b="0" l="0" r="0" t="0"/>
-            <wp:docPr descr="LatentSwarm contention and de-confliction" title="" id="34" name="Picture"/>
+            <wp:docPr descr="LatentSwarm contention and de-confliction" title="" id="36" name="Picture"/>
             <a:graphic>
               <a:graphicData uri="http://schemas.openxmlformats.org/drawingml/2006/picture">
                 <pic:pic>
                   <pic:nvPicPr>
-                    <pic:cNvPr descr="figures/F23_ls_contention.png" id="35" name="Picture"/>
+                    <pic:cNvPr descr="figures/F23_ls_contention.png" id="37" name="Picture"/>
                     <pic:cNvPicPr>
                       <a:picLocks noChangeArrowheads="1" noChangeAspect="1"/>
                     </pic:cNvPicPr>
                   </pic:nvPicPr>
                   <pic:blipFill>
-                    <a:blip r:embed="rId33"/>
+                    <a:blip r:embed="rId35"/>
                     <a:stretch>
                       <a:fillRect/>
                     </a:stretch>
@@ -17613,8 +19139,8 @@
         <w:t xml:space="preserve">menu: restricting the menu reduces collisions. Means over 16 seeds.</w:t>
       </w:r>
     </w:p>
-    <w:bookmarkEnd w:id="36"/>
-    <w:bookmarkStart w:id="40" w:name="robustness-across-configurations"/>
+    <w:bookmarkEnd w:id="38"/>
+    <w:bookmarkStart w:id="42" w:name="robustness-across-configurations"/>
     <w:p>
       <w:pPr>
         <w:pStyle w:val="Heading3"/>
@@ -17948,64 +19474,7 @@
         </m:r>
       </m:oMath>
       <w:r>
-        <w:t xml:space="preserve">), because surplus directions are shrunk by the ridge; MF-SGD stays near the floor throughout. Over-guessing is therefore safe and the exact rank is not needed (Figure 7). The guess can even be removed entirely: in a follow-up, automatic relevance determination prunes the latent directions the masked design does not excite and recovers a stable effective rank independent of the guess (whether</w:t>
-      </w:r>
-      <w:r>
-        <w:t xml:space="preserve"> </w:t>
-      </w:r>
-      <m:oMath>
-        <m:acc>
-          <m:accPr>
-            <m:chr m:val="̂"/>
-          </m:accPr>
-          <m:e>
-            <m:r>
-              <m:t>d</m:t>
-            </m:r>
-          </m:e>
-        </m:acc>
-        <m:r>
-          <m:rPr>
-            <m:sty m:val="p"/>
-          </m:rPr>
-          <m:t>=</m:t>
-        </m:r>
-        <m:r>
-          <m:t>8</m:t>
-        </m:r>
-      </m:oMath>
-      <w:r>
-        <w:t xml:space="preserve"> </w:t>
-      </w:r>
-      <w:r>
-        <w:t xml:space="preserve">or</w:t>
-      </w:r>
-      <w:r>
-        <w:t xml:space="preserve"> </w:t>
-      </w:r>
-      <m:oMath>
-        <m:acc>
-          <m:accPr>
-            <m:chr m:val="̂"/>
-          </m:accPr>
-          <m:e>
-            <m:r>
-              <m:t>d</m:t>
-            </m:r>
-          </m:e>
-        </m:acc>
-        <m:r>
-          <m:rPr>
-            <m:sty m:val="p"/>
-          </m:rPr>
-          <m:t>=</m:t>
-        </m:r>
-        <m:r>
-          <m:t>20</m:t>
-        </m:r>
-      </m:oMath>
-      <w:r>
-        <w:t xml:space="preserve">).</w:t>
+        <w:t xml:space="preserve">), because surplus directions are shrunk by the ridge; MF-SGD stays near the floor throughout. Over-guessing is therefore safe and the exact rank is not needed (Figure 7). Removing the guess entirely, for example by letting automatic relevance determination prune the latent directions the masked design does not excite, is a natural next step we leave to a follow-up.</w:t>
       </w:r>
     </w:p>
     <w:p>
@@ -18021,18 +19490,18 @@
           <wp:inline>
             <wp:extent cx="5943600" cy="2109723"/>
             <wp:effectExtent b="0" l="0" r="0" t="0"/>
-            <wp:docPr descr="rank-guess robustness" title="" id="38" name="Picture"/>
+            <wp:docPr descr="rank-guess robustness" title="" id="40" name="Picture"/>
             <a:graphic>
               <a:graphicData uri="http://schemas.openxmlformats.org/drawingml/2006/picture">
                 <pic:pic>
                   <pic:nvPicPr>
-                    <pic:cNvPr descr="figures/F21_ranksweep.png" id="39" name="Picture"/>
+                    <pic:cNvPr descr="figures/F21_ranksweep.png" id="41" name="Picture"/>
                     <pic:cNvPicPr>
                       <a:picLocks noChangeArrowheads="1" noChangeAspect="1"/>
                     </pic:cNvPicPr>
                   </pic:nvPicPr>
                   <pic:blipFill>
-                    <a:blip r:embed="rId37"/>
+                    <a:blip r:embed="rId39"/>
                     <a:stretch>
                       <a:fillRect/>
                     </a:stretch>
@@ -18185,8 +19654,8 @@
         <w:t xml:space="preserve">) is regularized away and stays flat. Lines are means with bootstrap 95% CIs over 16 seeds.</w:t>
       </w:r>
     </w:p>
-    <w:bookmarkEnd w:id="40"/>
-    <w:bookmarkStart w:id="44" w:name="a-robotics-grounded-instance"/>
+    <w:bookmarkEnd w:id="42"/>
+    <w:bookmarkStart w:id="46" w:name="a-robotics-grounded-instance"/>
     <w:p>
       <w:pPr>
         <w:pStyle w:val="Heading3"/>
@@ -18434,7 +19903,7 @@
         </m:sSup>
       </m:oMath>
       <w:r>
-        <w:t xml:space="preserve">, the free-space sensing law of coverage control [10]). Positions are thus load-bearing rather than inert, and visibility is persistent because the patrol geometry is quasi-static. Under capacity-1 contention and a randomly guessed rank, the categorical separation holds: SwarmCF reaches unseen-pair skill</w:t>
+        <w:t xml:space="preserve">, a distance-degraded sensing-quality model in the spirit of coverage control [10]). Positions are thus load-bearing rather than inert, and visibility is persistent because the patrol geometry is quasi-static. Under capacity-1 contention and a randomly guessed rank, the categorical separation holds: SwarmCF reaches unseen-pair skill</w:t>
       </w:r>
       <w:r>
         <w:t xml:space="preserve"> </w:t>
@@ -18507,18 +19976,18 @@
           <wp:inline>
             <wp:extent cx="5943600" cy="1781503"/>
             <wp:effectExtent b="0" l="0" r="0" t="0"/>
-            <wp:docPr descr="robotics-grounded instance" title="" id="42" name="Picture"/>
+            <wp:docPr descr="robotics-grounded instance" title="" id="44" name="Picture"/>
             <a:graphic>
               <a:graphicData uri="http://schemas.openxmlformats.org/drawingml/2006/picture">
                 <pic:pic>
                   <pic:nvPicPr>
-                    <pic:cNvPr descr="figures/F26_grounded.png" id="43" name="Picture"/>
+                    <pic:cNvPr descr="figures/F26_grounded.png" id="45" name="Picture"/>
                     <pic:cNvPicPr>
                       <a:picLocks noChangeArrowheads="1" noChangeAspect="1"/>
                     </pic:cNvPicPr>
                   </pic:nvPicPr>
                   <pic:blipFill>
-                    <a:blip r:embed="rId41"/>
+                    <a:blip r:embed="rId43"/>
                     <a:stretch>
                       <a:fillRect/>
                     </a:stretch>
@@ -18568,8 +20037,8 @@
         <w:t xml:space="preserve">A robotics-grounded instance (LatentSwarm): non-negative sensing-modality traits and a geometry-induced range-limited line-of-sight mask with distance-dependent noise, under capacity-1 contention. (a) An example patrol layout and its line-of-sight visibility graph; (b) earned (anytime) skill; (c) unseen-pair skill. SwarmCF stays well above the structure-free floor, so the categorical separation survives a physically-motivated instantiation. Bars are means with bootstrap 95% CIs over 16 seeds.</w:t>
       </w:r>
     </w:p>
-    <w:bookmarkEnd w:id="44"/>
-    <w:bookmarkStart w:id="45" w:name="scope-of-the-advantage"/>
+    <w:bookmarkEnd w:id="46"/>
+    <w:bookmarkStart w:id="47" w:name="scope-of-the-advantage"/>
     <w:p>
       <w:pPr>
         <w:pStyle w:val="Heading3"/>
@@ -18751,9 +20220,9 @@
         <w:t xml:space="preserve">): with no broadcast each robot has only its own row and collaborative filtering degenerates to tabular. These are exactly the conditions of the regime we target, and they delimit where structure-free methods remain competitive.</w:t>
       </w:r>
     </w:p>
-    <w:bookmarkEnd w:id="45"/>
-    <w:bookmarkEnd w:id="46"/>
-    <w:bookmarkStart w:id="47" w:name="discussion-limitations-and-future-work"/>
+    <w:bookmarkEnd w:id="47"/>
+    <w:bookmarkEnd w:id="48"/>
+    <w:bookmarkStart w:id="49" w:name="discussion-limitations-and-future-work"/>
     <w:p>
       <w:pPr>
         <w:pStyle w:val="Heading2"/>
@@ -18784,7 +20253,7 @@
         <w:t xml:space="preserve"> </w:t>
       </w:r>
       <w:r>
-        <w:t xml:space="preserve">Under the least information (no prior, no communication, partial and privately-noisy observation), a single simple estimator gives a swarm a capability that structure-free learning provably cannot have: acting well on the unseen, getting more competent as the team grows, and, on earned (anytime) skill, recovering most of what a centralized, communicating system could achieve. The separation is structural (it is a property of exploiting the shared low-rank trait structure) and operational (it shows up in reward earned while learning, and in the operational anytime and contention metrics).</w:t>
+        <w:t xml:space="preserve">Under the least information (no prior, no communication, partial and privately-noisy observation), a single simple estimator gives a swarm a capability that structure-free learning provably cannot have: acting well on the unseen, getting more competent as the team grows, and, on earned (anytime) skill, recovering a substantial fraction (about a third) of what a centralized, communicating system could achieve. The separation is structural (it is a property of exploiting the shared low-rank trait structure) and operational (it shows up in reward earned while learning, and in the operational anytime and contention metrics).</w:t>
       </w:r>
     </w:p>
     <w:p>
@@ -18806,7 +20275,18 @@
         <w:t xml:space="preserve"> </w:t>
       </w:r>
       <w:r>
-        <w:t xml:space="preserve">The reward is assumed (approximately) low-rank and stationary, the standard trait-based premise; the categorical advantage degrades gracefully as the structure becomes only approximately low-rank or the rank grows toward full, vanishing only when there is no exploitable structure (Appendix F, Figure 12). All our evidence is in simulation: as no existing benchmark captures this regime (Section 6) we evaluate on our own released LatentSwarm simulator, and the low-rank premise, though standard for trait-based MRTA, is an assumption rather than a measured property of any specific deployment; building a higher-fidelity or physical instantiation of the regime is itself an open problem. Rewards are real-valued and bilinear in latent traits; and the recovery rate of Theorem 2 is established for non-adaptive exploration, the finite-time rate under a strongly exploiting policy (which can starve low-reward tasks of coverage) remains open. The scope conditions for the advantage (low-rank but personalized structure, task scarcity, and a shared channel) are stated precisely in Section 6.8; outside them, structure-free methods are competitive.</w:t>
+        <w:t xml:space="preserve">The reward is assumed (approximately) low-rank and stationary, the standard trait-based premise; the categorical advantage degrades gracefully as the structure becomes only approximately low-rank or the rank grows toward full, vanishing only when there is no exploitable structure (Appendix F, Figure 12). All our evidence is in simulation: as no existing benchmark captures this regime (Section 6) we evaluate on our own released LatentSwarm simulator, and the low-rank premise, though standard for trait-based MRTA, is an assumption rather than a measured property of any specific deployment; building a higher-fidelity or physical instantiation of the regime is itself an open problem. Rewards are real-valued and bilinear in latent traits; and the recovery rate of Theorem 2 is established for non-adaptive exploration, so the finite-time rate under the strongly exploiting</w:t>
+      </w:r>
+      <w:r>
+        <w:t xml:space="preserve"> </w:t>
+      </w:r>
+      <m:oMath>
+        <m:r>
+          <m:t>ε</m:t>
+        </m:r>
+      </m:oMath>
+      <w:r>
+        <w:t xml:space="preserve">-decay policy our experiments actually use (which can starve low-reward tasks of spanning coverage) remains an open guarantee, with Appendix C the empirical coverage evidence. The scope conditions for the advantage (low-rank but personalized structure, task scarcity, and a shared channel) are stated precisely in Section 6.8; outside them, structure-free methods are competitive.</w:t>
       </w:r>
     </w:p>
     <w:p>
@@ -18929,8 +20409,8 @@
         <w:t xml:space="preserve">non-stationarity and team churn. We also plan a tightening of the adaptive-policy coverage rate.</w:t>
       </w:r>
     </w:p>
-    <w:bookmarkEnd w:id="47"/>
-    <w:bookmarkStart w:id="48" w:name="conclusion"/>
+    <w:bookmarkEnd w:id="49"/>
+    <w:bookmarkStart w:id="50" w:name="conclusion"/>
     <w:p>
       <w:pPr>
         <w:pStyle w:val="Heading2"/>
@@ -18951,11 +20431,11 @@
         <w:widowControl w:val="1"/>
       </w:pPr>
       <w:r>
-        <w:t xml:space="preserve">We formalized multi-robot task allocation in its most restrictive but practically common form (no prior knowledge, no communication, partial and privately-noisy observation), and showed that decentralized online collaborative filtering over the passive broadcast lets each robot act well on tasks it has never attempted. The advantage over structure-free learning is categorical and proven; the broadcast is what makes it possible and the team is what makes it fast; and the method recovers most of a centralized full-communication ceiling on earned (anytime) skill while assuming far less. We hope the setting, a swarm that must learn to coordinate from only what it passively senses, becomes a useful baseline regime for autonomous multi-robot systems.</w:t>
+        <w:t xml:space="preserve">We formalized multi-robot task allocation in its most restrictive but practically common form (no prior knowledge, no communication, partial and privately-noisy observation), and showed that decentralized online collaborative filtering over the passive broadcast lets each robot act well on tasks it has never attempted. The advantage over structure-free learning is categorical (such a learner is provably pinned at the prior-mean floor on the unseen); the broadcast is what makes it possible and the team is what makes it fast; and the method recovers a substantial fraction (about a third) of a centralized full-communication ceiling on earned (anytime) skill while assuming far less. We hope the setting, a swarm that must learn to coordinate from only what it passively senses, becomes a useful baseline regime for autonomous multi-robot systems.</w:t>
       </w:r>
     </w:p>
-    <w:bookmarkEnd w:id="48"/>
-    <w:bookmarkStart w:id="49" w:name="credit-authorship-contribution-statement"/>
+    <w:bookmarkEnd w:id="50"/>
+    <w:bookmarkStart w:id="51" w:name="credit-authorship-contribution-statement"/>
     <w:p>
       <w:pPr>
         <w:pStyle w:val="Heading2"/>
@@ -19021,8 +20501,8 @@
         <w:t xml:space="preserve">Conceptualization, Supervision, Writing - review &amp; editing.</w:t>
       </w:r>
     </w:p>
-    <w:bookmarkEnd w:id="49"/>
-    <w:bookmarkStart w:id="50" w:name="declaration-of-competing-interest"/>
+    <w:bookmarkEnd w:id="51"/>
+    <w:bookmarkStart w:id="52" w:name="declaration-of-competing-interest"/>
     <w:p>
       <w:pPr>
         <w:pStyle w:val="Heading2"/>
@@ -19046,8 +20526,8 @@
         <w:t xml:space="preserve">The authors declare that they have no known competing financial interests or personal relationships that could have appeared to influence the work reported in this paper.</w:t>
       </w:r>
     </w:p>
-    <w:bookmarkEnd w:id="50"/>
-    <w:bookmarkStart w:id="51" w:name="funding"/>
+    <w:bookmarkEnd w:id="52"/>
+    <w:bookmarkStart w:id="53" w:name="funding"/>
     <w:p>
       <w:pPr>
         <w:pStyle w:val="Heading2"/>
@@ -19071,8 +20551,8 @@
         <w:t xml:space="preserve">This research did not receive any specific grant from funding agencies in the public, commercial, or not-for-profit sectors.</w:t>
       </w:r>
     </w:p>
-    <w:bookmarkEnd w:id="51"/>
-    <w:bookmarkStart w:id="53" w:name="data-availability"/>
+    <w:bookmarkEnd w:id="53"/>
+    <w:bookmarkStart w:id="55" w:name="data-availability"/>
     <w:p>
       <w:pPr>
         <w:pStyle w:val="Heading2"/>
@@ -19114,7 +20594,7 @@
       <w:r>
         <w:t xml:space="preserve"> </w:t>
       </w:r>
-      <w:hyperlink r:id="rId52">
+      <w:hyperlink r:id="rId54">
         <w:r>
           <w:rPr>
             <w:rStyle w:val="Hyperlink"/>
@@ -19126,8 +20606,8 @@
         <w:t xml:space="preserve">.</w:t>
       </w:r>
     </w:p>
-    <w:bookmarkEnd w:id="53"/>
-    <w:bookmarkStart w:id="54" w:name="references"/>
+    <w:bookmarkEnd w:id="55"/>
+    <w:bookmarkStart w:id="56" w:name="references"/>
     <w:p>
       <w:pPr>
         <w:pStyle w:val="ReferencesHeading"/>
@@ -20706,8 +22186,8 @@
         <w:t xml:space="preserve">, 2(1–2):83–97, 1955.</w:t>
       </w:r>
     </w:p>
-    <w:bookmarkEnd w:id="54"/>
-    <w:bookmarkStart w:id="55" w:name="appendix-a.-proofs-of-the-main-results"/>
+    <w:bookmarkEnd w:id="56"/>
+    <w:bookmarkStart w:id="57" w:name="appendix-a.-proofs-of-the-main-results"/>
     <w:p>
       <w:pPr>
         <w:pStyle w:val="Heading2"/>
@@ -24038,8 +25518,8 @@
         <w:t xml:space="preserve">) is stated in Appendix B.</w:t>
       </w:r>
     </w:p>
-    <w:bookmarkEnd w:id="55"/>
-    <w:bookmarkStart w:id="56" w:name="appendix-b.-the-fold-in-error-bound"/>
+    <w:bookmarkEnd w:id="57"/>
+    <w:bookmarkStart w:id="58" w:name="appendix-b.-the-fold-in-error-bound"/>
     <w:p>
       <w:pPr>
         <w:pStyle w:val="Heading2"/>
@@ -24614,8 +26094,8 @@
         <w:t xml:space="preserve">. It quantitatively explains the graceful degradation of cold-start skill as sensing becomes sparser.</w:t>
       </w:r>
     </w:p>
-    <w:bookmarkEnd w:id="56"/>
-    <w:bookmarkStart w:id="57" w:name="Xff879cd4c3d95d1b53e65d4a6f09837912a540f"/>
+    <w:bookmarkEnd w:id="58"/>
+    <w:bookmarkStart w:id="59" w:name="Xff879cd4c3d95d1b53e65d4a6f09837912a540f"/>
     <w:p>
       <w:pPr>
         <w:pStyle w:val="Heading2"/>
@@ -24742,21 +26222,33 @@
         <w:t xml:space="preserve"> </w:t>
       </w:r>
       <w:r>
-        <w:t xml:space="preserve">from the observed entries by least squares gives error</w:t>
-      </w:r>
-      <w:r>
-        <w:t xml:space="preserve"> </w:t>
-      </w:r>
-      <m:oMath>
-        <m:r>
-          <m:t>0.000</m:t>
-        </m:r>
-      </m:oMath>
-      <w:r>
-        <w:t xml:space="preserve"> </w:t>
-      </w:r>
-      <w:r>
-        <w:t xml:space="preserve">exactly when robot</w:t>
+        <w:t xml:space="preserve">from the observed entries by least squares gives error at numerical zero (below</w:t>
+      </w:r>
+      <w:r>
+        <w:t xml:space="preserve"> </w:t>
+      </w:r>
+      <m:oMath>
+        <m:sSup>
+          <m:e>
+            <m:r>
+              <m:t>10</m:t>
+            </m:r>
+          </m:e>
+          <m:sup>
+            <m:r>
+              <m:rPr>
+                <m:sty m:val="p"/>
+              </m:rPr>
+              <m:t>−</m:t>
+            </m:r>
+            <m:r>
+              <m:t>10</m:t>
+            </m:r>
+          </m:sup>
+        </m:sSup>
+      </m:oMath>
+      <w:r>
+        <w:t xml:space="preserve">) when robot</w:t>
       </w:r>
       <w:r>
         <w:t xml:space="preserve"> </w:t>
@@ -24815,8 +26307,8 @@
         <w:t xml:space="preserve">. The identifiability threshold is therefore exactly the spanning condition of Theorem 2.</w:t>
       </w:r>
     </w:p>
-    <w:bookmarkEnd w:id="57"/>
-    <w:bookmarkStart w:id="58" w:name="appendix-d.-reproducibility"/>
+    <w:bookmarkEnd w:id="59"/>
+    <w:bookmarkStart w:id="60" w:name="appendix-d.-reproducibility"/>
     <w:p>
       <w:pPr>
         <w:pStyle w:val="Heading2"/>
@@ -25294,8 +26786,8 @@
         <w:t xml:space="preserve">are given to every structured baseline for fairness; the choices are conservative for our claims (generous to baselines).</w:t>
       </w:r>
     </w:p>
-    <w:bookmarkEnd w:id="58"/>
-    <w:bookmarkStart w:id="59" w:name="appendix-e.-the-latentswarm-environment"/>
+    <w:bookmarkEnd w:id="60"/>
+    <w:bookmarkStart w:id="61" w:name="appendix-e.-the-latentswarm-environment"/>
     <w:p>
       <w:pPr>
         <w:pStyle w:val="Heading2"/>
@@ -26438,9 +27930,8 @@
     <w:p>
       <w:pPr>
         <w:pStyle w:val="BodyText"/>
-        <w:spacing w:before="120"/>
-        <w:jc w:val="left"/>
-        <w:keepNext/>
+        <w:jc w:val="both"/>
+        <w:keepNext w:val="0"/>
         <w:keepLines w:val="0"/>
         <w:widowControl w:val="1"/>
       </w:pPr>
@@ -26451,8 +27942,7 @@
     <w:p>
       <w:pPr>
         <w:pStyle w:val="BodyText"/>
-        <w:spacing w:after="120"/>
-        <w:jc w:val="left"/>
+        <w:jc w:val="both"/>
         <w:keepNext w:val="0"/>
         <w:keepLines w:val="0"/>
         <w:widowControl w:val="1"/>
@@ -26518,7 +28008,7 @@
         <w:t xml:space="preserve">, no types)</w:t>
       </w:r>
       <w:r>
-        <w:br/>
+        <w:t xml:space="preserve"> </w:t>
       </w:r>
       <w:r>
         <w:t xml:space="preserve">draw a persistent broadcast mask</w:t>
@@ -26657,7 +28147,7 @@
         <w:t xml:space="preserve">(fixed for the mission)</w:t>
       </w:r>
       <w:r>
-        <w:br/>
+        <w:t xml:space="preserve"> </w:t>
       </w:r>
       <w:r>
         <w:t xml:space="preserve">draw a guessed rank</w:t>
@@ -26768,7 +28258,7 @@
         <w:t xml:space="preserve">, shared by all structured methods</w:t>
       </w:r>
       <w:r>
-        <w:br/>
+        <w:t xml:space="preserve"> </w:t>
       </w:r>
       <w:r>
         <w:t xml:space="preserve">for round</w:t>
@@ -26815,10 +28305,10 @@
         <w:t xml:space="preserve">:</w:t>
       </w:r>
       <w:r>
-        <w:br/>
-      </w:r>
-      <w:r>
-        <w:t xml:space="preserve">    offer each robot</w:t>
+        <w:t xml:space="preserve"> </w:t>
+      </w:r>
+      <w:r>
+        <w:t xml:space="preserve">offer each robot</w:t>
       </w:r>
       <w:r>
         <w:t xml:space="preserve"> </w:t>
@@ -26872,10 +28362,10 @@
         <w:t xml:space="preserve">subset)</w:t>
       </w:r>
       <w:r>
-        <w:br/>
-      </w:r>
-      <w:r>
-        <w:t xml:space="preserve">    each robot</w:t>
+        <w:t xml:space="preserve"> </w:t>
+      </w:r>
+      <w:r>
+        <w:t xml:space="preserve">each robot</w:t>
       </w:r>
       <w:r>
         <w:t xml:space="preserve"> </w:t>
@@ -26936,10 +28426,10 @@
         <w:t xml:space="preserve">from its policy</w:t>
       </w:r>
       <w:r>
-        <w:br/>
-      </w:r>
-      <w:r>
-        <w:t xml:space="preserve">    taken</w:t>
+        <w:t xml:space="preserve"> </w:t>
+      </w:r>
+      <w:r>
+        <w:t xml:space="preserve">taken</w:t>
       </w:r>
       <w:r>
         <w:t xml:space="preserve"> </w:t>
@@ -26973,10 +28463,10 @@
         <w:t xml:space="preserve">, in random order:</w:t>
       </w:r>
       <w:r>
-        <w:br/>
-      </w:r>
-      <w:r>
-        <w:t xml:space="preserve">        if</w:t>
+        <w:t xml:space="preserve"> </w:t>
+      </w:r>
+      <w:r>
+        <w:t xml:space="preserve">if</w:t>
       </w:r>
       <w:r>
         <w:t xml:space="preserve"> </w:t>
@@ -27036,10 +28526,10 @@
         <w:t xml:space="preserve">(collision); continue</w:t>
       </w:r>
       <w:r>
-        <w:br/>
-      </w:r>
-      <w:r>
-        <w:t xml:space="preserve">        robot</w:t>
+        <w:t xml:space="preserve"> </w:t>
+      </w:r>
+      <w:r>
+        <w:t xml:space="preserve">robot</w:t>
       </w:r>
       <w:r>
         <w:t xml:space="preserve"> </w:t>
@@ -27179,10 +28669,10 @@
         </m:r>
       </m:oMath>
       <w:r>
-        <w:br/>
-      </w:r>
-      <w:r>
-        <w:t xml:space="preserve">    broadcast: each robot</w:t>
+        <w:t xml:space="preserve"> </w:t>
+      </w:r>
+      <w:r>
+        <w:t xml:space="preserve">broadcast: each robot</w:t>
       </w:r>
       <w:r>
         <w:t xml:space="preserve"> </w:t>
@@ -27242,10 +28732,7 @@
         <w:t xml:space="preserve">),</w:t>
       </w:r>
       <w:r>
-        <w:br/>
-      </w:r>
-      <w:r>
-        <w:t xml:space="preserve">        </w:t>
+        <w:t xml:space="preserve"> </w:t>
       </w:r>
       <m:oMath>
         <m:r>
@@ -27436,14 +28923,14 @@
         </m:r>
       </m:oMath>
       <w:r>
-        <w:br/>
+        <w:t xml:space="preserve"> </w:t>
       </w:r>
       <w:r>
         <w:t xml:space="preserve">score: earned skill vs random / Hungarian oracle; unseen-pair skill on never-engaged tasks</w:t>
       </w:r>
     </w:p>
-    <w:bookmarkEnd w:id="59"/>
-    <w:bookmarkStart w:id="72" w:name="X7ddb1a96fb9ad42b507b05b375d2108d0e61f4c"/>
+    <w:bookmarkEnd w:id="61"/>
+    <w:bookmarkStart w:id="74" w:name="X7ddb1a96fb9ad42b507b05b375d2108d0e61f4c"/>
     <w:p>
       <w:pPr>
         <w:pStyle w:val="Heading2"/>
@@ -27616,18 +29103,18 @@
           <wp:inline>
             <wp:extent cx="5943600" cy="2113360"/>
             <wp:effectExtent b="0" l="0" r="0" t="0"/>
-            <wp:docPr descr="offer-size robustness" title="" id="61" name="Picture"/>
+            <wp:docPr descr="offer-size robustness" title="" id="63" name="Picture"/>
             <a:graphic>
               <a:graphicData uri="http://schemas.openxmlformats.org/drawingml/2006/picture">
                 <pic:pic>
                   <pic:nvPicPr>
-                    <pic:cNvPr descr="figures/F22_offersize.png" id="62" name="Picture"/>
+                    <pic:cNvPr descr="figures/F22_offersize.png" id="64" name="Picture"/>
                     <pic:cNvPicPr>
                       <a:picLocks noChangeArrowheads="1" noChangeAspect="1"/>
                     </pic:cNvPicPr>
                   </pic:nvPicPr>
                   <pic:blipFill>
-                    <a:blip r:embed="rId60"/>
+                    <a:blip r:embed="rId62"/>
                     <a:stretch>
                       <a:fillRect/>
                     </a:stretch>
@@ -27855,18 +29342,18 @@
           <wp:inline>
             <wp:extent cx="5943600" cy="1590454"/>
             <wp:effectExtent b="0" l="0" r="0" t="0"/>
-            <wp:docPr descr="masking model robustness" title="" id="64" name="Picture"/>
+            <wp:docPr descr="masking model robustness" title="" id="66" name="Picture"/>
             <a:graphic>
               <a:graphicData uri="http://schemas.openxmlformats.org/drawingml/2006/picture">
                 <pic:pic>
                   <pic:nvPicPr>
-                    <pic:cNvPr descr="figures/F8_iid_vs_persistent.png" id="65" name="Picture"/>
+                    <pic:cNvPr descr="figures/F8_iid_vs_persistent.png" id="67" name="Picture"/>
                     <pic:cNvPicPr>
                       <a:picLocks noChangeArrowheads="1" noChangeAspect="1"/>
                     </pic:cNvPicPr>
                   </pic:nvPicPr>
                   <pic:blipFill>
-                    <a:blip r:embed="rId63"/>
+                    <a:blip r:embed="rId65"/>
                     <a:stretch>
                       <a:fillRect/>
                     </a:stretch>
@@ -28129,18 +29616,18 @@
           <wp:inline>
             <wp:extent cx="5943600" cy="2113360"/>
             <wp:effectExtent b="0" l="0" r="0" t="0"/>
-            <wp:docPr descr="Appendix-F ablations: strict regime and probe-restores" title="" id="67" name="Picture"/>
+            <wp:docPr descr="Appendix-F ablations: strict regime and probe-restores" title="" id="69" name="Picture"/>
             <a:graphic>
               <a:graphicData uri="http://schemas.openxmlformats.org/drawingml/2006/picture">
                 <pic:pic>
                   <pic:nvPicPr>
-                    <pic:cNvPr descr="figures/F28_appF_ablations.png" id="68" name="Picture"/>
+                    <pic:cNvPr descr="figures/F28_appF_ablations.png" id="70" name="Picture"/>
                     <pic:cNvPicPr>
                       <a:picLocks noChangeArrowheads="1" noChangeAspect="1"/>
                     </pic:cNvPicPr>
                   </pic:nvPicPr>
                   <pic:blipFill>
-                    <a:blip r:embed="rId66"/>
+                    <a:blip r:embed="rId68"/>
                     <a:stretch>
                       <a:fillRect/>
                     </a:stretch>
@@ -28866,18 +30353,18 @@
           <wp:inline>
             <wp:extent cx="5388864" cy="3547872"/>
             <wp:effectExtent b="0" l="0" r="0" t="0"/>
-            <wp:docPr descr="approximate low-rank robustness" title="" id="70" name="Picture"/>
+            <wp:docPr descr="approximate low-rank robustness" title="" id="72" name="Picture"/>
             <a:graphic>
               <a:graphicData uri="http://schemas.openxmlformats.org/drawingml/2006/picture">
                 <pic:pic>
                   <pic:nvPicPr>
-                    <pic:cNvPr descr="figures/F27_approxrank.png" id="71" name="Picture"/>
+                    <pic:cNvPr descr="figures/F27_approxrank.png" id="73" name="Picture"/>
                     <pic:cNvPicPr>
                       <a:picLocks noChangeArrowheads="1" noChangeAspect="1"/>
                     </pic:cNvPicPr>
                   </pic:nvPicPr>
                   <pic:blipFill>
-                    <a:blip r:embed="rId69"/>
+                    <a:blip r:embed="rId71"/>
                     <a:stretch>
                       <a:fillRect/>
                     </a:stretch>
@@ -28983,10 +30470,10 @@
         <w:t xml:space="preserve">. Means with bootstrap 95% CIs over 16 seeds.</w:t>
       </w:r>
     </w:p>
-    <w:bookmarkEnd w:id="72"/>
-    <w:bookmarkEnd w:id="73"/>
+    <w:bookmarkEnd w:id="74"/>
+    <w:bookmarkEnd w:id="75"/>
     <w:sectPr>
-      <w:footerReference w:type="default" r:id="rId9"/>
+      <w:footerReference w:type="default" r:id="rId11"/>
       <w:pgSz w:h="15840" w:w="12240"/>
       <w:pgMar w:bottom="1440" w:footer="720" w:gutter="0" w:header="720" w:left="1440" w:right="1440" w:top="1440"/>
       <w:cols w:space="720"/>

--- a/docs/ras_paper.docx
+++ b/docs/ras_paper.docx
@@ -30,7 +30,7 @@
         </w:r>
       </w:hyperlink>
     </w:p>
-    <w:bookmarkStart w:id="75" w:name="Xa8f2687664d6e7bb57f7cb64826b407761b7295"/>
+    <w:bookmarkStart w:id="76" w:name="Xa8f2687664d6e7bb57f7cb64826b407761b7295"/>
     <w:p>
       <w:pPr>
         <w:pStyle w:val="Title"/>
@@ -12310,7 +12310,7 @@
         <w:t xml:space="preserve">inadmissible by the problem definition</w:t>
       </w:r>
       <w:r>
-        <w:t xml:space="preserve">, not omitted: they require messages or a coordinator, which our setting forbids, so they can appear only as the centralized ceilings. The admissible communication-free baselines are exactly the structure-free learners (Independent-UCB / tabular), which are the per-arm reductions of no-communication multiplayer-bandit methods. In our harness</w:t>
+        <w:t xml:space="preserve">, not omitted: they require messages or a coordinator, which our setting forbids, so they can appear only as the centralized ceilings. The obvious decentralized candidates moreover reduce, once throttled to the communication-free passive-observation budget, to baselines already in the suite: a gossip or decentralized matrix-completion method without its message-passing is per-robot local low-rank completion, exactly our MF-SGD and PTF (and SwarmCF is its online-ALS member); and a clustered-bandit method that needs a prior similarity graph (Gang-of-Bandits style) is inadmissible, so its data-driven successor CLUB, which learns its clusters from the broadcast alone, is the admissible representative of that family. The remaining admissible communication-free baselines are the structure-free learners (Independent-UCB / tabular), the per-arm reductions of no-communication multiplayer-bandit methods. Two further recognized structure-sharing baselines, memory-based kNN collaborative filtering and convex nuclear-norm completion (SoftImpute), are added and evaluated across trait distributions in Appendix G. In our harness</w:t>
       </w:r>
       <w:r>
         <w:t xml:space="preserve"> </w:t>
@@ -18948,7 +18948,7 @@
           <w:b/>
           <w:bCs/>
         </w:rPr>
-        <w:t xml:space="preserve">(b) Why coordination is the binding constraint, and how SwarmCF already mitigates it.</w:t>
+        <w:t xml:space="preserve">(b) The coordination gap, and how SwarmCF already mitigates it.</w:t>
       </w:r>
       <w:r>
         <w:t xml:space="preserve"> </w:t>
@@ -19051,7 +19051,170 @@
         <w:t xml:space="preserve"> </w:t>
       </w:r>
       <w:r>
-        <w:t xml:space="preserve">menu. Closing the remaining coordination gap calls for explicit communication-free de-confliction. We leave a systematic study to a follow-up, where candidate communication-free mechanisms (for example fixed private per-robot offsets, or randomized near-best action selection that breaks ties stochastically rather than greedily) can be evaluated against the collision baseline measured here.</w:t>
+        <w:t xml:space="preserve">menu.</w:t>
+      </w:r>
+    </w:p>
+    <w:p>
+      <w:pPr>
+        <w:pStyle w:val="BodyText"/>
+        <w:jc w:val="both"/>
+        <w:keepNext w:val="0"/>
+        <w:keepLines w:val="0"/>
+        <w:widowControl w:val="1"/>
+      </w:pPr>
+      <w:r>
+        <w:rPr>
+          <w:b/>
+          <w:bCs/>
+        </w:rPr>
+        <w:t xml:space="preserve">Coordination versus estimation.</w:t>
+      </w:r>
+      <w:r>
+        <w:t xml:space="preserve"> </w:t>
+      </w:r>
+      <w:r>
+        <w:t xml:space="preserve">To quantify how much of the gap to the centralized ceiling is coordination rather than estimation, we add a minimal communication budget as a reference point (not part of the communication-free method): each robot announces its intended task each round and contention is resolved by sequential greedy assignment over still-unclaimed tasks, at a cost of</w:t>
+      </w:r>
+      <w:r>
+        <w:t xml:space="preserve"> </w:t>
+      </w:r>
+      <m:oMath>
+        <m:r>
+          <m:t>O</m:t>
+        </m:r>
+        <m:r>
+          <m:rPr>
+            <m:sty m:val="p"/>
+          </m:rPr>
+          <m:t>(</m:t>
+        </m:r>
+        <m:r>
+          <m:t>m</m:t>
+        </m:r>
+        <m:r>
+          <m:rPr>
+            <m:sty m:val="p"/>
+          </m:rPr>
+          <m:t>)</m:t>
+        </m:r>
+      </m:oMath>
+      <w:r>
+        <w:t xml:space="preserve"> </w:t>
+      </w:r>
+      <w:r>
+        <w:t xml:space="preserve">one-task-id messages per round. This removes SwarmCF's residual collisions (rate</w:t>
+      </w:r>
+      <w:r>
+        <w:t xml:space="preserve"> </w:t>
+      </w:r>
+      <m:oMath>
+        <m:r>
+          <m:t>0.135</m:t>
+        </m:r>
+        <m:r>
+          <m:rPr>
+            <m:sty m:val="p"/>
+          </m:rPr>
+          <m:t>→</m:t>
+        </m:r>
+        <m:r>
+          <m:t>0</m:t>
+        </m:r>
+      </m:oMath>
+      <w:r>
+        <w:t xml:space="preserve">) and lifts its earned skill from</w:t>
+      </w:r>
+      <w:r>
+        <w:t xml:space="preserve"> </w:t>
+      </w:r>
+      <m:oMath>
+        <m:r>
+          <m:t>0.300</m:t>
+        </m:r>
+      </m:oMath>
+      <w:r>
+        <w:t xml:space="preserve"> </w:t>
+      </w:r>
+      <w:r>
+        <w:t xml:space="preserve">to</w:t>
+      </w:r>
+      <w:r>
+        <w:t xml:space="preserve"> </w:t>
+      </w:r>
+      <m:oMath>
+        <m:r>
+          <m:t>0.385</m:t>
+        </m:r>
+      </m:oMath>
+      <w:r>
+        <w:t xml:space="preserve"> </w:t>
+      </w:r>
+      <w:r>
+        <w:t xml:space="preserve">of the capacity-1 ceiling, a gain of</w:t>
+      </w:r>
+      <w:r>
+        <w:t xml:space="preserve"> </w:t>
+      </w:r>
+      <m:oMath>
+        <m:r>
+          <m:rPr>
+            <m:sty m:val="p"/>
+          </m:rPr>
+          <m:t>+</m:t>
+        </m:r>
+        <m:r>
+          <m:t>0.085</m:t>
+        </m:r>
+      </m:oMath>
+      <w:r>
+        <w:t xml:space="preserve">; the dominant remaining gap (to</w:t>
+      </w:r>
+      <w:r>
+        <w:t xml:space="preserve"> </w:t>
+      </w:r>
+      <m:oMath>
+        <m:r>
+          <m:t>1.0</m:t>
+        </m:r>
+      </m:oMath>
+      <w:r>
+        <w:t xml:space="preserve">) is</w:t>
+      </w:r>
+      <w:r>
+        <w:t xml:space="preserve"> </w:t>
+      </w:r>
+      <w:r>
+        <w:rPr>
+          <w:b/>
+          <w:bCs/>
+        </w:rPr>
+        <w:t xml:space="preserve">estimation</w:t>
+      </w:r>
+      <w:r>
+        <w:t xml:space="preserve"> </w:t>
+      </w:r>
+      <w:r>
+        <w:t xml:space="preserve">under the masked, private broadcast, not coordination. So for SwarmCF, whose heterogeneous models already de-conflict implicitly, coordination is the smaller limiter and estimation the larger, and this</w:t>
+      </w:r>
+      <w:r>
+        <w:t xml:space="preserve"> </w:t>
+      </w:r>
+      <m:oMath>
+        <m:r>
+          <m:rPr>
+            <m:sty m:val="p"/>
+          </m:rPr>
+          <m:t>+</m:t>
+        </m:r>
+        <m:r>
+          <m:t>0.085</m:t>
+        </m:r>
+      </m:oMath>
+      <w:r>
+        <w:t xml:space="preserve"> </w:t>
+      </w:r>
+      <w:r>
+        <w:t xml:space="preserve">bounds the earned-skill gain that any communication-free de-confliction can recover here. Closing this residual collision gap without communication is what a follow-up will study, where candidate mechanisms (for example fixed private per-robot offsets, or randomized near-best action selection that breaks ties stochastically rather than greedily) can be evaluated against the collision baseline measured here.</w:t>
       </w:r>
     </w:p>
     <w:p>
@@ -30471,7 +30634,1380 @@
       </w:r>
     </w:p>
     <w:bookmarkEnd w:id="74"/>
+    <w:bookmarkStart w:id="75" w:name="X4cf43806a018d5d6456fabf96bf37d9931ff3fc"/>
+    <w:p>
+      <w:pPr>
+        <w:pStyle w:val="Heading2"/>
+        <w:keepNext/>
+        <w:keepLines/>
+        <w:widowControl w:val="1"/>
+      </w:pPr>
+      <w:r>
+        <w:t xml:space="preserve">Appendix G. Sensitivity to the trait distribution</w:t>
+      </w:r>
+    </w:p>
+    <w:p>
+      <w:pPr>
+        <w:pStyle w:val="FirstParagraph"/>
+        <w:jc w:val="both"/>
+        <w:keepNext w:val="0"/>
+        <w:keepLines w:val="0"/>
+        <w:widowControl w:val="1"/>
+      </w:pPr>
+      <w:r>
+        <w:t xml:space="preserve">The body draws latent traits i.i.d. on the unit sphere with no discrete types (uniform_cosine). To check the categorical separation is a property of shared low-rank structure rather than of that particular distribution, we re-run the masked bake-off (the Table 3 harness,</w:t>
+      </w:r>
+      <w:r>
+        <w:t xml:space="preserve"> </w:t>
+      </w:r>
+      <m:oMath>
+        <m:r>
+          <m:t>ρ</m:t>
+        </m:r>
+        <m:r>
+          <m:rPr>
+            <m:sty m:val="p"/>
+          </m:rPr>
+          <m:t>=</m:t>
+        </m:r>
+        <m:r>
+          <m:t>0.25</m:t>
+        </m:r>
+      </m:oMath>
+      <w:r>
+        <w:t xml:space="preserve">, 16 seeds) on three trait-generating distributions, varying only the scenario:</w:t>
+      </w:r>
+      <w:r>
+        <w:t xml:space="preserve"> </w:t>
+      </w:r>
+      <w:r>
+        <w:rPr>
+          <w:b/>
+          <w:bCs/>
+        </w:rPr>
+        <w:t xml:space="preserve">block</w:t>
+      </w:r>
+      <w:r>
+        <w:t xml:space="preserve"> </w:t>
+      </w:r>
+      <w:r>
+        <w:t xml:space="preserve">(discrete latent types, the regime most favorable to clustering),</w:t>
+      </w:r>
+      <w:r>
+        <w:t xml:space="preserve"> </w:t>
+      </w:r>
+      <w:r>
+        <w:rPr>
+          <w:b/>
+          <w:bCs/>
+        </w:rPr>
+        <w:t xml:space="preserve">uniform</w:t>
+      </w:r>
+      <w:r>
+        <w:t xml:space="preserve"> </w:t>
+      </w:r>
+      <w:r>
+        <w:t xml:space="preserve">(the body's no-types headline), and</w:t>
+      </w:r>
+      <w:r>
+        <w:t xml:space="preserve"> </w:t>
+      </w:r>
+      <w:r>
+        <w:rPr>
+          <w:b/>
+          <w:bCs/>
+        </w:rPr>
+        <w:t xml:space="preserve">approximate low-rank</w:t>
+      </w:r>
+      <w:r>
+        <w:t xml:space="preserve"> </w:t>
+      </w:r>
+      <w:r>
+        <w:t xml:space="preserve">(continuous traits perturbed off the rank-</w:t>
+      </w:r>
+      <m:oMath>
+        <m:r>
+          <m:t>d</m:t>
+        </m:r>
+      </m:oMath>
+      <w:r>
+        <w:t xml:space="preserve"> </w:t>
+      </w:r>
+      <w:r>
+        <w:t xml:space="preserve">subspace,</w:t>
+      </w:r>
+      <w:r>
+        <w:t xml:space="preserve"> </w:t>
+      </w:r>
+      <m:oMath>
+        <m:r>
+          <m:t>ε</m:t>
+        </m:r>
+        <m:r>
+          <m:rPr>
+            <m:sty m:val="p"/>
+          </m:rPr>
+          <m:t>=</m:t>
+        </m:r>
+        <m:r>
+          <m:t>0.5</m:t>
+        </m:r>
+      </m:oMath>
+      <w:r>
+        <w:t xml:space="preserve">, so about 80% of the reward energy is low-rank; the full</w:t>
+      </w:r>
+      <w:r>
+        <w:t xml:space="preserve"> </w:t>
+      </w:r>
+      <m:oMath>
+        <m:r>
+          <m:t>ε</m:t>
+        </m:r>
+      </m:oMath>
+      <w:r>
+        <w:t xml:space="preserve">-sweep is Appendix F). This is also where we evaluate the two further structure-sharing baselines noted in Section 6, memory-based</w:t>
+      </w:r>
+      <w:r>
+        <w:t xml:space="preserve"> </w:t>
+      </w:r>
+      <w:r>
+        <w:rPr>
+          <w:b/>
+          <w:bCs/>
+        </w:rPr>
+        <w:t xml:space="preserve">kNN-CF</w:t>
+      </w:r>
+      <w:r>
+        <w:t xml:space="preserve"> </w:t>
+      </w:r>
+      <w:r>
+        <w:t xml:space="preserve">and convex nuclear-norm completion</w:t>
+      </w:r>
+      <w:r>
+        <w:t xml:space="preserve"> </w:t>
+      </w:r>
+      <w:r>
+        <w:rPr>
+          <w:b/>
+          <w:bCs/>
+        </w:rPr>
+        <w:t xml:space="preserve">SoftImpute</w:t>
+      </w:r>
+      <w:r>
+        <w:t xml:space="preserve">. Table 5 reports held-out unseen-pair skill.</w:t>
+      </w:r>
+    </w:p>
+    <w:p>
+      <w:pPr>
+        <w:pStyle w:val="TableCaption"/>
+        <w:spacing w:before="160" w:after="60" w:line="240" w:lineRule="auto"/>
+        <w:jc w:val="center"/>
+        <w:keepNext/>
+        <w:keepLines/>
+        <w:widowControl w:val="1"/>
+      </w:pPr>
+      <w:r>
+        <w:rPr>
+          <w:b/>
+          <w:bCs/>
+        </w:rPr>
+        <w:t xml:space="preserve">Table 5.</w:t>
+      </w:r>
+      <w:r>
+        <w:t xml:space="preserve"> </w:t>
+      </w:r>
+      <w:r>
+        <w:t xml:space="preserve">Unseen-pair skill by trait distribution (masked harness,</w:t>
+      </w:r>
+      <w:r>
+        <w:t xml:space="preserve"> </w:t>
+      </w:r>
+      <m:oMath>
+        <m:r>
+          <m:t>ρ</m:t>
+        </m:r>
+        <m:r>
+          <m:rPr>
+            <m:sty m:val="p"/>
+          </m:rPr>
+          <m:t>=</m:t>
+        </m:r>
+        <m:r>
+          <m:t>0.25</m:t>
+        </m:r>
+      </m:oMath>
+      <w:r>
+        <w:t xml:space="preserve">, 16 seeds; means, with bootstrap 95% CIs in the released data). SwarmCF leads in every distribution and its 16-seed intervals exceed every baseline; the structure-free learners (Independent-UCB, MF-SGD) sit at the floor throughout (intervals straddling zero).</w:t>
+      </w:r>
+    </w:p>
+    <w:tbl>
+      <w:tblPr>
+        <w:tblStyle w:val="Table"/>
+        <w:tblW w:type="pct" w:w="5000"/>
+        <w:jc w:val="center"/>
+        <w:tblLayout w:type="autofit"/>
+        <w:tblLook w:firstRow="1" w:lastRow="0" w:firstColumn="0" w:lastColumn="0" w:noHBand="0" w:noVBand="0" w:val="0020"/>
+        <w:tblBorders>
+          <w:top w:val="single" w:sz="10" w:color="4F6272"/>
+          <w:bottom w:val="single" w:sz="10" w:color="4F6272"/>
+          <w:insideH w:val="single" w:sz="5" w:color="9FB0C2"/>
+          <w:left w:val="single" w:sz="6" w:color="9FB0C2"/>
+          <w:right w:val="single" w:sz="6" w:color="9FB0C2"/>
+          <w:insideV w:val="single" w:sz="5" w:color="D9E1E8"/>
+        </w:tblBorders>
+      </w:tblPr>
+      <w:tblGrid>
+        <w:gridCol w:w="1980"/>
+        <w:gridCol w:w="1980"/>
+        <w:gridCol w:w="1980"/>
+        <w:gridCol w:w="1980"/>
+      </w:tblGrid>
+      <w:tr>
+        <w:trPr>
+          <w:tblHeader w:val="on"/>
+        </w:trPr>
+        <w:tc>
+          <w:tcPr>
+            <w:shd w:fill="EEF3F7"/>
+            <w:tcBorders>
+              <w:left w:val="single" w:sz="4" w:color="D9E1E8"/>
+              <w:right w:val="single" w:sz="4" w:color="D9E1E8"/>
+              <w:top w:val="single" w:sz="4" w:color="D9E1E8"/>
+              <w:bottom w:val="single" w:sz="8" w:color="9FB0C2"/>
+            </w:tcBorders>
+          </w:tcPr>
+          <w:p>
+            <w:pPr>
+              <w:pStyle w:val="Compact"/>
+              <w:spacing w:before="0" w:after="20" w:line="240" w:lineRule="auto"/>
+              <w:jc w:val="center"/>
+              <w:keepNext w:val="0"/>
+              <w:keepLines/>
+              <w:widowControl w:val="1"/>
+            </w:pPr>
+            <w:r>
+              <w:rPr>
+                <w:rFonts w:ascii="Times New Roman" w:hAnsi="Times New Roman"/>
+                <w:b/>
+                <w:sz w:val="19"/>
+              </w:rPr>
+              <w:t xml:space="preserve">Method (paradigm)</w:t>
+            </w:r>
+          </w:p>
+        </w:tc>
+        <w:tc>
+          <w:tcPr>
+            <w:shd w:fill="EEF3F7"/>
+            <w:tcBorders>
+              <w:left w:val="single" w:sz="4" w:color="D9E1E8"/>
+              <w:right w:val="single" w:sz="4" w:color="D9E1E8"/>
+              <w:top w:val="single" w:sz="4" w:color="D9E1E8"/>
+              <w:bottom w:val="single" w:sz="8" w:color="9FB0C2"/>
+            </w:tcBorders>
+          </w:tcPr>
+          <w:p>
+            <w:pPr>
+              <w:pStyle w:val="Compact"/>
+              <w:spacing w:before="0" w:after="20" w:line="240" w:lineRule="auto"/>
+              <w:jc w:val="center"/>
+              <w:keepNext w:val="0"/>
+              <w:keepLines/>
+              <w:widowControl w:val="1"/>
+            </w:pPr>
+            <w:r>
+              <w:rPr>
+                <w:rFonts w:ascii="Times New Roman" w:hAnsi="Times New Roman"/>
+                <w:b/>
+                <w:sz w:val="19"/>
+              </w:rPr>
+              <w:t xml:space="preserve">block</w:t>
+            </w:r>
+            <w:r>
+              <w:rPr>
+                <w:rFonts w: